--- a/man/figures/demo-report-final.docx
+++ b/man/figures/demo-report-final.docx
@@ -864,15 +864,602 @@
         <w:pStyle w:val="Heading1"/>
       </w:pPr>
       <w:r w:run_index="63">
-        <w:t xml:space="preserve" w:run_content_index="67">Abbreviations</w:t>
+        <w:t xml:space="preserve" w:run_content_index="67">List of Figures (All)</w:t>
       </w:r>
     </w:p>
     <w:p w:doc_index="65">
+      <w:bookmarkStart w:id="800003" w:name="quartifyr-list-of-figures"/>
+      <w:bookmarkEnd w:id="800003"/>
+    </w:p>
+    <w:p w:doc_index="66">
+      <w:pPr>
+        <w:pStyle w:val="TOC1"/>
+      </w:pPr>
+      <w:hyperlink w:anchor="FigConcTime">
+        <w:r w:run_index="64">
+          <w:rPr>
+            <w:rStyle w:val="Hyperlink"/>
+          </w:rPr>
+          <w:fldChar w:fldCharType="begin" w:dirty="true" w:run_content_index="68"/>
+        </w:r>
+        <w:r w:run_index="65">
+          <w:rPr>
+            <w:rStyle w:val="Hyperlink"/>
+          </w:rPr>
+          <w:instrText xml:space="preserve" w:run_content_index="69"> REF FigConcTime \h </w:instrText>
+        </w:r>
+        <w:r w:run_index="66">
+          <w:rPr>
+            <w:rStyle w:val="Hyperlink"/>
+          </w:rPr>
+          <w:fldChar w:fldCharType="separate" w:run_content_index="70"/>
+        </w:r>
+        <w:r w:run_index="67">
+          <w:rPr>
+            <w:rStyle w:val="Hyperlink"/>
+          </w:rPr>
+          <w:t xml:space="preserve" w:run_content_index="71">Figure ?</w:t>
+        </w:r>
+        <w:r w:run_index="68">
+          <w:rPr>
+            <w:rStyle w:val="Hyperlink"/>
+          </w:rPr>
+          <w:fldChar w:fldCharType="end" w:run_content_index="72"/>
+        </w:r>
+        <w:r w:run_index="69">
+          <w:rPr>
+            <w:rStyle w:val="Hyperlink"/>
+          </w:rPr>
+          <w:t xml:space="preserve" w:run_content_index="73"> Concentration-time profile</w:t>
+        </w:r>
+        <w:r w:run_index="70">
+          <w:rPr>
+            <w:rStyle w:val="Hyperlink"/>
+          </w:rPr>
+          <w:tab w:run_content_index="74"/>
+        </w:r>
+        <w:r w:run_index="71">
+          <w:rPr>
+            <w:rStyle w:val="Hyperlink"/>
+          </w:rPr>
+          <w:fldChar w:fldCharType="begin" w:dirty="true" w:run_content_index="75"/>
+        </w:r>
+        <w:r w:run_index="72">
+          <w:rPr>
+            <w:rStyle w:val="Hyperlink"/>
+          </w:rPr>
+          <w:instrText xml:space="preserve" w:run_content_index="76"> PAGEREF FigConcTime \h </w:instrText>
+        </w:r>
+        <w:r w:run_index="73">
+          <w:rPr>
+            <w:rStyle w:val="Hyperlink"/>
+          </w:rPr>
+          <w:fldChar w:fldCharType="separate" w:run_content_index="77"/>
+        </w:r>
+        <w:r w:run_index="74">
+          <w:rPr>
+            <w:rStyle w:val="Hyperlink"/>
+          </w:rPr>
+          <w:t xml:space="preserve" w:run_content_index="78">?</w:t>
+        </w:r>
+        <w:r w:run_index="75">
+          <w:rPr>
+            <w:rStyle w:val="Hyperlink"/>
+          </w:rPr>
+          <w:fldChar w:fldCharType="end" w:run_content_index="79"/>
+        </w:r>
+      </w:hyperlink>
+    </w:p>
+    <w:p w:doc_index="67">
+      <w:pPr>
+        <w:pStyle w:val="TOC1"/>
+      </w:pPr>
+      <w:hyperlink w:anchor="FigAppendixExample">
+        <w:r w:run_index="76">
+          <w:rPr>
+            <w:rStyle w:val="Hyperlink"/>
+          </w:rPr>
+          <w:fldChar w:fldCharType="begin" w:dirty="true" w:run_content_index="80"/>
+        </w:r>
+        <w:r w:run_index="77">
+          <w:rPr>
+            <w:rStyle w:val="Hyperlink"/>
+          </w:rPr>
+          <w:instrText xml:space="preserve" w:run_content_index="81"> REF FigAppendixExample \h </w:instrText>
+        </w:r>
+        <w:r w:run_index="78">
+          <w:rPr>
+            <w:rStyle w:val="Hyperlink"/>
+          </w:rPr>
+          <w:fldChar w:fldCharType="separate" w:run_content_index="82"/>
+        </w:r>
+        <w:r w:run_index="79">
+          <w:rPr>
+            <w:rStyle w:val="Hyperlink"/>
+          </w:rPr>
+          <w:t xml:space="preserve" w:run_content_index="83">Figure ?</w:t>
+        </w:r>
+        <w:r w:run_index="80">
+          <w:rPr>
+            <w:rStyle w:val="Hyperlink"/>
+          </w:rPr>
+          <w:fldChar w:fldCharType="end" w:run_content_index="84"/>
+        </w:r>
+        <w:r w:run_index="81">
+          <w:rPr>
+            <w:rStyle w:val="Hyperlink"/>
+          </w:rPr>
+          <w:t xml:space="preserve" w:run_content_index="85"> Example appendix-scoped figure</w:t>
+        </w:r>
+        <w:r w:run_index="82">
+          <w:rPr>
+            <w:rStyle w:val="Hyperlink"/>
+          </w:rPr>
+          <w:tab w:run_content_index="86"/>
+        </w:r>
+        <w:r w:run_index="83">
+          <w:rPr>
+            <w:rStyle w:val="Hyperlink"/>
+          </w:rPr>
+          <w:fldChar w:fldCharType="begin" w:dirty="true" w:run_content_index="87"/>
+        </w:r>
+        <w:r w:run_index="84">
+          <w:rPr>
+            <w:rStyle w:val="Hyperlink"/>
+          </w:rPr>
+          <w:instrText xml:space="preserve" w:run_content_index="88"> PAGEREF FigAppendixExample \h </w:instrText>
+        </w:r>
+        <w:r w:run_index="85">
+          <w:rPr>
+            <w:rStyle w:val="Hyperlink"/>
+          </w:rPr>
+          <w:fldChar w:fldCharType="separate" w:run_content_index="89"/>
+        </w:r>
+        <w:r w:run_index="86">
+          <w:rPr>
+            <w:rStyle w:val="Hyperlink"/>
+          </w:rPr>
+          <w:t xml:space="preserve" w:run_content_index="90">?</w:t>
+        </w:r>
+        <w:r w:run_index="87">
+          <w:rPr>
+            <w:rStyle w:val="Hyperlink"/>
+          </w:rPr>
+          <w:fldChar w:fldCharType="end" w:run_content_index="91"/>
+        </w:r>
+      </w:hyperlink>
+    </w:p>
+    <w:p w:doc_index="68">
+      <w:pPr>
+        <w:pStyle w:val="TOC1"/>
+      </w:pPr>
+      <w:hyperlink w:anchor="FigSectionExample">
+        <w:r w:run_index="88">
+          <w:rPr>
+            <w:rStyle w:val="Hyperlink"/>
+          </w:rPr>
+          <w:fldChar w:fldCharType="begin" w:dirty="true" w:run_content_index="92"/>
+        </w:r>
+        <w:r w:run_index="89">
+          <w:rPr>
+            <w:rStyle w:val="Hyperlink"/>
+          </w:rPr>
+          <w:instrText xml:space="preserve" w:run_content_index="93"> REF FigSectionExample \h </w:instrText>
+        </w:r>
+        <w:r w:run_index="90">
+          <w:rPr>
+            <w:rStyle w:val="Hyperlink"/>
+          </w:rPr>
+          <w:fldChar w:fldCharType="separate" w:run_content_index="94"/>
+        </w:r>
+        <w:r w:run_index="91">
+          <w:rPr>
+            <w:rStyle w:val="Hyperlink"/>
+          </w:rPr>
+          <w:t xml:space="preserve" w:run_content_index="95">Figure ?</w:t>
+        </w:r>
+        <w:r w:run_index="92">
+          <w:rPr>
+            <w:rStyle w:val="Hyperlink"/>
+          </w:rPr>
+          <w:fldChar w:fldCharType="end" w:run_content_index="96"/>
+        </w:r>
+        <w:r w:run_index="93">
+          <w:rPr>
+            <w:rStyle w:val="Hyperlink"/>
+          </w:rPr>
+          <w:t xml:space="preserve" w:run_content_index="97"> Example section-scoped figure</w:t>
+        </w:r>
+        <w:r w:run_index="94">
+          <w:rPr>
+            <w:rStyle w:val="Hyperlink"/>
+          </w:rPr>
+          <w:tab w:run_content_index="98"/>
+        </w:r>
+        <w:r w:run_index="95">
+          <w:rPr>
+            <w:rStyle w:val="Hyperlink"/>
+          </w:rPr>
+          <w:fldChar w:fldCharType="begin" w:dirty="true" w:run_content_index="99"/>
+        </w:r>
+        <w:r w:run_index="96">
+          <w:rPr>
+            <w:rStyle w:val="Hyperlink"/>
+          </w:rPr>
+          <w:instrText xml:space="preserve" w:run_content_index="100"> PAGEREF FigSectionExample \h </w:instrText>
+        </w:r>
+        <w:r w:run_index="97">
+          <w:rPr>
+            <w:rStyle w:val="Hyperlink"/>
+          </w:rPr>
+          <w:fldChar w:fldCharType="separate" w:run_content_index="101"/>
+        </w:r>
+        <w:r w:run_index="98">
+          <w:rPr>
+            <w:rStyle w:val="Hyperlink"/>
+          </w:rPr>
+          <w:t xml:space="preserve" w:run_content_index="102">?</w:t>
+        </w:r>
+        <w:r w:run_index="99">
+          <w:rPr>
+            <w:rStyle w:val="Hyperlink"/>
+          </w:rPr>
+          <w:fldChar w:fldCharType="end" w:run_content_index="103"/>
+        </w:r>
+      </w:hyperlink>
+    </w:p>
+    <w:p w:doc_index="69">
+      <w:pPr>
+        <w:pStyle w:val="TOC1"/>
+      </w:pPr>
+      <w:hyperlink w:anchor="FigSubsectionExample">
+        <w:r w:run_index="100">
+          <w:rPr>
+            <w:rStyle w:val="Hyperlink"/>
+          </w:rPr>
+          <w:fldChar w:fldCharType="begin" w:dirty="true" w:run_content_index="104"/>
+        </w:r>
+        <w:r w:run_index="101">
+          <w:rPr>
+            <w:rStyle w:val="Hyperlink"/>
+          </w:rPr>
+          <w:instrText xml:space="preserve" w:run_content_index="105"> REF FigSubsectionExample \h </w:instrText>
+        </w:r>
+        <w:r w:run_index="102">
+          <w:rPr>
+            <w:rStyle w:val="Hyperlink"/>
+          </w:rPr>
+          <w:fldChar w:fldCharType="separate" w:run_content_index="106"/>
+        </w:r>
+        <w:r w:run_index="103">
+          <w:rPr>
+            <w:rStyle w:val="Hyperlink"/>
+          </w:rPr>
+          <w:t xml:space="preserve" w:run_content_index="107">Figure ?</w:t>
+        </w:r>
+        <w:r w:run_index="104">
+          <w:rPr>
+            <w:rStyle w:val="Hyperlink"/>
+          </w:rPr>
+          <w:fldChar w:fldCharType="end" w:run_content_index="108"/>
+        </w:r>
+        <w:r w:run_index="105">
+          <w:rPr>
+            <w:rStyle w:val="Hyperlink"/>
+          </w:rPr>
+          <w:t xml:space="preserve" w:run_content_index="109"> Example subsection-scoped figure</w:t>
+        </w:r>
+        <w:r w:run_index="106">
+          <w:rPr>
+            <w:rStyle w:val="Hyperlink"/>
+          </w:rPr>
+          <w:tab w:run_content_index="110"/>
+        </w:r>
+        <w:r w:run_index="107">
+          <w:rPr>
+            <w:rStyle w:val="Hyperlink"/>
+          </w:rPr>
+          <w:fldChar w:fldCharType="begin" w:dirty="true" w:run_content_index="111"/>
+        </w:r>
+        <w:r w:run_index="108">
+          <w:rPr>
+            <w:rStyle w:val="Hyperlink"/>
+          </w:rPr>
+          <w:instrText xml:space="preserve" w:run_content_index="112"> PAGEREF FigSubsectionExample \h </w:instrText>
+        </w:r>
+        <w:r w:run_index="109">
+          <w:rPr>
+            <w:rStyle w:val="Hyperlink"/>
+          </w:rPr>
+          <w:fldChar w:fldCharType="separate" w:run_content_index="113"/>
+        </w:r>
+        <w:r w:run_index="110">
+          <w:rPr>
+            <w:rStyle w:val="Hyperlink"/>
+          </w:rPr>
+          <w:t xml:space="preserve" w:run_content_index="114">?</w:t>
+        </w:r>
+        <w:r w:run_index="111">
+          <w:rPr>
+            <w:rStyle w:val="Hyperlink"/>
+          </w:rPr>
+          <w:fldChar w:fldCharType="end" w:run_content_index="115"/>
+        </w:r>
+      </w:hyperlink>
+    </w:p>
+    <w:p w:doc_index="70">
+      <w:r w:run_index="112">
+        <w:br w:type="page" w:run_content_index="116"/>
+      </w:r>
+    </w:p>
+    <w:p w:doc_index="71">
+      <w:pPr>
+        <w:pStyle w:val="Heading1"/>
+      </w:pPr>
+      <w:r w:run_index="113">
+        <w:t xml:space="preserve" w:run_content_index="117">List of Tables (All)</w:t>
+      </w:r>
+    </w:p>
+    <w:p w:doc_index="72">
+      <w:bookmarkStart w:id="800004" w:name="quartifyr-list-of-tables"/>
+      <w:bookmarkEnd w:id="800004"/>
+    </w:p>
+    <w:p w:doc_index="73">
+      <w:pPr>
+        <w:pStyle w:val="TOC1"/>
+      </w:pPr>
+      <w:hyperlink w:anchor="TblPkSummary">
+        <w:r w:run_index="114">
+          <w:rPr>
+            <w:rStyle w:val="Hyperlink"/>
+          </w:rPr>
+          <w:fldChar w:fldCharType="begin" w:dirty="true" w:run_content_index="118"/>
+        </w:r>
+        <w:r w:run_index="115">
+          <w:rPr>
+            <w:rStyle w:val="Hyperlink"/>
+          </w:rPr>
+          <w:instrText xml:space="preserve" w:run_content_index="119"> REF TblPkSummary \h </w:instrText>
+        </w:r>
+        <w:r w:run_index="116">
+          <w:rPr>
+            <w:rStyle w:val="Hyperlink"/>
+          </w:rPr>
+          <w:fldChar w:fldCharType="separate" w:run_content_index="120"/>
+        </w:r>
+        <w:r w:run_index="117">
+          <w:rPr>
+            <w:rStyle w:val="Hyperlink"/>
+          </w:rPr>
+          <w:t xml:space="preserve" w:run_content_index="121">Table ?</w:t>
+        </w:r>
+        <w:r w:run_index="118">
+          <w:rPr>
+            <w:rStyle w:val="Hyperlink"/>
+          </w:rPr>
+          <w:fldChar w:fldCharType="end" w:run_content_index="122"/>
+        </w:r>
+        <w:r w:run_index="119">
+          <w:rPr>
+            <w:rStyle w:val="Hyperlink"/>
+          </w:rPr>
+          <w:t xml:space="preserve" w:run_content_index="123"> Per-participant PK summary statistics</w:t>
+        </w:r>
+        <w:r w:run_index="120">
+          <w:rPr>
+            <w:rStyle w:val="Hyperlink"/>
+          </w:rPr>
+          <w:tab w:run_content_index="124"/>
+        </w:r>
+        <w:r w:run_index="121">
+          <w:rPr>
+            <w:rStyle w:val="Hyperlink"/>
+          </w:rPr>
+          <w:fldChar w:fldCharType="begin" w:dirty="true" w:run_content_index="125"/>
+        </w:r>
+        <w:r w:run_index="122">
+          <w:rPr>
+            <w:rStyle w:val="Hyperlink"/>
+          </w:rPr>
+          <w:instrText xml:space="preserve" w:run_content_index="126"> PAGEREF TblPkSummary \h </w:instrText>
+        </w:r>
+        <w:r w:run_index="123">
+          <w:rPr>
+            <w:rStyle w:val="Hyperlink"/>
+          </w:rPr>
+          <w:fldChar w:fldCharType="separate" w:run_content_index="127"/>
+        </w:r>
+        <w:r w:run_index="124">
+          <w:rPr>
+            <w:rStyle w:val="Hyperlink"/>
+          </w:rPr>
+          <w:t xml:space="preserve" w:run_content_index="128">?</w:t>
+        </w:r>
+        <w:r w:run_index="125">
+          <w:rPr>
+            <w:rStyle w:val="Hyperlink"/>
+          </w:rPr>
+          <w:fldChar w:fldCharType="end" w:run_content_index="129"/>
+        </w:r>
+      </w:hyperlink>
+    </w:p>
+    <w:p w:doc_index="74">
+      <w:pPr>
+        <w:pStyle w:val="TOC1"/>
+      </w:pPr>
+      <w:hyperlink w:anchor="TblDemographics">
+        <w:r w:run_index="126">
+          <w:rPr>
+            <w:rStyle w:val="Hyperlink"/>
+          </w:rPr>
+          <w:fldChar w:fldCharType="begin" w:dirty="true" w:run_content_index="130"/>
+        </w:r>
+        <w:r w:run_index="127">
+          <w:rPr>
+            <w:rStyle w:val="Hyperlink"/>
+          </w:rPr>
+          <w:instrText xml:space="preserve" w:run_content_index="131"> REF TblDemographics \h </w:instrText>
+        </w:r>
+        <w:r w:run_index="128">
+          <w:rPr>
+            <w:rStyle w:val="Hyperlink"/>
+          </w:rPr>
+          <w:fldChar w:fldCharType="separate" w:run_content_index="132"/>
+        </w:r>
+        <w:r w:run_index="129">
+          <w:rPr>
+            <w:rStyle w:val="Hyperlink"/>
+          </w:rPr>
+          <w:t xml:space="preserve" w:run_content_index="133">Table ?</w:t>
+        </w:r>
+        <w:r w:run_index="130">
+          <w:rPr>
+            <w:rStyle w:val="Hyperlink"/>
+          </w:rPr>
+          <w:fldChar w:fldCharType="end" w:run_content_index="134"/>
+        </w:r>
+        <w:r w:run_index="131">
+          <w:rPr>
+            <w:rStyle w:val="Hyperlink"/>
+          </w:rPr>
+          <w:t xml:space="preserve" w:run_content_index="135"> Participant demographic and dosing summary</w:t>
+        </w:r>
+        <w:r w:run_index="132">
+          <w:rPr>
+            <w:rStyle w:val="Hyperlink"/>
+          </w:rPr>
+          <w:tab w:run_content_index="136"/>
+        </w:r>
+        <w:r w:run_index="133">
+          <w:rPr>
+            <w:rStyle w:val="Hyperlink"/>
+          </w:rPr>
+          <w:fldChar w:fldCharType="begin" w:dirty="true" w:run_content_index="137"/>
+        </w:r>
+        <w:r w:run_index="134">
+          <w:rPr>
+            <w:rStyle w:val="Hyperlink"/>
+          </w:rPr>
+          <w:instrText xml:space="preserve" w:run_content_index="138"> PAGEREF TblDemographics \h </w:instrText>
+        </w:r>
+        <w:r w:run_index="135">
+          <w:rPr>
+            <w:rStyle w:val="Hyperlink"/>
+          </w:rPr>
+          <w:fldChar w:fldCharType="separate" w:run_content_index="139"/>
+        </w:r>
+        <w:r w:run_index="136">
+          <w:rPr>
+            <w:rStyle w:val="Hyperlink"/>
+          </w:rPr>
+          <w:t xml:space="preserve" w:run_content_index="140">?</w:t>
+        </w:r>
+        <w:r w:run_index="137">
+          <w:rPr>
+            <w:rStyle w:val="Hyperlink"/>
+          </w:rPr>
+          <w:fldChar w:fldCharType="end" w:run_content_index="141"/>
+        </w:r>
+      </w:hyperlink>
+    </w:p>
+    <w:p w:doc_index="75">
+      <w:pPr>
+        <w:pStyle w:val="TOC1"/>
+      </w:pPr>
+      <w:hyperlink w:anchor="TblAppendixExample">
+        <w:r w:run_index="138">
+          <w:rPr>
+            <w:rStyle w:val="Hyperlink"/>
+          </w:rPr>
+          <w:fldChar w:fldCharType="begin" w:dirty="true" w:run_content_index="142"/>
+        </w:r>
+        <w:r w:run_index="139">
+          <w:rPr>
+            <w:rStyle w:val="Hyperlink"/>
+          </w:rPr>
+          <w:instrText xml:space="preserve" w:run_content_index="143"> REF TblAppendixExample \h </w:instrText>
+        </w:r>
+        <w:r w:run_index="140">
+          <w:rPr>
+            <w:rStyle w:val="Hyperlink"/>
+          </w:rPr>
+          <w:fldChar w:fldCharType="separate" w:run_content_index="144"/>
+        </w:r>
+        <w:r w:run_index="141">
+          <w:rPr>
+            <w:rStyle w:val="Hyperlink"/>
+          </w:rPr>
+          <w:t xml:space="preserve" w:run_content_index="145">Table ?</w:t>
+        </w:r>
+        <w:r w:run_index="142">
+          <w:rPr>
+            <w:rStyle w:val="Hyperlink"/>
+          </w:rPr>
+          <w:fldChar w:fldCharType="end" w:run_content_index="146"/>
+        </w:r>
+        <w:r w:run_index="143">
+          <w:rPr>
+            <w:rStyle w:val="Hyperlink"/>
+          </w:rPr>
+          <w:t xml:space="preserve" w:run_content_index="147"> Example appendix-scoped table</w:t>
+        </w:r>
+        <w:r w:run_index="144">
+          <w:rPr>
+            <w:rStyle w:val="Hyperlink"/>
+          </w:rPr>
+          <w:tab w:run_content_index="148"/>
+        </w:r>
+        <w:r w:run_index="145">
+          <w:rPr>
+            <w:rStyle w:val="Hyperlink"/>
+          </w:rPr>
+          <w:fldChar w:fldCharType="begin" w:dirty="true" w:run_content_index="149"/>
+        </w:r>
+        <w:r w:run_index="146">
+          <w:rPr>
+            <w:rStyle w:val="Hyperlink"/>
+          </w:rPr>
+          <w:instrText xml:space="preserve" w:run_content_index="150"> PAGEREF TblAppendixExample \h </w:instrText>
+        </w:r>
+        <w:r w:run_index="147">
+          <w:rPr>
+            <w:rStyle w:val="Hyperlink"/>
+          </w:rPr>
+          <w:fldChar w:fldCharType="separate" w:run_content_index="151"/>
+        </w:r>
+        <w:r w:run_index="148">
+          <w:rPr>
+            <w:rStyle w:val="Hyperlink"/>
+          </w:rPr>
+          <w:t xml:space="preserve" w:run_content_index="152">?</w:t>
+        </w:r>
+        <w:r w:run_index="149">
+          <w:rPr>
+            <w:rStyle w:val="Hyperlink"/>
+          </w:rPr>
+          <w:fldChar w:fldCharType="end" w:run_content_index="153"/>
+        </w:r>
+      </w:hyperlink>
+    </w:p>
+    <w:p w:doc_index="76">
+      <w:r w:run_index="150">
+        <w:br w:type="page" w:run_content_index="154"/>
+      </w:r>
+    </w:p>
+    <w:p w:doc_index="77">
+      <w:pPr>
+        <w:pStyle w:val="Heading1"/>
+      </w:pPr>
+      <w:r w:run_index="151">
+        <w:t xml:space="preserve" w:run_content_index="155">Abbreviations</w:t>
+      </w:r>
+    </w:p>
+    <w:p w:doc_index="78">
       <w:pPr>
         <w:pStyle w:val="BodyText"/>
       </w:pPr>
-      <w:r w:run_index="64">
-        <w:t xml:space="preserve" w:run_content_index="68">Terms and abbreviations used in this report are listed below.</w:t>
+      <w:r w:run_index="152">
+        <w:t xml:space="preserve" w:run_content_index="156">Terms and abbreviations used in this report are listed below.</w:t>
       </w:r>
     </w:p>
     <w:tbl w:table_index="5">
@@ -888,36 +1475,36 @@
       <w:tr w:tr_index="16">
         <w:tc w:tc_index="31">
           <w:tcPr/>
-          <w:p w:doc_index="66">
+          <w:p w:doc_index="79">
             <w:pPr>
               <w:pStyle w:val="Compact"/>
               <w:jc w:val="left"/>
             </w:pPr>
-            <w:r w:run_index="65">
-              <w:t xml:space="preserve" w:run_content_index="69">PK</w:t>
+            <w:r w:run_index="153">
+              <w:t xml:space="preserve" w:run_content_index="157">PK</w:t>
             </w:r>
           </w:p>
         </w:tc>
         <w:tc w:tc_index="32">
           <w:tcPr/>
-          <w:p w:doc_index="67">
+          <w:p w:doc_index="80">
             <w:pPr>
               <w:pStyle w:val="Compact"/>
               <w:jc w:val="left"/>
             </w:pPr>
-            <w:r w:run_index="66">
-              <w:t xml:space="preserve" w:run_content_index="70">Pharmacokinetic</w:t>
+            <w:r w:run_index="154">
+              <w:t xml:space="preserve" w:run_content_index="158">Pharmacokinetic</w:t>
             </w:r>
           </w:p>
         </w:tc>
       </w:tr>
     </w:tbl>
-    <w:p w:doc_index="68">
-      <w:r w:run_index="67">
-        <w:br w:type="page" w:run_content_index="71"/>
+    <w:p w:doc_index="81">
+      <w:r w:run_index="155">
+        <w:br w:type="page" w:run_content_index="159"/>
       </w:r>
     </w:p>
-    <w:p w:doc_index="69">
+    <w:p w:doc_index="82">
       <w:pPr>
         <w:sectPr>
           <w:headerReference w:type="default" r:id="rId2"/>
@@ -933,124 +1520,124 @@
       <w:bookmarkEnd w:id="800001"/>
     </w:p>
     <w:bookmarkStart w:id="21" w:name="introduction"/>
-    <w:p w:doc_index="70">
+    <w:p w:doc_index="83">
       <w:pPr>
         <w:pStyle w:val="Heading1"/>
       </w:pPr>
-      <w:r w:run_index="68">
-        <w:t xml:space="preserve" w:run_content_index="72">1. 	Introduction</w:t>
+      <w:r w:run_index="156">
+        <w:t xml:space="preserve" w:run_content_index="160">1. 	Introduction</w:t>
       </w:r>
     </w:p>
-    <w:p w:doc_index="71">
+    <w:p w:doc_index="84">
       <w:pPr>
         <w:pStyle w:val="FirstParagraph"/>
       </w:pPr>
-      <w:r w:run_index="69">
-        <w:t xml:space="preserve" w:run_content_index="73">This demonstration report summarizes a pharmacokinetic (PK) analysis of theophylline</w:t>
-      </w:r>
-      <w:r w:run_index="70">
-        <w:t xml:space="preserve" w:run_content_index="74"> </w:t>
-      </w:r>
-      <w:r w:run_index="71">
-        <w:t xml:space="preserve" w:run_content_index="75">concentrations from the built-in</w:t>
-      </w:r>
-      <w:r w:run_index="72">
-        <w:t xml:space="preserve" w:run_content_index="76"> </w:t>
-      </w:r>
-      <w:r w:run_index="73">
+      <w:r w:run_index="157">
+        <w:t xml:space="preserve" w:run_content_index="161">This demonstration report summarizes a pharmacokinetic (PK) analysis of theophylline</w:t>
+      </w:r>
+      <w:r w:run_index="158">
+        <w:t xml:space="preserve" w:run_content_index="162"> </w:t>
+      </w:r>
+      <w:r w:run_index="159">
+        <w:t xml:space="preserve" w:run_content_index="163">concentrations from the built-in</w:t>
+      </w:r>
+      <w:r w:run_index="160">
+        <w:t xml:space="preserve" w:run_content_index="164"> </w:t>
+      </w:r>
+      <w:r w:run_index="161">
         <w:rPr>
           <w:rStyle w:val="VerbatimChar"/>
         </w:rPr>
-        <w:t xml:space="preserve" w:run_content_index="77">Theoph</w:t>
-      </w:r>
-      <w:r w:run_index="74">
-        <w:t xml:space="preserve" w:run_content_index="78"> </w:t>
-      </w:r>
-      <w:r w:run_index="75">
-        <w:t xml:space="preserve" w:run_content_index="79">dataset</w:t>
-      </w:r>
-      <w:r w:run_index="76">
-        <w:t xml:space="preserve" w:run_content_index="80"> </w:t>
-      </w:r>
-      <w:r w:run_index="77">
-        <w:t xml:space="preserve" w:run_content_index="81">[</w:t>
+        <w:t xml:space="preserve" w:run_content_index="165">Theoph</w:t>
+      </w:r>
+      <w:r w:run_index="162">
+        <w:t xml:space="preserve" w:run_content_index="166"> </w:t>
+      </w:r>
+      <w:r w:run_index="163">
+        <w:t xml:space="preserve" w:run_content_index="167">dataset</w:t>
+      </w:r>
+      <w:r w:run_index="164">
+        <w:t xml:space="preserve" w:run_content_index="168"> </w:t>
+      </w:r>
+      <w:r w:run_index="165">
+        <w:t xml:space="preserve" w:run_content_index="169">[</w:t>
       </w:r>
       <w:hyperlink w:anchor="ref-boeckmann1994">
-        <w:r w:run_index="78">
+        <w:r w:run_index="166">
           <w:rPr>
             <w:rStyle w:val="Hyperlink"/>
           </w:rPr>
-          <w:t xml:space="preserve" w:run_content_index="82">1</w:t>
+          <w:t xml:space="preserve" w:run_content_index="170">1</w:t>
         </w:r>
       </w:hyperlink>
-      <w:r w:run_index="79">
-        <w:t xml:space="preserve" w:run_content_index="83">]</w:t>
-      </w:r>
-      <w:r w:run_index="80">
-        <w:t xml:space="preserve" w:run_content_index="84">,</w:t>
-      </w:r>
-      <w:r w:run_index="81">
-        <w:t xml:space="preserve" w:run_content_index="85"> </w:t>
-      </w:r>
-      <w:r w:run_index="82">
-        <w:t xml:space="preserve" w:run_content_index="86">rendered end to end through quartifyr’s two-pass shell/fill pipeline.</w:t>
+      <w:r w:run_index="167">
+        <w:t xml:space="preserve" w:run_content_index="171">]</w:t>
+      </w:r>
+      <w:r w:run_index="168">
+        <w:t xml:space="preserve" w:run_content_index="172">,</w:t>
+      </w:r>
+      <w:r w:run_index="169">
+        <w:t xml:space="preserve" w:run_content_index="173"> </w:t>
+      </w:r>
+      <w:r w:run_index="170">
+        <w:t xml:space="preserve" w:run_content_index="174">rendered end to end through quartifyr’s two-pass shell/fill pipeline.</w:t>
       </w:r>
     </w:p>
-    <w:p w:doc_index="72">
-      <w:r w:run_index="83">
-        <w:br w:type="page" w:run_content_index="87"/>
+    <w:p w:doc_index="85">
+      <w:r w:run_index="171">
+        <w:br w:type="page" w:run_content_index="175"/>
       </w:r>
     </w:p>
     <w:bookmarkEnd w:id="21"/>
-    <w:bookmarkStart w:id="28" w:name="results"/>
-    <w:p w:doc_index="73">
+    <w:bookmarkStart w:id="30" w:name="results"/>
+    <w:p w:doc_index="86">
       <w:pPr>
         <w:pStyle w:val="Heading1"/>
       </w:pPr>
-      <w:r w:run_index="84">
-        <w:t xml:space="preserve" w:run_content_index="88">2. 	Results</w:t>
+      <w:r w:run_index="172">
+        <w:t xml:space="preserve" w:run_content_index="176">2. 	Results</w:t>
       </w:r>
     </w:p>
     <w:bookmarkStart w:id="22" w:name="summary-statistics"/>
-    <w:p w:doc_index="74">
+    <w:p w:doc_index="87">
       <w:pPr>
         <w:pStyle w:val="Heading2"/>
       </w:pPr>
-      <w:r w:run_index="85">
-        <w:t xml:space="preserve" w:run_content_index="89">2.1 	Summary Statistics</w:t>
+      <w:r w:run_index="173">
+        <w:t xml:space="preserve" w:run_content_index="177">2.1 	Summary Statistics</w:t>
       </w:r>
     </w:p>
-    <w:p w:doc_index="75">
+    <w:p w:doc_index="88">
       <w:pPr>
         <w:pStyle w:val="Caption"/>
         <w:keepNext/>
       </w:pPr>
       <w:bookmarkStart w:id="1" w:name="TblPkSummary"/>
-      <w:r w:run_index="86">
-        <w:t w:run_content_index="90">Table</w:t>
-      </w:r>
-      <w:r w:run_index="87">
-        <w:t xml:space="preserve" w:run_content_index="91"> </w:t>
-      </w:r>
-      <w:r w:run_index="88">
-        <w:fldChar w:fldCharType="begin" w:dirty="true" w:run_content_index="92"/>
-      </w:r>
-      <w:r w:run_index="89">
-        <w:instrText xml:space="preserve" w:run_content_index="93"> SEQ Table \* ARABIC </w:instrText>
-      </w:r>
-      <w:r w:run_index="90">
-        <w:fldChar w:fldCharType="separate" w:run_content_index="94"/>
-      </w:r>
-      <w:r w:run_index="91">
-        <w:t w:run_content_index="95">1</w:t>
-      </w:r>
-      <w:r w:run_index="92">
-        <w:fldChar w:fldCharType="end" w:run_content_index="96"/>
+      <w:r w:run_index="174">
+        <w:t w:run_content_index="178">Table</w:t>
+      </w:r>
+      <w:r w:run_index="175">
+        <w:t xml:space="preserve" w:run_content_index="179"> </w:t>
+      </w:r>
+      <w:r w:run_index="176">
+        <w:fldChar w:fldCharType="begin" w:dirty="true" w:run_content_index="180"/>
+      </w:r>
+      <w:r w:run_index="177">
+        <w:instrText xml:space="preserve" w:run_content_index="181"> SEQ Table \* ARABIC </w:instrText>
+      </w:r>
+      <w:r w:run_index="178">
+        <w:fldChar w:fldCharType="separate" w:run_content_index="182"/>
+      </w:r>
+      <w:r w:run_index="179">
+        <w:t w:run_content_index="183">1</w:t>
+      </w:r>
+      <w:r w:run_index="180">
+        <w:fldChar w:fldCharType="end" w:run_content_index="184"/>
       </w:r>
       <w:bookmarkEnd w:id="1"/>
-      <w:r w:run_index="93">
-        <w:tab w:run_content_index="97"/>
-        <w:t w:run_content_index="98">Per-participant PK summary statistics</w:t>
+      <w:r w:run_index="181">
+        <w:tab w:run_content_index="185"/>
+        <w:t w:run_content_index="186">Per-participant PK summary statistics</w:t>
       </w:r>
     </w:p>
     <w:tbl xmlns:w14="http://schemas.microsoft.com/office/word/2010/wordml">
@@ -1059,7 +1646,7 @@
         <w:jc w:val="center"/>
         <w:tblW w:type="pct" w:w="5000"/>
         <w:tblLook w:firstRow="1" w:lastRow="0" w:firstColumn="0" w:lastColumn="0" w:noHBand="0" w:noVBand="1"/>
-        <w:tblDescription w:val="{rpfy}:pk-summary.csv [hash:61294773c8f4ce56a73ed8502a8a778667c877e21ce4f36e76415e22bb2aadc4]&#10;[content_hash:454675723b8529daa019f67c8a80fcfa4b4d28bc6a6cc1006e5d807c4456ec28]&#10;[grid:H4sIAKZdf2oC/0XOyREEMQgDwDcEQyEOY/JPbPDuHE+6JGDRkghSUSWXdC4q0R5ADjR4D+T6J0KsGKB9hlsS7AN2Q06bbcD9SWzjGFhvpYObWvRLNMNGKp8lAYYSVAxDFkPtjCN59lT8HuckQOK9XfsCHNUwudEAAAA=]"/>
+        <w:tblDescription w:val="{rpfy}:pk-summary.csv [hash:61294773c8f4ce56a73ed8502a8a778667c877e21ce4f36e76415e22bb2aadc4]&#10;[content_hash:454675723b8529daa019f67c8a80fcfa4b4d28bc6a6cc1006e5d807c4456ec28]&#10;[grid:H4sIAJ3whmoC/0XOyREEMQgDwDcEQyEOY/JPbPDuHE+6JGDRkghSUSWXdC4q0R5ADjR4D+T6J0KsGKB9hlsS7AN2Q06bbcD9SWzjGFhvpYObWvRLNMNGKp8lAYYSVAxDFkPtjCN59lT8HuckQOK9XfsCHNUwudEAAAA=]"/>
       </w:tblPr>
       <w:tr>
         <w:trPr>
@@ -4030,60 +4617,60 @@
         <w:t>Abbreviations: PK: pharmacokinetic.</w:t>
       </w:r>
     </w:p>
-    <w:p w:doc_index="77">
+    <w:p w:doc_index="90">
       <w:pPr>
         <w:pStyle w:val="BodyText"/>
       </w:pPr>
-      <w:r w:run_index="95">
-        <w:t xml:space="preserve" w:run_content_index="100">Per-participant maximum, minimum, and average observed concentration across</w:t>
-      </w:r>
-      <w:r w:run_index="96">
-        <w:t xml:space="preserve" w:run_content_index="101"> </w:t>
-      </w:r>
-      <w:r w:run_index="97">
-        <w:t xml:space="preserve" w:run_content_index="102">the sampling period.</w:t>
+      <w:r w:run_index="183">
+        <w:t xml:space="preserve" w:run_content_index="188">Per-participant maximum, minimum, and average observed concentration across</w:t>
+      </w:r>
+      <w:r w:run_index="184">
+        <w:t xml:space="preserve" w:run_content_index="189"> </w:t>
+      </w:r>
+      <w:r w:run_index="185">
+        <w:t xml:space="preserve" w:run_content_index="190">the sampling period.</w:t>
       </w:r>
     </w:p>
     <w:bookmarkStart w:id="23" w:name="concentration-time-profile"/>
-    <w:p w:doc_index="78">
+    <w:p w:doc_index="91">
       <w:pPr>
         <w:pStyle w:val="Heading2"/>
       </w:pPr>
-      <w:r w:run_index="98">
-        <w:t xml:space="preserve" w:run_content_index="103">2.2 	Concentration-Time Profile</w:t>
+      <w:r w:run_index="186">
+        <w:t xml:space="preserve" w:run_content_index="191">2.2 	Concentration-Time Profile</w:t>
       </w:r>
     </w:p>
-    <w:p w:doc_index="79">
+    <w:p w:doc_index="92">
       <w:pPr>
         <w:pStyle w:val="Caption"/>
         <w:keepNext/>
       </w:pPr>
       <w:bookmarkStart w:id="2" w:name="FigConcTime"/>
-      <w:r w:run_index="99">
-        <w:t w:run_content_index="104">Figure</w:t>
-      </w:r>
-      <w:r w:run_index="100">
-        <w:t xml:space="preserve" w:run_content_index="105"> </w:t>
-      </w:r>
-      <w:r w:run_index="101">
-        <w:fldChar w:fldCharType="begin" w:dirty="true" w:run_content_index="106"/>
-      </w:r>
-      <w:r w:run_index="102">
-        <w:instrText xml:space="preserve" w:run_content_index="107"> SEQ Figure \* ARABIC </w:instrText>
-      </w:r>
-      <w:r w:run_index="103">
-        <w:fldChar w:fldCharType="separate" w:run_content_index="108"/>
-      </w:r>
-      <w:r w:run_index="104">
-        <w:t w:run_content_index="109">1</w:t>
-      </w:r>
-      <w:r w:run_index="105">
-        <w:fldChar w:fldCharType="end" w:run_content_index="110"/>
+      <w:r w:run_index="187">
+        <w:t w:run_content_index="192">Figure</w:t>
+      </w:r>
+      <w:r w:run_index="188">
+        <w:t xml:space="preserve" w:run_content_index="193"> </w:t>
+      </w:r>
+      <w:r w:run_index="189">
+        <w:fldChar w:fldCharType="begin" w:dirty="true" w:run_content_index="194"/>
+      </w:r>
+      <w:r w:run_index="190">
+        <w:instrText xml:space="preserve" w:run_content_index="195"> SEQ Figure \* ARABIC </w:instrText>
+      </w:r>
+      <w:r w:run_index="191">
+        <w:fldChar w:fldCharType="separate" w:run_content_index="196"/>
+      </w:r>
+      <w:r w:run_index="192">
+        <w:t w:run_content_index="197">1</w:t>
+      </w:r>
+      <w:r w:run_index="193">
+        <w:fldChar w:fldCharType="end" w:run_content_index="198"/>
       </w:r>
       <w:bookmarkEnd w:id="2"/>
-      <w:r w:run_index="106">
-        <w:tab w:run_content_index="111"/>
-        <w:t w:run_content_index="112">Concentration-time profile</w:t>
+      <w:r w:run_index="194">
+        <w:tab w:run_content_index="199"/>
+        <w:t w:run_content_index="200">Concentration-time profile</w:t>
       </w:r>
     </w:p>
     <w:p>
@@ -4154,82 +4741,82 @@
         <w:t>Abbreviations: PK: pharmacokinetic.</w:t>
       </w:r>
     </w:p>
-    <w:p w:doc_index="81">
+    <w:p w:doc_index="94">
       <w:pPr>
         <w:pStyle w:val="BodyText"/>
       </w:pPr>
-      <w:r w:run_index="108">
-        <w:t xml:space="preserve" w:run_content_index="114">Individual concentration-time trajectories for all participants in the study,</w:t>
-      </w:r>
-      <w:r w:run_index="109">
-        <w:t xml:space="preserve" w:run_content_index="115"> </w:t>
-      </w:r>
-      <w:r w:run_index="110">
-        <w:t xml:space="preserve" w:run_content_index="116">plotted on the same axes, summarized numerically in</w:t>
-      </w:r>
-      <w:r w:run_index="111">
-        <w:t xml:space="preserve" w:run_content_index="117"> </w:t>
-      </w:r>
-      <w:r w:run_index="112">
-        <w:fldChar w:fldCharType="begin" w:run_content_index="118"/>
-      </w:r>
-      <w:r w:run_index="113">
-        <w:instrText xml:space="preserve" w:run_content_index="119"> REF TblPkSummary \h </w:instrText>
-      </w:r>
-      <w:r w:run_index="114">
-        <w:fldChar w:fldCharType="separate" w:run_content_index="120"/>
-      </w:r>
-      <w:r w:run_index="115">
-        <w:t w:run_content_index="121">Table 1</w:t>
-      </w:r>
-      <w:r w:run_index="116">
-        <w:fldChar w:fldCharType="end" w:run_content_index="122"/>
-      </w:r>
-      <w:r w:run_index="117">
-        <w:t xml:space="preserve" w:run_content_index="123">.</w:t>
+      <w:r w:run_index="196">
+        <w:t xml:space="preserve" w:run_content_index="202">Individual concentration-time trajectories for all participants in the study,</w:t>
+      </w:r>
+      <w:r w:run_index="197">
+        <w:t xml:space="preserve" w:run_content_index="203"> </w:t>
+      </w:r>
+      <w:r w:run_index="198">
+        <w:t xml:space="preserve" w:run_content_index="204">plotted on the same axes, summarized numerically in</w:t>
+      </w:r>
+      <w:r w:run_index="199">
+        <w:t xml:space="preserve" w:run_content_index="205"> </w:t>
+      </w:r>
+      <w:r w:run_index="200">
+        <w:fldChar w:fldCharType="begin" w:run_content_index="206"/>
+      </w:r>
+      <w:r w:run_index="201">
+        <w:instrText xml:space="preserve" w:run_content_index="207"> REF TblPkSummary \h </w:instrText>
+      </w:r>
+      <w:r w:run_index="202">
+        <w:fldChar w:fldCharType="separate" w:run_content_index="208"/>
+      </w:r>
+      <w:r w:run_index="203">
+        <w:t w:run_content_index="209">Table 1</w:t>
+      </w:r>
+      <w:r w:run_index="204">
+        <w:fldChar w:fldCharType="end" w:run_content_index="210"/>
+      </w:r>
+      <w:r w:run_index="205">
+        <w:t xml:space="preserve" w:run_content_index="211">.</w:t>
       </w:r>
     </w:p>
     <w:bookmarkEnd w:id="23"/>
     <w:bookmarkStart w:id="27" w:name="participant-demographics"/>
-    <w:p w:doc_index="82">
+    <w:p w:doc_index="95">
       <w:pPr>
         <w:pStyle w:val="Heading2"/>
       </w:pPr>
-      <w:r w:run_index="118">
-        <w:t xml:space="preserve" w:run_content_index="124">2.3 	Participant Demographics</w:t>
+      <w:r w:run_index="206">
+        <w:t xml:space="preserve" w:run_content_index="212">2.3 	Participant Demographics</w:t>
       </w:r>
     </w:p>
-    <w:p w:doc_index="83">
+    <w:p w:doc_index="96">
       <w:pPr>
         <w:pStyle w:val="Caption"/>
         <w:keepNext/>
       </w:pPr>
       <w:bookmarkStart w:id="3" w:name="TblDemographics"/>
-      <w:r w:run_index="119">
-        <w:t w:run_content_index="125">Table</w:t>
-      </w:r>
-      <w:r w:run_index="120">
-        <w:t xml:space="preserve" w:run_content_index="126"> </w:t>
-      </w:r>
-      <w:r w:run_index="121">
-        <w:fldChar w:fldCharType="begin" w:dirty="true" w:run_content_index="127"/>
-      </w:r>
-      <w:r w:run_index="122">
-        <w:instrText xml:space="preserve" w:run_content_index="128"> SEQ Table \* ARABIC </w:instrText>
-      </w:r>
-      <w:r w:run_index="123">
-        <w:fldChar w:fldCharType="separate" w:run_content_index="129"/>
-      </w:r>
-      <w:r w:run_index="124">
-        <w:t w:run_content_index="130">2</w:t>
-      </w:r>
-      <w:r w:run_index="125">
-        <w:fldChar w:fldCharType="end" w:run_content_index="131"/>
+      <w:r w:run_index="207">
+        <w:t w:run_content_index="213">Table</w:t>
+      </w:r>
+      <w:r w:run_index="208">
+        <w:t xml:space="preserve" w:run_content_index="214"> </w:t>
+      </w:r>
+      <w:r w:run_index="209">
+        <w:fldChar w:fldCharType="begin" w:dirty="true" w:run_content_index="215"/>
+      </w:r>
+      <w:r w:run_index="210">
+        <w:instrText xml:space="preserve" w:run_content_index="216"> SEQ Table \* ARABIC </w:instrText>
+      </w:r>
+      <w:r w:run_index="211">
+        <w:fldChar w:fldCharType="separate" w:run_content_index="217"/>
+      </w:r>
+      <w:r w:run_index="212">
+        <w:t w:run_content_index="218">2</w:t>
+      </w:r>
+      <w:r w:run_index="213">
+        <w:fldChar w:fldCharType="end" w:run_content_index="219"/>
       </w:r>
       <w:bookmarkEnd w:id="3"/>
-      <w:r w:run_index="126">
-        <w:tab w:run_content_index="132"/>
-        <w:t w:run_content_index="133">Participant demographic and dosing summary</w:t>
+      <w:r w:run_index="214">
+        <w:tab w:run_content_index="220"/>
+        <w:t w:run_content_index="221">Participant demographic and dosing summary</w:t>
       </w:r>
     </w:p>
     <w:tbl xmlns:w14="http://schemas.microsoft.com/office/word/2010/wordml">
@@ -4238,7 +4825,7 @@
         <w:jc w:val="center"/>
         <w:tblW w:type="pct" w:w="5000"/>
         <w:tblLook w:firstRow="1" w:lastRow="0" w:firstColumn="0" w:lastColumn="0" w:noHBand="0" w:noVBand="1"/>
-        <w:tblDescription w:val="{rpfy}:participant-demographics.rds [hash:d51cb7686202041f01cec77c560e34426706250ca5406ffa6e118b31f7593884]&#10;[content_hash:fa74420755e1f2879320157f769c21ef577d415c79bac8510dbaa24e6732d604]&#10;[grid:H4sIAKZdf2oC/03MsRHAMAgDwFoMwwFGYO+/WHDSpBM6Xo4+Wki1kECH5uQ0WWhTTuaSvH1/PcGcf+ouKWxTu9akUfnuHMr+2YNds7nUTdzArTGYcziKrz4hHqhLqMseI8tIpJIAAAA=]"/>
+        <w:tblDescription w:val="{rpfy}:participant-demographics.rds [hash:d51cb7686202041f01cec77c560e34426706250ca5406ffa6e118b31f7593884]&#10;[content_hash:fa74420755e1f2879320157f769c21ef577d415c79bac8510dbaa24e6732d604]&#10;[grid:H4sIAJ3whmoC/03MsRHAMAgDwFoMwwFGYO+/WHDSpBM6Xo4+Wki1kECH5uQ0WWhTTuaSvH1/PcGcf+ouKWxTu9akUfnuHMr+2YNds7nUTdzArTGYcziKrz4hHqhLqMseI8tIpJIAAAA=]"/>
       </w:tblPr>
       <w:tr>
         <w:trPr>
@@ -6494,913 +7081,430 @@
         <w:t>Abbreviations: N/A</w:t>
       </w:r>
     </w:p>
-    <w:p w:doc_index="85">
+    <w:p w:doc_index="98">
       <w:pPr>
         <w:pStyle w:val="BodyText"/>
       </w:pPr>
-      <w:r w:run_index="128">
-        <w:t xml:space="preserve" w:run_content_index="135">Body weight and weight-normalized dose for each participant in the study.</w:t>
+      <w:r w:run_index="216">
+        <w:t xml:space="preserve" w:run_content_index="223">Body weight and weight-normalized dose for each participant in the study.</w:t>
       </w:r>
     </w:p>
-    <w:p w:doc_index="86">
-      <w:r w:run_index="129">
-        <w:br w:type="page" w:run_content_index="136"/>
+    <w:p w:doc_index="99">
+      <w:r w:run_index="217">
+        <w:br w:type="page" w:run_content_index="224"/>
       </w:r>
     </w:p>
-    <w:p w:doc_index="87">
+    <w:p w:doc_index="100">
       <w:pPr>
         <w:pStyle w:val="Heading1"/>
       </w:pPr>
-      <w:r w:run_index="130">
-        <w:t xml:space="preserve" w:run_content_index="137">References</w:t>
+      <w:r w:run_index="218">
+        <w:t xml:space="preserve" w:run_content_index="225">References</w:t>
       </w:r>
     </w:p>
     <w:bookmarkStart w:id="26" w:name="refs"/>
     <w:bookmarkStart w:id="24" w:name="ref-boeckmann1994"/>
-    <w:p w:doc_index="88">
+    <w:p w:doc_index="101">
       <w:pPr>
         <w:pStyle w:val="Bibliography"/>
       </w:pPr>
-      <w:r w:run_index="131">
-        <w:t xml:space="preserve" w:run_content_index="138">1.</w:t>
-      </w:r>
-      <w:r w:run_index="132">
-        <w:t xml:space="preserve" w:run_content_index="139"> </w:t>
-      </w:r>
-      <w:r w:run_index="133">
-        <w:t xml:space="preserve" w:run_content_index="140">	</w:t>
-      </w:r>
-      <w:r w:run_index="134">
-        <w:t xml:space="preserve" w:run_content_index="141">Boeckmann AJ, Sheiner LB, Beal SL. Theoph: An nlme dataset for theophylline kinetics. NONMEM Users Guide. 1994;5.</w:t>
+      <w:r w:run_index="219">
+        <w:t xml:space="preserve" w:run_content_index="226">1.</w:t>
+      </w:r>
+      <w:r w:run_index="220">
+        <w:t xml:space="preserve" w:run_content_index="227"> </w:t>
+      </w:r>
+      <w:r w:run_index="221">
+        <w:t xml:space="preserve" w:run_content_index="228">	</w:t>
+      </w:r>
+      <w:r w:run_index="222">
+        <w:t xml:space="preserve" w:run_content_index="229">Boeckmann AJ, Sheiner LB, Beal SL. Theoph: An nlme dataset for theophylline kinetics. NONMEM Users Guide. 1994;5.</w:t>
       </w:r>
     </w:p>
     <w:bookmarkEnd w:id="24"/>
     <w:bookmarkStart w:id="25" w:name="ref-pinheiro1995"/>
-    <w:p w:doc_index="89">
+    <w:p w:doc_index="102">
       <w:pPr>
         <w:pStyle w:val="Bibliography"/>
       </w:pPr>
-      <w:r w:run_index="135">
-        <w:t xml:space="preserve" w:run_content_index="142">2.</w:t>
-      </w:r>
-      <w:r w:run_index="136">
-        <w:t xml:space="preserve" w:run_content_index="143"> </w:t>
-      </w:r>
-      <w:r w:run_index="137">
-        <w:t xml:space="preserve" w:run_content_index="144">	</w:t>
-      </w:r>
-      <w:r w:run_index="138">
-        <w:t xml:space="preserve" w:run_content_index="145">Pinheiro JC, Bates DM. Approximations to the log-likelihood function in the nonlinear mixed-effects model. Journal of Computational and Graphical Statistics. 1995;4(1):12–35.</w:t>
+      <w:r w:run_index="223">
+        <w:t xml:space="preserve" w:run_content_index="230">2.</w:t>
+      </w:r>
+      <w:r w:run_index="224">
+        <w:t xml:space="preserve" w:run_content_index="231"> </w:t>
+      </w:r>
+      <w:r w:run_index="225">
+        <w:t xml:space="preserve" w:run_content_index="232">	</w:t>
+      </w:r>
+      <w:r w:run_index="226">
+        <w:t xml:space="preserve" w:run_content_index="233">Pinheiro JC, Bates DM. Approximations to the log-likelihood function in the nonlinear mixed-effects model. Journal of Computational and Graphical Statistics. 1995;4(1):12–35.</w:t>
       </w:r>
     </w:p>
     <w:bookmarkEnd w:id="25"/>
     <w:bookmarkEnd w:id="26"/>
-    <w:p w:doc_index="90">
-      <w:r w:run_index="139">
-        <w:br w:type="page" w:run_content_index="146"/>
+    <w:p w:doc_index="103">
+      <w:r w:run_index="227">
+        <w:br w:type="page" w:run_content_index="234"/>
       </w:r>
     </w:p>
-    <w:p w:doc_index="91">
+    <w:p w:doc_index="104">
       <w:pPr>
         <w:pStyle w:val="Heading1"/>
       </w:pPr>
       <w:bookmarkStart w:id="900001" w:name="StatisticalMethods"/>
-      <w:r w:run_index="140">
-        <w:t xml:space="preserve" w:run_content_index="147">Appendix </w:t>
-      </w:r>
-      <w:r w:run_index="141">
-        <w:fldChar w:fldCharType="begin" w:dirty="true" w:run_content_index="148"/>
-      </w:r>
-      <w:r w:run_index="142">
-        <w:instrText xml:space="preserve" w:run_content_index="149"> SEQ Appendix \* ALPHABETIC </w:instrText>
-      </w:r>
-      <w:r w:run_index="143">
-        <w:fldChar w:fldCharType="separate" w:run_content_index="150"/>
-      </w:r>
-      <w:r w:run_index="144">
-        <w:t w:run_content_index="151">A</w:t>
-      </w:r>
-      <w:r w:run_index="145">
-        <w:fldChar w:fldCharType="end" w:run_content_index="152"/>
+      <w:r w:run_index="228">
+        <w:t xml:space="preserve" w:run_content_index="235">Appendix </w:t>
+      </w:r>
+      <w:r w:run_index="229">
+        <w:fldChar w:fldCharType="begin" w:dirty="true" w:run_content_index="236"/>
+      </w:r>
+      <w:r w:run_index="230">
+        <w:instrText xml:space="preserve" w:run_content_index="237"> SEQ Appendix \* ALPHABETIC </w:instrText>
+      </w:r>
+      <w:r w:run_index="231">
+        <w:fldChar w:fldCharType="separate" w:run_content_index="238"/>
+      </w:r>
+      <w:r w:run_index="232">
+        <w:t w:run_content_index="239">A</w:t>
+      </w:r>
+      <w:r w:run_index="233">
+        <w:fldChar w:fldCharType="end" w:run_content_index="240"/>
       </w:r>
       <w:bookmarkEnd w:id="900001"/>
-      <w:r w:run_index="146">
-        <w:t xml:space="preserve" w:run_content_index="153">: Statistical Methods</w:t>
+      <w:r w:run_index="234">
+        <w:t xml:space="preserve" w:run_content_index="241">: Statistical Methods</w:t>
       </w:r>
     </w:p>
-    <w:p w:doc_index="92">
+    <w:p w:doc_index="105">
       <w:pPr>
         <w:pStyle w:val="BodyText"/>
       </w:pPr>
-      <w:r w:run_index="147">
-        <w:t xml:space="preserve" w:run_content_index="154">Per-participant summary statistics were computed directly from the observed</w:t>
-      </w:r>
-      <w:r w:run_index="148">
-        <w:t xml:space="preserve" w:run_content_index="155"> </w:t>
-      </w:r>
-      <w:r w:run_index="149">
-        <w:t xml:space="preserve" w:run_content_index="156">concentration-time data; no model-based estimation (e.g. the nonlinear</w:t>
-      </w:r>
-      <w:r w:run_index="150">
-        <w:t xml:space="preserve" w:run_content_index="157"> </w:t>
-      </w:r>
-      <w:r w:run_index="151">
-        <w:t xml:space="preserve" w:run_content_index="158">mixed-effects approach in</w:t>
-      </w:r>
-      <w:r w:run_index="152">
-        <w:t xml:space="preserve" w:run_content_index="159"> </w:t>
-      </w:r>
-      <w:r w:run_index="153">
-        <w:t xml:space="preserve" w:run_content_index="160">[</w:t>
+      <w:r w:run_index="235">
+        <w:t xml:space="preserve" w:run_content_index="242">Per-participant summary statistics were computed directly from the observed</w:t>
+      </w:r>
+      <w:r w:run_index="236">
+        <w:t xml:space="preserve" w:run_content_index="243"> </w:t>
+      </w:r>
+      <w:r w:run_index="237">
+        <w:t xml:space="preserve" w:run_content_index="244">concentration-time data; no model-based estimation (e.g. the nonlinear</w:t>
+      </w:r>
+      <w:r w:run_index="238">
+        <w:t xml:space="preserve" w:run_content_index="245"> </w:t>
+      </w:r>
+      <w:r w:run_index="239">
+        <w:t xml:space="preserve" w:run_content_index="246">mixed-effects approach in</w:t>
+      </w:r>
+      <w:r w:run_index="240">
+        <w:t xml:space="preserve" w:run_content_index="247"> </w:t>
+      </w:r>
+      <w:r w:run_index="241">
+        <w:t xml:space="preserve" w:run_content_index="248">[</w:t>
       </w:r>
       <w:hyperlink w:anchor="ref-pinheiro1995">
-        <w:r w:run_index="154">
+        <w:r w:run_index="242">
           <w:rPr>
             <w:rStyle w:val="Hyperlink"/>
           </w:rPr>
-          <w:t xml:space="preserve" w:run_content_index="161">2</w:t>
+          <w:t xml:space="preserve" w:run_content_index="249">2</w:t>
         </w:r>
       </w:hyperlink>
-      <w:r w:run_index="155">
-        <w:t xml:space="preserve" w:run_content_index="162">]</w:t>
-      </w:r>
-      <w:r w:run_index="156">
-        <w:t xml:space="preserve" w:run_content_index="163">) was performed for this</w:t>
-      </w:r>
-      <w:r w:run_index="157">
-        <w:t xml:space="preserve" w:run_content_index="164"> </w:t>
-      </w:r>
-      <w:r w:run_index="158">
-        <w:t xml:space="preserve" w:run_content_index="165">demonstration report. See</w:t>
-      </w:r>
-      <w:r w:run_index="159">
-        <w:t xml:space="preserve" w:run_content_index="166"> </w:t>
-      </w:r>
-      <w:r w:run_index="160">
-        <w:fldChar w:fldCharType="begin" w:dirty="true" w:run_content_index="167"/>
-      </w:r>
-      <w:r w:run_index="161">
-        <w:instrText xml:space="preserve" w:run_content_index="168"> REF StatisticalMethods \h </w:instrText>
-      </w:r>
-      <w:r w:run_index="162">
-        <w:fldChar w:fldCharType="separate" w:run_content_index="169"/>
-      </w:r>
-      <w:r w:run_index="163">
-        <w:t w:run_content_index="170">Appendix ?</w:t>
-      </w:r>
-      <w:r w:run_index="164">
-        <w:fldChar w:fldCharType="end" w:run_content_index="171"/>
-      </w:r>
-      <w:r w:run_index="165">
-        <w:t xml:space="preserve" w:run_content_index="172"> </w:t>
-      </w:r>
-      <w:r w:run_index="166">
-        <w:t xml:space="preserve" w:run_content_index="173">for the complete methodology.</w:t>
+      <w:r w:run_index="243">
+        <w:t xml:space="preserve" w:run_content_index="250">]</w:t>
+      </w:r>
+      <w:r w:run_index="244">
+        <w:t xml:space="preserve" w:run_content_index="251">) was performed for this</w:t>
+      </w:r>
+      <w:r w:run_index="245">
+        <w:t xml:space="preserve" w:run_content_index="252"> </w:t>
+      </w:r>
+      <w:r w:run_index="246">
+        <w:t xml:space="preserve" w:run_content_index="253">demonstration report. See</w:t>
+      </w:r>
+      <w:r w:run_index="247">
+        <w:t xml:space="preserve" w:run_content_index="254"> </w:t>
+      </w:r>
+      <w:r w:run_index="248">
+        <w:fldChar w:fldCharType="begin" w:dirty="true" w:run_content_index="255"/>
+      </w:r>
+      <w:r w:run_index="249">
+        <w:instrText xml:space="preserve" w:run_content_index="256"> REF StatisticalMethods \h </w:instrText>
+      </w:r>
+      <w:r w:run_index="250">
+        <w:fldChar w:fldCharType="separate" w:run_content_index="257"/>
+      </w:r>
+      <w:r w:run_index="251">
+        <w:t w:run_content_index="258">Appendix ?</w:t>
+      </w:r>
+      <w:r w:run_index="252">
+        <w:fldChar w:fldCharType="end" w:run_content_index="259"/>
+      </w:r>
+      <w:r w:run_index="253">
+        <w:t xml:space="preserve" w:run_content_index="260"> </w:t>
+      </w:r>
+      <w:r w:run_index="254">
+        <w:t xml:space="preserve" w:run_content_index="261">for the complete methodology.</w:t>
       </w:r>
     </w:p>
-    <w:p w:doc_index="93">
-      <w:r w:run_index="167">
-        <w:br w:type="page" w:run_content_index="174"/>
+    <w:p w:doc_index="106">
+      <w:r w:run_index="255">
+        <w:br w:type="page" w:run_content_index="262"/>
       </w:r>
     </w:p>
-    <w:p w:doc_index="94">
+    <w:p w:doc_index="107">
       <w:pPr>
         <w:pStyle w:val="Heading1"/>
       </w:pPr>
       <w:bookmarkStart w:id="900002" w:name="AnalysisCode"/>
-      <w:r w:run_index="168">
-        <w:t xml:space="preserve" w:run_content_index="175">Appendix </w:t>
-      </w:r>
-      <w:r w:run_index="169">
-        <w:fldChar w:fldCharType="begin" w:dirty="true" w:run_content_index="176"/>
-      </w:r>
-      <w:r w:run_index="170">
-        <w:instrText xml:space="preserve" w:run_content_index="177"> SEQ Appendix \* ALPHABETIC </w:instrText>
-      </w:r>
-      <w:r w:run_index="171">
-        <w:fldChar w:fldCharType="separate" w:run_content_index="178"/>
-      </w:r>
-      <w:r w:run_index="172">
-        <w:t w:run_content_index="179">A</w:t>
-      </w:r>
-      <w:r w:run_index="173">
-        <w:fldChar w:fldCharType="end" w:run_content_index="180"/>
+      <w:r w:run_index="256">
+        <w:t xml:space="preserve" w:run_content_index="263">Appendix </w:t>
+      </w:r>
+      <w:r w:run_index="257">
+        <w:fldChar w:fldCharType="begin" w:dirty="true" w:run_content_index="264"/>
+      </w:r>
+      <w:r w:run_index="258">
+        <w:instrText xml:space="preserve" w:run_content_index="265"> SEQ Appendix \* ALPHABETIC </w:instrText>
+      </w:r>
+      <w:r w:run_index="259">
+        <w:fldChar w:fldCharType="separate" w:run_content_index="266"/>
+      </w:r>
+      <w:r w:run_index="260">
+        <w:t w:run_content_index="267">B</w:t>
+      </w:r>
+      <w:r w:run_index="261">
+        <w:fldChar w:fldCharType="end" w:run_content_index="268"/>
       </w:r>
       <w:bookmarkEnd w:id="900002"/>
-      <w:r w:run_index="174">
-        <w:t xml:space="preserve" w:run_content_index="181">: Analysis Code</w:t>
+      <w:r w:run_index="262">
+        <w:t xml:space="preserve" w:run_content_index="269">: Analysis Code</w:t>
       </w:r>
     </w:p>
-    <w:p w:doc_index="95">
+    <w:p w:doc_index="108">
       <w:pPr>
         <w:pStyle w:val="BodyText"/>
       </w:pPr>
-      <w:r w:run_index="175">
-        <w:t xml:space="preserve" w:run_content_index="182">The complete R script used to produce this report’s tables and figure</w:t>
-      </w:r>
-      <w:r w:run_index="176">
-        <w:t xml:space="preserve" w:run_content_index="183"> </w:t>
-      </w:r>
-      <w:r w:run_index="177">
-        <w:t xml:space="preserve" w:run_content_index="184">(</w:t>
-      </w:r>
-      <w:r w:run_index="178">
-        <w:fldChar w:fldCharType="begin" w:dirty="true" w:run_content_index="185"/>
-      </w:r>
-      <w:r w:run_index="179">
-        <w:instrText xml:space="preserve" w:run_content_index="186"> REF StatisticalMethods \h </w:instrText>
-      </w:r>
-      <w:r w:run_index="180">
-        <w:fldChar w:fldCharType="separate" w:run_content_index="187"/>
-      </w:r>
-      <w:r w:run_index="181">
-        <w:t w:run_content_index="188">Appendix ?</w:t>
-      </w:r>
-      <w:r w:run_index="182">
-        <w:fldChar w:fldCharType="end" w:run_content_index="189"/>
-      </w:r>
-      <w:r w:run_index="183">
-        <w:t xml:space="preserve" w:run_content_index="190"> </w:t>
-      </w:r>
-      <w:r w:run_index="184">
-        <w:t xml:space="preserve" w:run_content_index="191">above) is reproduced</w:t>
-      </w:r>
-      <w:r w:run_index="185">
-        <w:t xml:space="preserve" w:run_content_index="192"> </w:t>
-      </w:r>
-      <w:r w:run_index="186">
-        <w:t xml:space="preserve" w:run_content_index="193">below for reference.</w:t>
+      <w:r w:run_index="263">
+        <w:t xml:space="preserve" w:run_content_index="270">The complete R script used to produce this report’s tables and figure</w:t>
+      </w:r>
+      <w:r w:run_index="264">
+        <w:t xml:space="preserve" w:run_content_index="271"> </w:t>
+      </w:r>
+      <w:r w:run_index="265">
+        <w:t xml:space="preserve" w:run_content_index="272">(</w:t>
+      </w:r>
+      <w:r w:run_index="266">
+        <w:fldChar w:fldCharType="begin" w:dirty="true" w:run_content_index="273"/>
+      </w:r>
+      <w:r w:run_index="267">
+        <w:instrText xml:space="preserve" w:run_content_index="274"> REF StatisticalMethods \h </w:instrText>
+      </w:r>
+      <w:r w:run_index="268">
+        <w:fldChar w:fldCharType="separate" w:run_content_index="275"/>
+      </w:r>
+      <w:r w:run_index="269">
+        <w:t w:run_content_index="276">Appendix ?</w:t>
+      </w:r>
+      <w:r w:run_index="270">
+        <w:fldChar w:fldCharType="end" w:run_content_index="277"/>
+      </w:r>
+      <w:r w:run_index="271">
+        <w:t xml:space="preserve" w:run_content_index="278"> </w:t>
+      </w:r>
+      <w:r w:run_index="272">
+        <w:t xml:space="preserve" w:run_content_index="279">above) is reproduced</w:t>
+      </w:r>
+      <w:r w:run_index="273">
+        <w:t xml:space="preserve" w:run_content_index="280"> </w:t>
+      </w:r>
+      <w:r w:run_index="274">
+        <w:t xml:space="preserve" w:run_content_index="281">below for reference.</w:t>
       </w:r>
     </w:p>
-    <w:p w:doc_index="96">
+    <w:p w:doc_index="109">
       <w:pPr>
         <w:pStyle w:val="SourceCode"/>
       </w:pPr>
-      <w:r w:run_index="187">
+      <w:r w:run_index="275">
         <w:rPr>
           <w:rStyle w:val="CommentTok"/>
         </w:rPr>
-        <w:t xml:space="preserve" w:run_content_index="194"># Generates the demo report's artifacts: a PK parameter summary table, a</w:t>
-      </w:r>
-      <w:r w:run_index="188">
-        <w:br w:run_content_index="195"/>
-      </w:r>
-      <w:r w:run_index="189">
+        <w:t xml:space="preserve" w:run_content_index="282"># Generates the demo report's artifacts: a PK parameter summary table, a</w:t>
+      </w:r>
+      <w:r w:run_index="276">
+        <w:br w:run_content_index="283"/>
+      </w:r>
+      <w:r w:run_index="277">
         <w:rPr>
           <w:rStyle w:val="CommentTok"/>
         </w:rPr>
-        <w:t xml:space="preserve" w:run_content_index="196"># participant demographics table, and a concentration-time figure, using</w:t>
-      </w:r>
-      <w:r w:run_index="190">
-        <w:br w:run_content_index="197"/>
-      </w:r>
-      <w:r w:run_index="191">
+        <w:t xml:space="preserve" w:run_content_index="284"># participant demographics table, and a concentration-time figure, using</w:t>
+      </w:r>
+      <w:r w:run_index="278">
+        <w:br w:run_content_index="285"/>
+      </w:r>
+      <w:r w:run_index="279">
         <w:rPr>
           <w:rStyle w:val="CommentTok"/>
         </w:rPr>
-        <w:t xml:space="preserve" w:run_content_index="198"># base R's built-in Theoph dataset (the same one reportifyr's own README/</w:t>
-      </w:r>
-      <w:r w:run_index="192">
-        <w:br w:run_content_index="199"/>
-      </w:r>
-      <w:r w:run_index="193">
+        <w:t xml:space="preserve" w:run_content_index="286"># base R's built-in Theoph dataset (the same one reportifyr's own README/</w:t>
+      </w:r>
+      <w:r w:run_index="280">
+        <w:br w:run_content_index="287"/>
+      </w:r>
+      <w:r w:run_index="281">
         <w:rPr>
           <w:rStyle w:val="CommentTok"/>
         </w:rPr>
-        <w:t xml:space="preserve" w:run_content_index="200"># examples use). Run from this project's root (examples/demo-report/), e.g.:</w:t>
-      </w:r>
-      <w:r w:run_index="194">
-        <w:br w:run_content_index="201"/>
-      </w:r>
-      <w:r w:run_index="195">
+        <w:t xml:space="preserve" w:run_content_index="288"># examples use). Run from this project's root (examples/demo-report/), e.g.:</w:t>
+      </w:r>
+      <w:r w:run_index="282">
+        <w:br w:run_content_index="289"/>
+      </w:r>
+      <w:r w:run_index="283">
         <w:rPr>
           <w:rStyle w:val="CommentTok"/>
         </w:rPr>
-        <w:t xml:space="preserve" w:run_content_index="202">#</w:t>
-      </w:r>
-      <w:r w:run_index="196">
-        <w:br w:run_content_index="203"/>
-      </w:r>
-      <w:r w:run_index="197">
+        <w:t xml:space="preserve" w:run_content_index="290">#</w:t>
+      </w:r>
+      <w:r w:run_index="284">
+        <w:br w:run_content_index="291"/>
+      </w:r>
+      <w:r w:run_index="285">
         <w:rPr>
           <w:rStyle w:val="CommentTok"/>
         </w:rPr>
-        <w:t xml:space="preserve" w:run_content_index="204">#   cd examples/demo-report &amp;&amp; Rscript scripts/01_analysis.R</w:t>
-      </w:r>
-      <w:r w:run_index="198">
-        <w:br w:run_content_index="205"/>
-      </w:r>
-      <w:r w:run_index="199">
-        <w:br w:run_content_index="206"/>
-      </w:r>
-      <w:r w:run_index="200">
+        <w:t xml:space="preserve" w:run_content_index="292">#   cd examples/demo-report &amp;&amp; Rscript scripts/01_analysis.R</w:t>
+      </w:r>
+      <w:r w:run_index="286">
+        <w:br w:run_content_index="293"/>
+      </w:r>
+      <w:r w:run_index="287">
+        <w:br w:run_content_index="294"/>
+      </w:r>
+      <w:r w:run_index="288">
         <w:rPr>
           <w:rStyle w:val="FunctionTok"/>
         </w:rPr>
-        <w:t xml:space="preserve" w:run_content_index="207">library</w:t>
-      </w:r>
-      <w:r w:run_index="201">
-        <w:rPr>
-          <w:rStyle w:val="NormalTok"/>
-        </w:rPr>
-        <w:t xml:space="preserve" w:run_content_index="208">(reportifyr)</w:t>
-      </w:r>
-      <w:r w:run_index="202">
-        <w:br w:run_content_index="209"/>
-      </w:r>
-      <w:r w:run_index="203">
-        <w:rPr>
-          <w:rStyle w:val="FunctionTok"/>
-        </w:rPr>
-        <w:t xml:space="preserve" w:run_content_index="210">library</w:t>
-      </w:r>
-      <w:r w:run_index="204">
-        <w:rPr>
-          <w:rStyle w:val="NormalTok"/>
-        </w:rPr>
-        <w:t xml:space="preserve" w:run_content_index="211">(ggplot2)</w:t>
-      </w:r>
-      <w:r w:run_index="205">
-        <w:br w:run_content_index="212"/>
-      </w:r>
-      <w:r w:run_index="206">
-        <w:rPr>
-          <w:rStyle w:val="FunctionTok"/>
-        </w:rPr>
-        <w:t xml:space="preserve" w:run_content_index="213">library</w:t>
-      </w:r>
-      <w:r w:run_index="207">
-        <w:rPr>
-          <w:rStyle w:val="NormalTok"/>
-        </w:rPr>
-        <w:t xml:space="preserve" w:run_content_index="214">(flextable)</w:t>
-      </w:r>
-      <w:r w:run_index="208">
-        <w:br w:run_content_index="215"/>
-      </w:r>
-      <w:r w:run_index="209">
-        <w:rPr>
-          <w:rStyle w:val="FunctionTok"/>
-        </w:rPr>
-        <w:t xml:space="preserve" w:run_content_index="216">library</w:t>
-      </w:r>
-      <w:r w:run_index="210">
-        <w:rPr>
-          <w:rStyle w:val="NormalTok"/>
-        </w:rPr>
-        <w:t xml:space="preserve" w:run_content_index="217">(officer)</w:t>
-      </w:r>
-      <w:r w:run_index="211">
-        <w:br w:run_content_index="218"/>
-      </w:r>
-      <w:r w:run_index="212">
-        <w:br w:run_content_index="219"/>
-      </w:r>
-      <w:r w:run_index="213">
-        <w:rPr>
-          <w:rStyle w:val="FunctionTok"/>
-        </w:rPr>
-        <w:t xml:space="preserve" w:run_content_index="220">stopifnot</w:t>
-      </w:r>
-      <w:r w:run_index="214">
-        <w:rPr>
-          <w:rStyle w:val="NormalTok"/>
-        </w:rPr>
-        <w:t xml:space="preserve" w:run_content_index="221">(</w:t>
-      </w:r>
-      <w:r w:run_index="215">
-        <w:rPr>
-          <w:rStyle w:val="FunctionTok"/>
-        </w:rPr>
-        <w:t xml:space="preserve" w:run_content_index="222">basename</w:t>
-      </w:r>
-      <w:r w:run_index="216">
-        <w:rPr>
-          <w:rStyle w:val="NormalTok"/>
-        </w:rPr>
-        <w:t xml:space="preserve" w:run_content_index="223">(</w:t>
-      </w:r>
-      <w:r w:run_index="217">
-        <w:rPr>
-          <w:rStyle w:val="FunctionTok"/>
-        </w:rPr>
-        <w:t xml:space="preserve" w:run_content_index="224">getwd</w:t>
-      </w:r>
-      <w:r w:run_index="218">
-        <w:rPr>
-          <w:rStyle w:val="NormalTok"/>
-        </w:rPr>
-        <w:t xml:space="preserve" w:run_content_index="225">()) </w:t>
-      </w:r>
-      <w:r w:run_index="219">
-        <w:rPr>
-          <w:rStyle w:val="SpecialCharTok"/>
-        </w:rPr>
-        <w:t xml:space="preserve" w:run_content_index="226">==</w:t>
-      </w:r>
-      <w:r w:run_index="220">
-        <w:rPr>
-          <w:rStyle w:val="NormalTok"/>
-        </w:rPr>
-        <w:t xml:space="preserve" w:run_content_index="227"> </w:t>
-      </w:r>
-      <w:r w:run_index="221">
-        <w:rPr>
-          <w:rStyle w:val="StringTok"/>
-        </w:rPr>
-        <w:t xml:space="preserve" w:run_content_index="228">"demo-report"</w:t>
-      </w:r>
-      <w:r w:run_index="222">
-        <w:rPr>
-          <w:rStyle w:val="NormalTok"/>
-        </w:rPr>
-        <w:t xml:space="preserve" w:run_content_index="229">)</w:t>
-      </w:r>
-      <w:r w:run_index="223">
-        <w:br w:run_content_index="230"/>
-      </w:r>
-      <w:r w:run_index="224">
-        <w:br w:run_content_index="231"/>
-      </w:r>
-      <w:r w:run_index="225">
-        <w:rPr>
-          <w:rStyle w:val="NormalTok"/>
-        </w:rPr>
-        <w:t xml:space="preserve" w:run_content_index="232">config_yaml </w:t>
-      </w:r>
-      <w:r w:run_index="226">
-        <w:rPr>
-          <w:rStyle w:val="OtherTok"/>
-        </w:rPr>
-        <w:t xml:space="preserve" w:run_content_index="233">&lt;-</w:t>
-      </w:r>
-      <w:r w:run_index="227">
-        <w:rPr>
-          <w:rStyle w:val="NormalTok"/>
-        </w:rPr>
-        <w:t xml:space="preserve" w:run_content_index="234"> </w:t>
-      </w:r>
-      <w:r w:run_index="228">
-        <w:rPr>
-          <w:rStyle w:val="FunctionTok"/>
-        </w:rPr>
-        <w:t xml:space="preserve" w:run_content_index="235">file.path</w:t>
-      </w:r>
-      <w:r w:run_index="229">
-        <w:rPr>
-          <w:rStyle w:val="NormalTok"/>
-        </w:rPr>
-        <w:t xml:space="preserve" w:run_content_index="236">(</w:t>
-      </w:r>
-      <w:r w:run_index="230">
-        <w:rPr>
-          <w:rStyle w:val="StringTok"/>
-        </w:rPr>
-        <w:t xml:space="preserve" w:run_content_index="237">"report"</w:t>
-      </w:r>
-      <w:r w:run_index="231">
-        <w:rPr>
-          <w:rStyle w:val="NormalTok"/>
-        </w:rPr>
-        <w:t xml:space="preserve" w:run_content_index="238">, </w:t>
-      </w:r>
-      <w:r w:run_index="232">
-        <w:rPr>
-          <w:rStyle w:val="StringTok"/>
-        </w:rPr>
-        <w:t xml:space="preserve" w:run_content_index="239">"config.yaml"</w:t>
-      </w:r>
-      <w:r w:run_index="233">
-        <w:rPr>
-          <w:rStyle w:val="NormalTok"/>
-        </w:rPr>
-        <w:t xml:space="preserve" w:run_content_index="240">)</w:t>
-      </w:r>
-      <w:r w:run_index="234">
-        <w:br w:run_content_index="241"/>
-      </w:r>
-      <w:r w:run_index="235">
-        <w:br w:run_content_index="242"/>
-      </w:r>
-      <w:r w:run_index="236">
-        <w:rPr>
-          <w:rStyle w:val="CommentTok"/>
-        </w:rPr>
-        <w:t xml:space="preserve" w:run_content_index="243"># Theoph's own column is "Subject" -- renamed to "Participant" to match</w:t>
-      </w:r>
-      <w:r w:run_index="237">
-        <w:br w:run_content_index="244"/>
-      </w:r>
-      <w:r w:run_index="238">
-        <w:rPr>
-          <w:rStyle w:val="CommentTok"/>
-        </w:rPr>
-        <w:t xml:space="preserve" w:run_content_index="245"># current org convention before it reaches any output.</w:t>
-      </w:r>
-      <w:r w:run_index="239">
-        <w:br w:run_content_index="246"/>
-      </w:r>
-      <w:r w:run_index="240">
-        <w:rPr>
-          <w:rStyle w:val="NormalTok"/>
-        </w:rPr>
-        <w:t xml:space="preserve" w:run_content_index="247">theoph </w:t>
-      </w:r>
-      <w:r w:run_index="241">
-        <w:rPr>
-          <w:rStyle w:val="OtherTok"/>
-        </w:rPr>
-        <w:t xml:space="preserve" w:run_content_index="248">&lt;-</w:t>
-      </w:r>
-      <w:r w:run_index="242">
-        <w:rPr>
-          <w:rStyle w:val="NormalTok"/>
-        </w:rPr>
-        <w:t xml:space="preserve" w:run_content_index="249"> Theoph</w:t>
-      </w:r>
-      <w:r w:run_index="243">
-        <w:br w:run_content_index="250"/>
-      </w:r>
-      <w:r w:run_index="244">
-        <w:rPr>
-          <w:rStyle w:val="FunctionTok"/>
-        </w:rPr>
-        <w:t xml:space="preserve" w:run_content_index="251">names</w:t>
-      </w:r>
-      <w:r w:run_index="245">
-        <w:rPr>
-          <w:rStyle w:val="NormalTok"/>
-        </w:rPr>
-        <w:t xml:space="preserve" w:run_content_index="252">(theoph)[</w:t>
-      </w:r>
-      <w:r w:run_index="246">
-        <w:rPr>
-          <w:rStyle w:val="FunctionTok"/>
-        </w:rPr>
-        <w:t xml:space="preserve" w:run_content_index="253">names</w:t>
-      </w:r>
-      <w:r w:run_index="247">
-        <w:rPr>
-          <w:rStyle w:val="NormalTok"/>
-        </w:rPr>
-        <w:t xml:space="preserve" w:run_content_index="254">(theoph) </w:t>
-      </w:r>
-      <w:r w:run_index="248">
-        <w:rPr>
-          <w:rStyle w:val="SpecialCharTok"/>
-        </w:rPr>
-        <w:t xml:space="preserve" w:run_content_index="255">==</w:t>
-      </w:r>
-      <w:r w:run_index="249">
-        <w:rPr>
-          <w:rStyle w:val="NormalTok"/>
-        </w:rPr>
-        <w:t xml:space="preserve" w:run_content_index="256"> </w:t>
-      </w:r>
-      <w:r w:run_index="250">
-        <w:rPr>
-          <w:rStyle w:val="StringTok"/>
-        </w:rPr>
-        <w:t xml:space="preserve" w:run_content_index="257">"Subject"</w:t>
-      </w:r>
-      <w:r w:run_index="251">
-        <w:rPr>
-          <w:rStyle w:val="NormalTok"/>
-        </w:rPr>
-        <w:t xml:space="preserve" w:run_content_index="258">] </w:t>
-      </w:r>
-      <w:r w:run_index="252">
-        <w:rPr>
-          <w:rStyle w:val="OtherTok"/>
-        </w:rPr>
-        <w:t xml:space="preserve" w:run_content_index="259">&lt;-</w:t>
-      </w:r>
-      <w:r w:run_index="253">
-        <w:rPr>
-          <w:rStyle w:val="NormalTok"/>
-        </w:rPr>
-        <w:t xml:space="preserve" w:run_content_index="260"> </w:t>
-      </w:r>
-      <w:r w:run_index="254">
-        <w:rPr>
-          <w:rStyle w:val="StringTok"/>
-        </w:rPr>
-        <w:t xml:space="preserve" w:run_content_index="261">"Participant"</w:t>
-      </w:r>
-      <w:r w:run_index="255">
-        <w:br w:run_content_index="262"/>
-      </w:r>
-      <w:r w:run_index="256">
-        <w:br w:run_content_index="263"/>
-      </w:r>
-      <w:r w:run_index="257">
-        <w:rPr>
-          <w:rStyle w:val="NormalTok"/>
-        </w:rPr>
-        <w:t xml:space="preserve" w:run_content_index="264">pk_summary </w:t>
-      </w:r>
-      <w:r w:run_index="258">
-        <w:rPr>
-          <w:rStyle w:val="OtherTok"/>
-        </w:rPr>
-        <w:t xml:space="preserve" w:run_content_index="265">&lt;-</w:t>
-      </w:r>
-      <w:r w:run_index="259">
-        <w:rPr>
-          <w:rStyle w:val="NormalTok"/>
-        </w:rPr>
-        <w:t xml:space="preserve" w:run_content_index="266"> </w:t>
-      </w:r>
-      <w:r w:run_index="260">
-        <w:rPr>
-          <w:rStyle w:val="FunctionTok"/>
-        </w:rPr>
-        <w:t xml:space="preserve" w:run_content_index="267">aggregate</w:t>
-      </w:r>
-      <w:r w:run_index="261">
-        <w:rPr>
-          <w:rStyle w:val="NormalTok"/>
-        </w:rPr>
-        <w:t xml:space="preserve" w:run_content_index="268">(</w:t>
-      </w:r>
-      <w:r w:run_index="262">
-        <w:br w:run_content_index="269"/>
-      </w:r>
-      <w:r w:run_index="263">
-        <w:rPr>
-          <w:rStyle w:val="NormalTok"/>
-        </w:rPr>
-        <w:t xml:space="preserve" w:run_content_index="270">  conc </w:t>
-      </w:r>
-      <w:r w:run_index="264">
-        <w:rPr>
-          <w:rStyle w:val="SpecialCharTok"/>
-        </w:rPr>
-        <w:t xml:space="preserve" w:run_content_index="271">~</w:t>
-      </w:r>
-      <w:r w:run_index="265">
-        <w:rPr>
-          <w:rStyle w:val="NormalTok"/>
-        </w:rPr>
-        <w:t xml:space="preserve" w:run_content_index="272"> Participant,</w:t>
-      </w:r>
-      <w:r w:run_index="266">
-        <w:br w:run_content_index="273"/>
-      </w:r>
-      <w:r w:run_index="267">
-        <w:rPr>
-          <w:rStyle w:val="NormalTok"/>
-        </w:rPr>
-        <w:t xml:space="preserve" w:run_content_index="274">  </w:t>
-      </w:r>
-      <w:r w:run_index="268">
-        <w:rPr>
-          <w:rStyle w:val="AttributeTok"/>
-        </w:rPr>
-        <w:t xml:space="preserve" w:run_content_index="275">data =</w:t>
-      </w:r>
-      <w:r w:run_index="269">
-        <w:rPr>
-          <w:rStyle w:val="NormalTok"/>
-        </w:rPr>
-        <w:t xml:space="preserve" w:run_content_index="276"> theoph,</w:t>
-      </w:r>
-      <w:r w:run_index="270">
-        <w:br w:run_content_index="277"/>
-      </w:r>
-      <w:r w:run_index="271">
-        <w:rPr>
-          <w:rStyle w:val="NormalTok"/>
-        </w:rPr>
-        <w:t xml:space="preserve" w:run_content_index="278">  </w:t>
-      </w:r>
-      <w:r w:run_index="272">
-        <w:rPr>
-          <w:rStyle w:val="AttributeTok"/>
-        </w:rPr>
-        <w:t xml:space="preserve" w:run_content_index="279">FUN =</w:t>
-      </w:r>
-      <w:r w:run_index="273">
-        <w:rPr>
-          <w:rStyle w:val="NormalTok"/>
-        </w:rPr>
-        <w:t xml:space="preserve" w:run_content_index="280"> </w:t>
-      </w:r>
-      <w:r w:run_index="274">
-        <w:rPr>
-          <w:rStyle w:val="ControlFlowTok"/>
-        </w:rPr>
-        <w:t xml:space="preserve" w:run_content_index="281">function</w:t>
-      </w:r>
-      <w:r w:run_index="275">
-        <w:rPr>
-          <w:rStyle w:val="NormalTok"/>
-        </w:rPr>
-        <w:t xml:space="preserve" w:run_content_index="282">(x) </w:t>
-      </w:r>
-      <w:r w:run_index="276">
-        <w:rPr>
-          <w:rStyle w:val="FunctionTok"/>
-        </w:rPr>
-        <w:t xml:space="preserve" w:run_content_index="283">c</w:t>
-      </w:r>
-      <w:r w:run_index="277">
-        <w:rPr>
-          <w:rStyle w:val="NormalTok"/>
-        </w:rPr>
-        <w:t xml:space="preserve" w:run_content_index="284">(</w:t>
-      </w:r>
-      <w:r w:run_index="278">
-        <w:rPr>
-          <w:rStyle w:val="AttributeTok"/>
-        </w:rPr>
-        <w:t xml:space="preserve" w:run_content_index="285">Cmax =</w:t>
-      </w:r>
-      <w:r w:run_index="279">
-        <w:rPr>
-          <w:rStyle w:val="NormalTok"/>
-        </w:rPr>
-        <w:t xml:space="preserve" w:run_content_index="286"> </w:t>
-      </w:r>
-      <w:r w:run_index="280">
-        <w:rPr>
-          <w:rStyle w:val="FunctionTok"/>
-        </w:rPr>
-        <w:t xml:space="preserve" w:run_content_index="287">max</w:t>
-      </w:r>
-      <w:r w:run_index="281">
-        <w:rPr>
-          <w:rStyle w:val="NormalTok"/>
-        </w:rPr>
-        <w:t xml:space="preserve" w:run_content_index="288">(x), </w:t>
-      </w:r>
-      <w:r w:run_index="282">
-        <w:rPr>
-          <w:rStyle w:val="AttributeTok"/>
-        </w:rPr>
-        <w:t xml:space="preserve" w:run_content_index="289">Cmin =</w:t>
-      </w:r>
-      <w:r w:run_index="283">
-        <w:rPr>
-          <w:rStyle w:val="NormalTok"/>
-        </w:rPr>
-        <w:t xml:space="preserve" w:run_content_index="290"> </w:t>
-      </w:r>
-      <w:r w:run_index="284">
-        <w:rPr>
-          <w:rStyle w:val="FunctionTok"/>
-        </w:rPr>
-        <w:t xml:space="preserve" w:run_content_index="291">min</w:t>
-      </w:r>
-      <w:r w:run_index="285">
-        <w:rPr>
-          <w:rStyle w:val="NormalTok"/>
-        </w:rPr>
-        <w:t xml:space="preserve" w:run_content_index="292">(x), </w:t>
-      </w:r>
-      <w:r w:run_index="286">
-        <w:rPr>
-          <w:rStyle w:val="AttributeTok"/>
-        </w:rPr>
-        <w:t xml:space="preserve" w:run_content_index="293">Cavg =</w:t>
-      </w:r>
-      <w:r w:run_index="287">
-        <w:rPr>
-          <w:rStyle w:val="NormalTok"/>
-        </w:rPr>
-        <w:t xml:space="preserve" w:run_content_index="294"> </w:t>
-      </w:r>
-      <w:r w:run_index="288">
-        <w:rPr>
-          <w:rStyle w:val="FunctionTok"/>
-        </w:rPr>
-        <w:t xml:space="preserve" w:run_content_index="295">mean</w:t>
+        <w:t xml:space="preserve" w:run_content_index="295">library</w:t>
       </w:r>
       <w:r w:run_index="289">
         <w:rPr>
           <w:rStyle w:val="NormalTok"/>
         </w:rPr>
-        <w:t xml:space="preserve" w:run_content_index="296">(x))</w:t>
+        <w:t xml:space="preserve" w:run_content_index="296">(reportifyr)</w:t>
       </w:r>
       <w:r w:run_index="290">
         <w:br w:run_content_index="297"/>
       </w:r>
       <w:r w:run_index="291">
         <w:rPr>
-          <w:rStyle w:val="NormalTok"/>
-        </w:rPr>
-        <w:t xml:space="preserve" w:run_content_index="298">)</w:t>
+          <w:rStyle w:val="FunctionTok"/>
+        </w:rPr>
+        <w:t xml:space="preserve" w:run_content_index="298">library</w:t>
       </w:r>
       <w:r w:run_index="292">
-        <w:br w:run_content_index="299"/>
+        <w:rPr>
+          <w:rStyle w:val="NormalTok"/>
+        </w:rPr>
+        <w:t xml:space="preserve" w:run_content_index="299">(ggplot2)</w:t>
       </w:r>
       <w:r w:run_index="293">
-        <w:rPr>
-          <w:rStyle w:val="NormalTok"/>
-        </w:rPr>
-        <w:t xml:space="preserve" w:run_content_index="300">pk_summary </w:t>
+        <w:br w:run_content_index="300"/>
       </w:r>
       <w:r w:run_index="294">
         <w:rPr>
-          <w:rStyle w:val="OtherTok"/>
-        </w:rPr>
-        <w:t xml:space="preserve" w:run_content_index="301">&lt;-</w:t>
+          <w:rStyle w:val="FunctionTok"/>
+        </w:rPr>
+        <w:t xml:space="preserve" w:run_content_index="301">library</w:t>
       </w:r>
       <w:r w:run_index="295">
         <w:rPr>
           <w:rStyle w:val="NormalTok"/>
         </w:rPr>
-        <w:t xml:space="preserve" w:run_content_index="302"> </w:t>
+        <w:t xml:space="preserve" w:run_content_index="302">(flextable)</w:t>
       </w:r>
       <w:r w:run_index="296">
+        <w:br w:run_content_index="303"/>
+      </w:r>
+      <w:r w:run_index="297">
         <w:rPr>
           <w:rStyle w:val="FunctionTok"/>
         </w:rPr>
-        <w:t xml:space="preserve" w:run_content_index="303">data.frame</w:t>
-      </w:r>
-      <w:r w:run_index="297">
-        <w:rPr>
-          <w:rStyle w:val="NormalTok"/>
-        </w:rPr>
-        <w:t xml:space="preserve" w:run_content_index="304">(</w:t>
+        <w:t xml:space="preserve" w:run_content_index="304">library</w:t>
       </w:r>
       <w:r w:run_index="298">
-        <w:br w:run_content_index="305"/>
+        <w:rPr>
+          <w:rStyle w:val="NormalTok"/>
+        </w:rPr>
+        <w:t xml:space="preserve" w:run_content_index="305">(officer)</w:t>
       </w:r>
       <w:r w:run_index="299">
-        <w:rPr>
-          <w:rStyle w:val="NormalTok"/>
-        </w:rPr>
-        <w:t xml:space="preserve" w:run_content_index="306">  </w:t>
+        <w:br w:run_content_index="306"/>
       </w:r>
       <w:r w:run_index="300">
-        <w:rPr>
-          <w:rStyle w:val="AttributeTok"/>
-        </w:rPr>
-        <w:t xml:space="preserve" w:run_content_index="307">Participant =</w:t>
+        <w:br w:run_content_index="307"/>
       </w:r>
       <w:r w:run_index="301">
         <w:rPr>
-          <w:rStyle w:val="NormalTok"/>
-        </w:rPr>
-        <w:t xml:space="preserve" w:run_content_index="308"> pk_summary</w:t>
+          <w:rStyle w:val="FunctionTok"/>
+        </w:rPr>
+        <w:t xml:space="preserve" w:run_content_index="308">stopifnot</w:t>
       </w:r>
       <w:r w:run_index="302">
         <w:rPr>
+          <w:rStyle w:val="NormalTok"/>
+        </w:rPr>
+        <w:t xml:space="preserve" w:run_content_index="309">(</w:t>
+      </w:r>
+      <w:r w:run_index="303">
+        <w:rPr>
+          <w:rStyle w:val="FunctionTok"/>
+        </w:rPr>
+        <w:t xml:space="preserve" w:run_content_index="310">basename</w:t>
+      </w:r>
+      <w:r w:run_index="304">
+        <w:rPr>
+          <w:rStyle w:val="NormalTok"/>
+        </w:rPr>
+        <w:t xml:space="preserve" w:run_content_index="311">(</w:t>
+      </w:r>
+      <w:r w:run_index="305">
+        <w:rPr>
+          <w:rStyle w:val="FunctionTok"/>
+        </w:rPr>
+        <w:t xml:space="preserve" w:run_content_index="312">getwd</w:t>
+      </w:r>
+      <w:r w:run_index="306">
+        <w:rPr>
+          <w:rStyle w:val="NormalTok"/>
+        </w:rPr>
+        <w:t xml:space="preserve" w:run_content_index="313">()) </w:t>
+      </w:r>
+      <w:r w:run_index="307">
+        <w:rPr>
           <w:rStyle w:val="SpecialCharTok"/>
         </w:rPr>
-        <w:t xml:space="preserve" w:run_content_index="309">$</w:t>
-      </w:r>
-      <w:r w:run_index="303">
-        <w:rPr>
-          <w:rStyle w:val="NormalTok"/>
-        </w:rPr>
-        <w:t xml:space="preserve" w:run_content_index="310">Participant,</w:t>
-      </w:r>
-      <w:r w:run_index="304">
-        <w:br w:run_content_index="311"/>
-      </w:r>
-      <w:r w:run_index="305">
-        <w:rPr>
-          <w:rStyle w:val="NormalTok"/>
-        </w:rPr>
-        <w:t xml:space="preserve" w:run_content_index="312">  </w:t>
-      </w:r>
-      <w:r w:run_index="306">
-        <w:rPr>
-          <w:rStyle w:val="FunctionTok"/>
-        </w:rPr>
-        <w:t xml:space="preserve" w:run_content_index="313">round</w:t>
-      </w:r>
-      <w:r w:run_index="307">
-        <w:rPr>
-          <w:rStyle w:val="NormalTok"/>
-        </w:rPr>
-        <w:t xml:space="preserve" w:run_content_index="314">(pk_summary</w:t>
+        <w:t xml:space="preserve" w:run_content_index="314">==</w:t>
       </w:r>
       <w:r w:run_index="308">
         <w:rPr>
-          <w:rStyle w:val="SpecialCharTok"/>
-        </w:rPr>
-        <w:t xml:space="preserve" w:run_content_index="315">$</w:t>
+          <w:rStyle w:val="NormalTok"/>
+        </w:rPr>
+        <w:t xml:space="preserve" w:run_content_index="315"> </w:t>
       </w:r>
       <w:r w:run_index="309">
         <w:rPr>
-          <w:rStyle w:val="NormalTok"/>
-        </w:rPr>
-        <w:t xml:space="preserve" w:run_content_index="316">conc, </w:t>
+          <w:rStyle w:val="StringTok"/>
+        </w:rPr>
+        <w:t xml:space="preserve" w:run_content_index="316">"demo-report"</w:t>
       </w:r>
       <w:r w:run_index="310">
         <w:rPr>
-          <w:rStyle w:val="DecValTok"/>
-        </w:rPr>
-        <w:t xml:space="preserve" w:run_content_index="317">2</w:t>
+          <w:rStyle w:val="NormalTok"/>
+        </w:rPr>
+        <w:t xml:space="preserve" w:run_content_index="317">)</w:t>
       </w:r>
       <w:r w:run_index="311">
-        <w:rPr>
-          <w:rStyle w:val="NormalTok"/>
-        </w:rPr>
-        <w:t xml:space="preserve" w:run_content_index="318">)</w:t>
+        <w:br w:run_content_index="318"/>
       </w:r>
       <w:r w:run_index="312">
         <w:br w:run_content_index="319"/>
@@ -7409,46 +7513,58 @@
         <w:rPr>
           <w:rStyle w:val="NormalTok"/>
         </w:rPr>
-        <w:t xml:space="preserve" w:run_content_index="320">)</w:t>
+        <w:t xml:space="preserve" w:run_content_index="320">config_yaml </w:t>
       </w:r>
       <w:r w:run_index="314">
-        <w:br w:run_content_index="321"/>
+        <w:rPr>
+          <w:rStyle w:val="OtherTok"/>
+        </w:rPr>
+        <w:t xml:space="preserve" w:run_content_index="321">&lt;-</w:t>
       </w:r>
       <w:r w:run_index="315">
-        <w:br w:run_content_index="322"/>
+        <w:rPr>
+          <w:rStyle w:val="NormalTok"/>
+        </w:rPr>
+        <w:t xml:space="preserve" w:run_content_index="322"> </w:t>
       </w:r>
       <w:r w:run_index="316">
         <w:rPr>
-          <w:rStyle w:val="CommentTok"/>
-        </w:rPr>
-        <w:t xml:space="preserve" w:run_content_index="323"># meta_abbrevs entries are keys looked up in report/standard_footnotes.yaml's</w:t>
+          <w:rStyle w:val="FunctionTok"/>
+        </w:rPr>
+        <w:t xml:space="preserve" w:run_content_index="323">file.path</w:t>
       </w:r>
       <w:r w:run_index="317">
-        <w:br w:run_content_index="324"/>
+        <w:rPr>
+          <w:rStyle w:val="NormalTok"/>
+        </w:rPr>
+        <w:t xml:space="preserve" w:run_content_index="324">(</w:t>
       </w:r>
       <w:r w:run_index="318">
         <w:rPr>
-          <w:rStyle w:val="CommentTok"/>
-        </w:rPr>
-        <w:t xml:space="preserve" w:run_content_index="325"># abbreviations: section (reportifyr errors if a key isn't defined there) --</w:t>
+          <w:rStyle w:val="StringTok"/>
+        </w:rPr>
+        <w:t xml:space="preserve" w:run_content_index="325">"report"</w:t>
       </w:r>
       <w:r w:run_index="319">
-        <w:br w:run_content_index="326"/>
+        <w:rPr>
+          <w:rStyle w:val="NormalTok"/>
+        </w:rPr>
+        <w:t xml:space="preserve" w:run_content_index="326">, </w:t>
       </w:r>
       <w:r w:run_index="320">
         <w:rPr>
-          <w:rStyle w:val="CommentTok"/>
-        </w:rPr>
-        <w:t xml:space="preserve" w:run_content_index="327"># free text goes in meta_notes instead. meta_type works the same way against</w:t>
+          <w:rStyle w:val="StringTok"/>
+        </w:rPr>
+        <w:t xml:space="preserve" w:run_content_index="327">"config.yaml"</w:t>
       </w:r>
       <w:r w:run_index="321">
-        <w:br w:run_content_index="328"/>
+        <w:rPr>
+          <w:rStyle w:val="NormalTok"/>
+        </w:rPr>
+        <w:t xml:space="preserve" w:run_content_index="328">)</w:t>
       </w:r>
       <w:r w:run_index="322">
-        <w:rPr>
-          <w:rStyle w:val="CommentTok"/>
-        </w:rPr>
-        <w:t xml:space="preserve" w:run_content_index="329"># that file's table_footnotes:/figure_footnotes: sections, for a canned</w:t>
+        <w:br w:run_content_index="329"/>
       </w:r>
       <w:r w:run_index="323">
         <w:br w:run_content_index="330"/>
@@ -7457,7 +7573,7 @@
         <w:rPr>
           <w:rStyle w:val="CommentTok"/>
         </w:rPr>
-        <w:t xml:space="preserve" w:run_content_index="331"># methodology blurb; left unset here since none of the existing table_footnotes</w:t>
+        <w:t xml:space="preserve" w:run_content_index="331"># Theoph's own column is "Subject" -- renamed to "Participant" to match</w:t>
       </w:r>
       <w:r w:run_index="325">
         <w:br w:run_content_index="332"/>
@@ -7466,58 +7582,61 @@
         <w:rPr>
           <w:rStyle w:val="CommentTok"/>
         </w:rPr>
-        <w:t xml:space="preserve" w:run_content_index="333"># entries (regression/covariate-model writeups) fit a plain summary table.</w:t>
+        <w:t xml:space="preserve" w:run_content_index="333"># current org convention before it reaches any output.</w:t>
       </w:r>
       <w:r w:run_index="327">
         <w:br w:run_content_index="334"/>
       </w:r>
       <w:r w:run_index="328">
         <w:rPr>
+          <w:rStyle w:val="NormalTok"/>
+        </w:rPr>
+        <w:t xml:space="preserve" w:run_content_index="335">theoph </w:t>
+      </w:r>
+      <w:r w:run_index="329">
+        <w:rPr>
+          <w:rStyle w:val="OtherTok"/>
+        </w:rPr>
+        <w:t xml:space="preserve" w:run_content_index="336">&lt;-</w:t>
+      </w:r>
+      <w:r w:run_index="330">
+        <w:rPr>
+          <w:rStyle w:val="NormalTok"/>
+        </w:rPr>
+        <w:t xml:space="preserve" w:run_content_index="337"> Theoph</w:t>
+      </w:r>
+      <w:r w:run_index="331">
+        <w:br w:run_content_index="338"/>
+      </w:r>
+      <w:r w:run_index="332">
+        <w:rPr>
           <w:rStyle w:val="FunctionTok"/>
         </w:rPr>
-        <w:t xml:space="preserve" w:run_content_index="335">write_csv_with_metadata</w:t>
-      </w:r>
-      <w:r w:run_index="329">
-        <w:rPr>
-          <w:rStyle w:val="NormalTok"/>
-        </w:rPr>
-        <w:t xml:space="preserve" w:run_content_index="336">(</w:t>
-      </w:r>
-      <w:r w:run_index="330">
-        <w:br w:run_content_index="337"/>
-      </w:r>
-      <w:r w:run_index="331">
-        <w:rPr>
-          <w:rStyle w:val="NormalTok"/>
-        </w:rPr>
-        <w:t xml:space="preserve" w:run_content_index="338">  </w:t>
-      </w:r>
-      <w:r w:run_index="332">
-        <w:rPr>
-          <w:rStyle w:val="AttributeTok"/>
-        </w:rPr>
-        <w:t xml:space="preserve" w:run_content_index="339">object =</w:t>
+        <w:t xml:space="preserve" w:run_content_index="339">names</w:t>
       </w:r>
       <w:r w:run_index="333">
         <w:rPr>
           <w:rStyle w:val="NormalTok"/>
         </w:rPr>
-        <w:t xml:space="preserve" w:run_content_index="340"> pk_summary,</w:t>
+        <w:t xml:space="preserve" w:run_content_index="340">(theoph)[</w:t>
       </w:r>
       <w:r w:run_index="334">
-        <w:br w:run_content_index="341"/>
+        <w:rPr>
+          <w:rStyle w:val="FunctionTok"/>
+        </w:rPr>
+        <w:t xml:space="preserve" w:run_content_index="341">names</w:t>
       </w:r>
       <w:r w:run_index="335">
         <w:rPr>
           <w:rStyle w:val="NormalTok"/>
         </w:rPr>
-        <w:t xml:space="preserve" w:run_content_index="342">  </w:t>
+        <w:t xml:space="preserve" w:run_content_index="342">(theoph) </w:t>
       </w:r>
       <w:r w:run_index="336">
         <w:rPr>
-          <w:rStyle w:val="AttributeTok"/>
-        </w:rPr>
-        <w:t xml:space="preserve" w:run_content_index="343">file =</w:t>
+          <w:rStyle w:val="SpecialCharTok"/>
+        </w:rPr>
+        <w:t xml:space="preserve" w:run_content_index="343">==</w:t>
       </w:r>
       <w:r w:run_index="337">
         <w:rPr>
@@ -7527,72 +7646,69 @@
       </w:r>
       <w:r w:run_index="338">
         <w:rPr>
+          <w:rStyle w:val="StringTok"/>
+        </w:rPr>
+        <w:t xml:space="preserve" w:run_content_index="345">"Subject"</w:t>
+      </w:r>
+      <w:r w:run_index="339">
+        <w:rPr>
+          <w:rStyle w:val="NormalTok"/>
+        </w:rPr>
+        <w:t xml:space="preserve" w:run_content_index="346">] </w:t>
+      </w:r>
+      <w:r w:run_index="340">
+        <w:rPr>
+          <w:rStyle w:val="OtherTok"/>
+        </w:rPr>
+        <w:t xml:space="preserve" w:run_content_index="347">&lt;-</w:t>
+      </w:r>
+      <w:r w:run_index="341">
+        <w:rPr>
+          <w:rStyle w:val="NormalTok"/>
+        </w:rPr>
+        <w:t xml:space="preserve" w:run_content_index="348"> </w:t>
+      </w:r>
+      <w:r w:run_index="342">
+        <w:rPr>
+          <w:rStyle w:val="StringTok"/>
+        </w:rPr>
+        <w:t xml:space="preserve" w:run_content_index="349">"Participant"</w:t>
+      </w:r>
+      <w:r w:run_index="343">
+        <w:br w:run_content_index="350"/>
+      </w:r>
+      <w:r w:run_index="344">
+        <w:br w:run_content_index="351"/>
+      </w:r>
+      <w:r w:run_index="345">
+        <w:rPr>
+          <w:rStyle w:val="NormalTok"/>
+        </w:rPr>
+        <w:t xml:space="preserve" w:run_content_index="352">pk_summary </w:t>
+      </w:r>
+      <w:r w:run_index="346">
+        <w:rPr>
+          <w:rStyle w:val="OtherTok"/>
+        </w:rPr>
+        <w:t xml:space="preserve" w:run_content_index="353">&lt;-</w:t>
+      </w:r>
+      <w:r w:run_index="347">
+        <w:rPr>
+          <w:rStyle w:val="NormalTok"/>
+        </w:rPr>
+        <w:t xml:space="preserve" w:run_content_index="354"> </w:t>
+      </w:r>
+      <w:r w:run_index="348">
+        <w:rPr>
           <w:rStyle w:val="FunctionTok"/>
         </w:rPr>
-        <w:t xml:space="preserve" w:run_content_index="345">file.path</w:t>
-      </w:r>
-      <w:r w:run_index="339">
-        <w:rPr>
-          <w:rStyle w:val="NormalTok"/>
-        </w:rPr>
-        <w:t xml:space="preserve" w:run_content_index="346">(</w:t>
-      </w:r>
-      <w:r w:run_index="340">
-        <w:rPr>
-          <w:rStyle w:val="StringTok"/>
-        </w:rPr>
-        <w:t xml:space="preserve" w:run_content_index="347">"OUTPUTS"</w:t>
-      </w:r>
-      <w:r w:run_index="341">
-        <w:rPr>
-          <w:rStyle w:val="NormalTok"/>
-        </w:rPr>
-        <w:t xml:space="preserve" w:run_content_index="348">, </w:t>
-      </w:r>
-      <w:r w:run_index="342">
-        <w:rPr>
-          <w:rStyle w:val="StringTok"/>
-        </w:rPr>
-        <w:t xml:space="preserve" w:run_content_index="349">"tables"</w:t>
-      </w:r>
-      <w:r w:run_index="343">
-        <w:rPr>
-          <w:rStyle w:val="NormalTok"/>
-        </w:rPr>
-        <w:t xml:space="preserve" w:run_content_index="350">, </w:t>
-      </w:r>
-      <w:r w:run_index="344">
-        <w:rPr>
-          <w:rStyle w:val="StringTok"/>
-        </w:rPr>
-        <w:t xml:space="preserve" w:run_content_index="351">"pk-summary.csv"</w:t>
-      </w:r>
-      <w:r w:run_index="345">
-        <w:rPr>
-          <w:rStyle w:val="NormalTok"/>
-        </w:rPr>
-        <w:t xml:space="preserve" w:run_content_index="352">),</w:t>
-      </w:r>
-      <w:r w:run_index="346">
-        <w:br w:run_content_index="353"/>
-      </w:r>
-      <w:r w:run_index="347">
-        <w:rPr>
-          <w:rStyle w:val="NormalTok"/>
-        </w:rPr>
-        <w:t xml:space="preserve" w:run_content_index="354">  </w:t>
-      </w:r>
-      <w:r w:run_index="348">
-        <w:rPr>
-          <w:rStyle w:val="AttributeTok"/>
-        </w:rPr>
-        <w:t xml:space="preserve" w:run_content_index="355">config_yaml =</w:t>
+        <w:t xml:space="preserve" w:run_content_index="355">aggregate</w:t>
       </w:r>
       <w:r w:run_index="349">
         <w:rPr>
           <w:rStyle w:val="NormalTok"/>
         </w:rPr>
-        <w:t xml:space="preserve" w:run_content_index="356"> config_yaml,</w:t>
+        <w:t xml:space="preserve" w:run_content_index="356">(</w:t>
       </w:r>
       <w:r w:run_index="350">
         <w:br w:run_content_index="357"/>
@@ -7601,2230 +7717,2257 @@
         <w:rPr>
           <w:rStyle w:val="NormalTok"/>
         </w:rPr>
-        <w:t xml:space="preserve" w:run_content_index="358">  </w:t>
+        <w:t xml:space="preserve" w:run_content_index="358">  conc </w:t>
       </w:r>
       <w:r w:run_index="352">
         <w:rPr>
+          <w:rStyle w:val="SpecialCharTok"/>
+        </w:rPr>
+        <w:t xml:space="preserve" w:run_content_index="359">~</w:t>
+      </w:r>
+      <w:r w:run_index="353">
+        <w:rPr>
+          <w:rStyle w:val="NormalTok"/>
+        </w:rPr>
+        <w:t xml:space="preserve" w:run_content_index="360"> Participant,</w:t>
+      </w:r>
+      <w:r w:run_index="354">
+        <w:br w:run_content_index="361"/>
+      </w:r>
+      <w:r w:run_index="355">
+        <w:rPr>
+          <w:rStyle w:val="NormalTok"/>
+        </w:rPr>
+        <w:t xml:space="preserve" w:run_content_index="362">  </w:t>
+      </w:r>
+      <w:r w:run_index="356">
+        <w:rPr>
           <w:rStyle w:val="AttributeTok"/>
         </w:rPr>
-        <w:t xml:space="preserve" w:run_content_index="359">meta_notes =</w:t>
-      </w:r>
-      <w:r w:run_index="353">
-        <w:rPr>
-          <w:rStyle w:val="NormalTok"/>
-        </w:rPr>
-        <w:t xml:space="preserve" w:run_content_index="360"> </w:t>
-      </w:r>
-      <w:r w:run_index="354">
-        <w:rPr>
-          <w:rStyle w:val="StringTok"/>
-        </w:rPr>
-        <w:t xml:space="preserve" w:run_content_index="361">"Values are per-participant summary statistics computed directly from observed concentrations; no imputation or model-based estimation was performed. This table is filled from a plain data frame, so reportifyr renders it in its own default table styling (Arial Narrow) rather than this report's own body font -- contrast with the participant demographics table below, filled from a pre-styled flextable object."</w:t>
-      </w:r>
-      <w:r w:run_index="355">
-        <w:rPr>
-          <w:rStyle w:val="NormalTok"/>
-        </w:rPr>
-        <w:t xml:space="preserve" w:run_content_index="362">,</w:t>
-      </w:r>
-      <w:r w:run_index="356">
-        <w:br w:run_content_index="363"/>
+        <w:t xml:space="preserve" w:run_content_index="363">data =</w:t>
       </w:r>
       <w:r w:run_index="357">
         <w:rPr>
           <w:rStyle w:val="NormalTok"/>
         </w:rPr>
-        <w:t xml:space="preserve" w:run_content_index="364">  </w:t>
+        <w:t xml:space="preserve" w:run_content_index="364"> theoph,</w:t>
       </w:r>
       <w:r w:run_index="358">
+        <w:br w:run_content_index="365"/>
+      </w:r>
+      <w:r w:run_index="359">
+        <w:rPr>
+          <w:rStyle w:val="NormalTok"/>
+        </w:rPr>
+        <w:t xml:space="preserve" w:run_content_index="366">  </w:t>
+      </w:r>
+      <w:r w:run_index="360">
         <w:rPr>
           <w:rStyle w:val="AttributeTok"/>
         </w:rPr>
-        <w:t xml:space="preserve" w:run_content_index="365">meta_abbrevs =</w:t>
-      </w:r>
-      <w:r w:run_index="359">
-        <w:rPr>
-          <w:rStyle w:val="NormalTok"/>
-        </w:rPr>
-        <w:t xml:space="preserve" w:run_content_index="366"> </w:t>
-      </w:r>
-      <w:r w:run_index="360">
-        <w:rPr>
-          <w:rStyle w:val="StringTok"/>
-        </w:rPr>
-        <w:t xml:space="preserve" w:run_content_index="367">"PK"</w:t>
+        <w:t xml:space="preserve" w:run_content_index="367">FUN =</w:t>
       </w:r>
       <w:r w:run_index="361">
         <w:rPr>
           <w:rStyle w:val="NormalTok"/>
         </w:rPr>
-        <w:t xml:space="preserve" w:run_content_index="368">,</w:t>
+        <w:t xml:space="preserve" w:run_content_index="368"> </w:t>
       </w:r>
       <w:r w:run_index="362">
-        <w:br w:run_content_index="369"/>
+        <w:rPr>
+          <w:rStyle w:val="ControlFlowTok"/>
+        </w:rPr>
+        <w:t xml:space="preserve" w:run_content_index="369">function</w:t>
       </w:r>
       <w:r w:run_index="363">
         <w:rPr>
           <w:rStyle w:val="NormalTok"/>
         </w:rPr>
-        <w:t xml:space="preserve" w:run_content_index="370">  </w:t>
+        <w:t xml:space="preserve" w:run_content_index="370">(x) </w:t>
       </w:r>
       <w:r w:run_index="364">
         <w:rPr>
+          <w:rStyle w:val="FunctionTok"/>
+        </w:rPr>
+        <w:t xml:space="preserve" w:run_content_index="371">c</w:t>
+      </w:r>
+      <w:r w:run_index="365">
+        <w:rPr>
+          <w:rStyle w:val="NormalTok"/>
+        </w:rPr>
+        <w:t xml:space="preserve" w:run_content_index="372">(</w:t>
+      </w:r>
+      <w:r w:run_index="366">
+        <w:rPr>
           <w:rStyle w:val="AttributeTok"/>
         </w:rPr>
-        <w:t xml:space="preserve" w:run_content_index="371">row.names =</w:t>
-      </w:r>
-      <w:r w:run_index="365">
-        <w:rPr>
-          <w:rStyle w:val="NormalTok"/>
-        </w:rPr>
-        <w:t xml:space="preserve" w:run_content_index="372"> </w:t>
-      </w:r>
-      <w:r w:run_index="366">
-        <w:rPr>
-          <w:rStyle w:val="ConstantTok"/>
-        </w:rPr>
-        <w:t xml:space="preserve" w:run_content_index="373">FALSE</w:t>
+        <w:t xml:space="preserve" w:run_content_index="373">Cmax =</w:t>
       </w:r>
       <w:r w:run_index="367">
-        <w:br w:run_content_index="374"/>
+        <w:rPr>
+          <w:rStyle w:val="NormalTok"/>
+        </w:rPr>
+        <w:t xml:space="preserve" w:run_content_index="374"> </w:t>
       </w:r>
       <w:r w:run_index="368">
         <w:rPr>
-          <w:rStyle w:val="NormalTok"/>
-        </w:rPr>
-        <w:t xml:space="preserve" w:run_content_index="375">)</w:t>
+          <w:rStyle w:val="FunctionTok"/>
+        </w:rPr>
+        <w:t xml:space="preserve" w:run_content_index="375">max</w:t>
       </w:r>
       <w:r w:run_index="369">
-        <w:br w:run_content_index="376"/>
+        <w:rPr>
+          <w:rStyle w:val="NormalTok"/>
+        </w:rPr>
+        <w:t xml:space="preserve" w:run_content_index="376">(x), </w:t>
       </w:r>
       <w:r w:run_index="370">
-        <w:br w:run_content_index="377"/>
+        <w:rPr>
+          <w:rStyle w:val="AttributeTok"/>
+        </w:rPr>
+        <w:t xml:space="preserve" w:run_content_index="377">Cmin =</w:t>
       </w:r>
       <w:r w:run_index="371">
         <w:rPr>
-          <w:rStyle w:val="CommentTok"/>
-        </w:rPr>
-        <w:t xml:space="preserve" w:run_content_index="378"># A second table, complementing pk_summary above to show reportifyr's two</w:t>
+          <w:rStyle w:val="NormalTok"/>
+        </w:rPr>
+        <w:t xml:space="preserve" w:run_content_index="378"> </w:t>
       </w:r>
       <w:r w:run_index="372">
-        <w:br w:run_content_index="379"/>
+        <w:rPr>
+          <w:rStyle w:val="FunctionTok"/>
+        </w:rPr>
+        <w:t xml:space="preserve" w:run_content_index="379">min</w:t>
       </w:r>
       <w:r w:run_index="373">
         <w:rPr>
-          <w:rStyle w:val="CommentTok"/>
-        </w:rPr>
-        <w:t xml:space="preserve" w:run_content_index="380"># ways of filling an rpfy-prefixed table magic string: a plain data frame</w:t>
+          <w:rStyle w:val="NormalTok"/>
+        </w:rPr>
+        <w:t xml:space="preserve" w:run_content_index="380">(x), </w:t>
       </w:r>
       <w:r w:run_index="374">
-        <w:br w:run_content_index="381"/>
+        <w:rPr>
+          <w:rStyle w:val="AttributeTok"/>
+        </w:rPr>
+        <w:t xml:space="preserve" w:run_content_index="381">Cavg =</w:t>
       </w:r>
       <w:r w:run_index="375">
         <w:rPr>
-          <w:rStyle w:val="CommentTok"/>
-        </w:rPr>
-        <w:t xml:space="preserve" w:run_content_index="382"># (.csv, above) vs. a pre-built `flextable` object (.rds, here). This matters</w:t>
+          <w:rStyle w:val="NormalTok"/>
+        </w:rPr>
+        <w:t xml:space="preserve" w:run_content_index="382"> </w:t>
       </w:r>
       <w:r w:run_index="376">
-        <w:br w:run_content_index="383"/>
+        <w:rPr>
+          <w:rStyle w:val="FunctionTok"/>
+        </w:rPr>
+        <w:t xml:space="preserve" w:run_content_index="383">mean</w:t>
       </w:r>
       <w:r w:run_index="377">
         <w:rPr>
-          <w:rStyle w:val="CommentTok"/>
-        </w:rPr>
-        <w:t xml:space="preserve" w:run_content_index="384"># because reportifyr::add_tables() (process_table_file(), R/add_tables.R)</w:t>
+          <w:rStyle w:val="NormalTok"/>
+        </w:rPr>
+        <w:t xml:space="preserve" w:run_content_index="384">(x))</w:t>
       </w:r>
       <w:r w:run_index="378">
         <w:br w:run_content_index="385"/>
       </w:r>
       <w:r w:run_index="379">
         <w:rPr>
-          <w:rStyle w:val="CommentTok"/>
-        </w:rPr>
-        <w:t xml:space="preserve" w:run_content_index="386"># only runs its own formatting -- format_flextable(), which hardcodes</w:t>
+          <w:rStyle w:val="NormalTok"/>
+        </w:rPr>
+        <w:t xml:space="preserve" w:run_content_index="386">)</w:t>
       </w:r>
       <w:r w:run_index="380">
         <w:br w:run_content_index="387"/>
       </w:r>
       <w:r w:run_index="381">
         <w:rPr>
-          <w:rStyle w:val="CommentTok"/>
-        </w:rPr>
-        <w:t xml:space="preserve" w:run_content_index="388"># Arial Narrow 10pt borders/spacing regardless of the reference-doc's</w:t>
+          <w:rStyle w:val="NormalTok"/>
+        </w:rPr>
+        <w:t xml:space="preserve" w:run_content_index="388">pk_summary </w:t>
       </w:r>
       <w:r w:run_index="382">
-        <w:br w:run_content_index="389"/>
+        <w:rPr>
+          <w:rStyle w:val="OtherTok"/>
+        </w:rPr>
+        <w:t xml:space="preserve" w:run_content_index="389">&lt;-</w:t>
       </w:r>
       <w:r w:run_index="383">
         <w:rPr>
-          <w:rStyle w:val="CommentTok"/>
-        </w:rPr>
-        <w:t xml:space="preserve" w:run_content_index="390"># actual body font -- on objects that AREN'T already `flextable`s; an</w:t>
+          <w:rStyle w:val="NormalTok"/>
+        </w:rPr>
+        <w:t xml:space="preserve" w:run_content_index="390"> </w:t>
       </w:r>
       <w:r w:run_index="384">
-        <w:br w:run_content_index="391"/>
+        <w:rPr>
+          <w:rStyle w:val="FunctionTok"/>
+        </w:rPr>
+        <w:t xml:space="preserve" w:run_content_index="391">data.frame</w:t>
       </w:r>
       <w:r w:run_index="385">
         <w:rPr>
-          <w:rStyle w:val="CommentTok"/>
-        </w:rPr>
-        <w:t xml:space="preserve" w:run_content_index="392"># .rds that already `inherits(data_in, "flextable")` when read back is</w:t>
+          <w:rStyle w:val="NormalTok"/>
+        </w:rPr>
+        <w:t xml:space="preserve" w:run_content_index="392">(</w:t>
       </w:r>
       <w:r w:run_index="386">
         <w:br w:run_content_index="393"/>
       </w:r>
       <w:r w:run_index="387">
         <w:rPr>
-          <w:rStyle w:val="CommentTok"/>
-        </w:rPr>
-        <w:t xml:space="preserve" w:run_content_index="394"># inserted completely as-is, untouched. So pk_summary above (a plain data</w:t>
+          <w:rStyle w:val="NormalTok"/>
+        </w:rPr>
+        <w:t xml:space="preserve" w:run_content_index="394">  </w:t>
       </w:r>
       <w:r w:run_index="388">
-        <w:br w:run_content_index="395"/>
+        <w:rPr>
+          <w:rStyle w:val="AttributeTok"/>
+        </w:rPr>
+        <w:t xml:space="preserve" w:run_content_index="395">Participant =</w:t>
       </w:r>
       <w:r w:run_index="389">
         <w:rPr>
-          <w:rStyle w:val="CommentTok"/>
-        </w:rPr>
-        <w:t xml:space="preserve" w:run_content_index="396"># frame) always renders in reportifyr's hardcoded Arial Narrow 10pt no</w:t>
+          <w:rStyle w:val="NormalTok"/>
+        </w:rPr>
+        <w:t xml:space="preserve" w:run_content_index="396"> pk_summary</w:t>
       </w:r>
       <w:r w:run_index="390">
-        <w:br w:run_content_index="397"/>
+        <w:rPr>
+          <w:rStyle w:val="SpecialCharTok"/>
+        </w:rPr>
+        <w:t xml:space="preserve" w:run_content_index="397">$</w:t>
       </w:r>
       <w:r w:run_index="391">
         <w:rPr>
-          <w:rStyle w:val="CommentTok"/>
-        </w:rPr>
-        <w:t xml:space="preserve" w:run_content_index="398"># matter what this doc's reference-doc sets fonts.body to (Times New</w:t>
+          <w:rStyle w:val="NormalTok"/>
+        </w:rPr>
+        <w:t xml:space="preserve" w:run_content_index="398">Participant,</w:t>
       </w:r>
       <w:r w:run_index="392">
         <w:br w:run_content_index="399"/>
       </w:r>
       <w:r w:run_index="393">
         <w:rPr>
-          <w:rStyle w:val="CommentTok"/>
-        </w:rPr>
-        <w:t xml:space="preserve" w:run_content_index="400"># Roman here, per inst/python/styles/default.yaml -- see report/config.yaml's</w:t>
+          <w:rStyle w:val="NormalTok"/>
+        </w:rPr>
+        <w:t xml:space="preserve" w:run_content_index="400">  </w:t>
       </w:r>
       <w:r w:run_index="394">
-        <w:br w:run_content_index="401"/>
+        <w:rPr>
+          <w:rStyle w:val="FunctionTok"/>
+        </w:rPr>
+        <w:t xml:space="preserve" w:run_content_index="401">round</w:t>
       </w:r>
       <w:r w:run_index="395">
         <w:rPr>
-          <w:rStyle w:val="CommentTok"/>
-        </w:rPr>
-        <w:t xml:space="preserve" w:run_content_index="402"># footnotes_font comment for the same clash affecting table *footnotes*,</w:t>
+          <w:rStyle w:val="NormalTok"/>
+        </w:rPr>
+        <w:t xml:space="preserve" w:run_content_index="402">(pk_summary</w:t>
       </w:r>
       <w:r w:run_index="396">
-        <w:br w:run_content_index="403"/>
+        <w:rPr>
+          <w:rStyle w:val="SpecialCharTok"/>
+        </w:rPr>
+        <w:t xml:space="preserve" w:run_content_index="403">$</w:t>
       </w:r>
       <w:r w:run_index="397">
         <w:rPr>
-          <w:rStyle w:val="CommentTok"/>
-        </w:rPr>
-        <w:t xml:space="preserve" w:run_content_index="404"># fixed there but not fixable for a plain data frame's own table body).</w:t>
+          <w:rStyle w:val="NormalTok"/>
+        </w:rPr>
+        <w:t xml:space="preserve" w:run_content_index="404">conc, </w:t>
       </w:r>
       <w:r w:run_index="398">
-        <w:br w:run_content_index="405"/>
+        <w:rPr>
+          <w:rStyle w:val="DecValTok"/>
+        </w:rPr>
+        <w:t xml:space="preserve" w:run_content_index="405">2</w:t>
       </w:r>
       <w:r w:run_index="399">
         <w:rPr>
-          <w:rStyle w:val="CommentTok"/>
-        </w:rPr>
-        <w:t xml:space="preserve" w:run_content_index="406"># Building a flextable by hand, styled to match those same values, is the</w:t>
+          <w:rStyle w:val="NormalTok"/>
+        </w:rPr>
+        <w:t xml:space="preserve" w:run_content_index="406">)</w:t>
       </w:r>
       <w:r w:run_index="400">
         <w:br w:run_content_index="407"/>
       </w:r>
       <w:r w:run_index="401">
         <w:rPr>
-          <w:rStyle w:val="CommentTok"/>
-        </w:rPr>
-        <w:t xml:space="preserve" w:run_content_index="408"># only way to escape that -- demonstrated below.</w:t>
+          <w:rStyle w:val="NormalTok"/>
+        </w:rPr>
+        <w:t xml:space="preserve" w:run_content_index="408">)</w:t>
       </w:r>
       <w:r w:run_index="402">
         <w:br w:run_content_index="409"/>
       </w:r>
       <w:r w:run_index="403">
-        <w:rPr>
-          <w:rStyle w:val="NormalTok"/>
-        </w:rPr>
-        <w:t xml:space="preserve" w:run_content_index="410">theoph_demographics </w:t>
+        <w:br w:run_content_index="410"/>
       </w:r>
       <w:r w:run_index="404">
         <w:rPr>
-          <w:rStyle w:val="OtherTok"/>
-        </w:rPr>
-        <w:t xml:space="preserve" w:run_content_index="411">&lt;-</w:t>
+          <w:rStyle w:val="CommentTok"/>
+        </w:rPr>
+        <w:t xml:space="preserve" w:run_content_index="411"># meta_abbrevs entries are keys looked up in report/standard_footnotes.yaml's</w:t>
       </w:r>
       <w:r w:run_index="405">
-        <w:rPr>
-          <w:rStyle w:val="NormalTok"/>
-        </w:rPr>
-        <w:t xml:space="preserve" w:run_content_index="412"> </w:t>
+        <w:br w:run_content_index="412"/>
       </w:r>
       <w:r w:run_index="406">
         <w:rPr>
+          <w:rStyle w:val="CommentTok"/>
+        </w:rPr>
+        <w:t xml:space="preserve" w:run_content_index="413"># abbreviations: section (reportifyr errors if a key isn't defined there) --</w:t>
+      </w:r>
+      <w:r w:run_index="407">
+        <w:br w:run_content_index="414"/>
+      </w:r>
+      <w:r w:run_index="408">
+        <w:rPr>
+          <w:rStyle w:val="CommentTok"/>
+        </w:rPr>
+        <w:t xml:space="preserve" w:run_content_index="415"># free text goes in meta_notes instead. meta_type works the same way against</w:t>
+      </w:r>
+      <w:r w:run_index="409">
+        <w:br w:run_content_index="416"/>
+      </w:r>
+      <w:r w:run_index="410">
+        <w:rPr>
+          <w:rStyle w:val="CommentTok"/>
+        </w:rPr>
+        <w:t xml:space="preserve" w:run_content_index="417"># that file's table_footnotes:/figure_footnotes: sections, for a canned</w:t>
+      </w:r>
+      <w:r w:run_index="411">
+        <w:br w:run_content_index="418"/>
+      </w:r>
+      <w:r w:run_index="412">
+        <w:rPr>
+          <w:rStyle w:val="CommentTok"/>
+        </w:rPr>
+        <w:t xml:space="preserve" w:run_content_index="419"># methodology blurb; left unset here since none of the existing table_footnotes</w:t>
+      </w:r>
+      <w:r w:run_index="413">
+        <w:br w:run_content_index="420"/>
+      </w:r>
+      <w:r w:run_index="414">
+        <w:rPr>
+          <w:rStyle w:val="CommentTok"/>
+        </w:rPr>
+        <w:t xml:space="preserve" w:run_content_index="421"># entries (regression/covariate-model writeups) fit a plain summary table.</w:t>
+      </w:r>
+      <w:r w:run_index="415">
+        <w:br w:run_content_index="422"/>
+      </w:r>
+      <w:r w:run_index="416">
+        <w:rPr>
           <w:rStyle w:val="FunctionTok"/>
         </w:rPr>
-        <w:t xml:space="preserve" w:run_content_index="413">unique</w:t>
-      </w:r>
-      <w:r w:run_index="407">
-        <w:rPr>
-          <w:rStyle w:val="NormalTok"/>
-        </w:rPr>
-        <w:t xml:space="preserve" w:run_content_index="414">(theoph[, </w:t>
-      </w:r>
-      <w:r w:run_index="408">
+        <w:t xml:space="preserve" w:run_content_index="423">write_csv_with_metadata</w:t>
+      </w:r>
+      <w:r w:run_index="417">
+        <w:rPr>
+          <w:rStyle w:val="NormalTok"/>
+        </w:rPr>
+        <w:t xml:space="preserve" w:run_content_index="424">(</w:t>
+      </w:r>
+      <w:r w:run_index="418">
+        <w:br w:run_content_index="425"/>
+      </w:r>
+      <w:r w:run_index="419">
+        <w:rPr>
+          <w:rStyle w:val="NormalTok"/>
+        </w:rPr>
+        <w:t xml:space="preserve" w:run_content_index="426">  </w:t>
+      </w:r>
+      <w:r w:run_index="420">
+        <w:rPr>
+          <w:rStyle w:val="AttributeTok"/>
+        </w:rPr>
+        <w:t xml:space="preserve" w:run_content_index="427">object =</w:t>
+      </w:r>
+      <w:r w:run_index="421">
+        <w:rPr>
+          <w:rStyle w:val="NormalTok"/>
+        </w:rPr>
+        <w:t xml:space="preserve" w:run_content_index="428"> pk_summary,</w:t>
+      </w:r>
+      <w:r w:run_index="422">
+        <w:br w:run_content_index="429"/>
+      </w:r>
+      <w:r w:run_index="423">
+        <w:rPr>
+          <w:rStyle w:val="NormalTok"/>
+        </w:rPr>
+        <w:t xml:space="preserve" w:run_content_index="430">  </w:t>
+      </w:r>
+      <w:r w:run_index="424">
+        <w:rPr>
+          <w:rStyle w:val="AttributeTok"/>
+        </w:rPr>
+        <w:t xml:space="preserve" w:run_content_index="431">file =</w:t>
+      </w:r>
+      <w:r w:run_index="425">
+        <w:rPr>
+          <w:rStyle w:val="NormalTok"/>
+        </w:rPr>
+        <w:t xml:space="preserve" w:run_content_index="432"> </w:t>
+      </w:r>
+      <w:r w:run_index="426">
         <w:rPr>
           <w:rStyle w:val="FunctionTok"/>
         </w:rPr>
-        <w:t xml:space="preserve" w:run_content_index="415">c</w:t>
-      </w:r>
-      <w:r w:run_index="409">
-        <w:rPr>
-          <w:rStyle w:val="NormalTok"/>
-        </w:rPr>
-        <w:t xml:space="preserve" w:run_content_index="416">(</w:t>
-      </w:r>
-      <w:r w:run_index="410">
+        <w:t xml:space="preserve" w:run_content_index="433">file.path</w:t>
+      </w:r>
+      <w:r w:run_index="427">
+        <w:rPr>
+          <w:rStyle w:val="NormalTok"/>
+        </w:rPr>
+        <w:t xml:space="preserve" w:run_content_index="434">(</w:t>
+      </w:r>
+      <w:r w:run_index="428">
         <w:rPr>
           <w:rStyle w:val="StringTok"/>
         </w:rPr>
-        <w:t xml:space="preserve" w:run_content_index="417">"Participant"</w:t>
-      </w:r>
-      <w:r w:run_index="411">
-        <w:rPr>
-          <w:rStyle w:val="NormalTok"/>
-        </w:rPr>
-        <w:t xml:space="preserve" w:run_content_index="418">, </w:t>
-      </w:r>
-      <w:r w:run_index="412">
+        <w:t xml:space="preserve" w:run_content_index="435">"OUTPUTS"</w:t>
+      </w:r>
+      <w:r w:run_index="429">
+        <w:rPr>
+          <w:rStyle w:val="NormalTok"/>
+        </w:rPr>
+        <w:t xml:space="preserve" w:run_content_index="436">, </w:t>
+      </w:r>
+      <w:r w:run_index="430">
         <w:rPr>
           <w:rStyle w:val="StringTok"/>
         </w:rPr>
-        <w:t xml:space="preserve" w:run_content_index="419">"Wt"</w:t>
-      </w:r>
-      <w:r w:run_index="413">
-        <w:rPr>
-          <w:rStyle w:val="NormalTok"/>
-        </w:rPr>
-        <w:t xml:space="preserve" w:run_content_index="420">, </w:t>
-      </w:r>
-      <w:r w:run_index="414">
+        <w:t xml:space="preserve" w:run_content_index="437">"tables"</w:t>
+      </w:r>
+      <w:r w:run_index="431">
+        <w:rPr>
+          <w:rStyle w:val="NormalTok"/>
+        </w:rPr>
+        <w:t xml:space="preserve" w:run_content_index="438">, </w:t>
+      </w:r>
+      <w:r w:run_index="432">
         <w:rPr>
           <w:rStyle w:val="StringTok"/>
         </w:rPr>
-        <w:t xml:space="preserve" w:run_content_index="421">"Dose"</w:t>
-      </w:r>
-      <w:r w:run_index="415">
-        <w:rPr>
-          <w:rStyle w:val="NormalTok"/>
-        </w:rPr>
-        <w:t xml:space="preserve" w:run_content_index="422">)])</w:t>
-      </w:r>
-      <w:r w:run_index="416">
-        <w:br w:run_content_index="423"/>
-      </w:r>
-      <w:r w:run_index="417">
-        <w:rPr>
-          <w:rStyle w:val="NormalTok"/>
-        </w:rPr>
-        <w:t xml:space="preserve" w:run_content_index="424">theoph_demographics </w:t>
-      </w:r>
-      <w:r w:run_index="418">
-        <w:rPr>
-          <w:rStyle w:val="OtherTok"/>
-        </w:rPr>
-        <w:t xml:space="preserve" w:run_content_index="425">&lt;-</w:t>
-      </w:r>
-      <w:r w:run_index="419">
-        <w:rPr>
-          <w:rStyle w:val="NormalTok"/>
-        </w:rPr>
-        <w:t xml:space="preserve" w:run_content_index="426"> theoph_demographics[</w:t>
-      </w:r>
-      <w:r w:run_index="420">
-        <w:br w:run_content_index="427"/>
-      </w:r>
-      <w:r w:run_index="421">
-        <w:rPr>
-          <w:rStyle w:val="NormalTok"/>
-        </w:rPr>
-        <w:t xml:space="preserve" w:run_content_index="428">  </w:t>
-      </w:r>
-      <w:r w:run_index="422">
-        <w:rPr>
-          <w:rStyle w:val="FunctionTok"/>
-        </w:rPr>
-        <w:t xml:space="preserve" w:run_content_index="429">order</w:t>
-      </w:r>
-      <w:r w:run_index="423">
-        <w:rPr>
-          <w:rStyle w:val="NormalTok"/>
-        </w:rPr>
-        <w:t xml:space="preserve" w:run_content_index="430">(</w:t>
-      </w:r>
-      <w:r w:run_index="424">
-        <w:rPr>
-          <w:rStyle w:val="FunctionTok"/>
-        </w:rPr>
-        <w:t xml:space="preserve" w:run_content_index="431">as.numeric</w:t>
-      </w:r>
-      <w:r w:run_index="425">
-        <w:rPr>
-          <w:rStyle w:val="NormalTok"/>
-        </w:rPr>
-        <w:t xml:space="preserve" w:run_content_index="432">(</w:t>
-      </w:r>
-      <w:r w:run_index="426">
-        <w:rPr>
-          <w:rStyle w:val="FunctionTok"/>
-        </w:rPr>
-        <w:t xml:space="preserve" w:run_content_index="433">as.character</w:t>
-      </w:r>
-      <w:r w:run_index="427">
-        <w:rPr>
-          <w:rStyle w:val="NormalTok"/>
-        </w:rPr>
-        <w:t xml:space="preserve" w:run_content_index="434">(theoph_demographics</w:t>
-      </w:r>
-      <w:r w:run_index="428">
-        <w:rPr>
-          <w:rStyle w:val="SpecialCharTok"/>
-        </w:rPr>
-        <w:t xml:space="preserve" w:run_content_index="435">$</w:t>
-      </w:r>
-      <w:r w:run_index="429">
-        <w:rPr>
-          <w:rStyle w:val="NormalTok"/>
-        </w:rPr>
-        <w:t xml:space="preserve" w:run_content_index="436">Participant))),</w:t>
-      </w:r>
-      <w:r w:run_index="430">
-        <w:br w:run_content_index="437"/>
-      </w:r>
-      <w:r w:run_index="431">
-        <w:rPr>
-          <w:rStyle w:val="NormalTok"/>
-        </w:rPr>
-        <w:t xml:space="preserve" w:run_content_index="438">]</w:t>
-      </w:r>
-      <w:r w:run_index="432">
-        <w:br w:run_content_index="439"/>
+        <w:t xml:space="preserve" w:run_content_index="439">"pk-summary.csv"</w:t>
       </w:r>
       <w:r w:run_index="433">
         <w:rPr>
-          <w:rStyle w:val="FunctionTok"/>
-        </w:rPr>
-        <w:t xml:space="preserve" w:run_content_index="440">names</w:t>
+          <w:rStyle w:val="NormalTok"/>
+        </w:rPr>
+        <w:t xml:space="preserve" w:run_content_index="440">),</w:t>
       </w:r>
       <w:r w:run_index="434">
-        <w:rPr>
-          <w:rStyle w:val="NormalTok"/>
-        </w:rPr>
-        <w:t xml:space="preserve" w:run_content_index="441">(theoph_demographics) </w:t>
+        <w:br w:run_content_index="441"/>
       </w:r>
       <w:r w:run_index="435">
         <w:rPr>
-          <w:rStyle w:val="OtherTok"/>
-        </w:rPr>
-        <w:t xml:space="preserve" w:run_content_index="442">&lt;-</w:t>
+          <w:rStyle w:val="NormalTok"/>
+        </w:rPr>
+        <w:t xml:space="preserve" w:run_content_index="442">  </w:t>
       </w:r>
       <w:r w:run_index="436">
         <w:rPr>
-          <w:rStyle w:val="NormalTok"/>
-        </w:rPr>
-        <w:t xml:space="preserve" w:run_content_index="443"> </w:t>
+          <w:rStyle w:val="AttributeTok"/>
+        </w:rPr>
+        <w:t xml:space="preserve" w:run_content_index="443">config_yaml =</w:t>
       </w:r>
       <w:r w:run_index="437">
         <w:rPr>
-          <w:rStyle w:val="FunctionTok"/>
-        </w:rPr>
-        <w:t xml:space="preserve" w:run_content_index="444">c</w:t>
+          <w:rStyle w:val="NormalTok"/>
+        </w:rPr>
+        <w:t xml:space="preserve" w:run_content_index="444"> config_yaml,</w:t>
       </w:r>
       <w:r w:run_index="438">
-        <w:rPr>
-          <w:rStyle w:val="NormalTok"/>
-        </w:rPr>
-        <w:t xml:space="preserve" w:run_content_index="445">(</w:t>
+        <w:br w:run_content_index="445"/>
       </w:r>
       <w:r w:run_index="439">
         <w:rPr>
+          <w:rStyle w:val="NormalTok"/>
+        </w:rPr>
+        <w:t xml:space="preserve" w:run_content_index="446">  </w:t>
+      </w:r>
+      <w:r w:run_index="440">
+        <w:rPr>
+          <w:rStyle w:val="AttributeTok"/>
+        </w:rPr>
+        <w:t xml:space="preserve" w:run_content_index="447">meta_notes =</w:t>
+      </w:r>
+      <w:r w:run_index="441">
+        <w:rPr>
+          <w:rStyle w:val="NormalTok"/>
+        </w:rPr>
+        <w:t xml:space="preserve" w:run_content_index="448"> </w:t>
+      </w:r>
+      <w:r w:run_index="442">
+        <w:rPr>
           <w:rStyle w:val="StringTok"/>
         </w:rPr>
-        <w:t xml:space="preserve" w:run_content_index="446">"Participant"</w:t>
-      </w:r>
-      <w:r w:run_index="440">
-        <w:rPr>
-          <w:rStyle w:val="NormalTok"/>
-        </w:rPr>
-        <w:t xml:space="preserve" w:run_content_index="447">, </w:t>
-      </w:r>
-      <w:r w:run_index="441">
+        <w:t xml:space="preserve" w:run_content_index="449">"Values are per-participant summary statistics computed directly from observed concentrations; no imputation or model-based estimation was performed. This table is filled from a plain data frame, so reportifyr renders it in its own default table styling (Arial Narrow) rather than this report's own body font -- contrast with the participant demographics table below, filled from a pre-styled flextable object."</w:t>
+      </w:r>
+      <w:r w:run_index="443">
+        <w:rPr>
+          <w:rStyle w:val="NormalTok"/>
+        </w:rPr>
+        <w:t xml:space="preserve" w:run_content_index="450">,</w:t>
+      </w:r>
+      <w:r w:run_index="444">
+        <w:br w:run_content_index="451"/>
+      </w:r>
+      <w:r w:run_index="445">
+        <w:rPr>
+          <w:rStyle w:val="NormalTok"/>
+        </w:rPr>
+        <w:t xml:space="preserve" w:run_content_index="452">  </w:t>
+      </w:r>
+      <w:r w:run_index="446">
+        <w:rPr>
+          <w:rStyle w:val="AttributeTok"/>
+        </w:rPr>
+        <w:t xml:space="preserve" w:run_content_index="453">meta_abbrevs =</w:t>
+      </w:r>
+      <w:r w:run_index="447">
+        <w:rPr>
+          <w:rStyle w:val="NormalTok"/>
+        </w:rPr>
+        <w:t xml:space="preserve" w:run_content_index="454"> </w:t>
+      </w:r>
+      <w:r w:run_index="448">
         <w:rPr>
           <w:rStyle w:val="StringTok"/>
         </w:rPr>
-        <w:t xml:space="preserve" w:run_content_index="448">"Weight (kg)"</w:t>
-      </w:r>
-      <w:r w:run_index="442">
-        <w:rPr>
-          <w:rStyle w:val="NormalTok"/>
-        </w:rPr>
-        <w:t xml:space="preserve" w:run_content_index="449">, </w:t>
-      </w:r>
-      <w:r w:run_index="443">
-        <w:rPr>
-          <w:rStyle w:val="StringTok"/>
-        </w:rPr>
-        <w:t xml:space="preserve" w:run_content_index="450">"Dose (mg/kg)"</w:t>
-      </w:r>
-      <w:r w:run_index="444">
-        <w:rPr>
-          <w:rStyle w:val="NormalTok"/>
-        </w:rPr>
-        <w:t xml:space="preserve" w:run_content_index="451">)</w:t>
-      </w:r>
-      <w:r w:run_index="445">
-        <w:br w:run_content_index="452"/>
-      </w:r>
-      <w:r w:run_index="446">
-        <w:br w:run_content_index="453"/>
-      </w:r>
-      <w:r w:run_index="447">
-        <w:rPr>
-          <w:rStyle w:val="NormalTok"/>
-        </w:rPr>
-        <w:t xml:space="preserve" w:run_content_index="454">demographics_ft </w:t>
-      </w:r>
-      <w:r w:run_index="448">
-        <w:rPr>
-          <w:rStyle w:val="OtherTok"/>
-        </w:rPr>
-        <w:t xml:space="preserve" w:run_content_index="455">&lt;-</w:t>
+        <w:t xml:space="preserve" w:run_content_index="455">"PK"</w:t>
       </w:r>
       <w:r w:run_index="449">
         <w:rPr>
           <w:rStyle w:val="NormalTok"/>
         </w:rPr>
-        <w:t xml:space="preserve" w:run_content_index="456"> </w:t>
+        <w:t xml:space="preserve" w:run_content_index="456">,</w:t>
       </w:r>
       <w:r w:run_index="450">
-        <w:rPr>
-          <w:rStyle w:val="FunctionTok"/>
-        </w:rPr>
-        <w:t xml:space="preserve" w:run_content_index="457">flextable</w:t>
+        <w:br w:run_content_index="457"/>
       </w:r>
       <w:r w:run_index="451">
         <w:rPr>
           <w:rStyle w:val="NormalTok"/>
         </w:rPr>
-        <w:t xml:space="preserve" w:run_content_index="458">(theoph_demographics) </w:t>
+        <w:t xml:space="preserve" w:run_content_index="458">  </w:t>
       </w:r>
       <w:r w:run_index="452">
         <w:rPr>
-          <w:rStyle w:val="SpecialCharTok"/>
-        </w:rPr>
-        <w:t xml:space="preserve" w:run_content_index="459">|&gt;</w:t>
+          <w:rStyle w:val="AttributeTok"/>
+        </w:rPr>
+        <w:t xml:space="preserve" w:run_content_index="459">row.names =</w:t>
       </w:r>
       <w:r w:run_index="453">
-        <w:br w:run_content_index="460"/>
+        <w:rPr>
+          <w:rStyle w:val="NormalTok"/>
+        </w:rPr>
+        <w:t xml:space="preserve" w:run_content_index="460"> </w:t>
       </w:r>
       <w:r w:run_index="454">
         <w:rPr>
-          <w:rStyle w:val="NormalTok"/>
-        </w:rPr>
-        <w:t xml:space="preserve" w:run_content_index="461">  </w:t>
+          <w:rStyle w:val="ConstantTok"/>
+        </w:rPr>
+        <w:t xml:space="preserve" w:run_content_index="461">FALSE</w:t>
       </w:r>
       <w:r w:run_index="455">
-        <w:rPr>
-          <w:rStyle w:val="FunctionTok"/>
-        </w:rPr>
-        <w:t xml:space="preserve" w:run_content_index="462">set_table_properties</w:t>
+        <w:br w:run_content_index="462"/>
       </w:r>
       <w:r w:run_index="456">
         <w:rPr>
           <w:rStyle w:val="NormalTok"/>
         </w:rPr>
-        <w:t xml:space="preserve" w:run_content_index="463">(</w:t>
+        <w:t xml:space="preserve" w:run_content_index="463">)</w:t>
       </w:r>
       <w:r w:run_index="457">
-        <w:rPr>
-          <w:rStyle w:val="AttributeTok"/>
-        </w:rPr>
-        <w:t xml:space="preserve" w:run_content_index="464">layout =</w:t>
+        <w:br w:run_content_index="464"/>
       </w:r>
       <w:r w:run_index="458">
-        <w:rPr>
-          <w:rStyle w:val="NormalTok"/>
-        </w:rPr>
-        <w:t xml:space="preserve" w:run_content_index="465"> </w:t>
+        <w:br w:run_content_index="465"/>
       </w:r>
       <w:r w:run_index="459">
         <w:rPr>
-          <w:rStyle w:val="StringTok"/>
-        </w:rPr>
-        <w:t xml:space="preserve" w:run_content_index="466">"autofit"</w:t>
+          <w:rStyle w:val="CommentTok"/>
+        </w:rPr>
+        <w:t xml:space="preserve" w:run_content_index="466"># A second table, complementing pk_summary above to show reportifyr's two</w:t>
       </w:r>
       <w:r w:run_index="460">
-        <w:rPr>
-          <w:rStyle w:val="NormalTok"/>
-        </w:rPr>
-        <w:t xml:space="preserve" w:run_content_index="467">, </w:t>
+        <w:br w:run_content_index="467"/>
       </w:r>
       <w:r w:run_index="461">
         <w:rPr>
-          <w:rStyle w:val="AttributeTok"/>
-        </w:rPr>
-        <w:t xml:space="preserve" w:run_content_index="468">width =</w:t>
+          <w:rStyle w:val="CommentTok"/>
+        </w:rPr>
+        <w:t xml:space="preserve" w:run_content_index="468"># ways of filling an rpfy-prefixed table magic string: a plain data frame</w:t>
       </w:r>
       <w:r w:run_index="462">
-        <w:rPr>
-          <w:rStyle w:val="NormalTok"/>
-        </w:rPr>
-        <w:t xml:space="preserve" w:run_content_index="469"> </w:t>
+        <w:br w:run_content_index="469"/>
       </w:r>
       <w:r w:run_index="463">
         <w:rPr>
-          <w:rStyle w:val="DecValTok"/>
-        </w:rPr>
-        <w:t xml:space="preserve" w:run_content_index="470">1</w:t>
+          <w:rStyle w:val="CommentTok"/>
+        </w:rPr>
+        <w:t xml:space="preserve" w:run_content_index="470"># (.csv, above) vs. a pre-built `flextable` object (.rds, here). This matters</w:t>
       </w:r>
       <w:r w:run_index="464">
-        <w:rPr>
-          <w:rStyle w:val="NormalTok"/>
-        </w:rPr>
-        <w:t xml:space="preserve" w:run_content_index="471">) </w:t>
+        <w:br w:run_content_index="471"/>
       </w:r>
       <w:r w:run_index="465">
         <w:rPr>
-          <w:rStyle w:val="SpecialCharTok"/>
-        </w:rPr>
-        <w:t xml:space="preserve" w:run_content_index="472">|&gt;</w:t>
+          <w:rStyle w:val="CommentTok"/>
+        </w:rPr>
+        <w:t xml:space="preserve" w:run_content_index="472"># because reportifyr::add_tables() (process_table_file(), R/add_tables.R)</w:t>
       </w:r>
       <w:r w:run_index="466">
         <w:br w:run_content_index="473"/>
       </w:r>
       <w:r w:run_index="467">
         <w:rPr>
-          <w:rStyle w:val="NormalTok"/>
-        </w:rPr>
-        <w:t xml:space="preserve" w:run_content_index="474">  </w:t>
+          <w:rStyle w:val="CommentTok"/>
+        </w:rPr>
+        <w:t xml:space="preserve" w:run_content_index="474"># only runs its own formatting -- format_flextable(), which hardcodes</w:t>
       </w:r>
       <w:r w:run_index="468">
+        <w:br w:run_content_index="475"/>
+      </w:r>
+      <w:r w:run_index="469">
+        <w:rPr>
+          <w:rStyle w:val="CommentTok"/>
+        </w:rPr>
+        <w:t xml:space="preserve" w:run_content_index="476"># Arial Narrow 10pt borders/spacing regardless of the reference-doc's</w:t>
+      </w:r>
+      <w:r w:run_index="470">
+        <w:br w:run_content_index="477"/>
+      </w:r>
+      <w:r w:run_index="471">
+        <w:rPr>
+          <w:rStyle w:val="CommentTok"/>
+        </w:rPr>
+        <w:t xml:space="preserve" w:run_content_index="478"># actual body font -- on objects that AREN'T already `flextable`s; an</w:t>
+      </w:r>
+      <w:r w:run_index="472">
+        <w:br w:run_content_index="479"/>
+      </w:r>
+      <w:r w:run_index="473">
+        <w:rPr>
+          <w:rStyle w:val="CommentTok"/>
+        </w:rPr>
+        <w:t xml:space="preserve" w:run_content_index="480"># .rds that already `inherits(data_in, "flextable")` when read back is</w:t>
+      </w:r>
+      <w:r w:run_index="474">
+        <w:br w:run_content_index="481"/>
+      </w:r>
+      <w:r w:run_index="475">
+        <w:rPr>
+          <w:rStyle w:val="CommentTok"/>
+        </w:rPr>
+        <w:t xml:space="preserve" w:run_content_index="482"># inserted completely as-is, untouched. So pk_summary above (a plain data</w:t>
+      </w:r>
+      <w:r w:run_index="476">
+        <w:br w:run_content_index="483"/>
+      </w:r>
+      <w:r w:run_index="477">
+        <w:rPr>
+          <w:rStyle w:val="CommentTok"/>
+        </w:rPr>
+        <w:t xml:space="preserve" w:run_content_index="484"># frame) always renders in reportifyr's hardcoded Arial Narrow 10pt no</w:t>
+      </w:r>
+      <w:r w:run_index="478">
+        <w:br w:run_content_index="485"/>
+      </w:r>
+      <w:r w:run_index="479">
+        <w:rPr>
+          <w:rStyle w:val="CommentTok"/>
+        </w:rPr>
+        <w:t xml:space="preserve" w:run_content_index="486"># matter what this doc's reference-doc sets fonts.body to (Times New</w:t>
+      </w:r>
+      <w:r w:run_index="480">
+        <w:br w:run_content_index="487"/>
+      </w:r>
+      <w:r w:run_index="481">
+        <w:rPr>
+          <w:rStyle w:val="CommentTok"/>
+        </w:rPr>
+        <w:t xml:space="preserve" w:run_content_index="488"># Roman here, per inst/python/styles/default.yaml -- see report/config.yaml's</w:t>
+      </w:r>
+      <w:r w:run_index="482">
+        <w:br w:run_content_index="489"/>
+      </w:r>
+      <w:r w:run_index="483">
+        <w:rPr>
+          <w:rStyle w:val="CommentTok"/>
+        </w:rPr>
+        <w:t xml:space="preserve" w:run_content_index="490"># footnotes_font comment for the same clash affecting table *footnotes*,</w:t>
+      </w:r>
+      <w:r w:run_index="484">
+        <w:br w:run_content_index="491"/>
+      </w:r>
+      <w:r w:run_index="485">
+        <w:rPr>
+          <w:rStyle w:val="CommentTok"/>
+        </w:rPr>
+        <w:t xml:space="preserve" w:run_content_index="492"># fixed there but not fixable for a plain data frame's own table body).</w:t>
+      </w:r>
+      <w:r w:run_index="486">
+        <w:br w:run_content_index="493"/>
+      </w:r>
+      <w:r w:run_index="487">
+        <w:rPr>
+          <w:rStyle w:val="CommentTok"/>
+        </w:rPr>
+        <w:t xml:space="preserve" w:run_content_index="494"># Building a flextable by hand, styled to match those same values, is the</w:t>
+      </w:r>
+      <w:r w:run_index="488">
+        <w:br w:run_content_index="495"/>
+      </w:r>
+      <w:r w:run_index="489">
+        <w:rPr>
+          <w:rStyle w:val="CommentTok"/>
+        </w:rPr>
+        <w:t xml:space="preserve" w:run_content_index="496"># only way to escape that -- demonstrated below.</w:t>
+      </w:r>
+      <w:r w:run_index="490">
+        <w:br w:run_content_index="497"/>
+      </w:r>
+      <w:r w:run_index="491">
+        <w:rPr>
+          <w:rStyle w:val="NormalTok"/>
+        </w:rPr>
+        <w:t xml:space="preserve" w:run_content_index="498">theoph_demographics </w:t>
+      </w:r>
+      <w:r w:run_index="492">
+        <w:rPr>
+          <w:rStyle w:val="OtherTok"/>
+        </w:rPr>
+        <w:t xml:space="preserve" w:run_content_index="499">&lt;-</w:t>
+      </w:r>
+      <w:r w:run_index="493">
+        <w:rPr>
+          <w:rStyle w:val="NormalTok"/>
+        </w:rPr>
+        <w:t xml:space="preserve" w:run_content_index="500"> </w:t>
+      </w:r>
+      <w:r w:run_index="494">
         <w:rPr>
           <w:rStyle w:val="FunctionTok"/>
         </w:rPr>
-        <w:t xml:space="preserve" w:run_content_index="475">align</w:t>
-      </w:r>
-      <w:r w:run_index="469">
-        <w:rPr>
-          <w:rStyle w:val="NormalTok"/>
-        </w:rPr>
-        <w:t xml:space="preserve" w:run_content_index="476">(</w:t>
-      </w:r>
-      <w:r w:run_index="470">
+        <w:t xml:space="preserve" w:run_content_index="501">unique</w:t>
+      </w:r>
+      <w:r w:run_index="495">
+        <w:rPr>
+          <w:rStyle w:val="NormalTok"/>
+        </w:rPr>
+        <w:t xml:space="preserve" w:run_content_index="502">(theoph[, </w:t>
+      </w:r>
+      <w:r w:run_index="496">
+        <w:rPr>
+          <w:rStyle w:val="FunctionTok"/>
+        </w:rPr>
+        <w:t xml:space="preserve" w:run_content_index="503">c</w:t>
+      </w:r>
+      <w:r w:run_index="497">
+        <w:rPr>
+          <w:rStyle w:val="NormalTok"/>
+        </w:rPr>
+        <w:t xml:space="preserve" w:run_content_index="504">(</w:t>
+      </w:r>
+      <w:r w:run_index="498">
+        <w:rPr>
+          <w:rStyle w:val="StringTok"/>
+        </w:rPr>
+        <w:t xml:space="preserve" w:run_content_index="505">"Participant"</w:t>
+      </w:r>
+      <w:r w:run_index="499">
+        <w:rPr>
+          <w:rStyle w:val="NormalTok"/>
+        </w:rPr>
+        <w:t xml:space="preserve" w:run_content_index="506">, </w:t>
+      </w:r>
+      <w:r w:run_index="500">
+        <w:rPr>
+          <w:rStyle w:val="StringTok"/>
+        </w:rPr>
+        <w:t xml:space="preserve" w:run_content_index="507">"Wt"</w:t>
+      </w:r>
+      <w:r w:run_index="501">
+        <w:rPr>
+          <w:rStyle w:val="NormalTok"/>
+        </w:rPr>
+        <w:t xml:space="preserve" w:run_content_index="508">, </w:t>
+      </w:r>
+      <w:r w:run_index="502">
+        <w:rPr>
+          <w:rStyle w:val="StringTok"/>
+        </w:rPr>
+        <w:t xml:space="preserve" w:run_content_index="509">"Dose"</w:t>
+      </w:r>
+      <w:r w:run_index="503">
+        <w:rPr>
+          <w:rStyle w:val="NormalTok"/>
+        </w:rPr>
+        <w:t xml:space="preserve" w:run_content_index="510">)])</w:t>
+      </w:r>
+      <w:r w:run_index="504">
+        <w:br w:run_content_index="511"/>
+      </w:r>
+      <w:r w:run_index="505">
+        <w:rPr>
+          <w:rStyle w:val="NormalTok"/>
+        </w:rPr>
+        <w:t xml:space="preserve" w:run_content_index="512">theoph_demographics </w:t>
+      </w:r>
+      <w:r w:run_index="506">
+        <w:rPr>
+          <w:rStyle w:val="OtherTok"/>
+        </w:rPr>
+        <w:t xml:space="preserve" w:run_content_index="513">&lt;-</w:t>
+      </w:r>
+      <w:r w:run_index="507">
+        <w:rPr>
+          <w:rStyle w:val="NormalTok"/>
+        </w:rPr>
+        <w:t xml:space="preserve" w:run_content_index="514"> theoph_demographics[</w:t>
+      </w:r>
+      <w:r w:run_index="508">
+        <w:br w:run_content_index="515"/>
+      </w:r>
+      <w:r w:run_index="509">
+        <w:rPr>
+          <w:rStyle w:val="NormalTok"/>
+        </w:rPr>
+        <w:t xml:space="preserve" w:run_content_index="516">  </w:t>
+      </w:r>
+      <w:r w:run_index="510">
+        <w:rPr>
+          <w:rStyle w:val="FunctionTok"/>
+        </w:rPr>
+        <w:t xml:space="preserve" w:run_content_index="517">order</w:t>
+      </w:r>
+      <w:r w:run_index="511">
+        <w:rPr>
+          <w:rStyle w:val="NormalTok"/>
+        </w:rPr>
+        <w:t xml:space="preserve" w:run_content_index="518">(</w:t>
+      </w:r>
+      <w:r w:run_index="512">
+        <w:rPr>
+          <w:rStyle w:val="FunctionTok"/>
+        </w:rPr>
+        <w:t xml:space="preserve" w:run_content_index="519">as.numeric</w:t>
+      </w:r>
+      <w:r w:run_index="513">
+        <w:rPr>
+          <w:rStyle w:val="NormalTok"/>
+        </w:rPr>
+        <w:t xml:space="preserve" w:run_content_index="520">(</w:t>
+      </w:r>
+      <w:r w:run_index="514">
+        <w:rPr>
+          <w:rStyle w:val="FunctionTok"/>
+        </w:rPr>
+        <w:t xml:space="preserve" w:run_content_index="521">as.character</w:t>
+      </w:r>
+      <w:r w:run_index="515">
+        <w:rPr>
+          <w:rStyle w:val="NormalTok"/>
+        </w:rPr>
+        <w:t xml:space="preserve" w:run_content_index="522">(theoph_demographics</w:t>
+      </w:r>
+      <w:r w:run_index="516">
+        <w:rPr>
+          <w:rStyle w:val="SpecialCharTok"/>
+        </w:rPr>
+        <w:t xml:space="preserve" w:run_content_index="523">$</w:t>
+      </w:r>
+      <w:r w:run_index="517">
+        <w:rPr>
+          <w:rStyle w:val="NormalTok"/>
+        </w:rPr>
+        <w:t xml:space="preserve" w:run_content_index="524">Participant))),</w:t>
+      </w:r>
+      <w:r w:run_index="518">
+        <w:br w:run_content_index="525"/>
+      </w:r>
+      <w:r w:run_index="519">
+        <w:rPr>
+          <w:rStyle w:val="NormalTok"/>
+        </w:rPr>
+        <w:t xml:space="preserve" w:run_content_index="526">]</w:t>
+      </w:r>
+      <w:r w:run_index="520">
+        <w:br w:run_content_index="527"/>
+      </w:r>
+      <w:r w:run_index="521">
+        <w:rPr>
+          <w:rStyle w:val="FunctionTok"/>
+        </w:rPr>
+        <w:t xml:space="preserve" w:run_content_index="528">names</w:t>
+      </w:r>
+      <w:r w:run_index="522">
+        <w:rPr>
+          <w:rStyle w:val="NormalTok"/>
+        </w:rPr>
+        <w:t xml:space="preserve" w:run_content_index="529">(theoph_demographics) </w:t>
+      </w:r>
+      <w:r w:run_index="523">
+        <w:rPr>
+          <w:rStyle w:val="OtherTok"/>
+        </w:rPr>
+        <w:t xml:space="preserve" w:run_content_index="530">&lt;-</w:t>
+      </w:r>
+      <w:r w:run_index="524">
+        <w:rPr>
+          <w:rStyle w:val="NormalTok"/>
+        </w:rPr>
+        <w:t xml:space="preserve" w:run_content_index="531"> </w:t>
+      </w:r>
+      <w:r w:run_index="525">
+        <w:rPr>
+          <w:rStyle w:val="FunctionTok"/>
+        </w:rPr>
+        <w:t xml:space="preserve" w:run_content_index="532">c</w:t>
+      </w:r>
+      <w:r w:run_index="526">
+        <w:rPr>
+          <w:rStyle w:val="NormalTok"/>
+        </w:rPr>
+        <w:t xml:space="preserve" w:run_content_index="533">(</w:t>
+      </w:r>
+      <w:r w:run_index="527">
+        <w:rPr>
+          <w:rStyle w:val="StringTok"/>
+        </w:rPr>
+        <w:t xml:space="preserve" w:run_content_index="534">"Participant"</w:t>
+      </w:r>
+      <w:r w:run_index="528">
+        <w:rPr>
+          <w:rStyle w:val="NormalTok"/>
+        </w:rPr>
+        <w:t xml:space="preserve" w:run_content_index="535">, </w:t>
+      </w:r>
+      <w:r w:run_index="529">
+        <w:rPr>
+          <w:rStyle w:val="StringTok"/>
+        </w:rPr>
+        <w:t xml:space="preserve" w:run_content_index="536">"Weight (kg)"</w:t>
+      </w:r>
+      <w:r w:run_index="530">
+        <w:rPr>
+          <w:rStyle w:val="NormalTok"/>
+        </w:rPr>
+        <w:t xml:space="preserve" w:run_content_index="537">, </w:t>
+      </w:r>
+      <w:r w:run_index="531">
+        <w:rPr>
+          <w:rStyle w:val="StringTok"/>
+        </w:rPr>
+        <w:t xml:space="preserve" w:run_content_index="538">"Dose (mg/kg)"</w:t>
+      </w:r>
+      <w:r w:run_index="532">
+        <w:rPr>
+          <w:rStyle w:val="NormalTok"/>
+        </w:rPr>
+        <w:t xml:space="preserve" w:run_content_index="539">)</w:t>
+      </w:r>
+      <w:r w:run_index="533">
+        <w:br w:run_content_index="540"/>
+      </w:r>
+      <w:r w:run_index="534">
+        <w:br w:run_content_index="541"/>
+      </w:r>
+      <w:r w:run_index="535">
+        <w:rPr>
+          <w:rStyle w:val="NormalTok"/>
+        </w:rPr>
+        <w:t xml:space="preserve" w:run_content_index="542">demographics_ft </w:t>
+      </w:r>
+      <w:r w:run_index="536">
+        <w:rPr>
+          <w:rStyle w:val="OtherTok"/>
+        </w:rPr>
+        <w:t xml:space="preserve" w:run_content_index="543">&lt;-</w:t>
+      </w:r>
+      <w:r w:run_index="537">
+        <w:rPr>
+          <w:rStyle w:val="NormalTok"/>
+        </w:rPr>
+        <w:t xml:space="preserve" w:run_content_index="544"> </w:t>
+      </w:r>
+      <w:r w:run_index="538">
+        <w:rPr>
+          <w:rStyle w:val="FunctionTok"/>
+        </w:rPr>
+        <w:t xml:space="preserve" w:run_content_index="545">flextable</w:t>
+      </w:r>
+      <w:r w:run_index="539">
+        <w:rPr>
+          <w:rStyle w:val="NormalTok"/>
+        </w:rPr>
+        <w:t xml:space="preserve" w:run_content_index="546">(theoph_demographics) </w:t>
+      </w:r>
+      <w:r w:run_index="540">
+        <w:rPr>
+          <w:rStyle w:val="SpecialCharTok"/>
+        </w:rPr>
+        <w:t xml:space="preserve" w:run_content_index="547">|&gt;</w:t>
+      </w:r>
+      <w:r w:run_index="541">
+        <w:br w:run_content_index="548"/>
+      </w:r>
+      <w:r w:run_index="542">
+        <w:rPr>
+          <w:rStyle w:val="NormalTok"/>
+        </w:rPr>
+        <w:t xml:space="preserve" w:run_content_index="549">  </w:t>
+      </w:r>
+      <w:r w:run_index="543">
+        <w:rPr>
+          <w:rStyle w:val="FunctionTok"/>
+        </w:rPr>
+        <w:t xml:space="preserve" w:run_content_index="550">set_table_properties</w:t>
+      </w:r>
+      <w:r w:run_index="544">
+        <w:rPr>
+          <w:rStyle w:val="NormalTok"/>
+        </w:rPr>
+        <w:t xml:space="preserve" w:run_content_index="551">(</w:t>
+      </w:r>
+      <w:r w:run_index="545">
         <w:rPr>
           <w:rStyle w:val="AttributeTok"/>
         </w:rPr>
-        <w:t xml:space="preserve" w:run_content_index="477">align =</w:t>
-      </w:r>
-      <w:r w:run_index="471">
-        <w:rPr>
-          <w:rStyle w:val="NormalTok"/>
-        </w:rPr>
-        <w:t xml:space="preserve" w:run_content_index="478"> </w:t>
-      </w:r>
-      <w:r w:run_index="472">
+        <w:t xml:space="preserve" w:run_content_index="552">layout =</w:t>
+      </w:r>
+      <w:r w:run_index="546">
+        <w:rPr>
+          <w:rStyle w:val="NormalTok"/>
+        </w:rPr>
+        <w:t xml:space="preserve" w:run_content_index="553"> </w:t>
+      </w:r>
+      <w:r w:run_index="547">
         <w:rPr>
           <w:rStyle w:val="StringTok"/>
         </w:rPr>
-        <w:t xml:space="preserve" w:run_content_index="479">"left"</w:t>
-      </w:r>
-      <w:r w:run_index="473">
-        <w:rPr>
-          <w:rStyle w:val="NormalTok"/>
-        </w:rPr>
-        <w:t xml:space="preserve" w:run_content_index="480">, </w:t>
-      </w:r>
-      <w:r w:run_index="474">
+        <w:t xml:space="preserve" w:run_content_index="554">"autofit"</w:t>
+      </w:r>
+      <w:r w:run_index="548">
+        <w:rPr>
+          <w:rStyle w:val="NormalTok"/>
+        </w:rPr>
+        <w:t xml:space="preserve" w:run_content_index="555">, </w:t>
+      </w:r>
+      <w:r w:run_index="549">
         <w:rPr>
           <w:rStyle w:val="AttributeTok"/>
         </w:rPr>
-        <w:t xml:space="preserve" w:run_content_index="481">part =</w:t>
-      </w:r>
-      <w:r w:run_index="475">
-        <w:rPr>
-          <w:rStyle w:val="NormalTok"/>
-        </w:rPr>
-        <w:t xml:space="preserve" w:run_content_index="482"> </w:t>
-      </w:r>
-      <w:r w:run_index="476">
+        <w:t xml:space="preserve" w:run_content_index="556">width =</w:t>
+      </w:r>
+      <w:r w:run_index="550">
+        <w:rPr>
+          <w:rStyle w:val="NormalTok"/>
+        </w:rPr>
+        <w:t xml:space="preserve" w:run_content_index="557"> </w:t>
+      </w:r>
+      <w:r w:run_index="551">
+        <w:rPr>
+          <w:rStyle w:val="DecValTok"/>
+        </w:rPr>
+        <w:t xml:space="preserve" w:run_content_index="558">1</w:t>
+      </w:r>
+      <w:r w:run_index="552">
+        <w:rPr>
+          <w:rStyle w:val="NormalTok"/>
+        </w:rPr>
+        <w:t xml:space="preserve" w:run_content_index="559">) </w:t>
+      </w:r>
+      <w:r w:run_index="553">
+        <w:rPr>
+          <w:rStyle w:val="SpecialCharTok"/>
+        </w:rPr>
+        <w:t xml:space="preserve" w:run_content_index="560">|&gt;</w:t>
+      </w:r>
+      <w:r w:run_index="554">
+        <w:br w:run_content_index="561"/>
+      </w:r>
+      <w:r w:run_index="555">
+        <w:rPr>
+          <w:rStyle w:val="NormalTok"/>
+        </w:rPr>
+        <w:t xml:space="preserve" w:run_content_index="562">  </w:t>
+      </w:r>
+      <w:r w:run_index="556">
+        <w:rPr>
+          <w:rStyle w:val="FunctionTok"/>
+        </w:rPr>
+        <w:t xml:space="preserve" w:run_content_index="563">align</w:t>
+      </w:r>
+      <w:r w:run_index="557">
+        <w:rPr>
+          <w:rStyle w:val="NormalTok"/>
+        </w:rPr>
+        <w:t xml:space="preserve" w:run_content_index="564">(</w:t>
+      </w:r>
+      <w:r w:run_index="558">
+        <w:rPr>
+          <w:rStyle w:val="AttributeTok"/>
+        </w:rPr>
+        <w:t xml:space="preserve" w:run_content_index="565">align =</w:t>
+      </w:r>
+      <w:r w:run_index="559">
+        <w:rPr>
+          <w:rStyle w:val="NormalTok"/>
+        </w:rPr>
+        <w:t xml:space="preserve" w:run_content_index="566"> </w:t>
+      </w:r>
+      <w:r w:run_index="560">
         <w:rPr>
           <w:rStyle w:val="StringTok"/>
         </w:rPr>
-        <w:t xml:space="preserve" w:run_content_index="483">"all"</w:t>
-      </w:r>
-      <w:r w:run_index="477">
-        <w:rPr>
-          <w:rStyle w:val="NormalTok"/>
-        </w:rPr>
-        <w:t xml:space="preserve" w:run_content_index="484">) </w:t>
-      </w:r>
-      <w:r w:run_index="478">
+        <w:t xml:space="preserve" w:run_content_index="567">"left"</w:t>
+      </w:r>
+      <w:r w:run_index="561">
+        <w:rPr>
+          <w:rStyle w:val="NormalTok"/>
+        </w:rPr>
+        <w:t xml:space="preserve" w:run_content_index="568">, </w:t>
+      </w:r>
+      <w:r w:run_index="562">
+        <w:rPr>
+          <w:rStyle w:val="AttributeTok"/>
+        </w:rPr>
+        <w:t xml:space="preserve" w:run_content_index="569">part =</w:t>
+      </w:r>
+      <w:r w:run_index="563">
+        <w:rPr>
+          <w:rStyle w:val="NormalTok"/>
+        </w:rPr>
+        <w:t xml:space="preserve" w:run_content_index="570"> </w:t>
+      </w:r>
+      <w:r w:run_index="564">
+        <w:rPr>
+          <w:rStyle w:val="StringTok"/>
+        </w:rPr>
+        <w:t xml:space="preserve" w:run_content_index="571">"all"</w:t>
+      </w:r>
+      <w:r w:run_index="565">
+        <w:rPr>
+          <w:rStyle w:val="NormalTok"/>
+        </w:rPr>
+        <w:t xml:space="preserve" w:run_content_index="572">) </w:t>
+      </w:r>
+      <w:r w:run_index="566">
         <w:rPr>
           <w:rStyle w:val="SpecialCharTok"/>
         </w:rPr>
-        <w:t xml:space="preserve" w:run_content_index="485">|&gt;</w:t>
-      </w:r>
-      <w:r w:run_index="479">
-        <w:br w:run_content_index="486"/>
-      </w:r>
-      <w:r w:run_index="480">
-        <w:rPr>
-          <w:rStyle w:val="NormalTok"/>
-        </w:rPr>
-        <w:t xml:space="preserve" w:run_content_index="487">  </w:t>
-      </w:r>
-      <w:r w:run_index="481">
+        <w:t xml:space="preserve" w:run_content_index="573">|&gt;</w:t>
+      </w:r>
+      <w:r w:run_index="567">
+        <w:br w:run_content_index="574"/>
+      </w:r>
+      <w:r w:run_index="568">
+        <w:rPr>
+          <w:rStyle w:val="NormalTok"/>
+        </w:rPr>
+        <w:t xml:space="preserve" w:run_content_index="575">  </w:t>
+      </w:r>
+      <w:r w:run_index="569">
         <w:rPr>
           <w:rStyle w:val="FunctionTok"/>
         </w:rPr>
-        <w:t xml:space="preserve" w:run_content_index="488">bold</w:t>
-      </w:r>
-      <w:r w:run_index="482">
-        <w:rPr>
-          <w:rStyle w:val="NormalTok"/>
-        </w:rPr>
-        <w:t xml:space="preserve" w:run_content_index="489">(</w:t>
-      </w:r>
-      <w:r w:run_index="483">
+        <w:t xml:space="preserve" w:run_content_index="576">bold</w:t>
+      </w:r>
+      <w:r w:run_index="570">
+        <w:rPr>
+          <w:rStyle w:val="NormalTok"/>
+        </w:rPr>
+        <w:t xml:space="preserve" w:run_content_index="577">(</w:t>
+      </w:r>
+      <w:r w:run_index="571">
         <w:rPr>
           <w:rStyle w:val="AttributeTok"/>
         </w:rPr>
-        <w:t xml:space="preserve" w:run_content_index="490">bold =</w:t>
-      </w:r>
-      <w:r w:run_index="484">
-        <w:rPr>
-          <w:rStyle w:val="NormalTok"/>
-        </w:rPr>
-        <w:t xml:space="preserve" w:run_content_index="491"> </w:t>
-      </w:r>
-      <w:r w:run_index="485">
+        <w:t xml:space="preserve" w:run_content_index="578">bold =</w:t>
+      </w:r>
+      <w:r w:run_index="572">
+        <w:rPr>
+          <w:rStyle w:val="NormalTok"/>
+        </w:rPr>
+        <w:t xml:space="preserve" w:run_content_index="579"> </w:t>
+      </w:r>
+      <w:r w:run_index="573">
         <w:rPr>
           <w:rStyle w:val="ConstantTok"/>
         </w:rPr>
-        <w:t xml:space="preserve" w:run_content_index="492">TRUE</w:t>
-      </w:r>
-      <w:r w:run_index="486">
-        <w:rPr>
-          <w:rStyle w:val="NormalTok"/>
-        </w:rPr>
-        <w:t xml:space="preserve" w:run_content_index="493">, </w:t>
-      </w:r>
-      <w:r w:run_index="487">
+        <w:t xml:space="preserve" w:run_content_index="580">TRUE</w:t>
+      </w:r>
+      <w:r w:run_index="574">
+        <w:rPr>
+          <w:rStyle w:val="NormalTok"/>
+        </w:rPr>
+        <w:t xml:space="preserve" w:run_content_index="581">, </w:t>
+      </w:r>
+      <w:r w:run_index="575">
         <w:rPr>
           <w:rStyle w:val="AttributeTok"/>
         </w:rPr>
-        <w:t xml:space="preserve" w:run_content_index="494">part =</w:t>
-      </w:r>
-      <w:r w:run_index="488">
-        <w:rPr>
-          <w:rStyle w:val="NormalTok"/>
-        </w:rPr>
-        <w:t xml:space="preserve" w:run_content_index="495"> </w:t>
-      </w:r>
-      <w:r w:run_index="489">
+        <w:t xml:space="preserve" w:run_content_index="582">part =</w:t>
+      </w:r>
+      <w:r w:run_index="576">
+        <w:rPr>
+          <w:rStyle w:val="NormalTok"/>
+        </w:rPr>
+        <w:t xml:space="preserve" w:run_content_index="583"> </w:t>
+      </w:r>
+      <w:r w:run_index="577">
         <w:rPr>
           <w:rStyle w:val="StringTok"/>
         </w:rPr>
-        <w:t xml:space="preserve" w:run_content_index="496">"header"</w:t>
-      </w:r>
-      <w:r w:run_index="490">
-        <w:rPr>
-          <w:rStyle w:val="NormalTok"/>
-        </w:rPr>
-        <w:t xml:space="preserve" w:run_content_index="497">) </w:t>
-      </w:r>
-      <w:r w:run_index="491">
+        <w:t xml:space="preserve" w:run_content_index="584">"header"</w:t>
+      </w:r>
+      <w:r w:run_index="578">
+        <w:rPr>
+          <w:rStyle w:val="NormalTok"/>
+        </w:rPr>
+        <w:t xml:space="preserve" w:run_content_index="585">) </w:t>
+      </w:r>
+      <w:r w:run_index="579">
         <w:rPr>
           <w:rStyle w:val="SpecialCharTok"/>
         </w:rPr>
-        <w:t xml:space="preserve" w:run_content_index="498">|&gt;</w:t>
-      </w:r>
-      <w:r w:run_index="492">
-        <w:br w:run_content_index="499"/>
-      </w:r>
-      <w:r w:run_index="493">
-        <w:rPr>
-          <w:rStyle w:val="NormalTok"/>
-        </w:rPr>
-        <w:t xml:space="preserve" w:run_content_index="500">  </w:t>
-      </w:r>
-      <w:r w:run_index="494">
+        <w:t xml:space="preserve" w:run_content_index="586">|&gt;</w:t>
+      </w:r>
+      <w:r w:run_index="580">
+        <w:br w:run_content_index="587"/>
+      </w:r>
+      <w:r w:run_index="581">
+        <w:rPr>
+          <w:rStyle w:val="NormalTok"/>
+        </w:rPr>
+        <w:t xml:space="preserve" w:run_content_index="588">  </w:t>
+      </w:r>
+      <w:r w:run_index="582">
         <w:rPr>
           <w:rStyle w:val="FunctionTok"/>
         </w:rPr>
-        <w:t xml:space="preserve" w:run_content_index="501">bg</w:t>
-      </w:r>
-      <w:r w:run_index="495">
-        <w:rPr>
-          <w:rStyle w:val="NormalTok"/>
-        </w:rPr>
-        <w:t xml:space="preserve" w:run_content_index="502">(</w:t>
-      </w:r>
-      <w:r w:run_index="496">
+        <w:t xml:space="preserve" w:run_content_index="589">bg</w:t>
+      </w:r>
+      <w:r w:run_index="583">
+        <w:rPr>
+          <w:rStyle w:val="NormalTok"/>
+        </w:rPr>
+        <w:t xml:space="preserve" w:run_content_index="590">(</w:t>
+      </w:r>
+      <w:r w:run_index="584">
         <w:rPr>
           <w:rStyle w:val="AttributeTok"/>
         </w:rPr>
-        <w:t xml:space="preserve" w:run_content_index="503">bg =</w:t>
-      </w:r>
-      <w:r w:run_index="497">
-        <w:rPr>
-          <w:rStyle w:val="NormalTok"/>
-        </w:rPr>
-        <w:t xml:space="preserve" w:run_content_index="504"> </w:t>
-      </w:r>
-      <w:r w:run_index="498">
+        <w:t xml:space="preserve" w:run_content_index="591">bg =</w:t>
+      </w:r>
+      <w:r w:run_index="585">
+        <w:rPr>
+          <w:rStyle w:val="NormalTok"/>
+        </w:rPr>
+        <w:t xml:space="preserve" w:run_content_index="592"> </w:t>
+      </w:r>
+      <w:r w:run_index="586">
         <w:rPr>
           <w:rStyle w:val="StringTok"/>
         </w:rPr>
-        <w:t xml:space="preserve" w:run_content_index="505">"#D9D9D9"</w:t>
-      </w:r>
-      <w:r w:run_index="499">
-        <w:rPr>
-          <w:rStyle w:val="NormalTok"/>
-        </w:rPr>
-        <w:t xml:space="preserve" w:run_content_index="506">, </w:t>
-      </w:r>
-      <w:r w:run_index="500">
+        <w:t xml:space="preserve" w:run_content_index="593">"#D9D9D9"</w:t>
+      </w:r>
+      <w:r w:run_index="587">
+        <w:rPr>
+          <w:rStyle w:val="NormalTok"/>
+        </w:rPr>
+        <w:t xml:space="preserve" w:run_content_index="594">, </w:t>
+      </w:r>
+      <w:r w:run_index="588">
         <w:rPr>
           <w:rStyle w:val="AttributeTok"/>
         </w:rPr>
-        <w:t xml:space="preserve" w:run_content_index="507">part =</w:t>
-      </w:r>
-      <w:r w:run_index="501">
-        <w:rPr>
-          <w:rStyle w:val="NormalTok"/>
-        </w:rPr>
-        <w:t xml:space="preserve" w:run_content_index="508"> </w:t>
-      </w:r>
-      <w:r w:run_index="502">
+        <w:t xml:space="preserve" w:run_content_index="595">part =</w:t>
+      </w:r>
+      <w:r w:run_index="589">
+        <w:rPr>
+          <w:rStyle w:val="NormalTok"/>
+        </w:rPr>
+        <w:t xml:space="preserve" w:run_content_index="596"> </w:t>
+      </w:r>
+      <w:r w:run_index="590">
         <w:rPr>
           <w:rStyle w:val="StringTok"/>
         </w:rPr>
-        <w:t xml:space="preserve" w:run_content_index="509">"header"</w:t>
-      </w:r>
-      <w:r w:run_index="503">
-        <w:rPr>
-          <w:rStyle w:val="NormalTok"/>
-        </w:rPr>
-        <w:t xml:space="preserve" w:run_content_index="510">) </w:t>
-      </w:r>
-      <w:r w:run_index="504">
+        <w:t xml:space="preserve" w:run_content_index="597">"header"</w:t>
+      </w:r>
+      <w:r w:run_index="591">
+        <w:rPr>
+          <w:rStyle w:val="NormalTok"/>
+        </w:rPr>
+        <w:t xml:space="preserve" w:run_content_index="598">) </w:t>
+      </w:r>
+      <w:r w:run_index="592">
         <w:rPr>
           <w:rStyle w:val="SpecialCharTok"/>
         </w:rPr>
-        <w:t xml:space="preserve" w:run_content_index="511">|&gt;</w:t>
-      </w:r>
-      <w:r w:run_index="505">
-        <w:br w:run_content_index="512"/>
-      </w:r>
-      <w:r w:run_index="506">
-        <w:rPr>
-          <w:rStyle w:val="NormalTok"/>
-        </w:rPr>
-        <w:t xml:space="preserve" w:run_content_index="513">  </w:t>
-      </w:r>
-      <w:r w:run_index="507">
+        <w:t xml:space="preserve" w:run_content_index="599">|&gt;</w:t>
+      </w:r>
+      <w:r w:run_index="593">
+        <w:br w:run_content_index="600"/>
+      </w:r>
+      <w:r w:run_index="594">
+        <w:rPr>
+          <w:rStyle w:val="NormalTok"/>
+        </w:rPr>
+        <w:t xml:space="preserve" w:run_content_index="601">  </w:t>
+      </w:r>
+      <w:r w:run_index="595">
         <w:rPr>
           <w:rStyle w:val="FunctionTok"/>
         </w:rPr>
-        <w:t xml:space="preserve" w:run_content_index="514">border</w:t>
-      </w:r>
-      <w:r w:run_index="508">
-        <w:rPr>
-          <w:rStyle w:val="NormalTok"/>
-        </w:rPr>
-        <w:t xml:space="preserve" w:run_content_index="515">(</w:t>
-      </w:r>
-      <w:r w:run_index="509">
+        <w:t xml:space="preserve" w:run_content_index="602">border</w:t>
+      </w:r>
+      <w:r w:run_index="596">
+        <w:rPr>
+          <w:rStyle w:val="NormalTok"/>
+        </w:rPr>
+        <w:t xml:space="preserve" w:run_content_index="603">(</w:t>
+      </w:r>
+      <w:r w:run_index="597">
         <w:rPr>
           <w:rStyle w:val="AttributeTok"/>
         </w:rPr>
-        <w:t xml:space="preserve" w:run_content_index="516">border =</w:t>
-      </w:r>
-      <w:r w:run_index="510">
-        <w:rPr>
-          <w:rStyle w:val="NormalTok"/>
-        </w:rPr>
-        <w:t xml:space="preserve" w:run_content_index="517"> </w:t>
-      </w:r>
-      <w:r w:run_index="511">
+        <w:t xml:space="preserve" w:run_content_index="604">border =</w:t>
+      </w:r>
+      <w:r w:run_index="598">
+        <w:rPr>
+          <w:rStyle w:val="NormalTok"/>
+        </w:rPr>
+        <w:t xml:space="preserve" w:run_content_index="605"> </w:t>
+      </w:r>
+      <w:r w:run_index="599">
         <w:rPr>
           <w:rStyle w:val="FunctionTok"/>
         </w:rPr>
-        <w:t xml:space="preserve" w:run_content_index="518">fp_border</w:t>
-      </w:r>
-      <w:r w:run_index="512">
-        <w:rPr>
-          <w:rStyle w:val="NormalTok"/>
-        </w:rPr>
-        <w:t xml:space="preserve" w:run_content_index="519">(</w:t>
-      </w:r>
-      <w:r w:run_index="513">
+        <w:t xml:space="preserve" w:run_content_index="606">fp_border</w:t>
+      </w:r>
+      <w:r w:run_index="600">
+        <w:rPr>
+          <w:rStyle w:val="NormalTok"/>
+        </w:rPr>
+        <w:t xml:space="preserve" w:run_content_index="607">(</w:t>
+      </w:r>
+      <w:r w:run_index="601">
         <w:rPr>
           <w:rStyle w:val="AttributeTok"/>
         </w:rPr>
-        <w:t xml:space="preserve" w:run_content_index="520">color =</w:t>
-      </w:r>
-      <w:r w:run_index="514">
-        <w:rPr>
-          <w:rStyle w:val="NormalTok"/>
-        </w:rPr>
-        <w:t xml:space="preserve" w:run_content_index="521"> </w:t>
-      </w:r>
-      <w:r w:run_index="515">
+        <w:t xml:space="preserve" w:run_content_index="608">color =</w:t>
+      </w:r>
+      <w:r w:run_index="602">
+        <w:rPr>
+          <w:rStyle w:val="NormalTok"/>
+        </w:rPr>
+        <w:t xml:space="preserve" w:run_content_index="609"> </w:t>
+      </w:r>
+      <w:r w:run_index="603">
         <w:rPr>
           <w:rStyle w:val="StringTok"/>
         </w:rPr>
-        <w:t xml:space="preserve" w:run_content_index="522">"#000000"</w:t>
-      </w:r>
-      <w:r w:run_index="516">
-        <w:rPr>
-          <w:rStyle w:val="NormalTok"/>
-        </w:rPr>
-        <w:t xml:space="preserve" w:run_content_index="523">), </w:t>
-      </w:r>
-      <w:r w:run_index="517">
+        <w:t xml:space="preserve" w:run_content_index="610">"#000000"</w:t>
+      </w:r>
+      <w:r w:run_index="604">
+        <w:rPr>
+          <w:rStyle w:val="NormalTok"/>
+        </w:rPr>
+        <w:t xml:space="preserve" w:run_content_index="611">), </w:t>
+      </w:r>
+      <w:r w:run_index="605">
         <w:rPr>
           <w:rStyle w:val="AttributeTok"/>
         </w:rPr>
-        <w:t xml:space="preserve" w:run_content_index="524">part =</w:t>
-      </w:r>
-      <w:r w:run_index="518">
-        <w:rPr>
-          <w:rStyle w:val="NormalTok"/>
-        </w:rPr>
-        <w:t xml:space="preserve" w:run_content_index="525"> </w:t>
-      </w:r>
-      <w:r w:run_index="519">
+        <w:t xml:space="preserve" w:run_content_index="612">part =</w:t>
+      </w:r>
+      <w:r w:run_index="606">
+        <w:rPr>
+          <w:rStyle w:val="NormalTok"/>
+        </w:rPr>
+        <w:t xml:space="preserve" w:run_content_index="613"> </w:t>
+      </w:r>
+      <w:r w:run_index="607">
         <w:rPr>
           <w:rStyle w:val="StringTok"/>
         </w:rPr>
-        <w:t xml:space="preserve" w:run_content_index="526">"all"</w:t>
-      </w:r>
-      <w:r w:run_index="520">
-        <w:rPr>
-          <w:rStyle w:val="NormalTok"/>
-        </w:rPr>
-        <w:t xml:space="preserve" w:run_content_index="527">) </w:t>
-      </w:r>
-      <w:r w:run_index="521">
+        <w:t xml:space="preserve" w:run_content_index="614">"all"</w:t>
+      </w:r>
+      <w:r w:run_index="608">
+        <w:rPr>
+          <w:rStyle w:val="NormalTok"/>
+        </w:rPr>
+        <w:t xml:space="preserve" w:run_content_index="615">) </w:t>
+      </w:r>
+      <w:r w:run_index="609">
         <w:rPr>
           <w:rStyle w:val="SpecialCharTok"/>
         </w:rPr>
-        <w:t xml:space="preserve" w:run_content_index="528">|&gt;</w:t>
-      </w:r>
-      <w:r w:run_index="522">
-        <w:br w:run_content_index="529"/>
-      </w:r>
-      <w:r w:run_index="523">
-        <w:rPr>
-          <w:rStyle w:val="NormalTok"/>
-        </w:rPr>
-        <w:t xml:space="preserve" w:run_content_index="530">  </w:t>
-      </w:r>
-      <w:r w:run_index="524">
+        <w:t xml:space="preserve" w:run_content_index="616">|&gt;</w:t>
+      </w:r>
+      <w:r w:run_index="610">
+        <w:br w:run_content_index="617"/>
+      </w:r>
+      <w:r w:run_index="611">
+        <w:rPr>
+          <w:rStyle w:val="NormalTok"/>
+        </w:rPr>
+        <w:t xml:space="preserve" w:run_content_index="618">  </w:t>
+      </w:r>
+      <w:r w:run_index="612">
         <w:rPr>
           <w:rStyle w:val="FunctionTok"/>
         </w:rPr>
-        <w:t xml:space="preserve" w:run_content_index="531">font</w:t>
-      </w:r>
-      <w:r w:run_index="525">
-        <w:rPr>
-          <w:rStyle w:val="NormalTok"/>
-        </w:rPr>
-        <w:t xml:space="preserve" w:run_content_index="532">(</w:t>
-      </w:r>
-      <w:r w:run_index="526">
+        <w:t xml:space="preserve" w:run_content_index="619">font</w:t>
+      </w:r>
+      <w:r w:run_index="613">
+        <w:rPr>
+          <w:rStyle w:val="NormalTok"/>
+        </w:rPr>
+        <w:t xml:space="preserve" w:run_content_index="620">(</w:t>
+      </w:r>
+      <w:r w:run_index="614">
         <w:rPr>
           <w:rStyle w:val="AttributeTok"/>
         </w:rPr>
-        <w:t xml:space="preserve" w:run_content_index="533">fontname =</w:t>
-      </w:r>
-      <w:r w:run_index="527">
-        <w:rPr>
-          <w:rStyle w:val="NormalTok"/>
-        </w:rPr>
-        <w:t xml:space="preserve" w:run_content_index="534"> </w:t>
-      </w:r>
-      <w:r w:run_index="528">
+        <w:t xml:space="preserve" w:run_content_index="621">fontname =</w:t>
+      </w:r>
+      <w:r w:run_index="615">
+        <w:rPr>
+          <w:rStyle w:val="NormalTok"/>
+        </w:rPr>
+        <w:t xml:space="preserve" w:run_content_index="622"> </w:t>
+      </w:r>
+      <w:r w:run_index="616">
         <w:rPr>
           <w:rStyle w:val="StringTok"/>
         </w:rPr>
-        <w:t xml:space="preserve" w:run_content_index="535">"Times New Roman"</w:t>
-      </w:r>
-      <w:r w:run_index="529">
-        <w:rPr>
-          <w:rStyle w:val="NormalTok"/>
-        </w:rPr>
-        <w:t xml:space="preserve" w:run_content_index="536">, </w:t>
-      </w:r>
-      <w:r w:run_index="530">
+        <w:t xml:space="preserve" w:run_content_index="623">"Times New Roman"</w:t>
+      </w:r>
+      <w:r w:run_index="617">
+        <w:rPr>
+          <w:rStyle w:val="NormalTok"/>
+        </w:rPr>
+        <w:t xml:space="preserve" w:run_content_index="624">, </w:t>
+      </w:r>
+      <w:r w:run_index="618">
         <w:rPr>
           <w:rStyle w:val="AttributeTok"/>
         </w:rPr>
-        <w:t xml:space="preserve" w:run_content_index="537">part =</w:t>
-      </w:r>
-      <w:r w:run_index="531">
-        <w:rPr>
-          <w:rStyle w:val="NormalTok"/>
-        </w:rPr>
-        <w:t xml:space="preserve" w:run_content_index="538"> </w:t>
-      </w:r>
-      <w:r w:run_index="532">
+        <w:t xml:space="preserve" w:run_content_index="625">part =</w:t>
+      </w:r>
+      <w:r w:run_index="619">
+        <w:rPr>
+          <w:rStyle w:val="NormalTok"/>
+        </w:rPr>
+        <w:t xml:space="preserve" w:run_content_index="626"> </w:t>
+      </w:r>
+      <w:r w:run_index="620">
         <w:rPr>
           <w:rStyle w:val="StringTok"/>
         </w:rPr>
-        <w:t xml:space="preserve" w:run_content_index="539">"all"</w:t>
-      </w:r>
-      <w:r w:run_index="533">
-        <w:rPr>
-          <w:rStyle w:val="NormalTok"/>
-        </w:rPr>
-        <w:t xml:space="preserve" w:run_content_index="540">) </w:t>
-      </w:r>
-      <w:r w:run_index="534">
+        <w:t xml:space="preserve" w:run_content_index="627">"all"</w:t>
+      </w:r>
+      <w:r w:run_index="621">
+        <w:rPr>
+          <w:rStyle w:val="NormalTok"/>
+        </w:rPr>
+        <w:t xml:space="preserve" w:run_content_index="628">) </w:t>
+      </w:r>
+      <w:r w:run_index="622">
         <w:rPr>
           <w:rStyle w:val="SpecialCharTok"/>
         </w:rPr>
-        <w:t xml:space="preserve" w:run_content_index="541">|&gt;</w:t>
-      </w:r>
-      <w:r w:run_index="535">
-        <w:br w:run_content_index="542"/>
-      </w:r>
-      <w:r w:run_index="536">
-        <w:rPr>
-          <w:rStyle w:val="NormalTok"/>
-        </w:rPr>
-        <w:t xml:space="preserve" w:run_content_index="543">  </w:t>
-      </w:r>
-      <w:r w:run_index="537">
+        <w:t xml:space="preserve" w:run_content_index="629">|&gt;</w:t>
+      </w:r>
+      <w:r w:run_index="623">
+        <w:br w:run_content_index="630"/>
+      </w:r>
+      <w:r w:run_index="624">
+        <w:rPr>
+          <w:rStyle w:val="NormalTok"/>
+        </w:rPr>
+        <w:t xml:space="preserve" w:run_content_index="631">  </w:t>
+      </w:r>
+      <w:r w:run_index="625">
         <w:rPr>
           <w:rStyle w:val="FunctionTok"/>
         </w:rPr>
-        <w:t xml:space="preserve" w:run_content_index="544">fontsize</w:t>
-      </w:r>
-      <w:r w:run_index="538">
-        <w:rPr>
-          <w:rStyle w:val="NormalTok"/>
-        </w:rPr>
-        <w:t xml:space="preserve" w:run_content_index="545">(</w:t>
-      </w:r>
-      <w:r w:run_index="539">
+        <w:t xml:space="preserve" w:run_content_index="632">fontsize</w:t>
+      </w:r>
+      <w:r w:run_index="626">
+        <w:rPr>
+          <w:rStyle w:val="NormalTok"/>
+        </w:rPr>
+        <w:t xml:space="preserve" w:run_content_index="633">(</w:t>
+      </w:r>
+      <w:r w:run_index="627">
         <w:rPr>
           <w:rStyle w:val="AttributeTok"/>
         </w:rPr>
-        <w:t xml:space="preserve" w:run_content_index="546">size =</w:t>
-      </w:r>
-      <w:r w:run_index="540">
-        <w:rPr>
-          <w:rStyle w:val="NormalTok"/>
-        </w:rPr>
-        <w:t xml:space="preserve" w:run_content_index="547"> </w:t>
-      </w:r>
-      <w:r w:run_index="541">
+        <w:t xml:space="preserve" w:run_content_index="634">size =</w:t>
+      </w:r>
+      <w:r w:run_index="628">
+        <w:rPr>
+          <w:rStyle w:val="NormalTok"/>
+        </w:rPr>
+        <w:t xml:space="preserve" w:run_content_index="635"> </w:t>
+      </w:r>
+      <w:r w:run_index="629">
         <w:rPr>
           <w:rStyle w:val="DecValTok"/>
         </w:rPr>
-        <w:t xml:space="preserve" w:run_content_index="548">11</w:t>
-      </w:r>
-      <w:r w:run_index="542">
-        <w:rPr>
-          <w:rStyle w:val="NormalTok"/>
-        </w:rPr>
-        <w:t xml:space="preserve" w:run_content_index="549">, </w:t>
-      </w:r>
-      <w:r w:run_index="543">
+        <w:t xml:space="preserve" w:run_content_index="636">11</w:t>
+      </w:r>
+      <w:r w:run_index="630">
+        <w:rPr>
+          <w:rStyle w:val="NormalTok"/>
+        </w:rPr>
+        <w:t xml:space="preserve" w:run_content_index="637">, </w:t>
+      </w:r>
+      <w:r w:run_index="631">
         <w:rPr>
           <w:rStyle w:val="AttributeTok"/>
         </w:rPr>
-        <w:t xml:space="preserve" w:run_content_index="550">part =</w:t>
-      </w:r>
-      <w:r w:run_index="544">
-        <w:rPr>
-          <w:rStyle w:val="NormalTok"/>
-        </w:rPr>
-        <w:t xml:space="preserve" w:run_content_index="551"> </w:t>
-      </w:r>
-      <w:r w:run_index="545">
+        <w:t xml:space="preserve" w:run_content_index="638">part =</w:t>
+      </w:r>
+      <w:r w:run_index="632">
+        <w:rPr>
+          <w:rStyle w:val="NormalTok"/>
+        </w:rPr>
+        <w:t xml:space="preserve" w:run_content_index="639"> </w:t>
+      </w:r>
+      <w:r w:run_index="633">
         <w:rPr>
           <w:rStyle w:val="StringTok"/>
         </w:rPr>
-        <w:t xml:space="preserve" w:run_content_index="552">"all"</w:t>
-      </w:r>
-      <w:r w:run_index="546">
-        <w:rPr>
-          <w:rStyle w:val="NormalTok"/>
-        </w:rPr>
-        <w:t xml:space="preserve" w:run_content_index="553">) </w:t>
-      </w:r>
-      <w:r w:run_index="547">
+        <w:t xml:space="preserve" w:run_content_index="640">"all"</w:t>
+      </w:r>
+      <w:r w:run_index="634">
+        <w:rPr>
+          <w:rStyle w:val="NormalTok"/>
+        </w:rPr>
+        <w:t xml:space="preserve" w:run_content_index="641">) </w:t>
+      </w:r>
+      <w:r w:run_index="635">
         <w:rPr>
           <w:rStyle w:val="SpecialCharTok"/>
         </w:rPr>
-        <w:t xml:space="preserve" w:run_content_index="554">|&gt;</w:t>
-      </w:r>
-      <w:r w:run_index="548">
-        <w:br w:run_content_index="555"/>
-      </w:r>
-      <w:r w:run_index="549">
-        <w:rPr>
-          <w:rStyle w:val="NormalTok"/>
-        </w:rPr>
-        <w:t xml:space="preserve" w:run_content_index="556">  </w:t>
-      </w:r>
-      <w:r w:run_index="550">
+        <w:t xml:space="preserve" w:run_content_index="642">|&gt;</w:t>
+      </w:r>
+      <w:r w:run_index="636">
+        <w:br w:run_content_index="643"/>
+      </w:r>
+      <w:r w:run_index="637">
+        <w:rPr>
+          <w:rStyle w:val="NormalTok"/>
+        </w:rPr>
+        <w:t xml:space="preserve" w:run_content_index="644">  </w:t>
+      </w:r>
+      <w:r w:run_index="638">
         <w:rPr>
           <w:rStyle w:val="FunctionTok"/>
         </w:rPr>
-        <w:t xml:space="preserve" w:run_content_index="557">line_spacing</w:t>
-      </w:r>
-      <w:r w:run_index="551">
-        <w:rPr>
-          <w:rStyle w:val="NormalTok"/>
-        </w:rPr>
-        <w:t xml:space="preserve" w:run_content_index="558">(</w:t>
-      </w:r>
-      <w:r w:run_index="552">
+        <w:t xml:space="preserve" w:run_content_index="645">line_spacing</w:t>
+      </w:r>
+      <w:r w:run_index="639">
+        <w:rPr>
+          <w:rStyle w:val="NormalTok"/>
+        </w:rPr>
+        <w:t xml:space="preserve" w:run_content_index="646">(</w:t>
+      </w:r>
+      <w:r w:run_index="640">
         <w:rPr>
           <w:rStyle w:val="AttributeTok"/>
         </w:rPr>
-        <w:t xml:space="preserve" w:run_content_index="559">space =</w:t>
-      </w:r>
-      <w:r w:run_index="553">
-        <w:rPr>
-          <w:rStyle w:val="NormalTok"/>
-        </w:rPr>
-        <w:t xml:space="preserve" w:run_content_index="560"> </w:t>
-      </w:r>
-      <w:r w:run_index="554">
+        <w:t xml:space="preserve" w:run_content_index="647">space =</w:t>
+      </w:r>
+      <w:r w:run_index="641">
+        <w:rPr>
+          <w:rStyle w:val="NormalTok"/>
+        </w:rPr>
+        <w:t xml:space="preserve" w:run_content_index="648"> </w:t>
+      </w:r>
+      <w:r w:run_index="642">
         <w:rPr>
           <w:rStyle w:val="FloatTok"/>
         </w:rPr>
-        <w:t xml:space="preserve" w:run_content_index="561">1.15</w:t>
-      </w:r>
-      <w:r w:run_index="555">
-        <w:rPr>
-          <w:rStyle w:val="NormalTok"/>
-        </w:rPr>
-        <w:t xml:space="preserve" w:run_content_index="562">, </w:t>
-      </w:r>
-      <w:r w:run_index="556">
+        <w:t xml:space="preserve" w:run_content_index="649">1.15</w:t>
+      </w:r>
+      <w:r w:run_index="643">
+        <w:rPr>
+          <w:rStyle w:val="NormalTok"/>
+        </w:rPr>
+        <w:t xml:space="preserve" w:run_content_index="650">, </w:t>
+      </w:r>
+      <w:r w:run_index="644">
         <w:rPr>
           <w:rStyle w:val="AttributeTok"/>
         </w:rPr>
-        <w:t xml:space="preserve" w:run_content_index="563">part =</w:t>
-      </w:r>
-      <w:r w:run_index="557">
-        <w:rPr>
-          <w:rStyle w:val="NormalTok"/>
-        </w:rPr>
-        <w:t xml:space="preserve" w:run_content_index="564"> </w:t>
-      </w:r>
-      <w:r w:run_index="558">
+        <w:t xml:space="preserve" w:run_content_index="651">part =</w:t>
+      </w:r>
+      <w:r w:run_index="645">
+        <w:rPr>
+          <w:rStyle w:val="NormalTok"/>
+        </w:rPr>
+        <w:t xml:space="preserve" w:run_content_index="652"> </w:t>
+      </w:r>
+      <w:r w:run_index="646">
         <w:rPr>
           <w:rStyle w:val="StringTok"/>
         </w:rPr>
-        <w:t xml:space="preserve" w:run_content_index="565">"all"</w:t>
-      </w:r>
-      <w:r w:run_index="559">
-        <w:rPr>
-          <w:rStyle w:val="NormalTok"/>
-        </w:rPr>
-        <w:t xml:space="preserve" w:run_content_index="566">) </w:t>
-      </w:r>
-      <w:r w:run_index="560">
+        <w:t xml:space="preserve" w:run_content_index="653">"all"</w:t>
+      </w:r>
+      <w:r w:run_index="647">
+        <w:rPr>
+          <w:rStyle w:val="NormalTok"/>
+        </w:rPr>
+        <w:t xml:space="preserve" w:run_content_index="654">) </w:t>
+      </w:r>
+      <w:r w:run_index="648">
         <w:rPr>
           <w:rStyle w:val="SpecialCharTok"/>
         </w:rPr>
-        <w:t xml:space="preserve" w:run_content_index="567">|&gt;</w:t>
-      </w:r>
-      <w:r w:run_index="561">
-        <w:br w:run_content_index="568"/>
-      </w:r>
-      <w:r w:run_index="562">
-        <w:rPr>
-          <w:rStyle w:val="NormalTok"/>
-        </w:rPr>
-        <w:t xml:space="preserve" w:run_content_index="569">  </w:t>
-      </w:r>
-      <w:r w:run_index="563">
+        <w:t xml:space="preserve" w:run_content_index="655">|&gt;</w:t>
+      </w:r>
+      <w:r w:run_index="649">
+        <w:br w:run_content_index="656"/>
+      </w:r>
+      <w:r w:run_index="650">
+        <w:rPr>
+          <w:rStyle w:val="NormalTok"/>
+        </w:rPr>
+        <w:t xml:space="preserve" w:run_content_index="657">  </w:t>
+      </w:r>
+      <w:r w:run_index="651">
         <w:rPr>
           <w:rStyle w:val="FunctionTok"/>
         </w:rPr>
-        <w:t xml:space="preserve" w:run_content_index="570">padding</w:t>
-      </w:r>
-      <w:r w:run_index="564">
-        <w:rPr>
-          <w:rStyle w:val="NormalTok"/>
-        </w:rPr>
-        <w:t xml:space="preserve" w:run_content_index="571">(</w:t>
-      </w:r>
-      <w:r w:run_index="565">
+        <w:t xml:space="preserve" w:run_content_index="658">padding</w:t>
+      </w:r>
+      <w:r w:run_index="652">
+        <w:rPr>
+          <w:rStyle w:val="NormalTok"/>
+        </w:rPr>
+        <w:t xml:space="preserve" w:run_content_index="659">(</w:t>
+      </w:r>
+      <w:r w:run_index="653">
         <w:rPr>
           <w:rStyle w:val="AttributeTok"/>
         </w:rPr>
-        <w:t xml:space="preserve" w:run_content_index="572">padding.bottom =</w:t>
-      </w:r>
-      <w:r w:run_index="566">
-        <w:rPr>
-          <w:rStyle w:val="NormalTok"/>
-        </w:rPr>
-        <w:t xml:space="preserve" w:run_content_index="573"> </w:t>
-      </w:r>
-      <w:r w:run_index="567">
+        <w:t xml:space="preserve" w:run_content_index="660">padding.bottom =</w:t>
+      </w:r>
+      <w:r w:run_index="654">
+        <w:rPr>
+          <w:rStyle w:val="NormalTok"/>
+        </w:rPr>
+        <w:t xml:space="preserve" w:run_content_index="661"> </w:t>
+      </w:r>
+      <w:r w:run_index="655">
         <w:rPr>
           <w:rStyle w:val="DecValTok"/>
         </w:rPr>
-        <w:t xml:space="preserve" w:run_content_index="574">2</w:t>
-      </w:r>
-      <w:r w:run_index="568">
-        <w:rPr>
-          <w:rStyle w:val="NormalTok"/>
-        </w:rPr>
-        <w:t xml:space="preserve" w:run_content_index="575">, </w:t>
-      </w:r>
-      <w:r w:run_index="569">
+        <w:t xml:space="preserve" w:run_content_index="662">2</w:t>
+      </w:r>
+      <w:r w:run_index="656">
+        <w:rPr>
+          <w:rStyle w:val="NormalTok"/>
+        </w:rPr>
+        <w:t xml:space="preserve" w:run_content_index="663">, </w:t>
+      </w:r>
+      <w:r w:run_index="657">
         <w:rPr>
           <w:rStyle w:val="AttributeTok"/>
         </w:rPr>
-        <w:t xml:space="preserve" w:run_content_index="576">padding.top =</w:t>
-      </w:r>
-      <w:r w:run_index="570">
-        <w:rPr>
-          <w:rStyle w:val="NormalTok"/>
-        </w:rPr>
-        <w:t xml:space="preserve" w:run_content_index="577"> </w:t>
-      </w:r>
-      <w:r w:run_index="571">
+        <w:t xml:space="preserve" w:run_content_index="664">padding.top =</w:t>
+      </w:r>
+      <w:r w:run_index="658">
+        <w:rPr>
+          <w:rStyle w:val="NormalTok"/>
+        </w:rPr>
+        <w:t xml:space="preserve" w:run_content_index="665"> </w:t>
+      </w:r>
+      <w:r w:run_index="659">
         <w:rPr>
           <w:rStyle w:val="DecValTok"/>
         </w:rPr>
-        <w:t xml:space="preserve" w:run_content_index="578">2</w:t>
-      </w:r>
-      <w:r w:run_index="572">
-        <w:rPr>
-          <w:rStyle w:val="NormalTok"/>
-        </w:rPr>
-        <w:t xml:space="preserve" w:run_content_index="579">, </w:t>
-      </w:r>
-      <w:r w:run_index="573">
+        <w:t xml:space="preserve" w:run_content_index="666">2</w:t>
+      </w:r>
+      <w:r w:run_index="660">
+        <w:rPr>
+          <w:rStyle w:val="NormalTok"/>
+        </w:rPr>
+        <w:t xml:space="preserve" w:run_content_index="667">, </w:t>
+      </w:r>
+      <w:r w:run_index="661">
         <w:rPr>
           <w:rStyle w:val="AttributeTok"/>
         </w:rPr>
-        <w:t xml:space="preserve" w:run_content_index="580">part =</w:t>
-      </w:r>
-      <w:r w:run_index="574">
-        <w:rPr>
-          <w:rStyle w:val="NormalTok"/>
-        </w:rPr>
-        <w:t xml:space="preserve" w:run_content_index="581"> </w:t>
-      </w:r>
-      <w:r w:run_index="575">
+        <w:t xml:space="preserve" w:run_content_index="668">part =</w:t>
+      </w:r>
+      <w:r w:run_index="662">
+        <w:rPr>
+          <w:rStyle w:val="NormalTok"/>
+        </w:rPr>
+        <w:t xml:space="preserve" w:run_content_index="669"> </w:t>
+      </w:r>
+      <w:r w:run_index="663">
         <w:rPr>
           <w:rStyle w:val="StringTok"/>
         </w:rPr>
-        <w:t xml:space="preserve" w:run_content_index="582">"all"</w:t>
-      </w:r>
-      <w:r w:run_index="576">
-        <w:rPr>
-          <w:rStyle w:val="NormalTok"/>
-        </w:rPr>
-        <w:t xml:space="preserve" w:run_content_index="583">)</w:t>
-      </w:r>
-      <w:r w:run_index="577">
-        <w:br w:run_content_index="584"/>
-      </w:r>
-      <w:r w:run_index="578">
-        <w:br w:run_content_index="585"/>
-      </w:r>
-      <w:r w:run_index="579">
+        <w:t xml:space="preserve" w:run_content_index="670">"all"</w:t>
+      </w:r>
+      <w:r w:run_index="664">
+        <w:rPr>
+          <w:rStyle w:val="NormalTok"/>
+        </w:rPr>
+        <w:t xml:space="preserve" w:run_content_index="671">)</w:t>
+      </w:r>
+      <w:r w:run_index="665">
+        <w:br w:run_content_index="672"/>
+      </w:r>
+      <w:r w:run_index="666">
+        <w:br w:run_content_index="673"/>
+      </w:r>
+      <w:r w:run_index="667">
         <w:rPr>
           <w:rStyle w:val="FunctionTok"/>
         </w:rPr>
-        <w:t xml:space="preserve" w:run_content_index="586">save_rds_with_metadata</w:t>
-      </w:r>
-      <w:r w:run_index="580">
-        <w:rPr>
-          <w:rStyle w:val="NormalTok"/>
-        </w:rPr>
-        <w:t xml:space="preserve" w:run_content_index="587">(</w:t>
-      </w:r>
-      <w:r w:run_index="581">
-        <w:br w:run_content_index="588"/>
-      </w:r>
-      <w:r w:run_index="582">
-        <w:rPr>
-          <w:rStyle w:val="NormalTok"/>
-        </w:rPr>
-        <w:t xml:space="preserve" w:run_content_index="589">  </w:t>
-      </w:r>
-      <w:r w:run_index="583">
+        <w:t xml:space="preserve" w:run_content_index="674">save_rds_with_metadata</w:t>
+      </w:r>
+      <w:r w:run_index="668">
+        <w:rPr>
+          <w:rStyle w:val="NormalTok"/>
+        </w:rPr>
+        <w:t xml:space="preserve" w:run_content_index="675">(</w:t>
+      </w:r>
+      <w:r w:run_index="669">
+        <w:br w:run_content_index="676"/>
+      </w:r>
+      <w:r w:run_index="670">
+        <w:rPr>
+          <w:rStyle w:val="NormalTok"/>
+        </w:rPr>
+        <w:t xml:space="preserve" w:run_content_index="677">  </w:t>
+      </w:r>
+      <w:r w:run_index="671">
         <w:rPr>
           <w:rStyle w:val="AttributeTok"/>
         </w:rPr>
-        <w:t xml:space="preserve" w:run_content_index="590">object =</w:t>
-      </w:r>
-      <w:r w:run_index="584">
-        <w:rPr>
-          <w:rStyle w:val="NormalTok"/>
-        </w:rPr>
-        <w:t xml:space="preserve" w:run_content_index="591"> demographics_ft,</w:t>
-      </w:r>
-      <w:r w:run_index="585">
-        <w:br w:run_content_index="592"/>
-      </w:r>
-      <w:r w:run_index="586">
-        <w:rPr>
-          <w:rStyle w:val="NormalTok"/>
-        </w:rPr>
-        <w:t xml:space="preserve" w:run_content_index="593">  </w:t>
-      </w:r>
-      <w:r w:run_index="587">
+        <w:t xml:space="preserve" w:run_content_index="678">object =</w:t>
+      </w:r>
+      <w:r w:run_index="672">
+        <w:rPr>
+          <w:rStyle w:val="NormalTok"/>
+        </w:rPr>
+        <w:t xml:space="preserve" w:run_content_index="679"> demographics_ft,</w:t>
+      </w:r>
+      <w:r w:run_index="673">
+        <w:br w:run_content_index="680"/>
+      </w:r>
+      <w:r w:run_index="674">
+        <w:rPr>
+          <w:rStyle w:val="NormalTok"/>
+        </w:rPr>
+        <w:t xml:space="preserve" w:run_content_index="681">  </w:t>
+      </w:r>
+      <w:r w:run_index="675">
         <w:rPr>
           <w:rStyle w:val="AttributeTok"/>
         </w:rPr>
-        <w:t xml:space="preserve" w:run_content_index="594">file =</w:t>
-      </w:r>
-      <w:r w:run_index="588">
-        <w:rPr>
-          <w:rStyle w:val="NormalTok"/>
-        </w:rPr>
-        <w:t xml:space="preserve" w:run_content_index="595"> </w:t>
-      </w:r>
-      <w:r w:run_index="589">
+        <w:t xml:space="preserve" w:run_content_index="682">file =</w:t>
+      </w:r>
+      <w:r w:run_index="676">
+        <w:rPr>
+          <w:rStyle w:val="NormalTok"/>
+        </w:rPr>
+        <w:t xml:space="preserve" w:run_content_index="683"> </w:t>
+      </w:r>
+      <w:r w:run_index="677">
         <w:rPr>
           <w:rStyle w:val="FunctionTok"/>
         </w:rPr>
-        <w:t xml:space="preserve" w:run_content_index="596">file.path</w:t>
-      </w:r>
-      <w:r w:run_index="590">
-        <w:rPr>
-          <w:rStyle w:val="NormalTok"/>
-        </w:rPr>
-        <w:t xml:space="preserve" w:run_content_index="597">(</w:t>
-      </w:r>
-      <w:r w:run_index="591">
+        <w:t xml:space="preserve" w:run_content_index="684">file.path</w:t>
+      </w:r>
+      <w:r w:run_index="678">
+        <w:rPr>
+          <w:rStyle w:val="NormalTok"/>
+        </w:rPr>
+        <w:t xml:space="preserve" w:run_content_index="685">(</w:t>
+      </w:r>
+      <w:r w:run_index="679">
         <w:rPr>
           <w:rStyle w:val="StringTok"/>
         </w:rPr>
-        <w:t xml:space="preserve" w:run_content_index="598">"OUTPUTS"</w:t>
-      </w:r>
-      <w:r w:run_index="592">
-        <w:rPr>
-          <w:rStyle w:val="NormalTok"/>
-        </w:rPr>
-        <w:t xml:space="preserve" w:run_content_index="599">, </w:t>
-      </w:r>
-      <w:r w:run_index="593">
+        <w:t xml:space="preserve" w:run_content_index="686">"OUTPUTS"</w:t>
+      </w:r>
+      <w:r w:run_index="680">
+        <w:rPr>
+          <w:rStyle w:val="NormalTok"/>
+        </w:rPr>
+        <w:t xml:space="preserve" w:run_content_index="687">, </w:t>
+      </w:r>
+      <w:r w:run_index="681">
         <w:rPr>
           <w:rStyle w:val="StringTok"/>
         </w:rPr>
-        <w:t xml:space="preserve" w:run_content_index="600">"tables"</w:t>
-      </w:r>
-      <w:r w:run_index="594">
-        <w:rPr>
-          <w:rStyle w:val="NormalTok"/>
-        </w:rPr>
-        <w:t xml:space="preserve" w:run_content_index="601">, </w:t>
-      </w:r>
-      <w:r w:run_index="595">
+        <w:t xml:space="preserve" w:run_content_index="688">"tables"</w:t>
+      </w:r>
+      <w:r w:run_index="682">
+        <w:rPr>
+          <w:rStyle w:val="NormalTok"/>
+        </w:rPr>
+        <w:t xml:space="preserve" w:run_content_index="689">, </w:t>
+      </w:r>
+      <w:r w:run_index="683">
         <w:rPr>
           <w:rStyle w:val="StringTok"/>
         </w:rPr>
-        <w:t xml:space="preserve" w:run_content_index="602">"participant-demographics.rds"</w:t>
-      </w:r>
-      <w:r w:run_index="596">
-        <w:rPr>
-          <w:rStyle w:val="NormalTok"/>
-        </w:rPr>
-        <w:t xml:space="preserve" w:run_content_index="603">),</w:t>
-      </w:r>
-      <w:r w:run_index="597">
-        <w:br w:run_content_index="604"/>
-      </w:r>
-      <w:r w:run_index="598">
-        <w:rPr>
-          <w:rStyle w:val="NormalTok"/>
-        </w:rPr>
-        <w:t xml:space="preserve" w:run_content_index="605">  </w:t>
-      </w:r>
-      <w:r w:run_index="599">
-        <w:rPr>
-          <w:rStyle w:val="AttributeTok"/>
-        </w:rPr>
-        <w:t xml:space="preserve" w:run_content_index="606">config_yaml =</w:t>
-      </w:r>
-      <w:r w:run_index="600">
-        <w:rPr>
-          <w:rStyle w:val="NormalTok"/>
-        </w:rPr>
-        <w:t xml:space="preserve" w:run_content_index="607"> config_yaml,</w:t>
-      </w:r>
-      <w:r w:run_index="601">
-        <w:br w:run_content_index="608"/>
-      </w:r>
-      <w:r w:run_index="602">
-        <w:rPr>
-          <w:rStyle w:val="NormalTok"/>
-        </w:rPr>
-        <w:t xml:space="preserve" w:run_content_index="609">  </w:t>
-      </w:r>
-      <w:r w:run_index="603">
-        <w:rPr>
-          <w:rStyle w:val="AttributeTok"/>
-        </w:rPr>
-        <w:t xml:space="preserve" w:run_content_index="610">meta_notes =</w:t>
-      </w:r>
-      <w:r w:run_index="604">
-        <w:rPr>
-          <w:rStyle w:val="NormalTok"/>
-        </w:rPr>
-        <w:t xml:space="preserve" w:run_content_index="611"> </w:t>
-      </w:r>
-      <w:r w:run_index="605">
-        <w:rPr>
-          <w:rStyle w:val="StringTok"/>
-        </w:rPr>
-        <w:t xml:space="preserve" w:run_content_index="612">"Body weight and weight-normalized dose for each participant. Unlike the PK summary table above, this table is filled from a pre-built, hand-styled flextable object rather than a plain data frame, so it renders in this report's own reference-doc font (Times New Roman) instead of reportifyr's default table styling."</w:t>
-      </w:r>
-      <w:r w:run_index="606">
-        <w:br w:run_content_index="613"/>
-      </w:r>
-      <w:r w:run_index="607">
-        <w:rPr>
-          <w:rStyle w:val="NormalTok"/>
-        </w:rPr>
-        <w:t xml:space="preserve" w:run_content_index="614">)</w:t>
-      </w:r>
-      <w:r w:run_index="608">
-        <w:br w:run_content_index="615"/>
-      </w:r>
-      <w:r w:run_index="609">
-        <w:br w:run_content_index="616"/>
-      </w:r>
-      <w:r w:run_index="610">
-        <w:rPr>
-          <w:rStyle w:val="NormalTok"/>
-        </w:rPr>
-        <w:t xml:space="preserve" w:run_content_index="617">figures_path </w:t>
-      </w:r>
-      <w:r w:run_index="611">
-        <w:rPr>
-          <w:rStyle w:val="OtherTok"/>
-        </w:rPr>
-        <w:t xml:space="preserve" w:run_content_index="618">&lt;-</w:t>
-      </w:r>
-      <w:r w:run_index="612">
-        <w:rPr>
-          <w:rStyle w:val="NormalTok"/>
-        </w:rPr>
-        <w:t xml:space="preserve" w:run_content_index="619"> </w:t>
-      </w:r>
-      <w:r w:run_index="613">
-        <w:rPr>
-          <w:rStyle w:val="FunctionTok"/>
-        </w:rPr>
-        <w:t xml:space="preserve" w:run_content_index="620">file.path</w:t>
-      </w:r>
-      <w:r w:run_index="614">
-        <w:rPr>
-          <w:rStyle w:val="NormalTok"/>
-        </w:rPr>
-        <w:t xml:space="preserve" w:run_content_index="621">(</w:t>
-      </w:r>
-      <w:r w:run_index="615">
-        <w:rPr>
-          <w:rStyle w:val="StringTok"/>
-        </w:rPr>
-        <w:t xml:space="preserve" w:run_content_index="622">"OUTPUTS"</w:t>
-      </w:r>
-      <w:r w:run_index="616">
-        <w:rPr>
-          <w:rStyle w:val="NormalTok"/>
-        </w:rPr>
-        <w:t xml:space="preserve" w:run_content_index="623">, </w:t>
-      </w:r>
-      <w:r w:run_index="617">
-        <w:rPr>
-          <w:rStyle w:val="StringTok"/>
-        </w:rPr>
-        <w:t xml:space="preserve" w:run_content_index="624">"figures"</w:t>
-      </w:r>
-      <w:r w:run_index="618">
-        <w:rPr>
-          <w:rStyle w:val="NormalTok"/>
-        </w:rPr>
-        <w:t xml:space="preserve" w:run_content_index="625">)</w:t>
-      </w:r>
-      <w:r w:run_index="619">
-        <w:br w:run_content_index="626"/>
-      </w:r>
-      <w:r w:run_index="620">
-        <w:rPr>
-          <w:rStyle w:val="NormalTok"/>
-        </w:rPr>
-        <w:t xml:space="preserve" w:run_content_index="627">plot_file </w:t>
-      </w:r>
-      <w:r w:run_index="621">
-        <w:rPr>
-          <w:rStyle w:val="OtherTok"/>
-        </w:rPr>
-        <w:t xml:space="preserve" w:run_content_index="628">&lt;-</w:t>
-      </w:r>
-      <w:r w:run_index="622">
-        <w:rPr>
-          <w:rStyle w:val="NormalTok"/>
-        </w:rPr>
-        <w:t xml:space="preserve" w:run_content_index="629"> </w:t>
-      </w:r>
-      <w:r w:run_index="623">
-        <w:rPr>
-          <w:rStyle w:val="FunctionTok"/>
-        </w:rPr>
-        <w:t xml:space="preserve" w:run_content_index="630">file.path</w:t>
-      </w:r>
-      <w:r w:run_index="624">
-        <w:rPr>
-          <w:rStyle w:val="NormalTok"/>
-        </w:rPr>
-        <w:t xml:space="preserve" w:run_content_index="631">(figures_path, </w:t>
-      </w:r>
-      <w:r w:run_index="625">
-        <w:rPr>
-          <w:rStyle w:val="StringTok"/>
-        </w:rPr>
-        <w:t xml:space="preserve" w:run_content_index="632">"conc-time.png"</w:t>
-      </w:r>
-      <w:r w:run_index="626">
-        <w:rPr>
-          <w:rStyle w:val="NormalTok"/>
-        </w:rPr>
-        <w:t xml:space="preserve" w:run_content_index="633">)</w:t>
-      </w:r>
-      <w:r w:run_index="627">
-        <w:br w:run_content_index="634"/>
-      </w:r>
-      <w:r w:run_index="628">
-        <w:br w:run_content_index="635"/>
-      </w:r>
-      <w:r w:run_index="629">
-        <w:rPr>
-          <w:rStyle w:val="NormalTok"/>
-        </w:rPr>
-        <w:t xml:space="preserve" w:run_content_index="636">g </w:t>
-      </w:r>
-      <w:r w:run_index="630">
-        <w:rPr>
-          <w:rStyle w:val="OtherTok"/>
-        </w:rPr>
-        <w:t xml:space="preserve" w:run_content_index="637">&lt;-</w:t>
-      </w:r>
-      <w:r w:run_index="631">
-        <w:rPr>
-          <w:rStyle w:val="NormalTok"/>
-        </w:rPr>
-        <w:t xml:space="preserve" w:run_content_index="638"> </w:t>
-      </w:r>
-      <w:r w:run_index="632">
-        <w:rPr>
-          <w:rStyle w:val="FunctionTok"/>
-        </w:rPr>
-        <w:t xml:space="preserve" w:run_content_index="639">ggplot</w:t>
-      </w:r>
-      <w:r w:run_index="633">
-        <w:rPr>
-          <w:rStyle w:val="NormalTok"/>
-        </w:rPr>
-        <w:t xml:space="preserve" w:run_content_index="640">(theoph, </w:t>
-      </w:r>
-      <w:r w:run_index="634">
-        <w:rPr>
-          <w:rStyle w:val="FunctionTok"/>
-        </w:rPr>
-        <w:t xml:space="preserve" w:run_content_index="641">aes</w:t>
-      </w:r>
-      <w:r w:run_index="635">
-        <w:rPr>
-          <w:rStyle w:val="NormalTok"/>
-        </w:rPr>
-        <w:t xml:space="preserve" w:run_content_index="642">(</w:t>
-      </w:r>
-      <w:r w:run_index="636">
-        <w:rPr>
-          <w:rStyle w:val="AttributeTok"/>
-        </w:rPr>
-        <w:t xml:space="preserve" w:run_content_index="643">x =</w:t>
-      </w:r>
-      <w:r w:run_index="637">
-        <w:rPr>
-          <w:rStyle w:val="NormalTok"/>
-        </w:rPr>
-        <w:t xml:space="preserve" w:run_content_index="644"> Time, </w:t>
-      </w:r>
-      <w:r w:run_index="638">
-        <w:rPr>
-          <w:rStyle w:val="AttributeTok"/>
-        </w:rPr>
-        <w:t xml:space="preserve" w:run_content_index="645">y =</w:t>
-      </w:r>
-      <w:r w:run_index="639">
-        <w:rPr>
-          <w:rStyle w:val="NormalTok"/>
-        </w:rPr>
-        <w:t xml:space="preserve" w:run_content_index="646"> conc, </w:t>
-      </w:r>
-      <w:r w:run_index="640">
-        <w:rPr>
-          <w:rStyle w:val="AttributeTok"/>
-        </w:rPr>
-        <w:t xml:space="preserve" w:run_content_index="647">group =</w:t>
-      </w:r>
-      <w:r w:run_index="641">
-        <w:rPr>
-          <w:rStyle w:val="NormalTok"/>
-        </w:rPr>
-        <w:t xml:space="preserve" w:run_content_index="648"> Participant)) </w:t>
-      </w:r>
-      <w:r w:run_index="642">
-        <w:rPr>
-          <w:rStyle w:val="SpecialCharTok"/>
-        </w:rPr>
-        <w:t xml:space="preserve" w:run_content_index="649">+</w:t>
-      </w:r>
-      <w:r w:run_index="643">
-        <w:br w:run_content_index="650"/>
-      </w:r>
-      <w:r w:run_index="644">
-        <w:rPr>
-          <w:rStyle w:val="NormalTok"/>
-        </w:rPr>
-        <w:t xml:space="preserve" w:run_content_index="651">  </w:t>
-      </w:r>
-      <w:r w:run_index="645">
-        <w:rPr>
-          <w:rStyle w:val="FunctionTok"/>
-        </w:rPr>
-        <w:t xml:space="preserve" w:run_content_index="652">geom_line</w:t>
-      </w:r>
-      <w:r w:run_index="646">
-        <w:rPr>
-          <w:rStyle w:val="NormalTok"/>
-        </w:rPr>
-        <w:t xml:space="preserve" w:run_content_index="653">(</w:t>
-      </w:r>
-      <w:r w:run_index="647">
-        <w:rPr>
-          <w:rStyle w:val="AttributeTok"/>
-        </w:rPr>
-        <w:t xml:space="preserve" w:run_content_index="654">alpha =</w:t>
-      </w:r>
-      <w:r w:run_index="648">
-        <w:rPr>
-          <w:rStyle w:val="NormalTok"/>
-        </w:rPr>
-        <w:t xml:space="preserve" w:run_content_index="655"> </w:t>
-      </w:r>
-      <w:r w:run_index="649">
-        <w:rPr>
-          <w:rStyle w:val="FloatTok"/>
-        </w:rPr>
-        <w:t xml:space="preserve" w:run_content_index="656">0.6</w:t>
-      </w:r>
-      <w:r w:run_index="650">
-        <w:rPr>
-          <w:rStyle w:val="NormalTok"/>
-        </w:rPr>
-        <w:t xml:space="preserve" w:run_content_index="657">) </w:t>
-      </w:r>
-      <w:r w:run_index="651">
-        <w:rPr>
-          <w:rStyle w:val="SpecialCharTok"/>
-        </w:rPr>
-        <w:t xml:space="preserve" w:run_content_index="658">+</w:t>
-      </w:r>
-      <w:r w:run_index="652">
-        <w:br w:run_content_index="659"/>
-      </w:r>
-      <w:r w:run_index="653">
-        <w:rPr>
-          <w:rStyle w:val="NormalTok"/>
-        </w:rPr>
-        <w:t xml:space="preserve" w:run_content_index="660">  </w:t>
-      </w:r>
-      <w:r w:run_index="654">
-        <w:rPr>
-          <w:rStyle w:val="FunctionTok"/>
-        </w:rPr>
-        <w:t xml:space="preserve" w:run_content_index="661">geom_point</w:t>
-      </w:r>
-      <w:r w:run_index="655">
-        <w:rPr>
-          <w:rStyle w:val="NormalTok"/>
-        </w:rPr>
-        <w:t xml:space="preserve" w:run_content_index="662">(</w:t>
-      </w:r>
-      <w:r w:run_index="656">
-        <w:rPr>
-          <w:rStyle w:val="AttributeTok"/>
-        </w:rPr>
-        <w:t xml:space="preserve" w:run_content_index="663">size =</w:t>
-      </w:r>
-      <w:r w:run_index="657">
-        <w:rPr>
-          <w:rStyle w:val="NormalTok"/>
-        </w:rPr>
-        <w:t xml:space="preserve" w:run_content_index="664"> </w:t>
-      </w:r>
-      <w:r w:run_index="658">
-        <w:rPr>
-          <w:rStyle w:val="DecValTok"/>
-        </w:rPr>
-        <w:t xml:space="preserve" w:run_content_index="665">1</w:t>
-      </w:r>
-      <w:r w:run_index="659">
-        <w:rPr>
-          <w:rStyle w:val="NormalTok"/>
-        </w:rPr>
-        <w:t xml:space="preserve" w:run_content_index="666">) </w:t>
-      </w:r>
-      <w:r w:run_index="660">
-        <w:rPr>
-          <w:rStyle w:val="SpecialCharTok"/>
-        </w:rPr>
-        <w:t xml:space="preserve" w:run_content_index="667">+</w:t>
-      </w:r>
-      <w:r w:run_index="661">
-        <w:br w:run_content_index="668"/>
-      </w:r>
-      <w:r w:run_index="662">
-        <w:rPr>
-          <w:rStyle w:val="NormalTok"/>
-        </w:rPr>
-        <w:t xml:space="preserve" w:run_content_index="669">  </w:t>
-      </w:r>
-      <w:r w:run_index="663">
-        <w:rPr>
-          <w:rStyle w:val="FunctionTok"/>
-        </w:rPr>
-        <w:t xml:space="preserve" w:run_content_index="670">labs</w:t>
-      </w:r>
-      <w:r w:run_index="664">
-        <w:rPr>
-          <w:rStyle w:val="NormalTok"/>
-        </w:rPr>
-        <w:t xml:space="preserve" w:run_content_index="671">(</w:t>
-      </w:r>
-      <w:r w:run_index="665">
-        <w:rPr>
-          <w:rStyle w:val="AttributeTok"/>
-        </w:rPr>
-        <w:t xml:space="preserve" w:run_content_index="672">x =</w:t>
-      </w:r>
-      <w:r w:run_index="666">
-        <w:rPr>
-          <w:rStyle w:val="NormalTok"/>
-        </w:rPr>
-        <w:t xml:space="preserve" w:run_content_index="673"> </w:t>
-      </w:r>
-      <w:r w:run_index="667">
-        <w:rPr>
-          <w:rStyle w:val="StringTok"/>
-        </w:rPr>
-        <w:t xml:space="preserve" w:run_content_index="674">"Time (h)"</w:t>
-      </w:r>
-      <w:r w:run_index="668">
-        <w:rPr>
-          <w:rStyle w:val="NormalTok"/>
-        </w:rPr>
-        <w:t xml:space="preserve" w:run_content_index="675">, </w:t>
-      </w:r>
-      <w:r w:run_index="669">
-        <w:rPr>
-          <w:rStyle w:val="AttributeTok"/>
-        </w:rPr>
-        <w:t xml:space="preserve" w:run_content_index="676">y =</w:t>
-      </w:r>
-      <w:r w:run_index="670">
-        <w:rPr>
-          <w:rStyle w:val="NormalTok"/>
-        </w:rPr>
-        <w:t xml:space="preserve" w:run_content_index="677"> </w:t>
-      </w:r>
-      <w:r w:run_index="671">
-        <w:rPr>
-          <w:rStyle w:val="StringTok"/>
-        </w:rPr>
-        <w:t xml:space="preserve" w:run_content_index="678">"Concentration (mg/L)"</w:t>
-      </w:r>
-      <w:r w:run_index="672">
-        <w:rPr>
-          <w:rStyle w:val="NormalTok"/>
-        </w:rPr>
-        <w:t xml:space="preserve" w:run_content_index="679">) </w:t>
-      </w:r>
-      <w:r w:run_index="673">
-        <w:rPr>
-          <w:rStyle w:val="SpecialCharTok"/>
-        </w:rPr>
-        <w:t xml:space="preserve" w:run_content_index="680">+</w:t>
-      </w:r>
-      <w:r w:run_index="674">
-        <w:br w:run_content_index="681"/>
-      </w:r>
-      <w:r w:run_index="675">
-        <w:rPr>
-          <w:rStyle w:val="NormalTok"/>
-        </w:rPr>
-        <w:t xml:space="preserve" w:run_content_index="682">  </w:t>
-      </w:r>
-      <w:r w:run_index="676">
-        <w:rPr>
-          <w:rStyle w:val="FunctionTok"/>
-        </w:rPr>
-        <w:t xml:space="preserve" w:run_content_index="683">theme_bw</w:t>
-      </w:r>
-      <w:r w:run_index="677">
-        <w:rPr>
-          <w:rStyle w:val="NormalTok"/>
-        </w:rPr>
-        <w:t xml:space="preserve" w:run_content_index="684">()</w:t>
-      </w:r>
-      <w:r w:run_index="678">
-        <w:br w:run_content_index="685"/>
-      </w:r>
-      <w:r w:run_index="679">
-        <w:br w:run_content_index="686"/>
-      </w:r>
-      <w:r w:run_index="680">
-        <w:rPr>
-          <w:rStyle w:val="CommentTok"/>
-        </w:rPr>
-        <w:t xml:space="preserve" w:run_content_index="687"># meta_type = "conc-time-trajectories" pulls report/standard_footnotes.yaml's</w:t>
-      </w:r>
-      <w:r w:run_index="681">
-        <w:br w:run_content_index="688"/>
-      </w:r>
-      <w:r w:run_index="682">
-        <w:rPr>
-          <w:rStyle w:val="CommentTok"/>
-        </w:rPr>
-        <w:t xml:space="preserve" w:run_content_index="689"># existing canned figure_footnotes entry for this exact plot type; meta_notes</w:t>
-      </w:r>
-      <w:r w:run_index="683">
-        <w:br w:run_content_index="690"/>
+        <w:t xml:space="preserve" w:run_content_index="690">"participant-demographics.rds"</w:t>
       </w:r>
       <w:r w:run_index="684">
         <w:rPr>
-          <w:rStyle w:val="CommentTok"/>
-        </w:rPr>
-        <w:t xml:space="preserve" w:run_content_index="691"># adds a dataset-specific note on top of it.</w:t>
+          <w:rStyle w:val="NormalTok"/>
+        </w:rPr>
+        <w:t xml:space="preserve" w:run_content_index="691">),</w:t>
       </w:r>
       <w:r w:run_index="685">
         <w:br w:run_content_index="692"/>
       </w:r>
       <w:r w:run_index="686">
         <w:rPr>
-          <w:rStyle w:val="FunctionTok"/>
-        </w:rPr>
-        <w:t xml:space="preserve" w:run_content_index="693">ggsave_with_metadata</w:t>
+          <w:rStyle w:val="NormalTok"/>
+        </w:rPr>
+        <w:t xml:space="preserve" w:run_content_index="693">  </w:t>
       </w:r>
       <w:r w:run_index="687">
         <w:rPr>
-          <w:rStyle w:val="NormalTok"/>
-        </w:rPr>
-        <w:t xml:space="preserve" w:run_content_index="694">(</w:t>
+          <w:rStyle w:val="AttributeTok"/>
+        </w:rPr>
+        <w:t xml:space="preserve" w:run_content_index="694">config_yaml =</w:t>
       </w:r>
       <w:r w:run_index="688">
-        <w:br w:run_content_index="695"/>
+        <w:rPr>
+          <w:rStyle w:val="NormalTok"/>
+        </w:rPr>
+        <w:t xml:space="preserve" w:run_content_index="695"> config_yaml,</w:t>
       </w:r>
       <w:r w:run_index="689">
-        <w:rPr>
-          <w:rStyle w:val="NormalTok"/>
-        </w:rPr>
-        <w:t xml:space="preserve" w:run_content_index="696">  </w:t>
+        <w:br w:run_content_index="696"/>
       </w:r>
       <w:r w:run_index="690">
         <w:rPr>
+          <w:rStyle w:val="NormalTok"/>
+        </w:rPr>
+        <w:t xml:space="preserve" w:run_content_index="697">  </w:t>
+      </w:r>
+      <w:r w:run_index="691">
+        <w:rPr>
           <w:rStyle w:val="AttributeTok"/>
         </w:rPr>
-        <w:t xml:space="preserve" w:run_content_index="697">filename =</w:t>
-      </w:r>
-      <w:r w:run_index="691">
-        <w:rPr>
-          <w:rStyle w:val="NormalTok"/>
-        </w:rPr>
-        <w:t xml:space="preserve" w:run_content_index="698"> plot_file,</w:t>
+        <w:t xml:space="preserve" w:run_content_index="698">meta_notes =</w:t>
       </w:r>
       <w:r w:run_index="692">
-        <w:br w:run_content_index="699"/>
+        <w:rPr>
+          <w:rStyle w:val="NormalTok"/>
+        </w:rPr>
+        <w:t xml:space="preserve" w:run_content_index="699"> </w:t>
       </w:r>
       <w:r w:run_index="693">
         <w:rPr>
-          <w:rStyle w:val="NormalTok"/>
-        </w:rPr>
-        <w:t xml:space="preserve" w:run_content_index="700">  </w:t>
+          <w:rStyle w:val="StringTok"/>
+        </w:rPr>
+        <w:t xml:space="preserve" w:run_content_index="700">"Body weight and weight-normalized dose for each participant. Unlike the PK summary table above, this table is filled from a pre-built, hand-styled flextable object rather than a plain data frame, so it renders in this report's own reference-doc font (Times New Roman) instead of reportifyr's default table styling."</w:t>
       </w:r>
       <w:r w:run_index="694">
-        <w:rPr>
-          <w:rStyle w:val="AttributeTok"/>
-        </w:rPr>
-        <w:t xml:space="preserve" w:run_content_index="701">plot =</w:t>
+        <w:br w:run_content_index="701"/>
       </w:r>
       <w:r w:run_index="695">
         <w:rPr>
           <w:rStyle w:val="NormalTok"/>
         </w:rPr>
-        <w:t xml:space="preserve" w:run_content_index="702"> g,</w:t>
+        <w:t xml:space="preserve" w:run_content_index="702">)</w:t>
       </w:r>
       <w:r w:run_index="696">
         <w:br w:run_content_index="703"/>
       </w:r>
       <w:r w:run_index="697">
-        <w:rPr>
-          <w:rStyle w:val="NormalTok"/>
-        </w:rPr>
-        <w:t xml:space="preserve" w:run_content_index="704">  </w:t>
+        <w:br w:run_content_index="704"/>
       </w:r>
       <w:r w:run_index="698">
         <w:rPr>
+          <w:rStyle w:val="NormalTok"/>
+        </w:rPr>
+        <w:t xml:space="preserve" w:run_content_index="705">figures_path </w:t>
+      </w:r>
+      <w:r w:run_index="699">
+        <w:rPr>
+          <w:rStyle w:val="OtherTok"/>
+        </w:rPr>
+        <w:t xml:space="preserve" w:run_content_index="706">&lt;-</w:t>
+      </w:r>
+      <w:r w:run_index="700">
+        <w:rPr>
+          <w:rStyle w:val="NormalTok"/>
+        </w:rPr>
+        <w:t xml:space="preserve" w:run_content_index="707"> </w:t>
+      </w:r>
+      <w:r w:run_index="701">
+        <w:rPr>
+          <w:rStyle w:val="FunctionTok"/>
+        </w:rPr>
+        <w:t xml:space="preserve" w:run_content_index="708">file.path</w:t>
+      </w:r>
+      <w:r w:run_index="702">
+        <w:rPr>
+          <w:rStyle w:val="NormalTok"/>
+        </w:rPr>
+        <w:t xml:space="preserve" w:run_content_index="709">(</w:t>
+      </w:r>
+      <w:r w:run_index="703">
+        <w:rPr>
+          <w:rStyle w:val="StringTok"/>
+        </w:rPr>
+        <w:t xml:space="preserve" w:run_content_index="710">"OUTPUTS"</w:t>
+      </w:r>
+      <w:r w:run_index="704">
+        <w:rPr>
+          <w:rStyle w:val="NormalTok"/>
+        </w:rPr>
+        <w:t xml:space="preserve" w:run_content_index="711">, </w:t>
+      </w:r>
+      <w:r w:run_index="705">
+        <w:rPr>
+          <w:rStyle w:val="StringTok"/>
+        </w:rPr>
+        <w:t xml:space="preserve" w:run_content_index="712">"figures"</w:t>
+      </w:r>
+      <w:r w:run_index="706">
+        <w:rPr>
+          <w:rStyle w:val="NormalTok"/>
+        </w:rPr>
+        <w:t xml:space="preserve" w:run_content_index="713">)</w:t>
+      </w:r>
+      <w:r w:run_index="707">
+        <w:br w:run_content_index="714"/>
+      </w:r>
+      <w:r w:run_index="708">
+        <w:rPr>
+          <w:rStyle w:val="NormalTok"/>
+        </w:rPr>
+        <w:t xml:space="preserve" w:run_content_index="715">plot_file </w:t>
+      </w:r>
+      <w:r w:run_index="709">
+        <w:rPr>
+          <w:rStyle w:val="OtherTok"/>
+        </w:rPr>
+        <w:t xml:space="preserve" w:run_content_index="716">&lt;-</w:t>
+      </w:r>
+      <w:r w:run_index="710">
+        <w:rPr>
+          <w:rStyle w:val="NormalTok"/>
+        </w:rPr>
+        <w:t xml:space="preserve" w:run_content_index="717"> </w:t>
+      </w:r>
+      <w:r w:run_index="711">
+        <w:rPr>
+          <w:rStyle w:val="FunctionTok"/>
+        </w:rPr>
+        <w:t xml:space="preserve" w:run_content_index="718">file.path</w:t>
+      </w:r>
+      <w:r w:run_index="712">
+        <w:rPr>
+          <w:rStyle w:val="NormalTok"/>
+        </w:rPr>
+        <w:t xml:space="preserve" w:run_content_index="719">(figures_path, </w:t>
+      </w:r>
+      <w:r w:run_index="713">
+        <w:rPr>
+          <w:rStyle w:val="StringTok"/>
+        </w:rPr>
+        <w:t xml:space="preserve" w:run_content_index="720">"conc-time.png"</w:t>
+      </w:r>
+      <w:r w:run_index="714">
+        <w:rPr>
+          <w:rStyle w:val="NormalTok"/>
+        </w:rPr>
+        <w:t xml:space="preserve" w:run_content_index="721">)</w:t>
+      </w:r>
+      <w:r w:run_index="715">
+        <w:br w:run_content_index="722"/>
+      </w:r>
+      <w:r w:run_index="716">
+        <w:br w:run_content_index="723"/>
+      </w:r>
+      <w:r w:run_index="717">
+        <w:rPr>
+          <w:rStyle w:val="NormalTok"/>
+        </w:rPr>
+        <w:t xml:space="preserve" w:run_content_index="724">g </w:t>
+      </w:r>
+      <w:r w:run_index="718">
+        <w:rPr>
+          <w:rStyle w:val="OtherTok"/>
+        </w:rPr>
+        <w:t xml:space="preserve" w:run_content_index="725">&lt;-</w:t>
+      </w:r>
+      <w:r w:run_index="719">
+        <w:rPr>
+          <w:rStyle w:val="NormalTok"/>
+        </w:rPr>
+        <w:t xml:space="preserve" w:run_content_index="726"> </w:t>
+      </w:r>
+      <w:r w:run_index="720">
+        <w:rPr>
+          <w:rStyle w:val="FunctionTok"/>
+        </w:rPr>
+        <w:t xml:space="preserve" w:run_content_index="727">ggplot</w:t>
+      </w:r>
+      <w:r w:run_index="721">
+        <w:rPr>
+          <w:rStyle w:val="NormalTok"/>
+        </w:rPr>
+        <w:t xml:space="preserve" w:run_content_index="728">(theoph, </w:t>
+      </w:r>
+      <w:r w:run_index="722">
+        <w:rPr>
+          <w:rStyle w:val="FunctionTok"/>
+        </w:rPr>
+        <w:t xml:space="preserve" w:run_content_index="729">aes</w:t>
+      </w:r>
+      <w:r w:run_index="723">
+        <w:rPr>
+          <w:rStyle w:val="NormalTok"/>
+        </w:rPr>
+        <w:t xml:space="preserve" w:run_content_index="730">(</w:t>
+      </w:r>
+      <w:r w:run_index="724">
+        <w:rPr>
           <w:rStyle w:val="AttributeTok"/>
         </w:rPr>
-        <w:t xml:space="preserve" w:run_content_index="705">width =</w:t>
-      </w:r>
-      <w:r w:run_index="699">
-        <w:rPr>
-          <w:rStyle w:val="NormalTok"/>
-        </w:rPr>
-        <w:t xml:space="preserve" w:run_content_index="706"> </w:t>
-      </w:r>
-      <w:r w:run_index="700">
-        <w:rPr>
-          <w:rStyle w:val="DecValTok"/>
-        </w:rPr>
-        <w:t xml:space="preserve" w:run_content_index="707">6</w:t>
-      </w:r>
-      <w:r w:run_index="701">
-        <w:rPr>
-          <w:rStyle w:val="NormalTok"/>
-        </w:rPr>
-        <w:t xml:space="preserve" w:run_content_index="708">,</w:t>
-      </w:r>
-      <w:r w:run_index="702">
-        <w:br w:run_content_index="709"/>
-      </w:r>
-      <w:r w:run_index="703">
-        <w:rPr>
-          <w:rStyle w:val="NormalTok"/>
-        </w:rPr>
-        <w:t xml:space="preserve" w:run_content_index="710">  </w:t>
-      </w:r>
-      <w:r w:run_index="704">
+        <w:t xml:space="preserve" w:run_content_index="731">x =</w:t>
+      </w:r>
+      <w:r w:run_index="725">
+        <w:rPr>
+          <w:rStyle w:val="NormalTok"/>
+        </w:rPr>
+        <w:t xml:space="preserve" w:run_content_index="732"> Time, </w:t>
+      </w:r>
+      <w:r w:run_index="726">
         <w:rPr>
           <w:rStyle w:val="AttributeTok"/>
         </w:rPr>
-        <w:t xml:space="preserve" w:run_content_index="711">height =</w:t>
-      </w:r>
-      <w:r w:run_index="705">
-        <w:rPr>
-          <w:rStyle w:val="NormalTok"/>
-        </w:rPr>
-        <w:t xml:space="preserve" w:run_content_index="712"> </w:t>
-      </w:r>
-      <w:r w:run_index="706">
-        <w:rPr>
-          <w:rStyle w:val="DecValTok"/>
-        </w:rPr>
-        <w:t xml:space="preserve" w:run_content_index="713">4</w:t>
-      </w:r>
-      <w:r w:run_index="707">
-        <w:rPr>
-          <w:rStyle w:val="NormalTok"/>
-        </w:rPr>
-        <w:t xml:space="preserve" w:run_content_index="714">,</w:t>
-      </w:r>
-      <w:r w:run_index="708">
-        <w:br w:run_content_index="715"/>
-      </w:r>
-      <w:r w:run_index="709">
-        <w:rPr>
-          <w:rStyle w:val="NormalTok"/>
-        </w:rPr>
-        <w:t xml:space="preserve" w:run_content_index="716">  </w:t>
-      </w:r>
-      <w:r w:run_index="710">
+        <w:t xml:space="preserve" w:run_content_index="733">y =</w:t>
+      </w:r>
+      <w:r w:run_index="727">
+        <w:rPr>
+          <w:rStyle w:val="NormalTok"/>
+        </w:rPr>
+        <w:t xml:space="preserve" w:run_content_index="734"> conc, </w:t>
+      </w:r>
+      <w:r w:run_index="728">
         <w:rPr>
           <w:rStyle w:val="AttributeTok"/>
         </w:rPr>
-        <w:t xml:space="preserve" w:run_content_index="717">config_yaml =</w:t>
-      </w:r>
-      <w:r w:run_index="711">
-        <w:rPr>
-          <w:rStyle w:val="NormalTok"/>
-        </w:rPr>
-        <w:t xml:space="preserve" w:run_content_index="718"> config_yaml,</w:t>
-      </w:r>
-      <w:r w:run_index="712">
-        <w:br w:run_content_index="719"/>
-      </w:r>
-      <w:r w:run_index="713">
-        <w:rPr>
-          <w:rStyle w:val="NormalTok"/>
-        </w:rPr>
-        <w:t xml:space="preserve" w:run_content_index="720">  </w:t>
-      </w:r>
-      <w:r w:run_index="714">
-        <w:rPr>
-          <w:rStyle w:val="AttributeTok"/>
-        </w:rPr>
-        <w:t xml:space="preserve" w:run_content_index="721">meta_type =</w:t>
-      </w:r>
-      <w:r w:run_index="715">
-        <w:rPr>
-          <w:rStyle w:val="NormalTok"/>
-        </w:rPr>
-        <w:t xml:space="preserve" w:run_content_index="722"> </w:t>
-      </w:r>
-      <w:r w:run_index="716">
-        <w:rPr>
-          <w:rStyle w:val="StringTok"/>
-        </w:rPr>
-        <w:t xml:space="preserve" w:run_content_index="723">"conc-time-trajectories"</w:t>
-      </w:r>
-      <w:r w:run_index="717">
-        <w:rPr>
-          <w:rStyle w:val="NormalTok"/>
-        </w:rPr>
-        <w:t xml:space="preserve" w:run_content_index="724">,</w:t>
-      </w:r>
-      <w:r w:run_index="718">
-        <w:br w:run_content_index="725"/>
-      </w:r>
-      <w:r w:run_index="719">
-        <w:rPr>
-          <w:rStyle w:val="NormalTok"/>
-        </w:rPr>
-        <w:t xml:space="preserve" w:run_content_index="726">  </w:t>
-      </w:r>
-      <w:r w:run_index="720">
-        <w:rPr>
-          <w:rStyle w:val="AttributeTok"/>
-        </w:rPr>
-        <w:t xml:space="preserve" w:run_content_index="727">meta_notes =</w:t>
-      </w:r>
-      <w:r w:run_index="721">
-        <w:rPr>
-          <w:rStyle w:val="NormalTok"/>
-        </w:rPr>
-        <w:t xml:space="preserve" w:run_content_index="728"> </w:t>
-      </w:r>
-      <w:r w:run_index="722">
-        <w:rPr>
-          <w:rStyle w:val="StringTok"/>
-        </w:rPr>
-        <w:t xml:space="preserve" w:run_content_index="729">"Data are from the built-in Theoph dataset."</w:t>
-      </w:r>
-      <w:r w:run_index="723">
-        <w:rPr>
-          <w:rStyle w:val="NormalTok"/>
-        </w:rPr>
-        <w:t xml:space="preserve" w:run_content_index="730">,</w:t>
-      </w:r>
-      <w:r w:run_index="724">
-        <w:br w:run_content_index="731"/>
-      </w:r>
-      <w:r w:run_index="725">
-        <w:rPr>
-          <w:rStyle w:val="NormalTok"/>
-        </w:rPr>
-        <w:t xml:space="preserve" w:run_content_index="732">  </w:t>
-      </w:r>
-      <w:r w:run_index="726">
-        <w:rPr>
-          <w:rStyle w:val="AttributeTok"/>
-        </w:rPr>
-        <w:t xml:space="preserve" w:run_content_index="733">meta_abbrevs =</w:t>
-      </w:r>
-      <w:r w:run_index="727">
-        <w:rPr>
-          <w:rStyle w:val="NormalTok"/>
-        </w:rPr>
-        <w:t xml:space="preserve" w:run_content_index="734"> </w:t>
-      </w:r>
-      <w:r w:run_index="728">
-        <w:rPr>
-          <w:rStyle w:val="StringTok"/>
-        </w:rPr>
-        <w:t xml:space="preserve" w:run_content_index="735">"PK"</w:t>
+        <w:t xml:space="preserve" w:run_content_index="735">group =</w:t>
       </w:r>
       <w:r w:run_index="729">
-        <w:br w:run_content_index="736"/>
+        <w:rPr>
+          <w:rStyle w:val="NormalTok"/>
+        </w:rPr>
+        <w:t xml:space="preserve" w:run_content_index="736"> Participant)) </w:t>
       </w:r>
       <w:r w:run_index="730">
         <w:rPr>
-          <w:rStyle w:val="NormalTok"/>
-        </w:rPr>
-        <w:t xml:space="preserve" w:run_content_index="737">)</w:t>
+          <w:rStyle w:val="SpecialCharTok"/>
+        </w:rPr>
+        <w:t xml:space="preserve" w:run_content_index="737">+</w:t>
       </w:r>
       <w:r w:run_index="731">
         <w:br w:run_content_index="738"/>
       </w:r>
       <w:r w:run_index="732">
-        <w:br w:run_content_index="739"/>
+        <w:rPr>
+          <w:rStyle w:val="NormalTok"/>
+        </w:rPr>
+        <w:t xml:space="preserve" w:run_content_index="739">  </w:t>
       </w:r>
       <w:r w:run_index="733">
         <w:rPr>
-          <w:rStyle w:val="CommentTok"/>
-        </w:rPr>
-        <w:t xml:space="preserve" w:run_content_index="740"># reportifyr's own add_figure_footnotes() dedupes footnotes by filename</w:t>
+          <w:rStyle w:val="FunctionTok"/>
+        </w:rPr>
+        <w:t xml:space="preserve" w:run_content_index="740">geom_line</w:t>
       </w:r>
       <w:r w:run_index="734">
-        <w:br w:run_content_index="741"/>
+        <w:rPr>
+          <w:rStyle w:val="NormalTok"/>
+        </w:rPr>
+        <w:t xml:space="preserve" w:run_content_index="741">(</w:t>
       </w:r>
       <w:r w:run_index="735">
         <w:rPr>
-          <w:rStyle w:val="CommentTok"/>
-        </w:rPr>
-        <w:t xml:space="preserve" w:run_content_index="742"># document-wide (a bookmark-name xpath check, unconditional -- no</w:t>
+          <w:rStyle w:val="AttributeTok"/>
+        </w:rPr>
+        <w:t xml:space="preserve" w:run_content_index="742">alpha =</w:t>
       </w:r>
       <w:r w:run_index="736">
-        <w:br w:run_content_index="743"/>
+        <w:rPr>
+          <w:rStyle w:val="NormalTok"/>
+        </w:rPr>
+        <w:t xml:space="preserve" w:run_content_index="743"> </w:t>
       </w:r>
       <w:r w:run_index="737">
         <w:rPr>
-          <w:rStyle w:val="CommentTok"/>
-        </w:rPr>
-        <w:t xml:space="preserve" w:run_content_index="744"># config.yaml knob controls it): the *first* rpfy-prefixed occurrence of a</w:t>
+          <w:rStyle w:val="FloatTok"/>
+        </w:rPr>
+        <w:t xml:space="preserve" w:run_content_index="744">0.6</w:t>
       </w:r>
       <w:r w:run_index="738">
-        <w:br w:run_content_index="745"/>
+        <w:rPr>
+          <w:rStyle w:val="NormalTok"/>
+        </w:rPr>
+        <w:t xml:space="preserve" w:run_content_index="745">) </w:t>
       </w:r>
       <w:r w:run_index="739">
         <w:rPr>
-          <w:rStyle w:val="CommentTok"/>
-        </w:rPr>
-        <w:t xml:space="preserve" w:run_content_index="746"># given filename gets the metadata footnote and every later occurrence of</w:t>
+          <w:rStyle w:val="SpecialCharTok"/>
+        </w:rPr>
+        <w:t xml:space="preserve" w:run_content_index="746">+</w:t>
       </w:r>
       <w:r w:run_index="740">
         <w:br w:run_content_index="747"/>
       </w:r>
       <w:r w:run_index="741">
         <w:rPr>
-          <w:rStyle w:val="CommentTok"/>
-        </w:rPr>
-        <w:t xml:space="preserve" w:run_content_index="748"># that same filename is silently skipped. The synopsis intentionally</w:t>
+          <w:rStyle w:val="NormalTok"/>
+        </w:rPr>
+        <w:t xml:space="preserve" w:run_content_index="748">  </w:t>
       </w:r>
       <w:r w:run_index="742">
-        <w:br w:run_content_index="749"/>
+        <w:rPr>
+          <w:rStyle w:val="FunctionTok"/>
+        </w:rPr>
+        <w:t xml:space="preserve" w:run_content_index="749">geom_point</w:t>
       </w:r>
       <w:r w:run_index="743">
         <w:rPr>
-          <w:rStyle w:val="CommentTok"/>
-        </w:rPr>
-        <w:t xml:space="preserve" w:run_content_index="750"># embeds the same plot as a preview ahead of the numbered Figure 1 in the</w:t>
+          <w:rStyle w:val="NormalTok"/>
+        </w:rPr>
+        <w:t xml:space="preserve" w:run_content_index="750">(</w:t>
       </w:r>
       <w:r w:run_index="744">
-        <w:br w:run_content_index="751"/>
+        <w:rPr>
+          <w:rStyle w:val="AttributeTok"/>
+        </w:rPr>
+        <w:t xml:space="preserve" w:run_content_index="751">size =</w:t>
       </w:r>
       <w:r w:run_index="745">
         <w:rPr>
-          <w:rStyle w:val="CommentTok"/>
-        </w:rPr>
-        <w:t xml:space="preserve" w:run_content_index="752"># body (see report.qmd), so it needs its own copy under a distinct</w:t>
+          <w:rStyle w:val="NormalTok"/>
+        </w:rPr>
+        <w:t xml:space="preserve" w:run_content_index="752"> </w:t>
       </w:r>
       <w:r w:run_index="746">
-        <w:br w:run_content_index="753"/>
+        <w:rPr>
+          <w:rStyle w:val="DecValTok"/>
+        </w:rPr>
+        <w:t xml:space="preserve" w:run_content_index="753">1</w:t>
       </w:r>
       <w:r w:run_index="747">
         <w:rPr>
-          <w:rStyle w:val="CommentTok"/>
-        </w:rPr>
-        <w:t xml:space="preserve" w:run_content_index="754"># filename -- otherwise the synopsis preview would claim the footnote and</w:t>
+          <w:rStyle w:val="NormalTok"/>
+        </w:rPr>
+        <w:t xml:space="preserve" w:run_content_index="754">) </w:t>
       </w:r>
       <w:r w:run_index="748">
-        <w:br w:run_content_index="755"/>
+        <w:rPr>
+          <w:rStyle w:val="SpecialCharTok"/>
+        </w:rPr>
+        <w:t xml:space="preserve" w:run_content_index="755">+</w:t>
       </w:r>
       <w:r w:run_index="749">
-        <w:rPr>
-          <w:rStyle w:val="CommentTok"/>
-        </w:rPr>
-        <w:t xml:space="preserve" w:run_content_index="756"># leave the numbered, List-of-Figures-tracked Figure 1 without one.</w:t>
+        <w:br w:run_content_index="756"/>
       </w:r>
       <w:r w:run_index="750">
-        <w:br w:run_content_index="757"/>
+        <w:rPr>
+          <w:rStyle w:val="NormalTok"/>
+        </w:rPr>
+        <w:t xml:space="preserve" w:run_content_index="757">  </w:t>
       </w:r>
       <w:r w:run_index="751">
         <w:rPr>
-          <w:rStyle w:val="NormalTok"/>
-        </w:rPr>
-        <w:t xml:space="preserve" w:run_content_index="758">synopsis_plot_file </w:t>
+          <w:rStyle w:val="FunctionTok"/>
+        </w:rPr>
+        <w:t xml:space="preserve" w:run_content_index="758">labs</w:t>
       </w:r>
       <w:r w:run_index="752">
         <w:rPr>
-          <w:rStyle w:val="OtherTok"/>
-        </w:rPr>
-        <w:t xml:space="preserve" w:run_content_index="759">&lt;-</w:t>
+          <w:rStyle w:val="NormalTok"/>
+        </w:rPr>
+        <w:t xml:space="preserve" w:run_content_index="759">(</w:t>
       </w:r>
       <w:r w:run_index="753">
         <w:rPr>
-          <w:rStyle w:val="NormalTok"/>
-        </w:rPr>
-        <w:t xml:space="preserve" w:run_content_index="760"> </w:t>
+          <w:rStyle w:val="AttributeTok"/>
+        </w:rPr>
+        <w:t xml:space="preserve" w:run_content_index="760">x =</w:t>
       </w:r>
       <w:r w:run_index="754">
         <w:rPr>
-          <w:rStyle w:val="FunctionTok"/>
-        </w:rPr>
-        <w:t xml:space="preserve" w:run_content_index="761">file.path</w:t>
+          <w:rStyle w:val="NormalTok"/>
+        </w:rPr>
+        <w:t xml:space="preserve" w:run_content_index="761"> </w:t>
       </w:r>
       <w:r w:run_index="755">
         <w:rPr>
-          <w:rStyle w:val="NormalTok"/>
-        </w:rPr>
-        <w:t xml:space="preserve" w:run_content_index="762">(figures_path, </w:t>
+          <w:rStyle w:val="StringTok"/>
+        </w:rPr>
+        <w:t xml:space="preserve" w:run_content_index="762">"Time (h)"</w:t>
       </w:r>
       <w:r w:run_index="756">
         <w:rPr>
+          <w:rStyle w:val="NormalTok"/>
+        </w:rPr>
+        <w:t xml:space="preserve" w:run_content_index="763">, </w:t>
+      </w:r>
+      <w:r w:run_index="757">
+        <w:rPr>
+          <w:rStyle w:val="AttributeTok"/>
+        </w:rPr>
+        <w:t xml:space="preserve" w:run_content_index="764">y =</w:t>
+      </w:r>
+      <w:r w:run_index="758">
+        <w:rPr>
+          <w:rStyle w:val="NormalTok"/>
+        </w:rPr>
+        <w:t xml:space="preserve" w:run_content_index="765"> </w:t>
+      </w:r>
+      <w:r w:run_index="759">
+        <w:rPr>
           <w:rStyle w:val="StringTok"/>
         </w:rPr>
-        <w:t xml:space="preserve" w:run_content_index="763">"conc-time-synopsis.png"</w:t>
-      </w:r>
-      <w:r w:run_index="757">
-        <w:rPr>
-          <w:rStyle w:val="NormalTok"/>
-        </w:rPr>
-        <w:t xml:space="preserve" w:run_content_index="764">)</w:t>
-      </w:r>
-      <w:r w:run_index="758">
-        <w:br w:run_content_index="765"/>
-      </w:r>
-      <w:r w:run_index="759">
-        <w:br w:run_content_index="766"/>
+        <w:t xml:space="preserve" w:run_content_index="766">"Concentration (mg/L)"</w:t>
       </w:r>
       <w:r w:run_index="760">
         <w:rPr>
-          <w:rStyle w:val="FunctionTok"/>
-        </w:rPr>
-        <w:t xml:space="preserve" w:run_content_index="767">ggsave_with_metadata</w:t>
+          <w:rStyle w:val="NormalTok"/>
+        </w:rPr>
+        <w:t xml:space="preserve" w:run_content_index="767">) </w:t>
       </w:r>
       <w:r w:run_index="761">
         <w:rPr>
-          <w:rStyle w:val="NormalTok"/>
-        </w:rPr>
-        <w:t xml:space="preserve" w:run_content_index="768">(</w:t>
+          <w:rStyle w:val="SpecialCharTok"/>
+        </w:rPr>
+        <w:t xml:space="preserve" w:run_content_index="768">+</w:t>
       </w:r>
       <w:r w:run_index="762">
         <w:br w:run_content_index="769"/>
@@ -9837,69 +9980,60 @@
       </w:r>
       <w:r w:run_index="764">
         <w:rPr>
-          <w:rStyle w:val="AttributeTok"/>
-        </w:rPr>
-        <w:t xml:space="preserve" w:run_content_index="771">filename =</w:t>
+          <w:rStyle w:val="FunctionTok"/>
+        </w:rPr>
+        <w:t xml:space="preserve" w:run_content_index="771">theme_bw</w:t>
       </w:r>
       <w:r w:run_index="765">
         <w:rPr>
           <w:rStyle w:val="NormalTok"/>
         </w:rPr>
-        <w:t xml:space="preserve" w:run_content_index="772"> synopsis_plot_file,</w:t>
+        <w:t xml:space="preserve" w:run_content_index="772">()</w:t>
       </w:r>
       <w:r w:run_index="766">
         <w:br w:run_content_index="773"/>
       </w:r>
       <w:r w:run_index="767">
-        <w:rPr>
-          <w:rStyle w:val="NormalTok"/>
-        </w:rPr>
-        <w:t xml:space="preserve" w:run_content_index="774">  </w:t>
+        <w:br w:run_content_index="774"/>
       </w:r>
       <w:r w:run_index="768">
         <w:rPr>
-          <w:rStyle w:val="AttributeTok"/>
-        </w:rPr>
-        <w:t xml:space="preserve" w:run_content_index="775">plot =</w:t>
+          <w:rStyle w:val="CommentTok"/>
+        </w:rPr>
+        <w:t xml:space="preserve" w:run_content_index="775"># meta_type = "conc-time-trajectories" pulls report/standard_footnotes.yaml's</w:t>
       </w:r>
       <w:r w:run_index="769">
-        <w:rPr>
-          <w:rStyle w:val="NormalTok"/>
-        </w:rPr>
-        <w:t xml:space="preserve" w:run_content_index="776"> g,</w:t>
+        <w:br w:run_content_index="776"/>
       </w:r>
       <w:r w:run_index="770">
-        <w:br w:run_content_index="777"/>
+        <w:rPr>
+          <w:rStyle w:val="CommentTok"/>
+        </w:rPr>
+        <w:t xml:space="preserve" w:run_content_index="777"># existing canned figure_footnotes entry for this exact plot type; meta_notes</w:t>
       </w:r>
       <w:r w:run_index="771">
-        <w:rPr>
-          <w:rStyle w:val="NormalTok"/>
-        </w:rPr>
-        <w:t xml:space="preserve" w:run_content_index="778">  </w:t>
+        <w:br w:run_content_index="778"/>
       </w:r>
       <w:r w:run_index="772">
         <w:rPr>
-          <w:rStyle w:val="AttributeTok"/>
-        </w:rPr>
-        <w:t xml:space="preserve" w:run_content_index="779">width =</w:t>
+          <w:rStyle w:val="CommentTok"/>
+        </w:rPr>
+        <w:t xml:space="preserve" w:run_content_index="779"># adds a dataset-specific note on top of it.</w:t>
       </w:r>
       <w:r w:run_index="773">
-        <w:rPr>
-          <w:rStyle w:val="NormalTok"/>
-        </w:rPr>
-        <w:t xml:space="preserve" w:run_content_index="780"> </w:t>
+        <w:br w:run_content_index="780"/>
       </w:r>
       <w:r w:run_index="774">
         <w:rPr>
-          <w:rStyle w:val="DecValTok"/>
-        </w:rPr>
-        <w:t xml:space="preserve" w:run_content_index="781">6</w:t>
+          <w:rStyle w:val="FunctionTok"/>
+        </w:rPr>
+        <w:t xml:space="preserve" w:run_content_index="781">ggsave_with_metadata</w:t>
       </w:r>
       <w:r w:run_index="775">
         <w:rPr>
           <w:rStyle w:val="NormalTok"/>
         </w:rPr>
-        <w:t xml:space="preserve" w:run_content_index="782">,</w:t>
+        <w:t xml:space="preserve" w:run_content_index="782">(</w:t>
       </w:r>
       <w:r w:run_index="776">
         <w:br w:run_content_index="783"/>
@@ -9914,388 +10048,355 @@
         <w:rPr>
           <w:rStyle w:val="AttributeTok"/>
         </w:rPr>
-        <w:t xml:space="preserve" w:run_content_index="785">height =</w:t>
+        <w:t xml:space="preserve" w:run_content_index="785">filename =</w:t>
       </w:r>
       <w:r w:run_index="779">
         <w:rPr>
           <w:rStyle w:val="NormalTok"/>
         </w:rPr>
-        <w:t xml:space="preserve" w:run_content_index="786"> </w:t>
+        <w:t xml:space="preserve" w:run_content_index="786"> plot_file,</w:t>
       </w:r>
       <w:r w:run_index="780">
+        <w:br w:run_content_index="787"/>
+      </w:r>
+      <w:r w:run_index="781">
+        <w:rPr>
+          <w:rStyle w:val="NormalTok"/>
+        </w:rPr>
+        <w:t xml:space="preserve" w:run_content_index="788">  </w:t>
+      </w:r>
+      <w:r w:run_index="782">
+        <w:rPr>
+          <w:rStyle w:val="AttributeTok"/>
+        </w:rPr>
+        <w:t xml:space="preserve" w:run_content_index="789">plot =</w:t>
+      </w:r>
+      <w:r w:run_index="783">
+        <w:rPr>
+          <w:rStyle w:val="NormalTok"/>
+        </w:rPr>
+        <w:t xml:space="preserve" w:run_content_index="790"> g,</w:t>
+      </w:r>
+      <w:r w:run_index="784">
+        <w:br w:run_content_index="791"/>
+      </w:r>
+      <w:r w:run_index="785">
+        <w:rPr>
+          <w:rStyle w:val="NormalTok"/>
+        </w:rPr>
+        <w:t xml:space="preserve" w:run_content_index="792">  </w:t>
+      </w:r>
+      <w:r w:run_index="786">
+        <w:rPr>
+          <w:rStyle w:val="AttributeTok"/>
+        </w:rPr>
+        <w:t xml:space="preserve" w:run_content_index="793">width =</w:t>
+      </w:r>
+      <w:r w:run_index="787">
+        <w:rPr>
+          <w:rStyle w:val="NormalTok"/>
+        </w:rPr>
+        <w:t xml:space="preserve" w:run_content_index="794"> </w:t>
+      </w:r>
+      <w:r w:run_index="788">
         <w:rPr>
           <w:rStyle w:val="DecValTok"/>
         </w:rPr>
-        <w:t xml:space="preserve" w:run_content_index="787">4</w:t>
-      </w:r>
-      <w:r w:run_index="781">
-        <w:rPr>
-          <w:rStyle w:val="NormalTok"/>
-        </w:rPr>
-        <w:t xml:space="preserve" w:run_content_index="788">,</w:t>
-      </w:r>
-      <w:r w:run_index="782">
-        <w:br w:run_content_index="789"/>
-      </w:r>
-      <w:r w:run_index="783">
-        <w:rPr>
-          <w:rStyle w:val="NormalTok"/>
-        </w:rPr>
-        <w:t xml:space="preserve" w:run_content_index="790">  </w:t>
-      </w:r>
-      <w:r w:run_index="784">
+        <w:t xml:space="preserve" w:run_content_index="795">6</w:t>
+      </w:r>
+      <w:r w:run_index="789">
+        <w:rPr>
+          <w:rStyle w:val="NormalTok"/>
+        </w:rPr>
+        <w:t xml:space="preserve" w:run_content_index="796">,</w:t>
+      </w:r>
+      <w:r w:run_index="790">
+        <w:br w:run_content_index="797"/>
+      </w:r>
+      <w:r w:run_index="791">
+        <w:rPr>
+          <w:rStyle w:val="NormalTok"/>
+        </w:rPr>
+        <w:t xml:space="preserve" w:run_content_index="798">  </w:t>
+      </w:r>
+      <w:r w:run_index="792">
         <w:rPr>
           <w:rStyle w:val="AttributeTok"/>
         </w:rPr>
-        <w:t xml:space="preserve" w:run_content_index="791">config_yaml =</w:t>
-      </w:r>
-      <w:r w:run_index="785">
-        <w:rPr>
-          <w:rStyle w:val="NormalTok"/>
-        </w:rPr>
-        <w:t xml:space="preserve" w:run_content_index="792"> config_yaml,</w:t>
-      </w:r>
-      <w:r w:run_index="786">
-        <w:br w:run_content_index="793"/>
-      </w:r>
-      <w:r w:run_index="787">
-        <w:rPr>
-          <w:rStyle w:val="NormalTok"/>
-        </w:rPr>
-        <w:t xml:space="preserve" w:run_content_index="794">  </w:t>
-      </w:r>
-      <w:r w:run_index="788">
+        <w:t xml:space="preserve" w:run_content_index="799">height =</w:t>
+      </w:r>
+      <w:r w:run_index="793">
+        <w:rPr>
+          <w:rStyle w:val="NormalTok"/>
+        </w:rPr>
+        <w:t xml:space="preserve" w:run_content_index="800"> </w:t>
+      </w:r>
+      <w:r w:run_index="794">
+        <w:rPr>
+          <w:rStyle w:val="DecValTok"/>
+        </w:rPr>
+        <w:t xml:space="preserve" w:run_content_index="801">4</w:t>
+      </w:r>
+      <w:r w:run_index="795">
+        <w:rPr>
+          <w:rStyle w:val="NormalTok"/>
+        </w:rPr>
+        <w:t xml:space="preserve" w:run_content_index="802">,</w:t>
+      </w:r>
+      <w:r w:run_index="796">
+        <w:br w:run_content_index="803"/>
+      </w:r>
+      <w:r w:run_index="797">
+        <w:rPr>
+          <w:rStyle w:val="NormalTok"/>
+        </w:rPr>
+        <w:t xml:space="preserve" w:run_content_index="804">  </w:t>
+      </w:r>
+      <w:r w:run_index="798">
         <w:rPr>
           <w:rStyle w:val="AttributeTok"/>
         </w:rPr>
-        <w:t xml:space="preserve" w:run_content_index="795">meta_type =</w:t>
-      </w:r>
-      <w:r w:run_index="789">
-        <w:rPr>
-          <w:rStyle w:val="NormalTok"/>
-        </w:rPr>
-        <w:t xml:space="preserve" w:run_content_index="796"> </w:t>
-      </w:r>
-      <w:r w:run_index="790">
+        <w:t xml:space="preserve" w:run_content_index="805">config_yaml =</w:t>
+      </w:r>
+      <w:r w:run_index="799">
+        <w:rPr>
+          <w:rStyle w:val="NormalTok"/>
+        </w:rPr>
+        <w:t xml:space="preserve" w:run_content_index="806"> config_yaml,</w:t>
+      </w:r>
+      <w:r w:run_index="800">
+        <w:br w:run_content_index="807"/>
+      </w:r>
+      <w:r w:run_index="801">
+        <w:rPr>
+          <w:rStyle w:val="NormalTok"/>
+        </w:rPr>
+        <w:t xml:space="preserve" w:run_content_index="808">  </w:t>
+      </w:r>
+      <w:r w:run_index="802">
+        <w:rPr>
+          <w:rStyle w:val="AttributeTok"/>
+        </w:rPr>
+        <w:t xml:space="preserve" w:run_content_index="809">meta_type =</w:t>
+      </w:r>
+      <w:r w:run_index="803">
+        <w:rPr>
+          <w:rStyle w:val="NormalTok"/>
+        </w:rPr>
+        <w:t xml:space="preserve" w:run_content_index="810"> </w:t>
+      </w:r>
+      <w:r w:run_index="804">
         <w:rPr>
           <w:rStyle w:val="StringTok"/>
         </w:rPr>
-        <w:t xml:space="preserve" w:run_content_index="797">"conc-time-trajectories"</w:t>
-      </w:r>
-      <w:r w:run_index="791">
-        <w:rPr>
-          <w:rStyle w:val="NormalTok"/>
-        </w:rPr>
-        <w:t xml:space="preserve" w:run_content_index="798">,</w:t>
-      </w:r>
-      <w:r w:run_index="792">
-        <w:br w:run_content_index="799"/>
-      </w:r>
-      <w:r w:run_index="793">
-        <w:rPr>
-          <w:rStyle w:val="NormalTok"/>
-        </w:rPr>
-        <w:t xml:space="preserve" w:run_content_index="800">  </w:t>
-      </w:r>
-      <w:r w:run_index="794">
-        <w:rPr>
-          <w:rStyle w:val="AttributeTok"/>
-        </w:rPr>
-        <w:t xml:space="preserve" w:run_content_index="801">meta_notes =</w:t>
-      </w:r>
-      <w:r w:run_index="795">
-        <w:rPr>
-          <w:rStyle w:val="NormalTok"/>
-        </w:rPr>
-        <w:t xml:space="preserve" w:run_content_index="802"> </w:t>
-      </w:r>
-      <w:r w:run_index="796">
-        <w:rPr>
-          <w:rStyle w:val="StringTok"/>
-        </w:rPr>
-        <w:t xml:space="preserve" w:run_content_index="803">"Synopsis preview of the concentration-time profile shown in full as Figure 1."</w:t>
-      </w:r>
-      <w:r w:run_index="797">
-        <w:rPr>
-          <w:rStyle w:val="NormalTok"/>
-        </w:rPr>
-        <w:t xml:space="preserve" w:run_content_index="804">,</w:t>
-      </w:r>
-      <w:r w:run_index="798">
-        <w:br w:run_content_index="805"/>
-      </w:r>
-      <w:r w:run_index="799">
-        <w:rPr>
-          <w:rStyle w:val="NormalTok"/>
-        </w:rPr>
-        <w:t xml:space="preserve" w:run_content_index="806">  </w:t>
-      </w:r>
-      <w:r w:run_index="800">
-        <w:rPr>
-          <w:rStyle w:val="AttributeTok"/>
-        </w:rPr>
-        <w:t xml:space="preserve" w:run_content_index="807">meta_abbrevs =</w:t>
-      </w:r>
-      <w:r w:run_index="801">
-        <w:rPr>
-          <w:rStyle w:val="NormalTok"/>
-        </w:rPr>
-        <w:t xml:space="preserve" w:run_content_index="808"> </w:t>
-      </w:r>
-      <w:r w:run_index="802">
-        <w:rPr>
-          <w:rStyle w:val="StringTok"/>
-        </w:rPr>
-        <w:t xml:space="preserve" w:run_content_index="809">"PK"</w:t>
-      </w:r>
-      <w:r w:run_index="803">
-        <w:br w:run_content_index="810"/>
-      </w:r>
-      <w:r w:run_index="804">
-        <w:rPr>
-          <w:rStyle w:val="NormalTok"/>
-        </w:rPr>
-        <w:t xml:space="preserve" w:run_content_index="811">)</w:t>
+        <w:t xml:space="preserve" w:run_content_index="811">"conc-time-trajectories"</w:t>
       </w:r>
       <w:r w:run_index="805">
-        <w:br w:run_content_index="812"/>
+        <w:rPr>
+          <w:rStyle w:val="NormalTok"/>
+        </w:rPr>
+        <w:t xml:space="preserve" w:run_content_index="812">,</w:t>
       </w:r>
       <w:r w:run_index="806">
         <w:br w:run_content_index="813"/>
       </w:r>
       <w:r w:run_index="807">
         <w:rPr>
-          <w:rStyle w:val="FunctionTok"/>
-        </w:rPr>
-        <w:t xml:space="preserve" w:run_content_index="814">cat</w:t>
+          <w:rStyle w:val="NormalTok"/>
+        </w:rPr>
+        <w:t xml:space="preserve" w:run_content_index="814">  </w:t>
       </w:r>
       <w:r w:run_index="808">
         <w:rPr>
-          <w:rStyle w:val="NormalTok"/>
-        </w:rPr>
-        <w:t xml:space="preserve" w:run_content_index="815">(</w:t>
+          <w:rStyle w:val="AttributeTok"/>
+        </w:rPr>
+        <w:t xml:space="preserve" w:run_content_index="815">meta_notes =</w:t>
       </w:r>
       <w:r w:run_index="809">
         <w:rPr>
+          <w:rStyle w:val="NormalTok"/>
+        </w:rPr>
+        <w:t xml:space="preserve" w:run_content_index="816"> </w:t>
+      </w:r>
+      <w:r w:run_index="810">
+        <w:rPr>
           <w:rStyle w:val="StringTok"/>
         </w:rPr>
-        <w:t xml:space="preserve" w:run_content_index="816">"Wrote:</w:t>
-      </w:r>
-      <w:r w:run_index="810">
-        <w:rPr>
-          <w:rStyle w:val="SpecialCharTok"/>
-        </w:rPr>
-        <w:t xml:space="preserve" w:run_content_index="817">\n</w:t>
+        <w:t xml:space="preserve" w:run_content_index="817">"Data are from the built-in Theoph dataset."</w:t>
       </w:r>
       <w:r w:run_index="811">
         <w:rPr>
+          <w:rStyle w:val="NormalTok"/>
+        </w:rPr>
+        <w:t xml:space="preserve" w:run_content_index="818">,</w:t>
+      </w:r>
+      <w:r w:run_index="812">
+        <w:br w:run_content_index="819"/>
+      </w:r>
+      <w:r w:run_index="813">
+        <w:rPr>
+          <w:rStyle w:val="NormalTok"/>
+        </w:rPr>
+        <w:t xml:space="preserve" w:run_content_index="820">  </w:t>
+      </w:r>
+      <w:r w:run_index="814">
+        <w:rPr>
+          <w:rStyle w:val="AttributeTok"/>
+        </w:rPr>
+        <w:t xml:space="preserve" w:run_content_index="821">meta_abbrevs =</w:t>
+      </w:r>
+      <w:r w:run_index="815">
+        <w:rPr>
+          <w:rStyle w:val="NormalTok"/>
+        </w:rPr>
+        <w:t xml:space="preserve" w:run_content_index="822"> </w:t>
+      </w:r>
+      <w:r w:run_index="816">
+        <w:rPr>
           <w:rStyle w:val="StringTok"/>
         </w:rPr>
-        <w:t xml:space="preserve" w:run_content_index="818">"</w:t>
-      </w:r>
-      <w:r w:run_index="812">
-        <w:rPr>
-          <w:rStyle w:val="NormalTok"/>
-        </w:rPr>
-        <w:t xml:space="preserve" w:run_content_index="819">)</w:t>
-      </w:r>
-      <w:r w:run_index="813">
-        <w:br w:run_content_index="820"/>
-      </w:r>
-      <w:r w:run_index="814">
-        <w:rPr>
-          <w:rStyle w:val="FunctionTok"/>
-        </w:rPr>
-        <w:t xml:space="preserve" w:run_content_index="821">cat</w:t>
-      </w:r>
-      <w:r w:run_index="815">
-        <w:rPr>
-          <w:rStyle w:val="NormalTok"/>
-        </w:rPr>
-        <w:t xml:space="preserve" w:run_content_index="822">(</w:t>
-      </w:r>
-      <w:r w:run_index="816">
-        <w:rPr>
-          <w:rStyle w:val="StringTok"/>
-        </w:rPr>
-        <w:t xml:space="preserve" w:run_content_index="823">" -"</w:t>
+        <w:t xml:space="preserve" w:run_content_index="823">"PK"</w:t>
       </w:r>
       <w:r w:run_index="817">
-        <w:rPr>
-          <w:rStyle w:val="NormalTok"/>
-        </w:rPr>
-        <w:t xml:space="preserve" w:run_content_index="824">, </w:t>
+        <w:br w:run_content_index="824"/>
       </w:r>
       <w:r w:run_index="818">
         <w:rPr>
-          <w:rStyle w:val="FunctionTok"/>
-        </w:rPr>
-        <w:t xml:space="preserve" w:run_content_index="825">file.path</w:t>
+          <w:rStyle w:val="NormalTok"/>
+        </w:rPr>
+        <w:t xml:space="preserve" w:run_content_index="825">)</w:t>
       </w:r>
       <w:r w:run_index="819">
-        <w:rPr>
-          <w:rStyle w:val="NormalTok"/>
-        </w:rPr>
-        <w:t xml:space="preserve" w:run_content_index="826">(</w:t>
+        <w:br w:run_content_index="826"/>
       </w:r>
       <w:r w:run_index="820">
-        <w:rPr>
-          <w:rStyle w:val="StringTok"/>
-        </w:rPr>
-        <w:t xml:space="preserve" w:run_content_index="827">"OUTPUTS"</w:t>
+        <w:br w:run_content_index="827"/>
       </w:r>
       <w:r w:run_index="821">
         <w:rPr>
-          <w:rStyle w:val="NormalTok"/>
-        </w:rPr>
-        <w:t xml:space="preserve" w:run_content_index="828">, </w:t>
+          <w:rStyle w:val="CommentTok"/>
+        </w:rPr>
+        <w:t xml:space="preserve" w:run_content_index="828"># reportifyr's own add_figure_footnotes() dedupes footnotes by filename</w:t>
       </w:r>
       <w:r w:run_index="822">
-        <w:rPr>
-          <w:rStyle w:val="StringTok"/>
-        </w:rPr>
-        <w:t xml:space="preserve" w:run_content_index="829">"tables"</w:t>
+        <w:br w:run_content_index="829"/>
       </w:r>
       <w:r w:run_index="823">
         <w:rPr>
-          <w:rStyle w:val="NormalTok"/>
-        </w:rPr>
-        <w:t xml:space="preserve" w:run_content_index="830">, </w:t>
+          <w:rStyle w:val="CommentTok"/>
+        </w:rPr>
+        <w:t xml:space="preserve" w:run_content_index="830"># document-wide (a bookmark-name xpath check, unconditional -- no</w:t>
       </w:r>
       <w:r w:run_index="824">
-        <w:rPr>
-          <w:rStyle w:val="StringTok"/>
-        </w:rPr>
-        <w:t xml:space="preserve" w:run_content_index="831">"pk-summary.csv"</w:t>
+        <w:br w:run_content_index="831"/>
       </w:r>
       <w:r w:run_index="825">
         <w:rPr>
-          <w:rStyle w:val="NormalTok"/>
-        </w:rPr>
-        <w:t xml:space="preserve" w:run_content_index="832">), </w:t>
+          <w:rStyle w:val="CommentTok"/>
+        </w:rPr>
+        <w:t xml:space="preserve" w:run_content_index="832"># config.yaml knob controls it): the *first* rpfy-prefixed occurrence of a</w:t>
       </w:r>
       <w:r w:run_index="826">
-        <w:rPr>
-          <w:rStyle w:val="StringTok"/>
-        </w:rPr>
-        <w:t xml:space="preserve" w:run_content_index="833">"</w:t>
+        <w:br w:run_content_index="833"/>
       </w:r>
       <w:r w:run_index="827">
         <w:rPr>
-          <w:rStyle w:val="SpecialCharTok"/>
-        </w:rPr>
-        <w:t xml:space="preserve" w:run_content_index="834">\n</w:t>
+          <w:rStyle w:val="CommentTok"/>
+        </w:rPr>
+        <w:t xml:space="preserve" w:run_content_index="834"># given filename gets the metadata footnote and every later occurrence of</w:t>
       </w:r>
       <w:r w:run_index="828">
-        <w:rPr>
-          <w:rStyle w:val="StringTok"/>
-        </w:rPr>
-        <w:t xml:space="preserve" w:run_content_index="835">"</w:t>
+        <w:br w:run_content_index="835"/>
       </w:r>
       <w:r w:run_index="829">
         <w:rPr>
-          <w:rStyle w:val="NormalTok"/>
-        </w:rPr>
-        <w:t xml:space="preserve" w:run_content_index="836">)</w:t>
+          <w:rStyle w:val="CommentTok"/>
+        </w:rPr>
+        <w:t xml:space="preserve" w:run_content_index="836"># that same filename is silently skipped. The synopsis intentionally</w:t>
       </w:r>
       <w:r w:run_index="830">
         <w:br w:run_content_index="837"/>
       </w:r>
       <w:r w:run_index="831">
         <w:rPr>
+          <w:rStyle w:val="CommentTok"/>
+        </w:rPr>
+        <w:t xml:space="preserve" w:run_content_index="838"># embeds the same plot as a preview ahead of the numbered Figure 1 in the</w:t>
+      </w:r>
+      <w:r w:run_index="832">
+        <w:br w:run_content_index="839"/>
+      </w:r>
+      <w:r w:run_index="833">
+        <w:rPr>
+          <w:rStyle w:val="CommentTok"/>
+        </w:rPr>
+        <w:t xml:space="preserve" w:run_content_index="840"># body (see report.qmd), so it needs its own copy under a distinct</w:t>
+      </w:r>
+      <w:r w:run_index="834">
+        <w:br w:run_content_index="841"/>
+      </w:r>
+      <w:r w:run_index="835">
+        <w:rPr>
+          <w:rStyle w:val="CommentTok"/>
+        </w:rPr>
+        <w:t xml:space="preserve" w:run_content_index="842"># filename -- otherwise the synopsis preview would claim the footnote and</w:t>
+      </w:r>
+      <w:r w:run_index="836">
+        <w:br w:run_content_index="843"/>
+      </w:r>
+      <w:r w:run_index="837">
+        <w:rPr>
+          <w:rStyle w:val="CommentTok"/>
+        </w:rPr>
+        <w:t xml:space="preserve" w:run_content_index="844"># leave the numbered, List-of-Figures-tracked Figure 1 without one.</w:t>
+      </w:r>
+      <w:r w:run_index="838">
+        <w:br w:run_content_index="845"/>
+      </w:r>
+      <w:r w:run_index="839">
+        <w:rPr>
+          <w:rStyle w:val="NormalTok"/>
+        </w:rPr>
+        <w:t xml:space="preserve" w:run_content_index="846">synopsis_plot_file </w:t>
+      </w:r>
+      <w:r w:run_index="840">
+        <w:rPr>
+          <w:rStyle w:val="OtherTok"/>
+        </w:rPr>
+        <w:t xml:space="preserve" w:run_content_index="847">&lt;-</w:t>
+      </w:r>
+      <w:r w:run_index="841">
+        <w:rPr>
+          <w:rStyle w:val="NormalTok"/>
+        </w:rPr>
+        <w:t xml:space="preserve" w:run_content_index="848"> </w:t>
+      </w:r>
+      <w:r w:run_index="842">
+        <w:rPr>
           <w:rStyle w:val="FunctionTok"/>
         </w:rPr>
-        <w:t xml:space="preserve" w:run_content_index="838">cat</w:t>
-      </w:r>
-      <w:r w:run_index="832">
-        <w:rPr>
-          <w:rStyle w:val="NormalTok"/>
-        </w:rPr>
-        <w:t xml:space="preserve" w:run_content_index="839">(</w:t>
-      </w:r>
-      <w:r w:run_index="833">
+        <w:t xml:space="preserve" w:run_content_index="849">file.path</w:t>
+      </w:r>
+      <w:r w:run_index="843">
+        <w:rPr>
+          <w:rStyle w:val="NormalTok"/>
+        </w:rPr>
+        <w:t xml:space="preserve" w:run_content_index="850">(figures_path, </w:t>
+      </w:r>
+      <w:r w:run_index="844">
         <w:rPr>
           <w:rStyle w:val="StringTok"/>
         </w:rPr>
-        <w:t xml:space="preserve" w:run_content_index="840">" -"</w:t>
-      </w:r>
-      <w:r w:run_index="834">
-        <w:rPr>
-          <w:rStyle w:val="NormalTok"/>
-        </w:rPr>
-        <w:t xml:space="preserve" w:run_content_index="841">, </w:t>
-      </w:r>
-      <w:r w:run_index="835">
-        <w:rPr>
-          <w:rStyle w:val="FunctionTok"/>
-        </w:rPr>
-        <w:t xml:space="preserve" w:run_content_index="842">file.path</w:t>
-      </w:r>
-      <w:r w:run_index="836">
-        <w:rPr>
-          <w:rStyle w:val="NormalTok"/>
-        </w:rPr>
-        <w:t xml:space="preserve" w:run_content_index="843">(</w:t>
-      </w:r>
-      <w:r w:run_index="837">
-        <w:rPr>
-          <w:rStyle w:val="StringTok"/>
-        </w:rPr>
-        <w:t xml:space="preserve" w:run_content_index="844">"OUTPUTS"</w:t>
-      </w:r>
-      <w:r w:run_index="838">
-        <w:rPr>
-          <w:rStyle w:val="NormalTok"/>
-        </w:rPr>
-        <w:t xml:space="preserve" w:run_content_index="845">, </w:t>
-      </w:r>
-      <w:r w:run_index="839">
-        <w:rPr>
-          <w:rStyle w:val="StringTok"/>
-        </w:rPr>
-        <w:t xml:space="preserve" w:run_content_index="846">"tables"</w:t>
-      </w:r>
-      <w:r w:run_index="840">
-        <w:rPr>
-          <w:rStyle w:val="NormalTok"/>
-        </w:rPr>
-        <w:t xml:space="preserve" w:run_content_index="847">, </w:t>
-      </w:r>
-      <w:r w:run_index="841">
-        <w:rPr>
-          <w:rStyle w:val="StringTok"/>
-        </w:rPr>
-        <w:t xml:space="preserve" w:run_content_index="848">"participant-demographics.rds"</w:t>
-      </w:r>
-      <w:r w:run_index="842">
-        <w:rPr>
-          <w:rStyle w:val="NormalTok"/>
-        </w:rPr>
-        <w:t xml:space="preserve" w:run_content_index="849">), </w:t>
-      </w:r>
-      <w:r w:run_index="843">
-        <w:rPr>
-          <w:rStyle w:val="StringTok"/>
-        </w:rPr>
-        <w:t xml:space="preserve" w:run_content_index="850">"</w:t>
-      </w:r>
-      <w:r w:run_index="844">
-        <w:rPr>
-          <w:rStyle w:val="SpecialCharTok"/>
-        </w:rPr>
-        <w:t xml:space="preserve" w:run_content_index="851">\n</w:t>
+        <w:t xml:space="preserve" w:run_content_index="851">"conc-time-synopsis.png"</w:t>
       </w:r>
       <w:r w:run_index="845">
         <w:rPr>
-          <w:rStyle w:val="StringTok"/>
-        </w:rPr>
-        <w:t xml:space="preserve" w:run_content_index="852">"</w:t>
+          <w:rStyle w:val="NormalTok"/>
+        </w:rPr>
+        <w:t xml:space="preserve" w:run_content_index="852">)</w:t>
       </w:r>
       <w:r w:run_index="846">
-        <w:rPr>
-          <w:rStyle w:val="NormalTok"/>
-        </w:rPr>
-        <w:t xml:space="preserve" w:run_content_index="853">)</w:t>
+        <w:br w:run_content_index="853"/>
       </w:r>
       <w:r w:run_index="847">
         <w:br w:run_content_index="854"/>
@@ -10304,7 +10405,7 @@
         <w:rPr>
           <w:rStyle w:val="FunctionTok"/>
         </w:rPr>
-        <w:t xml:space="preserve" w:run_content_index="855">cat</w:t>
+        <w:t xml:space="preserve" w:run_content_index="855">ggsave_with_metadata</w:t>
       </w:r>
       <w:r w:run_index="849">
         <w:rPr>
@@ -10313,103 +10414,908 @@
         <w:t xml:space="preserve" w:run_content_index="856">(</w:t>
       </w:r>
       <w:r w:run_index="850">
+        <w:br w:run_content_index="857"/>
+      </w:r>
+      <w:r w:run_index="851">
+        <w:rPr>
+          <w:rStyle w:val="NormalTok"/>
+        </w:rPr>
+        <w:t xml:space="preserve" w:run_content_index="858">  </w:t>
+      </w:r>
+      <w:r w:run_index="852">
+        <w:rPr>
+          <w:rStyle w:val="AttributeTok"/>
+        </w:rPr>
+        <w:t xml:space="preserve" w:run_content_index="859">filename =</w:t>
+      </w:r>
+      <w:r w:run_index="853">
+        <w:rPr>
+          <w:rStyle w:val="NormalTok"/>
+        </w:rPr>
+        <w:t xml:space="preserve" w:run_content_index="860"> synopsis_plot_file,</w:t>
+      </w:r>
+      <w:r w:run_index="854">
+        <w:br w:run_content_index="861"/>
+      </w:r>
+      <w:r w:run_index="855">
+        <w:rPr>
+          <w:rStyle w:val="NormalTok"/>
+        </w:rPr>
+        <w:t xml:space="preserve" w:run_content_index="862">  </w:t>
+      </w:r>
+      <w:r w:run_index="856">
+        <w:rPr>
+          <w:rStyle w:val="AttributeTok"/>
+        </w:rPr>
+        <w:t xml:space="preserve" w:run_content_index="863">plot =</w:t>
+      </w:r>
+      <w:r w:run_index="857">
+        <w:rPr>
+          <w:rStyle w:val="NormalTok"/>
+        </w:rPr>
+        <w:t xml:space="preserve" w:run_content_index="864"> g,</w:t>
+      </w:r>
+      <w:r w:run_index="858">
+        <w:br w:run_content_index="865"/>
+      </w:r>
+      <w:r w:run_index="859">
+        <w:rPr>
+          <w:rStyle w:val="NormalTok"/>
+        </w:rPr>
+        <w:t xml:space="preserve" w:run_content_index="866">  </w:t>
+      </w:r>
+      <w:r w:run_index="860">
+        <w:rPr>
+          <w:rStyle w:val="AttributeTok"/>
+        </w:rPr>
+        <w:t xml:space="preserve" w:run_content_index="867">width =</w:t>
+      </w:r>
+      <w:r w:run_index="861">
+        <w:rPr>
+          <w:rStyle w:val="NormalTok"/>
+        </w:rPr>
+        <w:t xml:space="preserve" w:run_content_index="868"> </w:t>
+      </w:r>
+      <w:r w:run_index="862">
+        <w:rPr>
+          <w:rStyle w:val="DecValTok"/>
+        </w:rPr>
+        <w:t xml:space="preserve" w:run_content_index="869">6</w:t>
+      </w:r>
+      <w:r w:run_index="863">
+        <w:rPr>
+          <w:rStyle w:val="NormalTok"/>
+        </w:rPr>
+        <w:t xml:space="preserve" w:run_content_index="870">,</w:t>
+      </w:r>
+      <w:r w:run_index="864">
+        <w:br w:run_content_index="871"/>
+      </w:r>
+      <w:r w:run_index="865">
+        <w:rPr>
+          <w:rStyle w:val="NormalTok"/>
+        </w:rPr>
+        <w:t xml:space="preserve" w:run_content_index="872">  </w:t>
+      </w:r>
+      <w:r w:run_index="866">
+        <w:rPr>
+          <w:rStyle w:val="AttributeTok"/>
+        </w:rPr>
+        <w:t xml:space="preserve" w:run_content_index="873">height =</w:t>
+      </w:r>
+      <w:r w:run_index="867">
+        <w:rPr>
+          <w:rStyle w:val="NormalTok"/>
+        </w:rPr>
+        <w:t xml:space="preserve" w:run_content_index="874"> </w:t>
+      </w:r>
+      <w:r w:run_index="868">
+        <w:rPr>
+          <w:rStyle w:val="DecValTok"/>
+        </w:rPr>
+        <w:t xml:space="preserve" w:run_content_index="875">4</w:t>
+      </w:r>
+      <w:r w:run_index="869">
+        <w:rPr>
+          <w:rStyle w:val="NormalTok"/>
+        </w:rPr>
+        <w:t xml:space="preserve" w:run_content_index="876">,</w:t>
+      </w:r>
+      <w:r w:run_index="870">
+        <w:br w:run_content_index="877"/>
+      </w:r>
+      <w:r w:run_index="871">
+        <w:rPr>
+          <w:rStyle w:val="NormalTok"/>
+        </w:rPr>
+        <w:t xml:space="preserve" w:run_content_index="878">  </w:t>
+      </w:r>
+      <w:r w:run_index="872">
+        <w:rPr>
+          <w:rStyle w:val="AttributeTok"/>
+        </w:rPr>
+        <w:t xml:space="preserve" w:run_content_index="879">config_yaml =</w:t>
+      </w:r>
+      <w:r w:run_index="873">
+        <w:rPr>
+          <w:rStyle w:val="NormalTok"/>
+        </w:rPr>
+        <w:t xml:space="preserve" w:run_content_index="880"> config_yaml,</w:t>
+      </w:r>
+      <w:r w:run_index="874">
+        <w:br w:run_content_index="881"/>
+      </w:r>
+      <w:r w:run_index="875">
+        <w:rPr>
+          <w:rStyle w:val="NormalTok"/>
+        </w:rPr>
+        <w:t xml:space="preserve" w:run_content_index="882">  </w:t>
+      </w:r>
+      <w:r w:run_index="876">
+        <w:rPr>
+          <w:rStyle w:val="AttributeTok"/>
+        </w:rPr>
+        <w:t xml:space="preserve" w:run_content_index="883">meta_type =</w:t>
+      </w:r>
+      <w:r w:run_index="877">
+        <w:rPr>
+          <w:rStyle w:val="NormalTok"/>
+        </w:rPr>
+        <w:t xml:space="preserve" w:run_content_index="884"> </w:t>
+      </w:r>
+      <w:r w:run_index="878">
         <w:rPr>
           <w:rStyle w:val="StringTok"/>
         </w:rPr>
-        <w:t xml:space="preserve" w:run_content_index="857">" -"</w:t>
-      </w:r>
-      <w:r w:run_index="851">
-        <w:rPr>
-          <w:rStyle w:val="NormalTok"/>
-        </w:rPr>
-        <w:t xml:space="preserve" w:run_content_index="858">, plot_file, </w:t>
-      </w:r>
-      <w:r w:run_index="852">
+        <w:t xml:space="preserve" w:run_content_index="885">"conc-time-trajectories"</w:t>
+      </w:r>
+      <w:r w:run_index="879">
+        <w:rPr>
+          <w:rStyle w:val="NormalTok"/>
+        </w:rPr>
+        <w:t xml:space="preserve" w:run_content_index="886">,</w:t>
+      </w:r>
+      <w:r w:run_index="880">
+        <w:br w:run_content_index="887"/>
+      </w:r>
+      <w:r w:run_index="881">
+        <w:rPr>
+          <w:rStyle w:val="NormalTok"/>
+        </w:rPr>
+        <w:t xml:space="preserve" w:run_content_index="888">  </w:t>
+      </w:r>
+      <w:r w:run_index="882">
+        <w:rPr>
+          <w:rStyle w:val="AttributeTok"/>
+        </w:rPr>
+        <w:t xml:space="preserve" w:run_content_index="889">meta_notes =</w:t>
+      </w:r>
+      <w:r w:run_index="883">
+        <w:rPr>
+          <w:rStyle w:val="NormalTok"/>
+        </w:rPr>
+        <w:t xml:space="preserve" w:run_content_index="890"> </w:t>
+      </w:r>
+      <w:r w:run_index="884">
         <w:rPr>
           <w:rStyle w:val="StringTok"/>
         </w:rPr>
-        <w:t xml:space="preserve" w:run_content_index="859">"</w:t>
-      </w:r>
-      <w:r w:run_index="853">
+        <w:t xml:space="preserve" w:run_content_index="891">"Synopsis preview of the concentration-time profile shown in full as Figure 1."</w:t>
+      </w:r>
+      <w:r w:run_index="885">
+        <w:rPr>
+          <w:rStyle w:val="NormalTok"/>
+        </w:rPr>
+        <w:t xml:space="preserve" w:run_content_index="892">,</w:t>
+      </w:r>
+      <w:r w:run_index="886">
+        <w:br w:run_content_index="893"/>
+      </w:r>
+      <w:r w:run_index="887">
+        <w:rPr>
+          <w:rStyle w:val="NormalTok"/>
+        </w:rPr>
+        <w:t xml:space="preserve" w:run_content_index="894">  </w:t>
+      </w:r>
+      <w:r w:run_index="888">
+        <w:rPr>
+          <w:rStyle w:val="AttributeTok"/>
+        </w:rPr>
+        <w:t xml:space="preserve" w:run_content_index="895">meta_abbrevs =</w:t>
+      </w:r>
+      <w:r w:run_index="889">
+        <w:rPr>
+          <w:rStyle w:val="NormalTok"/>
+        </w:rPr>
+        <w:t xml:space="preserve" w:run_content_index="896"> </w:t>
+      </w:r>
+      <w:r w:run_index="890">
+        <w:rPr>
+          <w:rStyle w:val="StringTok"/>
+        </w:rPr>
+        <w:t xml:space="preserve" w:run_content_index="897">"PK"</w:t>
+      </w:r>
+      <w:r w:run_index="891">
+        <w:br w:run_content_index="898"/>
+      </w:r>
+      <w:r w:run_index="892">
+        <w:rPr>
+          <w:rStyle w:val="NormalTok"/>
+        </w:rPr>
+        <w:t xml:space="preserve" w:run_content_index="899">)</w:t>
+      </w:r>
+      <w:r w:run_index="893">
+        <w:br w:run_content_index="900"/>
+      </w:r>
+      <w:r w:run_index="894">
+        <w:br w:run_content_index="901"/>
+      </w:r>
+      <w:r w:run_index="895">
+        <w:rPr>
+          <w:rStyle w:val="FunctionTok"/>
+        </w:rPr>
+        <w:t xml:space="preserve" w:run_content_index="902">cat</w:t>
+      </w:r>
+      <w:r w:run_index="896">
+        <w:rPr>
+          <w:rStyle w:val="NormalTok"/>
+        </w:rPr>
+        <w:t xml:space="preserve" w:run_content_index="903">(</w:t>
+      </w:r>
+      <w:r w:run_index="897">
+        <w:rPr>
+          <w:rStyle w:val="StringTok"/>
+        </w:rPr>
+        <w:t xml:space="preserve" w:run_content_index="904">"Wrote:</w:t>
+      </w:r>
+      <w:r w:run_index="898">
         <w:rPr>
           <w:rStyle w:val="SpecialCharTok"/>
         </w:rPr>
-        <w:t xml:space="preserve" w:run_content_index="860">\n</w:t>
-      </w:r>
-      <w:r w:run_index="854">
+        <w:t xml:space="preserve" w:run_content_index="905">\n</w:t>
+      </w:r>
+      <w:r w:run_index="899">
         <w:rPr>
           <w:rStyle w:val="StringTok"/>
         </w:rPr>
-        <w:t xml:space="preserve" w:run_content_index="861">"</w:t>
-      </w:r>
-      <w:r w:run_index="855">
-        <w:rPr>
-          <w:rStyle w:val="NormalTok"/>
-        </w:rPr>
-        <w:t xml:space="preserve" w:run_content_index="862">)</w:t>
-      </w:r>
-      <w:r w:run_index="856">
-        <w:br w:run_content_index="863"/>
-      </w:r>
-      <w:r w:run_index="857">
+        <w:t xml:space="preserve" w:run_content_index="906">"</w:t>
+      </w:r>
+      <w:r w:run_index="900">
+        <w:rPr>
+          <w:rStyle w:val="NormalTok"/>
+        </w:rPr>
+        <w:t xml:space="preserve" w:run_content_index="907">)</w:t>
+      </w:r>
+      <w:r w:run_index="901">
+        <w:br w:run_content_index="908"/>
+      </w:r>
+      <w:r w:run_index="902">
         <w:rPr>
           <w:rStyle w:val="FunctionTok"/>
         </w:rPr>
-        <w:t xml:space="preserve" w:run_content_index="864">cat</w:t>
-      </w:r>
-      <w:r w:run_index="858">
-        <w:rPr>
-          <w:rStyle w:val="NormalTok"/>
-        </w:rPr>
-        <w:t xml:space="preserve" w:run_content_index="865">(</w:t>
-      </w:r>
-      <w:r w:run_index="859">
+        <w:t xml:space="preserve" w:run_content_index="909">cat</w:t>
+      </w:r>
+      <w:r w:run_index="903">
+        <w:rPr>
+          <w:rStyle w:val="NormalTok"/>
+        </w:rPr>
+        <w:t xml:space="preserve" w:run_content_index="910">(</w:t>
+      </w:r>
+      <w:r w:run_index="904">
         <w:rPr>
           <w:rStyle w:val="StringTok"/>
         </w:rPr>
-        <w:t xml:space="preserve" w:run_content_index="866">" -"</w:t>
-      </w:r>
-      <w:r w:run_index="860">
-        <w:rPr>
-          <w:rStyle w:val="NormalTok"/>
-        </w:rPr>
-        <w:t xml:space="preserve" w:run_content_index="867">, synopsis_plot_file, </w:t>
-      </w:r>
-      <w:r w:run_index="861">
+        <w:t xml:space="preserve" w:run_content_index="911">" -"</w:t>
+      </w:r>
+      <w:r w:run_index="905">
+        <w:rPr>
+          <w:rStyle w:val="NormalTok"/>
+        </w:rPr>
+        <w:t xml:space="preserve" w:run_content_index="912">, </w:t>
+      </w:r>
+      <w:r w:run_index="906">
+        <w:rPr>
+          <w:rStyle w:val="FunctionTok"/>
+        </w:rPr>
+        <w:t xml:space="preserve" w:run_content_index="913">file.path</w:t>
+      </w:r>
+      <w:r w:run_index="907">
+        <w:rPr>
+          <w:rStyle w:val="NormalTok"/>
+        </w:rPr>
+        <w:t xml:space="preserve" w:run_content_index="914">(</w:t>
+      </w:r>
+      <w:r w:run_index="908">
         <w:rPr>
           <w:rStyle w:val="StringTok"/>
         </w:rPr>
-        <w:t xml:space="preserve" w:run_content_index="868">"</w:t>
-      </w:r>
-      <w:r w:run_index="862">
+        <w:t xml:space="preserve" w:run_content_index="915">"OUTPUTS"</w:t>
+      </w:r>
+      <w:r w:run_index="909">
+        <w:rPr>
+          <w:rStyle w:val="NormalTok"/>
+        </w:rPr>
+        <w:t xml:space="preserve" w:run_content_index="916">, </w:t>
+      </w:r>
+      <w:r w:run_index="910">
+        <w:rPr>
+          <w:rStyle w:val="StringTok"/>
+        </w:rPr>
+        <w:t xml:space="preserve" w:run_content_index="917">"tables"</w:t>
+      </w:r>
+      <w:r w:run_index="911">
+        <w:rPr>
+          <w:rStyle w:val="NormalTok"/>
+        </w:rPr>
+        <w:t xml:space="preserve" w:run_content_index="918">, </w:t>
+      </w:r>
+      <w:r w:run_index="912">
+        <w:rPr>
+          <w:rStyle w:val="StringTok"/>
+        </w:rPr>
+        <w:t xml:space="preserve" w:run_content_index="919">"pk-summary.csv"</w:t>
+      </w:r>
+      <w:r w:run_index="913">
+        <w:rPr>
+          <w:rStyle w:val="NormalTok"/>
+        </w:rPr>
+        <w:t xml:space="preserve" w:run_content_index="920">), </w:t>
+      </w:r>
+      <w:r w:run_index="914">
+        <w:rPr>
+          <w:rStyle w:val="StringTok"/>
+        </w:rPr>
+        <w:t xml:space="preserve" w:run_content_index="921">"</w:t>
+      </w:r>
+      <w:r w:run_index="915">
         <w:rPr>
           <w:rStyle w:val="SpecialCharTok"/>
         </w:rPr>
-        <w:t xml:space="preserve" w:run_content_index="869">\n</w:t>
-      </w:r>
-      <w:r w:run_index="863">
+        <w:t xml:space="preserve" w:run_content_index="922">\n</w:t>
+      </w:r>
+      <w:r w:run_index="916">
         <w:rPr>
           <w:rStyle w:val="StringTok"/>
         </w:rPr>
-        <w:t xml:space="preserve" w:run_content_index="870">"</w:t>
-      </w:r>
-      <w:r w:run_index="864">
-        <w:rPr>
-          <w:rStyle w:val="NormalTok"/>
-        </w:rPr>
-        <w:t xml:space="preserve" w:run_content_index="871">)</w:t>
+        <w:t xml:space="preserve" w:run_content_index="923">"</w:t>
+      </w:r>
+      <w:r w:run_index="917">
+        <w:rPr>
+          <w:rStyle w:val="NormalTok"/>
+        </w:rPr>
+        <w:t xml:space="preserve" w:run_content_index="924">)</w:t>
+      </w:r>
+      <w:r w:run_index="918">
+        <w:br w:run_content_index="925"/>
+      </w:r>
+      <w:r w:run_index="919">
+        <w:rPr>
+          <w:rStyle w:val="FunctionTok"/>
+        </w:rPr>
+        <w:t xml:space="preserve" w:run_content_index="926">cat</w:t>
+      </w:r>
+      <w:r w:run_index="920">
+        <w:rPr>
+          <w:rStyle w:val="NormalTok"/>
+        </w:rPr>
+        <w:t xml:space="preserve" w:run_content_index="927">(</w:t>
+      </w:r>
+      <w:r w:run_index="921">
+        <w:rPr>
+          <w:rStyle w:val="StringTok"/>
+        </w:rPr>
+        <w:t xml:space="preserve" w:run_content_index="928">" -"</w:t>
+      </w:r>
+      <w:r w:run_index="922">
+        <w:rPr>
+          <w:rStyle w:val="NormalTok"/>
+        </w:rPr>
+        <w:t xml:space="preserve" w:run_content_index="929">, </w:t>
+      </w:r>
+      <w:r w:run_index="923">
+        <w:rPr>
+          <w:rStyle w:val="FunctionTok"/>
+        </w:rPr>
+        <w:t xml:space="preserve" w:run_content_index="930">file.path</w:t>
+      </w:r>
+      <w:r w:run_index="924">
+        <w:rPr>
+          <w:rStyle w:val="NormalTok"/>
+        </w:rPr>
+        <w:t xml:space="preserve" w:run_content_index="931">(</w:t>
+      </w:r>
+      <w:r w:run_index="925">
+        <w:rPr>
+          <w:rStyle w:val="StringTok"/>
+        </w:rPr>
+        <w:t xml:space="preserve" w:run_content_index="932">"OUTPUTS"</w:t>
+      </w:r>
+      <w:r w:run_index="926">
+        <w:rPr>
+          <w:rStyle w:val="NormalTok"/>
+        </w:rPr>
+        <w:t xml:space="preserve" w:run_content_index="933">, </w:t>
+      </w:r>
+      <w:r w:run_index="927">
+        <w:rPr>
+          <w:rStyle w:val="StringTok"/>
+        </w:rPr>
+        <w:t xml:space="preserve" w:run_content_index="934">"tables"</w:t>
+      </w:r>
+      <w:r w:run_index="928">
+        <w:rPr>
+          <w:rStyle w:val="NormalTok"/>
+        </w:rPr>
+        <w:t xml:space="preserve" w:run_content_index="935">, </w:t>
+      </w:r>
+      <w:r w:run_index="929">
+        <w:rPr>
+          <w:rStyle w:val="StringTok"/>
+        </w:rPr>
+        <w:t xml:space="preserve" w:run_content_index="936">"participant-demographics.rds"</w:t>
+      </w:r>
+      <w:r w:run_index="930">
+        <w:rPr>
+          <w:rStyle w:val="NormalTok"/>
+        </w:rPr>
+        <w:t xml:space="preserve" w:run_content_index="937">), </w:t>
+      </w:r>
+      <w:r w:run_index="931">
+        <w:rPr>
+          <w:rStyle w:val="StringTok"/>
+        </w:rPr>
+        <w:t xml:space="preserve" w:run_content_index="938">"</w:t>
+      </w:r>
+      <w:r w:run_index="932">
+        <w:rPr>
+          <w:rStyle w:val="SpecialCharTok"/>
+        </w:rPr>
+        <w:t xml:space="preserve" w:run_content_index="939">\n</w:t>
+      </w:r>
+      <w:r w:run_index="933">
+        <w:rPr>
+          <w:rStyle w:val="StringTok"/>
+        </w:rPr>
+        <w:t xml:space="preserve" w:run_content_index="940">"</w:t>
+      </w:r>
+      <w:r w:run_index="934">
+        <w:rPr>
+          <w:rStyle w:val="NormalTok"/>
+        </w:rPr>
+        <w:t xml:space="preserve" w:run_content_index="941">)</w:t>
+      </w:r>
+      <w:r w:run_index="935">
+        <w:br w:run_content_index="942"/>
+      </w:r>
+      <w:r w:run_index="936">
+        <w:rPr>
+          <w:rStyle w:val="FunctionTok"/>
+        </w:rPr>
+        <w:t xml:space="preserve" w:run_content_index="943">cat</w:t>
+      </w:r>
+      <w:r w:run_index="937">
+        <w:rPr>
+          <w:rStyle w:val="NormalTok"/>
+        </w:rPr>
+        <w:t xml:space="preserve" w:run_content_index="944">(</w:t>
+      </w:r>
+      <w:r w:run_index="938">
+        <w:rPr>
+          <w:rStyle w:val="StringTok"/>
+        </w:rPr>
+        <w:t xml:space="preserve" w:run_content_index="945">" -"</w:t>
+      </w:r>
+      <w:r w:run_index="939">
+        <w:rPr>
+          <w:rStyle w:val="NormalTok"/>
+        </w:rPr>
+        <w:t xml:space="preserve" w:run_content_index="946">, plot_file, </w:t>
+      </w:r>
+      <w:r w:run_index="940">
+        <w:rPr>
+          <w:rStyle w:val="StringTok"/>
+        </w:rPr>
+        <w:t xml:space="preserve" w:run_content_index="947">"</w:t>
+      </w:r>
+      <w:r w:run_index="941">
+        <w:rPr>
+          <w:rStyle w:val="SpecialCharTok"/>
+        </w:rPr>
+        <w:t xml:space="preserve" w:run_content_index="948">\n</w:t>
+      </w:r>
+      <w:r w:run_index="942">
+        <w:rPr>
+          <w:rStyle w:val="StringTok"/>
+        </w:rPr>
+        <w:t xml:space="preserve" w:run_content_index="949">"</w:t>
+      </w:r>
+      <w:r w:run_index="943">
+        <w:rPr>
+          <w:rStyle w:val="NormalTok"/>
+        </w:rPr>
+        <w:t xml:space="preserve" w:run_content_index="950">)</w:t>
+      </w:r>
+      <w:r w:run_index="944">
+        <w:br w:run_content_index="951"/>
+      </w:r>
+      <w:r w:run_index="945">
+        <w:rPr>
+          <w:rStyle w:val="FunctionTok"/>
+        </w:rPr>
+        <w:t xml:space="preserve" w:run_content_index="952">cat</w:t>
+      </w:r>
+      <w:r w:run_index="946">
+        <w:rPr>
+          <w:rStyle w:val="NormalTok"/>
+        </w:rPr>
+        <w:t xml:space="preserve" w:run_content_index="953">(</w:t>
+      </w:r>
+      <w:r w:run_index="947">
+        <w:rPr>
+          <w:rStyle w:val="StringTok"/>
+        </w:rPr>
+        <w:t xml:space="preserve" w:run_content_index="954">" -"</w:t>
+      </w:r>
+      <w:r w:run_index="948">
+        <w:rPr>
+          <w:rStyle w:val="NormalTok"/>
+        </w:rPr>
+        <w:t xml:space="preserve" w:run_content_index="955">, synopsis_plot_file, </w:t>
+      </w:r>
+      <w:r w:run_index="949">
+        <w:rPr>
+          <w:rStyle w:val="StringTok"/>
+        </w:rPr>
+        <w:t xml:space="preserve" w:run_content_index="956">"</w:t>
+      </w:r>
+      <w:r w:run_index="950">
+        <w:rPr>
+          <w:rStyle w:val="SpecialCharTok"/>
+        </w:rPr>
+        <w:t xml:space="preserve" w:run_content_index="957">\n</w:t>
+      </w:r>
+      <w:r w:run_index="951">
+        <w:rPr>
+          <w:rStyle w:val="StringTok"/>
+        </w:rPr>
+        <w:t xml:space="preserve" w:run_content_index="958">"</w:t>
+      </w:r>
+      <w:r w:run_index="952">
+        <w:rPr>
+          <w:rStyle w:val="NormalTok"/>
+        </w:rPr>
+        <w:t xml:space="preserve" w:run_content_index="959">)</w:t>
       </w:r>
     </w:p>
-    <w:p w:doc_index="97">
+    <w:p w:doc_index="110">
       <w:pPr>
         <w:pStyle w:val="FirstParagraph"/>
       </w:pPr>
-      <w:r w:run_index="865">
-        <w:t xml:space="preserve" w:run_content_index="872">End of script.</w:t>
+      <w:r w:run_index="953">
+        <w:t xml:space="preserve" w:run_content_index="960">End of script.</w:t>
+      </w:r>
+    </w:p>
+    <w:p w:doc_index="111">
+      <w:r w:run_index="954">
+        <w:br w:type="page" w:run_content_index="961"/>
+      </w:r>
+    </w:p>
+    <w:p w:doc_index="112">
+      <w:pPr>
+        <w:pStyle w:val="Heading1"/>
+      </w:pPr>
+      <w:bookmarkStart w:id="900003" w:name="SupplementaryNumbering"/>
+      <w:r w:run_index="955">
+        <w:t xml:space="preserve" w:run_content_index="962">Appendix </w:t>
+      </w:r>
+      <w:r w:run_index="956">
+        <w:fldChar w:fldCharType="begin" w:dirty="true" w:run_content_index="963"/>
+      </w:r>
+      <w:r w:run_index="957">
+        <w:instrText xml:space="preserve" w:run_content_index="964"> SEQ Appendix \* ALPHABETIC </w:instrText>
+      </w:r>
+      <w:r w:run_index="958">
+        <w:fldChar w:fldCharType="separate" w:run_content_index="965"/>
+      </w:r>
+      <w:r w:run_index="959">
+        <w:t w:run_content_index="966">C</w:t>
+      </w:r>
+      <w:r w:run_index="960">
+        <w:fldChar w:fldCharType="end" w:run_content_index="967"/>
+      </w:r>
+      <w:bookmarkEnd w:id="900003"/>
+      <w:r w:run_index="961">
+        <w:t xml:space="preserve" w:run_content_index="968">: Supplementary Numbering Example</w:t>
+      </w:r>
+    </w:p>
+    <w:p w:doc_index="113">
+      <w:pPr>
+        <w:pStyle w:val="Caption"/>
+        <w:keepNext/>
+      </w:pPr>
+      <w:bookmarkStart w:id="900004" w:name="FigAppendixExample"/>
+      <w:r w:run_index="962">
+        <w:t xml:space="preserve" w:run_content_index="969">Figure </w:t>
+      </w:r>
+      <w:r w:run_index="963">
+        <w:t xml:space="preserve" w:run_content_index="970">C</w:t>
+      </w:r>
+      <w:r w:run_index="964">
+        <w:fldChar w:fldCharType="begin" w:dirty="true" w:run_content_index="971"/>
+      </w:r>
+      <w:r w:run_index="965">
+        <w:instrText xml:space="preserve" w:run_content_index="972"> SEQ AppendixFigure \* ARABIC \r 1 </w:instrText>
+      </w:r>
+      <w:r w:run_index="966">
+        <w:fldChar w:fldCharType="separate" w:run_content_index="973"/>
+      </w:r>
+      <w:r w:run_index="967">
+        <w:t w:run_content_index="974">1</w:t>
+      </w:r>
+      <w:r w:run_index="968">
+        <w:fldChar w:fldCharType="end" w:run_content_index="975"/>
+      </w:r>
+      <w:bookmarkEnd w:id="900004"/>
+      <w:r w:run_index="969">
+        <w:tab w:run_content_index="976"/>
+        <w:t w:run_content_index="977">Example appendix-scoped figure</w:t>
+      </w:r>
+    </w:p>
+    <w:p w:doc_index="114">
+      <w:pPr>
+        <w:pStyle w:val="BodyText"/>
+      </w:pPr>
+      <w:r w:run_index="970">
+        <w:t xml:space="preserve" w:run_content_index="978">This figure’s number restarts at 1 within this appendix, independent of</w:t>
+      </w:r>
+      <w:r w:run_index="971">
+        <w:t xml:space="preserve" w:run_content_index="979"> </w:t>
+      </w:r>
+      <w:r w:run_index="972">
+        <w:t xml:space="preserve" w:run_content_index="980">Figure 1 in the main body above.</w:t>
+      </w:r>
+    </w:p>
+    <w:p w:doc_index="115">
+      <w:pPr>
+        <w:pStyle w:val="Caption"/>
+        <w:keepNext/>
+      </w:pPr>
+      <w:bookmarkStart w:id="900005" w:name="TblAppendixExample"/>
+      <w:r w:run_index="973">
+        <w:t xml:space="preserve" w:run_content_index="981">Table </w:t>
+      </w:r>
+      <w:r w:run_index="974">
+        <w:t xml:space="preserve" w:run_content_index="982">C</w:t>
+      </w:r>
+      <w:r w:run_index="975">
+        <w:fldChar w:fldCharType="begin" w:dirty="true" w:run_content_index="983"/>
+      </w:r>
+      <w:r w:run_index="976">
+        <w:instrText xml:space="preserve" w:run_content_index="984"> SEQ AppendixTable \* ARABIC \r 1 </w:instrText>
+      </w:r>
+      <w:r w:run_index="977">
+        <w:fldChar w:fldCharType="separate" w:run_content_index="985"/>
+      </w:r>
+      <w:r w:run_index="978">
+        <w:t w:run_content_index="986">1</w:t>
+      </w:r>
+      <w:r w:run_index="979">
+        <w:fldChar w:fldCharType="end" w:run_content_index="987"/>
+      </w:r>
+      <w:bookmarkEnd w:id="900005"/>
+      <w:r w:run_index="980">
+        <w:tab w:run_content_index="988"/>
+        <w:t w:run_content_index="989">Example appendix-scoped table</w:t>
+      </w:r>
+    </w:p>
+    <w:p w:doc_index="116">
+      <w:pPr>
+        <w:pStyle w:val="BodyText"/>
+      </w:pPr>
+      <w:r w:run_index="981">
+        <w:t xml:space="preserve" w:run_content_index="990">Referenced as</w:t>
+      </w:r>
+      <w:r w:run_index="982">
+        <w:t xml:space="preserve" w:run_content_index="991"> </w:t>
+      </w:r>
+      <w:r w:run_index="983">
+        <w:fldChar w:fldCharType="begin" w:dirty="true" w:run_content_index="992"/>
+      </w:r>
+      <w:r w:run_index="984">
+        <w:instrText xml:space="preserve" w:run_content_index="993"> REF TblAppendixExample \h </w:instrText>
+      </w:r>
+      <w:r w:run_index="985">
+        <w:fldChar w:fldCharType="separate" w:run_content_index="994"/>
+      </w:r>
+      <w:r w:run_index="986">
+        <w:t w:run_content_index="995">Table C1</w:t>
+      </w:r>
+      <w:r w:run_index="987">
+        <w:fldChar w:fldCharType="end" w:run_content_index="996"/>
+      </w:r>
+      <w:r w:run_index="988">
+        <w:t xml:space="preserve" w:run_content_index="997"> </w:t>
+      </w:r>
+      <w:r w:run_index="989">
+        <w:t xml:space="preserve" w:run_content_index="998">and</w:t>
+      </w:r>
+      <w:r w:run_index="990">
+        <w:t xml:space="preserve" w:run_content_index="999"> </w:t>
+      </w:r>
+      <w:r w:run_index="991">
+        <w:fldChar w:fldCharType="begin" w:dirty="true" w:run_content_index="1000"/>
+      </w:r>
+      <w:r w:run_index="992">
+        <w:instrText xml:space="preserve" w:run_content_index="1001"> REF FigAppendixExample \h </w:instrText>
+      </w:r>
+      <w:r w:run_index="993">
+        <w:fldChar w:fldCharType="separate" w:run_content_index="1002"/>
+      </w:r>
+      <w:r w:run_index="994">
+        <w:t w:run_content_index="1003">Figure C1</w:t>
+      </w:r>
+      <w:r w:run_index="995">
+        <w:fldChar w:fldCharType="end" w:run_content_index="1004"/>
+      </w:r>
+      <w:r w:run_index="996">
+        <w:t xml:space="preserve" w:run_content_index="1005">.</w:t>
       </w:r>
     </w:p>
     <w:bookmarkEnd w:id="27"/>
+    <w:bookmarkStart w:id="29" w:name="section-scoped-example"/>
+    <w:p w:doc_index="117">
+      <w:pPr>
+        <w:pStyle w:val="Heading2"/>
+      </w:pPr>
+      <w:r w:run_index="997">
+        <w:t xml:space="preserve" w:run_content_index="1006">2.4 	Section-Scoped Example</w:t>
+      </w:r>
+    </w:p>
+    <w:p w:doc_index="118">
+      <w:pPr>
+        <w:pStyle w:val="Caption"/>
+        <w:keepNext/>
+      </w:pPr>
+      <w:bookmarkStart w:id="900006" w:name="FigSectionExample"/>
+      <w:r w:run_index="998">
+        <w:t xml:space="preserve" w:run_content_index="1007">Figure </w:t>
+      </w:r>
+      <w:r w:run_index="999">
+        <w:t xml:space="preserve" w:run_content_index="1008">1.</w:t>
+      </w:r>
+      <w:r w:run_index="1000">
+        <w:fldChar w:fldCharType="begin" w:dirty="true" w:run_content_index="1009"/>
+      </w:r>
+      <w:r w:run_index="1001">
+        <w:instrText xml:space="preserve" w:run_content_index="1010"> SEQ SectionFigure \* ARABIC \r 1 </w:instrText>
+      </w:r>
+      <w:r w:run_index="1002">
+        <w:fldChar w:fldCharType="separate" w:run_content_index="1011"/>
+      </w:r>
+      <w:r w:run_index="1003">
+        <w:t w:run_content_index="1012">1</w:t>
+      </w:r>
+      <w:r w:run_index="1004">
+        <w:fldChar w:fldCharType="end" w:run_content_index="1013"/>
+      </w:r>
+      <w:bookmarkEnd w:id="900006"/>
+      <w:r w:run_index="1005">
+        <w:tab w:run_content_index="1014"/>
+        <w:t w:run_content_index="1015">Example section-scoped figure</w:t>
+      </w:r>
+    </w:p>
+    <w:p w:doc_index="119">
+      <w:pPr>
+        <w:pStyle w:val="FirstParagraph"/>
+      </w:pPr>
+      <w:r w:run_index="1006">
+        <w:t xml:space="preserve" w:run_content_index="1016">Numbered against this section’s own position rather than this appendix’s,</w:t>
+      </w:r>
+      <w:r w:run_index="1007">
+        <w:t xml:space="preserve" w:run_content_index="1017"> </w:t>
+      </w:r>
+      <w:r w:run_index="1008">
+        <w:t xml:space="preserve" w:run_content_index="1018">restarting again at the next section-break marker.</w:t>
+      </w:r>
+    </w:p>
+    <w:bookmarkStart w:id="28" w:name="subsection-scoped-example"/>
+    <w:p w:doc_index="120">
+      <w:pPr>
+        <w:pStyle w:val="Heading3"/>
+      </w:pPr>
+      <w:r w:run_index="1009">
+        <w:t xml:space="preserve" w:run_content_index="1019">2.4.1 	Subsection-Scoped Example</w:t>
+      </w:r>
+    </w:p>
+    <w:p w:doc_index="121">
+      <w:pPr>
+        <w:pStyle w:val="Caption"/>
+        <w:keepNext/>
+      </w:pPr>
+      <w:bookmarkStart w:id="900007" w:name="FigSubsectionExample"/>
+      <w:r w:run_index="1010">
+        <w:t xml:space="preserve" w:run_content_index="1020">Figure </w:t>
+      </w:r>
+      <w:r w:run_index="1011">
+        <w:t xml:space="preserve" w:run_content_index="1021">1.1.</w:t>
+      </w:r>
+      <w:r w:run_index="1012">
+        <w:fldChar w:fldCharType="begin" w:dirty="true" w:run_content_index="1022"/>
+      </w:r>
+      <w:r w:run_index="1013">
+        <w:instrText xml:space="preserve" w:run_content_index="1023"> SEQ SubsectionFigure \* ARABIC \r 1 </w:instrText>
+      </w:r>
+      <w:r w:run_index="1014">
+        <w:fldChar w:fldCharType="separate" w:run_content_index="1024"/>
+      </w:r>
+      <w:r w:run_index="1015">
+        <w:t w:run_content_index="1025">1</w:t>
+      </w:r>
+      <w:r w:run_index="1016">
+        <w:fldChar w:fldCharType="end" w:run_content_index="1026"/>
+      </w:r>
+      <w:bookmarkEnd w:id="900007"/>
+      <w:r w:run_index="1017">
+        <w:tab w:run_content_index="1027"/>
+        <w:t w:run_content_index="1028">Example subsection-scoped figure</w:t>
+      </w:r>
+    </w:p>
+    <w:p w:doc_index="122">
+      <w:pPr>
+        <w:pStyle w:val="FirstParagraph"/>
+      </w:pPr>
+      <w:r w:run_index="1018">
+        <w:t xml:space="preserve" w:run_content_index="1029">Referenced as</w:t>
+      </w:r>
+      <w:r w:run_index="1019">
+        <w:t xml:space="preserve" w:run_content_index="1030"> </w:t>
+      </w:r>
+      <w:r w:run_index="1020">
+        <w:fldChar w:fldCharType="begin" w:dirty="true" w:run_content_index="1031"/>
+      </w:r>
+      <w:r w:run_index="1021">
+        <w:instrText xml:space="preserve" w:run_content_index="1032"> REF FigSectionExample \h </w:instrText>
+      </w:r>
+      <w:r w:run_index="1022">
+        <w:fldChar w:fldCharType="separate" w:run_content_index="1033"/>
+      </w:r>
+      <w:r w:run_index="1023">
+        <w:t w:run_content_index="1034">Figure 1.1</w:t>
+      </w:r>
+      <w:r w:run_index="1024">
+        <w:fldChar w:fldCharType="end" w:run_content_index="1035"/>
+      </w:r>
+      <w:r w:run_index="1025">
+        <w:t xml:space="preserve" w:run_content_index="1036"> </w:t>
+      </w:r>
+      <w:r w:run_index="1026">
+        <w:t xml:space="preserve" w:run_content_index="1037">and</w:t>
+      </w:r>
+      <w:r w:run_index="1027">
+        <w:t xml:space="preserve" w:run_content_index="1038"> </w:t>
+      </w:r>
+      <w:r w:run_index="1028">
+        <w:fldChar w:fldCharType="begin" w:dirty="true" w:run_content_index="1039"/>
+      </w:r>
+      <w:r w:run_index="1029">
+        <w:instrText xml:space="preserve" w:run_content_index="1040"> REF FigSubsectionExample \h </w:instrText>
+      </w:r>
+      <w:r w:run_index="1030">
+        <w:fldChar w:fldCharType="separate" w:run_content_index="1041"/>
+      </w:r>
+      <w:r w:run_index="1031">
+        <w:t w:run_content_index="1042">Figure 1.1.1</w:t>
+      </w:r>
+      <w:r w:run_index="1032">
+        <w:fldChar w:fldCharType="end" w:run_content_index="1043"/>
+      </w:r>
+      <w:r w:run_index="1033">
+        <w:t xml:space="preserve" w:run_content_index="1044">.</w:t>
+      </w:r>
+    </w:p>
     <w:bookmarkEnd w:id="28"/>
+    <w:bookmarkEnd w:id="29"/>
+    <w:bookmarkEnd w:id="30"/>
     <w:sectPr>
       <w:footerReference r:id="rId9" w:type="default"/>
       <w:headerReference w:type="default" r:id="rId3"/>
@@ -11151,6 +12057,7 @@
       <w:rFonts w:ascii="Times New Roman" w:cs="Times New Roman" w:eastAsia="Times New Roman" w:hAnsi="Times New Roman"/>
       <w:b/>
       <w:bCs/>
+      <w:caps w:val="0"/>
       <w:color w:val="000000"/>
       <w:sz w:val="32"/>
       <w:szCs w:val="28"/>
@@ -11175,6 +12082,7 @@
       <w:rFonts w:ascii="Times New Roman" w:cs="Times New Roman" w:eastAsia="Times New Roman" w:hAnsi="Times New Roman"/>
       <w:b/>
       <w:bCs/>
+      <w:caps w:val="0"/>
       <w:color w:val="000000"/>
       <w:sz w:val="28"/>
       <w:szCs w:val="26"/>
@@ -11199,6 +12107,7 @@
       <w:rFonts w:ascii="Times New Roman" w:cs="Times New Roman" w:eastAsia="Times New Roman" w:hAnsi="Times New Roman"/>
       <w:b/>
       <w:bCs/>
+      <w:caps w:val="0"/>
       <w:color w:val="000000"/>
       <w:sz w:val="24"/>
     </w:rPr>
@@ -11225,6 +12134,7 @@
       <w:bCs/>
       <w:i/>
       <w:iCs/>
+      <w:caps w:val="0"/>
       <w:color w:val="000000"/>
       <w:sz w:val="22"/>
     </w:rPr>
@@ -11248,6 +12158,7 @@
     <w:rPr>
       <w:rFonts w:ascii="Times New Roman" w:cs="Times New Roman" w:eastAsia="Times New Roman" w:hAnsi="Times New Roman"/>
       <w:b/>
+      <w:caps w:val="0"/>
       <w:color w:val="000000"/>
       <w:sz w:val="22"/>
     </w:rPr>
@@ -11273,6 +12184,7 @@
       <w:b/>
       <w:i/>
       <w:iCs/>
+      <w:caps w:val="0"/>
       <w:color w:val="000000"/>
       <w:sz w:val="22"/>
     </w:rPr>
@@ -22861,6 +23773,22 @@
       <w:sz w:val="22"/>
     </w:rPr>
   </w:style>
+  <w:style w:customStyle="1" w:styleId="TableofFigures" w:type="paragraph">
+    <w:name w:val="Table of Figures"/>
+    <w:basedOn w:val="Normal"/>
+    <w:pPr>
+      <w:tabs>
+        <w:tab w:leader="dot" w:pos="9360" w:val="right"/>
+      </w:tabs>
+      <w:spacing w:after="80"/>
+      <w:ind w:left="0"/>
+    </w:pPr>
+    <w:rPr>
+      <w:rFonts w:ascii="Times New Roman" w:cs="Times New Roman" w:eastAsia="Times New Roman" w:hAnsi="Times New Roman"/>
+      <w:color w:val="000000"/>
+      <w:sz w:val="22"/>
+    </w:rPr>
+  </w:style>
   <w:style w:customStyle="1" w:styleId="SynopsisLabel" w:type="paragraph">
     <w:name w:val="Synopsis Label"/>
     <w:basedOn w:val="Normal"/>
@@ -22905,6 +23833,29 @@
       <w:sz w:val="22"/>
     </w:rPr>
   </w:style>
+  <w:style w:customStyle="1" w:styleId="SourceCode" w:type="paragraph">
+    <w:name w:val="Source Code"/>
+    <w:basedOn w:val="Normal"/>
+    <w:pPr>
+      <w:shd w:color="auto" w:fill="F1F3F5" w:val="clear"/>
+      <w:spacing w:after="0" w:before="0"/>
+    </w:pPr>
+    <w:rPr>
+      <w:rFonts w:ascii="Courier New" w:cs="Courier New" w:eastAsia="Courier New" w:hAnsi="Courier New"/>
+      <w:color w:val="000000"/>
+      <w:sz w:val="20"/>
+    </w:rPr>
+  </w:style>
+  <w:style w:customStyle="1" w:styleId="VerbatimChar" w:type="character">
+    <w:name w:val="Verbatim Char"/>
+    <w:basedOn w:val="DefaultParagraphFont"/>
+    <w:rPr>
+      <w:rFonts w:ascii="Courier New" w:cs="Courier New" w:eastAsia="Courier New" w:hAnsi="Courier New"/>
+      <w:color w:val="000000"/>
+      <w:sz w:val="20"/>
+      <w:shd w:color="auto" w:fill="F1F3F5" w:val="clear"/>
+    </w:rPr>
+  </w:style>
   <w:style w:customStyle="1" w:styleId="Hyperlink" w:type="character">
     <w:name w:val="Hyperlink"/>
     <w:basedOn w:val="DefaultParagraphFont"/>
@@ -22914,15 +23865,6 @@
       <w:sz w:val="22"/>
       <w:u w:val="none"/>
     </w:rPr>
-  </w:style>
-  <w:style w:type="paragraph" w:customStyle="1" w:styleId="SourceCode">
-    <w:name w:val="Source Code"/>
-    <w:basedOn w:val="Normal"/>
-    <w:link w:val="VerbatimChar"/>
-    <w:pPr>
-      <w:wordWrap w:val="off"/>
-      <w:shd w:val="clear" w:fill="f1f3f5"/>
-    </w:pPr>
   </w:style>
   <w:style w:type="character" w:customStyle="1" w:styleId="KeywordTok">
     <w:name w:val="KeywordTok"/>

--- a/man/figures/demo-report-final.docx
+++ b/man/figures/demo-report-final.docx
@@ -954,7 +954,7 @@
       <w:pPr>
         <w:pStyle w:val="TOC1"/>
       </w:pPr>
-      <w:hyperlink w:anchor="FigAppendixExample">
+      <w:hyperlink w:anchor="FigMainSectionExample">
         <w:r w:run_index="76">
           <w:rPr>
             <w:rStyle w:val="Hyperlink"/>
@@ -965,7 +965,7 @@
           <w:rPr>
             <w:rStyle w:val="Hyperlink"/>
           </w:rPr>
-          <w:instrText xml:space="preserve" w:run_content_index="81"> REF FigAppendixExample \h </w:instrText>
+          <w:instrText xml:space="preserve" w:run_content_index="81"> REF FigMainSectionExample \h </w:instrText>
         </w:r>
         <w:r w:run_index="78">
           <w:rPr>
@@ -989,7 +989,7 @@
           <w:rPr>
             <w:rStyle w:val="Hyperlink"/>
           </w:rPr>
-          <w:t xml:space="preserve" w:run_content_index="85"> Example appendix-scoped figure</w:t>
+          <w:t xml:space="preserve" w:run_content_index="85"> Example main-body section-scoped figure</w:t>
         </w:r>
         <w:r w:run_index="82">
           <w:rPr>
@@ -1007,7 +1007,7 @@
           <w:rPr>
             <w:rStyle w:val="Hyperlink"/>
           </w:rPr>
-          <w:instrText xml:space="preserve" w:run_content_index="88"> PAGEREF FigAppendixExample \h </w:instrText>
+          <w:instrText xml:space="preserve" w:run_content_index="88"> PAGEREF FigMainSectionExample \h </w:instrText>
         </w:r>
         <w:r w:run_index="85">
           <w:rPr>
@@ -1033,7 +1033,7 @@
       <w:pPr>
         <w:pStyle w:val="TOC1"/>
       </w:pPr>
-      <w:hyperlink w:anchor="FigSectionExample">
+      <w:hyperlink w:anchor="FigMainSubsectionExample">
         <w:r w:run_index="88">
           <w:rPr>
             <w:rStyle w:val="Hyperlink"/>
@@ -1044,7 +1044,7 @@
           <w:rPr>
             <w:rStyle w:val="Hyperlink"/>
           </w:rPr>
-          <w:instrText xml:space="preserve" w:run_content_index="93"> REF FigSectionExample \h </w:instrText>
+          <w:instrText xml:space="preserve" w:run_content_index="93"> REF FigMainSubsectionExample \h </w:instrText>
         </w:r>
         <w:r w:run_index="90">
           <w:rPr>
@@ -1068,7 +1068,7 @@
           <w:rPr>
             <w:rStyle w:val="Hyperlink"/>
           </w:rPr>
-          <w:t xml:space="preserve" w:run_content_index="97"> Example section-scoped figure</w:t>
+          <w:t xml:space="preserve" w:run_content_index="97"> Example main-body subsection-scoped figure</w:t>
         </w:r>
         <w:r w:run_index="94">
           <w:rPr>
@@ -1086,7 +1086,7 @@
           <w:rPr>
             <w:rStyle w:val="Hyperlink"/>
           </w:rPr>
-          <w:instrText xml:space="preserve" w:run_content_index="100"> PAGEREF FigSectionExample \h </w:instrText>
+          <w:instrText xml:space="preserve" w:run_content_index="100"> PAGEREF FigMainSubsectionExample \h </w:instrText>
         </w:r>
         <w:r w:run_index="97">
           <w:rPr>
@@ -1112,7 +1112,7 @@
       <w:pPr>
         <w:pStyle w:val="TOC1"/>
       </w:pPr>
-      <w:hyperlink w:anchor="FigSubsectionExample">
+      <w:hyperlink w:anchor="FigAppendixExample">
         <w:r w:run_index="100">
           <w:rPr>
             <w:rStyle w:val="Hyperlink"/>
@@ -1123,7 +1123,7 @@
           <w:rPr>
             <w:rStyle w:val="Hyperlink"/>
           </w:rPr>
-          <w:instrText xml:space="preserve" w:run_content_index="105"> REF FigSubsectionExample \h </w:instrText>
+          <w:instrText xml:space="preserve" w:run_content_index="105"> REF FigAppendixExample \h </w:instrText>
         </w:r>
         <w:r w:run_index="102">
           <w:rPr>
@@ -1147,7 +1147,7 @@
           <w:rPr>
             <w:rStyle w:val="Hyperlink"/>
           </w:rPr>
-          <w:t xml:space="preserve" w:run_content_index="109"> Example subsection-scoped figure</w:t>
+          <w:t xml:space="preserve" w:run_content_index="109"> Example appendix-scoped figure</w:t>
         </w:r>
         <w:r w:run_index="106">
           <w:rPr>
@@ -1165,7 +1165,7 @@
           <w:rPr>
             <w:rStyle w:val="Hyperlink"/>
           </w:rPr>
-          <w:instrText xml:space="preserve" w:run_content_index="112"> PAGEREF FigSubsectionExample \h </w:instrText>
+          <w:instrText xml:space="preserve" w:run_content_index="112"> PAGEREF FigAppendixExample \h </w:instrText>
         </w:r>
         <w:r w:run_index="109">
           <w:rPr>
@@ -1188,185 +1188,185 @@
       </w:hyperlink>
     </w:p>
     <w:p w:doc_index="70">
-      <w:r w:run_index="112">
-        <w:br w:type="page" w:run_content_index="116"/>
-      </w:r>
-    </w:p>
-    <w:p w:doc_index="71">
-      <w:pPr>
-        <w:pStyle w:val="Heading1"/>
-      </w:pPr>
-      <w:r w:run_index="113">
-        <w:t xml:space="preserve" w:run_content_index="117">List of Tables (All)</w:t>
-      </w:r>
-    </w:p>
-    <w:p w:doc_index="72">
-      <w:bookmarkStart w:id="800004" w:name="quartifyr-list-of-tables"/>
-      <w:bookmarkEnd w:id="800004"/>
-    </w:p>
-    <w:p w:doc_index="73">
       <w:pPr>
         <w:pStyle w:val="TOC1"/>
       </w:pPr>
-      <w:hyperlink w:anchor="TblPkSummary">
+      <w:hyperlink w:anchor="FigSectionExample">
+        <w:r w:run_index="112">
+          <w:rPr>
+            <w:rStyle w:val="Hyperlink"/>
+          </w:rPr>
+          <w:fldChar w:fldCharType="begin" w:dirty="true" w:run_content_index="116"/>
+        </w:r>
+        <w:r w:run_index="113">
+          <w:rPr>
+            <w:rStyle w:val="Hyperlink"/>
+          </w:rPr>
+          <w:instrText xml:space="preserve" w:run_content_index="117"> REF FigSectionExample \h </w:instrText>
+        </w:r>
         <w:r w:run_index="114">
           <w:rPr>
             <w:rStyle w:val="Hyperlink"/>
           </w:rPr>
-          <w:fldChar w:fldCharType="begin" w:dirty="true" w:run_content_index="118"/>
+          <w:fldChar w:fldCharType="separate" w:run_content_index="118"/>
         </w:r>
         <w:r w:run_index="115">
           <w:rPr>
             <w:rStyle w:val="Hyperlink"/>
           </w:rPr>
-          <w:instrText xml:space="preserve" w:run_content_index="119"> REF TblPkSummary \h </w:instrText>
+          <w:t xml:space="preserve" w:run_content_index="119">Figure ?</w:t>
         </w:r>
         <w:r w:run_index="116">
           <w:rPr>
             <w:rStyle w:val="Hyperlink"/>
           </w:rPr>
-          <w:fldChar w:fldCharType="separate" w:run_content_index="120"/>
+          <w:fldChar w:fldCharType="end" w:run_content_index="120"/>
         </w:r>
         <w:r w:run_index="117">
           <w:rPr>
             <w:rStyle w:val="Hyperlink"/>
           </w:rPr>
-          <w:t xml:space="preserve" w:run_content_index="121">Table ?</w:t>
+          <w:t xml:space="preserve" w:run_content_index="121"> Example section-scoped figure</w:t>
         </w:r>
         <w:r w:run_index="118">
           <w:rPr>
             <w:rStyle w:val="Hyperlink"/>
           </w:rPr>
-          <w:fldChar w:fldCharType="end" w:run_content_index="122"/>
+          <w:tab w:run_content_index="122"/>
         </w:r>
         <w:r w:run_index="119">
           <w:rPr>
             <w:rStyle w:val="Hyperlink"/>
           </w:rPr>
-          <w:t xml:space="preserve" w:run_content_index="123"> Per-participant PK summary statistics</w:t>
+          <w:fldChar w:fldCharType="begin" w:dirty="true" w:run_content_index="123"/>
         </w:r>
         <w:r w:run_index="120">
           <w:rPr>
             <w:rStyle w:val="Hyperlink"/>
           </w:rPr>
-          <w:tab w:run_content_index="124"/>
+          <w:instrText xml:space="preserve" w:run_content_index="124"> PAGEREF FigSectionExample \h </w:instrText>
         </w:r>
         <w:r w:run_index="121">
           <w:rPr>
             <w:rStyle w:val="Hyperlink"/>
           </w:rPr>
-          <w:fldChar w:fldCharType="begin" w:dirty="true" w:run_content_index="125"/>
+          <w:fldChar w:fldCharType="separate" w:run_content_index="125"/>
         </w:r>
         <w:r w:run_index="122">
           <w:rPr>
             <w:rStyle w:val="Hyperlink"/>
           </w:rPr>
-          <w:instrText xml:space="preserve" w:run_content_index="126"> PAGEREF TblPkSummary \h </w:instrText>
+          <w:t xml:space="preserve" w:run_content_index="126">?</w:t>
         </w:r>
         <w:r w:run_index="123">
           <w:rPr>
             <w:rStyle w:val="Hyperlink"/>
           </w:rPr>
-          <w:fldChar w:fldCharType="separate" w:run_content_index="127"/>
+          <w:fldChar w:fldCharType="end" w:run_content_index="127"/>
         </w:r>
+      </w:hyperlink>
+    </w:p>
+    <w:p w:doc_index="71">
+      <w:pPr>
+        <w:pStyle w:val="TOC1"/>
+      </w:pPr>
+      <w:hyperlink w:anchor="FigSubsectionExample">
         <w:r w:run_index="124">
           <w:rPr>
             <w:rStyle w:val="Hyperlink"/>
           </w:rPr>
-          <w:t xml:space="preserve" w:run_content_index="128">?</w:t>
+          <w:fldChar w:fldCharType="begin" w:dirty="true" w:run_content_index="128"/>
         </w:r>
         <w:r w:run_index="125">
           <w:rPr>
             <w:rStyle w:val="Hyperlink"/>
           </w:rPr>
-          <w:fldChar w:fldCharType="end" w:run_content_index="129"/>
+          <w:instrText xml:space="preserve" w:run_content_index="129"> REF FigSubsectionExample \h </w:instrText>
         </w:r>
-      </w:hyperlink>
-    </w:p>
-    <w:p w:doc_index="74">
-      <w:pPr>
-        <w:pStyle w:val="TOC1"/>
-      </w:pPr>
-      <w:hyperlink w:anchor="TblDemographics">
         <w:r w:run_index="126">
           <w:rPr>
             <w:rStyle w:val="Hyperlink"/>
           </w:rPr>
-          <w:fldChar w:fldCharType="begin" w:dirty="true" w:run_content_index="130"/>
+          <w:fldChar w:fldCharType="separate" w:run_content_index="130"/>
         </w:r>
         <w:r w:run_index="127">
           <w:rPr>
             <w:rStyle w:val="Hyperlink"/>
           </w:rPr>
-          <w:instrText xml:space="preserve" w:run_content_index="131"> REF TblDemographics \h </w:instrText>
+          <w:t xml:space="preserve" w:run_content_index="131">Figure ?</w:t>
         </w:r>
         <w:r w:run_index="128">
           <w:rPr>
             <w:rStyle w:val="Hyperlink"/>
           </w:rPr>
-          <w:fldChar w:fldCharType="separate" w:run_content_index="132"/>
+          <w:fldChar w:fldCharType="end" w:run_content_index="132"/>
         </w:r>
         <w:r w:run_index="129">
           <w:rPr>
             <w:rStyle w:val="Hyperlink"/>
           </w:rPr>
-          <w:t xml:space="preserve" w:run_content_index="133">Table ?</w:t>
+          <w:t xml:space="preserve" w:run_content_index="133"> Example subsection-scoped figure</w:t>
         </w:r>
         <w:r w:run_index="130">
           <w:rPr>
             <w:rStyle w:val="Hyperlink"/>
           </w:rPr>
-          <w:fldChar w:fldCharType="end" w:run_content_index="134"/>
+          <w:tab w:run_content_index="134"/>
         </w:r>
         <w:r w:run_index="131">
           <w:rPr>
             <w:rStyle w:val="Hyperlink"/>
           </w:rPr>
-          <w:t xml:space="preserve" w:run_content_index="135"> Participant demographic and dosing summary</w:t>
+          <w:fldChar w:fldCharType="begin" w:dirty="true" w:run_content_index="135"/>
         </w:r>
         <w:r w:run_index="132">
           <w:rPr>
             <w:rStyle w:val="Hyperlink"/>
           </w:rPr>
-          <w:tab w:run_content_index="136"/>
+          <w:instrText xml:space="preserve" w:run_content_index="136"> PAGEREF FigSubsectionExample \h </w:instrText>
         </w:r>
         <w:r w:run_index="133">
           <w:rPr>
             <w:rStyle w:val="Hyperlink"/>
           </w:rPr>
-          <w:fldChar w:fldCharType="begin" w:dirty="true" w:run_content_index="137"/>
+          <w:fldChar w:fldCharType="separate" w:run_content_index="137"/>
         </w:r>
         <w:r w:run_index="134">
           <w:rPr>
             <w:rStyle w:val="Hyperlink"/>
           </w:rPr>
-          <w:instrText xml:space="preserve" w:run_content_index="138"> PAGEREF TblDemographics \h </w:instrText>
+          <w:t xml:space="preserve" w:run_content_index="138">?</w:t>
         </w:r>
         <w:r w:run_index="135">
           <w:rPr>
             <w:rStyle w:val="Hyperlink"/>
           </w:rPr>
-          <w:fldChar w:fldCharType="separate" w:run_content_index="139"/>
-        </w:r>
-        <w:r w:run_index="136">
-          <w:rPr>
-            <w:rStyle w:val="Hyperlink"/>
-          </w:rPr>
-          <w:t xml:space="preserve" w:run_content_index="140">?</w:t>
-        </w:r>
-        <w:r w:run_index="137">
-          <w:rPr>
-            <w:rStyle w:val="Hyperlink"/>
-          </w:rPr>
-          <w:fldChar w:fldCharType="end" w:run_content_index="141"/>
+          <w:fldChar w:fldCharType="end" w:run_content_index="139"/>
         </w:r>
       </w:hyperlink>
+    </w:p>
+    <w:p w:doc_index="72">
+      <w:r w:run_index="136">
+        <w:br w:type="page" w:run_content_index="140"/>
+      </w:r>
+    </w:p>
+    <w:p w:doc_index="73">
+      <w:pPr>
+        <w:pStyle w:val="Heading1"/>
+      </w:pPr>
+      <w:r w:run_index="137">
+        <w:t xml:space="preserve" w:run_content_index="141">List of Tables (All)</w:t>
+      </w:r>
+    </w:p>
+    <w:p w:doc_index="74">
+      <w:bookmarkStart w:id="800004" w:name="quartifyr-list-of-tables"/>
+      <w:bookmarkEnd w:id="800004"/>
     </w:p>
     <w:p w:doc_index="75">
       <w:pPr>
         <w:pStyle w:val="TOC1"/>
       </w:pPr>
-      <w:hyperlink w:anchor="TblAppendixExample">
+      <w:hyperlink w:anchor="TblPkSummary">
         <w:r w:run_index="138">
           <w:rPr>
             <w:rStyle w:val="Hyperlink"/>
@@ -1377,7 +1377,7 @@
           <w:rPr>
             <w:rStyle w:val="Hyperlink"/>
           </w:rPr>
-          <w:instrText xml:space="preserve" w:run_content_index="143"> REF TblAppendixExample \h </w:instrText>
+          <w:instrText xml:space="preserve" w:run_content_index="143"> REF TblPkSummary \h </w:instrText>
         </w:r>
         <w:r w:run_index="140">
           <w:rPr>
@@ -1401,7 +1401,7 @@
           <w:rPr>
             <w:rStyle w:val="Hyperlink"/>
           </w:rPr>
-          <w:t xml:space="preserve" w:run_content_index="147"> Example appendix-scoped table</w:t>
+          <w:t xml:space="preserve" w:run_content_index="147"> Per-participant PK summary statistics</w:t>
         </w:r>
         <w:r w:run_index="144">
           <w:rPr>
@@ -1419,7 +1419,7 @@
           <w:rPr>
             <w:rStyle w:val="Hyperlink"/>
           </w:rPr>
-          <w:instrText xml:space="preserve" w:run_content_index="150"> PAGEREF TblAppendixExample \h </w:instrText>
+          <w:instrText xml:space="preserve" w:run_content_index="150"> PAGEREF TblPkSummary \h </w:instrText>
         </w:r>
         <w:r w:run_index="147">
           <w:rPr>
@@ -1442,24 +1442,182 @@
       </w:hyperlink>
     </w:p>
     <w:p w:doc_index="76">
-      <w:r w:run_index="150">
-        <w:br w:type="page" w:run_content_index="154"/>
-      </w:r>
+      <w:pPr>
+        <w:pStyle w:val="TOC1"/>
+      </w:pPr>
+      <w:hyperlink w:anchor="TblDemographics">
+        <w:r w:run_index="150">
+          <w:rPr>
+            <w:rStyle w:val="Hyperlink"/>
+          </w:rPr>
+          <w:fldChar w:fldCharType="begin" w:dirty="true" w:run_content_index="154"/>
+        </w:r>
+        <w:r w:run_index="151">
+          <w:rPr>
+            <w:rStyle w:val="Hyperlink"/>
+          </w:rPr>
+          <w:instrText xml:space="preserve" w:run_content_index="155"> REF TblDemographics \h </w:instrText>
+        </w:r>
+        <w:r w:run_index="152">
+          <w:rPr>
+            <w:rStyle w:val="Hyperlink"/>
+          </w:rPr>
+          <w:fldChar w:fldCharType="separate" w:run_content_index="156"/>
+        </w:r>
+        <w:r w:run_index="153">
+          <w:rPr>
+            <w:rStyle w:val="Hyperlink"/>
+          </w:rPr>
+          <w:t xml:space="preserve" w:run_content_index="157">Table ?</w:t>
+        </w:r>
+        <w:r w:run_index="154">
+          <w:rPr>
+            <w:rStyle w:val="Hyperlink"/>
+          </w:rPr>
+          <w:fldChar w:fldCharType="end" w:run_content_index="158"/>
+        </w:r>
+        <w:r w:run_index="155">
+          <w:rPr>
+            <w:rStyle w:val="Hyperlink"/>
+          </w:rPr>
+          <w:t xml:space="preserve" w:run_content_index="159"> Participant demographic and dosing summary</w:t>
+        </w:r>
+        <w:r w:run_index="156">
+          <w:rPr>
+            <w:rStyle w:val="Hyperlink"/>
+          </w:rPr>
+          <w:tab w:run_content_index="160"/>
+        </w:r>
+        <w:r w:run_index="157">
+          <w:rPr>
+            <w:rStyle w:val="Hyperlink"/>
+          </w:rPr>
+          <w:fldChar w:fldCharType="begin" w:dirty="true" w:run_content_index="161"/>
+        </w:r>
+        <w:r w:run_index="158">
+          <w:rPr>
+            <w:rStyle w:val="Hyperlink"/>
+          </w:rPr>
+          <w:instrText xml:space="preserve" w:run_content_index="162"> PAGEREF TblDemographics \h </w:instrText>
+        </w:r>
+        <w:r w:run_index="159">
+          <w:rPr>
+            <w:rStyle w:val="Hyperlink"/>
+          </w:rPr>
+          <w:fldChar w:fldCharType="separate" w:run_content_index="163"/>
+        </w:r>
+        <w:r w:run_index="160">
+          <w:rPr>
+            <w:rStyle w:val="Hyperlink"/>
+          </w:rPr>
+          <w:t xml:space="preserve" w:run_content_index="164">?</w:t>
+        </w:r>
+        <w:r w:run_index="161">
+          <w:rPr>
+            <w:rStyle w:val="Hyperlink"/>
+          </w:rPr>
+          <w:fldChar w:fldCharType="end" w:run_content_index="165"/>
+        </w:r>
+      </w:hyperlink>
     </w:p>
     <w:p w:doc_index="77">
       <w:pPr>
+        <w:pStyle w:val="TOC1"/>
+      </w:pPr>
+      <w:hyperlink w:anchor="TblAppendixExample">
+        <w:r w:run_index="162">
+          <w:rPr>
+            <w:rStyle w:val="Hyperlink"/>
+          </w:rPr>
+          <w:fldChar w:fldCharType="begin" w:dirty="true" w:run_content_index="166"/>
+        </w:r>
+        <w:r w:run_index="163">
+          <w:rPr>
+            <w:rStyle w:val="Hyperlink"/>
+          </w:rPr>
+          <w:instrText xml:space="preserve" w:run_content_index="167"> REF TblAppendixExample \h </w:instrText>
+        </w:r>
+        <w:r w:run_index="164">
+          <w:rPr>
+            <w:rStyle w:val="Hyperlink"/>
+          </w:rPr>
+          <w:fldChar w:fldCharType="separate" w:run_content_index="168"/>
+        </w:r>
+        <w:r w:run_index="165">
+          <w:rPr>
+            <w:rStyle w:val="Hyperlink"/>
+          </w:rPr>
+          <w:t xml:space="preserve" w:run_content_index="169">Table ?</w:t>
+        </w:r>
+        <w:r w:run_index="166">
+          <w:rPr>
+            <w:rStyle w:val="Hyperlink"/>
+          </w:rPr>
+          <w:fldChar w:fldCharType="end" w:run_content_index="170"/>
+        </w:r>
+        <w:r w:run_index="167">
+          <w:rPr>
+            <w:rStyle w:val="Hyperlink"/>
+          </w:rPr>
+          <w:t xml:space="preserve" w:run_content_index="171"> Example appendix-scoped table</w:t>
+        </w:r>
+        <w:r w:run_index="168">
+          <w:rPr>
+            <w:rStyle w:val="Hyperlink"/>
+          </w:rPr>
+          <w:tab w:run_content_index="172"/>
+        </w:r>
+        <w:r w:run_index="169">
+          <w:rPr>
+            <w:rStyle w:val="Hyperlink"/>
+          </w:rPr>
+          <w:fldChar w:fldCharType="begin" w:dirty="true" w:run_content_index="173"/>
+        </w:r>
+        <w:r w:run_index="170">
+          <w:rPr>
+            <w:rStyle w:val="Hyperlink"/>
+          </w:rPr>
+          <w:instrText xml:space="preserve" w:run_content_index="174"> PAGEREF TblAppendixExample \h </w:instrText>
+        </w:r>
+        <w:r w:run_index="171">
+          <w:rPr>
+            <w:rStyle w:val="Hyperlink"/>
+          </w:rPr>
+          <w:fldChar w:fldCharType="separate" w:run_content_index="175"/>
+        </w:r>
+        <w:r w:run_index="172">
+          <w:rPr>
+            <w:rStyle w:val="Hyperlink"/>
+          </w:rPr>
+          <w:t xml:space="preserve" w:run_content_index="176">?</w:t>
+        </w:r>
+        <w:r w:run_index="173">
+          <w:rPr>
+            <w:rStyle w:val="Hyperlink"/>
+          </w:rPr>
+          <w:fldChar w:fldCharType="end" w:run_content_index="177"/>
+        </w:r>
+      </w:hyperlink>
+    </w:p>
+    <w:p w:doc_index="78">
+      <w:r w:run_index="174">
+        <w:br w:type="page" w:run_content_index="178"/>
+      </w:r>
+    </w:p>
+    <w:p w:doc_index="79">
+      <w:pPr>
         <w:pStyle w:val="Heading1"/>
       </w:pPr>
-      <w:r w:run_index="151">
-        <w:t xml:space="preserve" w:run_content_index="155">Abbreviations</w:t>
+      <w:r w:run_index="175">
+        <w:t xml:space="preserve" w:run_content_index="179">Abbreviations</w:t>
       </w:r>
     </w:p>
-    <w:p w:doc_index="78">
+    <w:p w:doc_index="80">
       <w:pPr>
         <w:pStyle w:val="BodyText"/>
       </w:pPr>
-      <w:r w:run_index="152">
-        <w:t xml:space="preserve" w:run_content_index="156">Terms and abbreviations used in this report are listed below.</w:t>
+      <w:r w:run_index="176">
+        <w:t xml:space="preserve" w:run_content_index="180">Terms and abbreviations used in this report are listed below.</w:t>
       </w:r>
     </w:p>
     <w:tbl w:table_index="5">
@@ -1475,36 +1633,36 @@
       <w:tr w:tr_index="16">
         <w:tc w:tc_index="31">
           <w:tcPr/>
-          <w:p w:doc_index="79">
+          <w:p w:doc_index="81">
             <w:pPr>
               <w:pStyle w:val="Compact"/>
               <w:jc w:val="left"/>
             </w:pPr>
-            <w:r w:run_index="153">
-              <w:t xml:space="preserve" w:run_content_index="157">PK</w:t>
+            <w:r w:run_index="177">
+              <w:t xml:space="preserve" w:run_content_index="181">PK</w:t>
             </w:r>
           </w:p>
         </w:tc>
         <w:tc w:tc_index="32">
           <w:tcPr/>
-          <w:p w:doc_index="80">
+          <w:p w:doc_index="82">
             <w:pPr>
               <w:pStyle w:val="Compact"/>
               <w:jc w:val="left"/>
             </w:pPr>
-            <w:r w:run_index="154">
-              <w:t xml:space="preserve" w:run_content_index="158">Pharmacokinetic</w:t>
+            <w:r w:run_index="178">
+              <w:t xml:space="preserve" w:run_content_index="182">Pharmacokinetic</w:t>
             </w:r>
           </w:p>
         </w:tc>
       </w:tr>
     </w:tbl>
-    <w:p w:doc_index="81">
-      <w:r w:run_index="155">
-        <w:br w:type="page" w:run_content_index="159"/>
+    <w:p w:doc_index="83">
+      <w:r w:run_index="179">
+        <w:br w:type="page" w:run_content_index="183"/>
       </w:r>
     </w:p>
-    <w:p w:doc_index="82">
+    <w:p w:doc_index="84">
       <w:pPr>
         <w:sectPr>
           <w:headerReference w:type="default" r:id="rId2"/>
@@ -1520,124 +1678,124 @@
       <w:bookmarkEnd w:id="800001"/>
     </w:p>
     <w:bookmarkStart w:id="21" w:name="introduction"/>
-    <w:p w:doc_index="83">
+    <w:p w:doc_index="85">
       <w:pPr>
         <w:pStyle w:val="Heading1"/>
       </w:pPr>
-      <w:r w:run_index="156">
-        <w:t xml:space="preserve" w:run_content_index="160">1. 	Introduction</w:t>
+      <w:r w:run_index="180">
+        <w:t xml:space="preserve" w:run_content_index="184">1. 	Introduction</w:t>
       </w:r>
     </w:p>
-    <w:p w:doc_index="84">
+    <w:p w:doc_index="86">
       <w:pPr>
         <w:pStyle w:val="FirstParagraph"/>
       </w:pPr>
-      <w:r w:run_index="157">
-        <w:t xml:space="preserve" w:run_content_index="161">This demonstration report summarizes a pharmacokinetic (PK) analysis of theophylline</w:t>
-      </w:r>
-      <w:r w:run_index="158">
-        <w:t xml:space="preserve" w:run_content_index="162"> </w:t>
-      </w:r>
-      <w:r w:run_index="159">
-        <w:t xml:space="preserve" w:run_content_index="163">concentrations from the built-in</w:t>
-      </w:r>
-      <w:r w:run_index="160">
-        <w:t xml:space="preserve" w:run_content_index="164"> </w:t>
-      </w:r>
-      <w:r w:run_index="161">
+      <w:r w:run_index="181">
+        <w:t xml:space="preserve" w:run_content_index="185">This demonstration report summarizes a pharmacokinetic (PK) analysis of theophylline</w:t>
+      </w:r>
+      <w:r w:run_index="182">
+        <w:t xml:space="preserve" w:run_content_index="186"> </w:t>
+      </w:r>
+      <w:r w:run_index="183">
+        <w:t xml:space="preserve" w:run_content_index="187">concentrations from the built-in</w:t>
+      </w:r>
+      <w:r w:run_index="184">
+        <w:t xml:space="preserve" w:run_content_index="188"> </w:t>
+      </w:r>
+      <w:r w:run_index="185">
         <w:rPr>
           <w:rStyle w:val="VerbatimChar"/>
         </w:rPr>
-        <w:t xml:space="preserve" w:run_content_index="165">Theoph</w:t>
-      </w:r>
-      <w:r w:run_index="162">
-        <w:t xml:space="preserve" w:run_content_index="166"> </w:t>
-      </w:r>
-      <w:r w:run_index="163">
-        <w:t xml:space="preserve" w:run_content_index="167">dataset</w:t>
-      </w:r>
-      <w:r w:run_index="164">
-        <w:t xml:space="preserve" w:run_content_index="168"> </w:t>
-      </w:r>
-      <w:r w:run_index="165">
-        <w:t xml:space="preserve" w:run_content_index="169">[</w:t>
+        <w:t xml:space="preserve" w:run_content_index="189">Theoph</w:t>
+      </w:r>
+      <w:r w:run_index="186">
+        <w:t xml:space="preserve" w:run_content_index="190"> </w:t>
+      </w:r>
+      <w:r w:run_index="187">
+        <w:t xml:space="preserve" w:run_content_index="191">dataset</w:t>
+      </w:r>
+      <w:r w:run_index="188">
+        <w:t xml:space="preserve" w:run_content_index="192"> </w:t>
+      </w:r>
+      <w:r w:run_index="189">
+        <w:t xml:space="preserve" w:run_content_index="193">[</w:t>
       </w:r>
       <w:hyperlink w:anchor="ref-boeckmann1994">
-        <w:r w:run_index="166">
+        <w:r w:run_index="190">
           <w:rPr>
             <w:rStyle w:val="Hyperlink"/>
           </w:rPr>
-          <w:t xml:space="preserve" w:run_content_index="170">1</w:t>
+          <w:t xml:space="preserve" w:run_content_index="194">1</w:t>
         </w:r>
       </w:hyperlink>
-      <w:r w:run_index="167">
-        <w:t xml:space="preserve" w:run_content_index="171">]</w:t>
-      </w:r>
-      <w:r w:run_index="168">
-        <w:t xml:space="preserve" w:run_content_index="172">,</w:t>
-      </w:r>
-      <w:r w:run_index="169">
-        <w:t xml:space="preserve" w:run_content_index="173"> </w:t>
-      </w:r>
-      <w:r w:run_index="170">
-        <w:t xml:space="preserve" w:run_content_index="174">rendered end to end through quartifyr’s two-pass shell/fill pipeline.</w:t>
+      <w:r w:run_index="191">
+        <w:t xml:space="preserve" w:run_content_index="195">]</w:t>
+      </w:r>
+      <w:r w:run_index="192">
+        <w:t xml:space="preserve" w:run_content_index="196">,</w:t>
+      </w:r>
+      <w:r w:run_index="193">
+        <w:t xml:space="preserve" w:run_content_index="197"> </w:t>
+      </w:r>
+      <w:r w:run_index="194">
+        <w:t xml:space="preserve" w:run_content_index="198">rendered end to end through quartifyr’s two-pass shell/fill pipeline.</w:t>
       </w:r>
     </w:p>
-    <w:p w:doc_index="85">
-      <w:r w:run_index="171">
-        <w:br w:type="page" w:run_content_index="175"/>
+    <w:p w:doc_index="87">
+      <w:r w:run_index="195">
+        <w:br w:type="page" w:run_content_index="199"/>
       </w:r>
     </w:p>
     <w:bookmarkEnd w:id="21"/>
-    <w:bookmarkStart w:id="30" w:name="results"/>
-    <w:p w:doc_index="86">
+    <w:bookmarkStart w:id="32" w:name="results"/>
+    <w:p w:doc_index="88">
       <w:pPr>
         <w:pStyle w:val="Heading1"/>
       </w:pPr>
-      <w:r w:run_index="172">
-        <w:t xml:space="preserve" w:run_content_index="176">2. 	Results</w:t>
+      <w:r w:run_index="196">
+        <w:t xml:space="preserve" w:run_content_index="200">2. 	Results</w:t>
       </w:r>
     </w:p>
     <w:bookmarkStart w:id="22" w:name="summary-statistics"/>
-    <w:p w:doc_index="87">
+    <w:p w:doc_index="89">
       <w:pPr>
         <w:pStyle w:val="Heading2"/>
       </w:pPr>
-      <w:r w:run_index="173">
-        <w:t xml:space="preserve" w:run_content_index="177">2.1 	Summary Statistics</w:t>
+      <w:r w:run_index="197">
+        <w:t xml:space="preserve" w:run_content_index="201">2.1 	Summary Statistics</w:t>
       </w:r>
     </w:p>
-    <w:p w:doc_index="88">
+    <w:p w:doc_index="90">
       <w:pPr>
         <w:pStyle w:val="Caption"/>
         <w:keepNext/>
       </w:pPr>
       <w:bookmarkStart w:id="1" w:name="TblPkSummary"/>
-      <w:r w:run_index="174">
-        <w:t w:run_content_index="178">Table</w:t>
-      </w:r>
-      <w:r w:run_index="175">
-        <w:t xml:space="preserve" w:run_content_index="179"> </w:t>
-      </w:r>
-      <w:r w:run_index="176">
-        <w:fldChar w:fldCharType="begin" w:dirty="true" w:run_content_index="180"/>
-      </w:r>
-      <w:r w:run_index="177">
-        <w:instrText xml:space="preserve" w:run_content_index="181"> SEQ Table \* ARABIC </w:instrText>
-      </w:r>
-      <w:r w:run_index="178">
-        <w:fldChar w:fldCharType="separate" w:run_content_index="182"/>
-      </w:r>
-      <w:r w:run_index="179">
-        <w:t w:run_content_index="183">1</w:t>
-      </w:r>
-      <w:r w:run_index="180">
-        <w:fldChar w:fldCharType="end" w:run_content_index="184"/>
+      <w:r w:run_index="198">
+        <w:t w:run_content_index="202">Table</w:t>
+      </w:r>
+      <w:r w:run_index="199">
+        <w:t xml:space="preserve" w:run_content_index="203"> </w:t>
+      </w:r>
+      <w:r w:run_index="200">
+        <w:fldChar w:fldCharType="begin" w:dirty="true" w:run_content_index="204"/>
+      </w:r>
+      <w:r w:run_index="201">
+        <w:instrText xml:space="preserve" w:run_content_index="205"> SEQ Table \* ARABIC </w:instrText>
+      </w:r>
+      <w:r w:run_index="202">
+        <w:fldChar w:fldCharType="separate" w:run_content_index="206"/>
+      </w:r>
+      <w:r w:run_index="203">
+        <w:t w:run_content_index="207">1</w:t>
+      </w:r>
+      <w:r w:run_index="204">
+        <w:fldChar w:fldCharType="end" w:run_content_index="208"/>
       </w:r>
       <w:bookmarkEnd w:id="1"/>
-      <w:r w:run_index="181">
-        <w:tab w:run_content_index="185"/>
-        <w:t w:run_content_index="186">Per-participant PK summary statistics</w:t>
+      <w:r w:run_index="205">
+        <w:tab w:run_content_index="209"/>
+        <w:t w:run_content_index="210">Per-participant PK summary statistics</w:t>
       </w:r>
     </w:p>
     <w:tbl xmlns:w14="http://schemas.microsoft.com/office/word/2010/wordml">
@@ -1646,7 +1804,7 @@
         <w:jc w:val="center"/>
         <w:tblW w:type="pct" w:w="5000"/>
         <w:tblLook w:firstRow="1" w:lastRow="0" w:firstColumn="0" w:lastColumn="0" w:noHBand="0" w:noVBand="1"/>
-        <w:tblDescription w:val="{rpfy}:pk-summary.csv [hash:61294773c8f4ce56a73ed8502a8a778667c877e21ce4f36e76415e22bb2aadc4]&#10;[content_hash:454675723b8529daa019f67c8a80fcfa4b4d28bc6a6cc1006e5d807c4456ec28]&#10;[grid:H4sIAJ3whmoC/0XOyREEMQgDwDcEQyEOY/JPbPDuHE+6JGDRkghSUSWXdC4q0R5ADjR4D+T6J0KsGKB9hlsS7AN2Q06bbcD9SWzjGFhvpYObWvRLNMNGKp8lAYYSVAxDFkPtjCN59lT8HuckQOK9XfsCHNUwudEAAAA=]"/>
+        <w:tblDescription w:val="{rpfy}:pk-summary.csv [hash:61294773c8f4ce56a73ed8502a8a778667c877e21ce4f36e76415e22bb2aadc4]&#10;[content_hash:454675723b8529daa019f67c8a80fcfa4b4d28bc6a6cc1006e5d807c4456ec28]&#10;[grid:H4sIAHv2hmoC/0XOyREEMQgDwDcEQyEOY/JPbPDuHE+6JGDRkghSUSWXdC4q0R5ADjR4D+T6J0KsGKB9hlsS7AN2Q06bbcD9SWzjGFhvpYObWvRLNMNGKp8lAYYSVAxDFkPtjCN59lT8HuckQOK9XfsCHNUwudEAAAA=]"/>
       </w:tblPr>
       <w:tr>
         <w:trPr>
@@ -4617,60 +4775,60 @@
         <w:t>Abbreviations: PK: pharmacokinetic.</w:t>
       </w:r>
     </w:p>
-    <w:p w:doc_index="90">
+    <w:p w:doc_index="92">
       <w:pPr>
         <w:pStyle w:val="BodyText"/>
       </w:pPr>
-      <w:r w:run_index="183">
-        <w:t xml:space="preserve" w:run_content_index="188">Per-participant maximum, minimum, and average observed concentration across</w:t>
-      </w:r>
-      <w:r w:run_index="184">
-        <w:t xml:space="preserve" w:run_content_index="189"> </w:t>
-      </w:r>
-      <w:r w:run_index="185">
-        <w:t xml:space="preserve" w:run_content_index="190">the sampling period.</w:t>
+      <w:r w:run_index="207">
+        <w:t xml:space="preserve" w:run_content_index="212">Per-participant maximum, minimum, and average observed concentration across</w:t>
+      </w:r>
+      <w:r w:run_index="208">
+        <w:t xml:space="preserve" w:run_content_index="213"> </w:t>
+      </w:r>
+      <w:r w:run_index="209">
+        <w:t xml:space="preserve" w:run_content_index="214">the sampling period.</w:t>
       </w:r>
     </w:p>
     <w:bookmarkStart w:id="23" w:name="concentration-time-profile"/>
-    <w:p w:doc_index="91">
+    <w:p w:doc_index="93">
       <w:pPr>
         <w:pStyle w:val="Heading2"/>
       </w:pPr>
-      <w:r w:run_index="186">
-        <w:t xml:space="preserve" w:run_content_index="191">2.2 	Concentration-Time Profile</w:t>
+      <w:r w:run_index="210">
+        <w:t xml:space="preserve" w:run_content_index="215">2.2 	Concentration-Time Profile</w:t>
       </w:r>
     </w:p>
-    <w:p w:doc_index="92">
+    <w:p w:doc_index="94">
       <w:pPr>
         <w:pStyle w:val="Caption"/>
         <w:keepNext/>
       </w:pPr>
       <w:bookmarkStart w:id="2" w:name="FigConcTime"/>
-      <w:r w:run_index="187">
-        <w:t w:run_content_index="192">Figure</w:t>
-      </w:r>
-      <w:r w:run_index="188">
-        <w:t xml:space="preserve" w:run_content_index="193"> </w:t>
-      </w:r>
-      <w:r w:run_index="189">
-        <w:fldChar w:fldCharType="begin" w:dirty="true" w:run_content_index="194"/>
-      </w:r>
-      <w:r w:run_index="190">
-        <w:instrText xml:space="preserve" w:run_content_index="195"> SEQ Figure \* ARABIC </w:instrText>
-      </w:r>
-      <w:r w:run_index="191">
-        <w:fldChar w:fldCharType="separate" w:run_content_index="196"/>
-      </w:r>
-      <w:r w:run_index="192">
-        <w:t w:run_content_index="197">1</w:t>
-      </w:r>
-      <w:r w:run_index="193">
-        <w:fldChar w:fldCharType="end" w:run_content_index="198"/>
+      <w:r w:run_index="211">
+        <w:t w:run_content_index="216">Figure</w:t>
+      </w:r>
+      <w:r w:run_index="212">
+        <w:t xml:space="preserve" w:run_content_index="217"> </w:t>
+      </w:r>
+      <w:r w:run_index="213">
+        <w:fldChar w:fldCharType="begin" w:dirty="true" w:run_content_index="218"/>
+      </w:r>
+      <w:r w:run_index="214">
+        <w:instrText xml:space="preserve" w:run_content_index="219"> SEQ Figure \* ARABIC </w:instrText>
+      </w:r>
+      <w:r w:run_index="215">
+        <w:fldChar w:fldCharType="separate" w:run_content_index="220"/>
+      </w:r>
+      <w:r w:run_index="216">
+        <w:t w:run_content_index="221">1</w:t>
+      </w:r>
+      <w:r w:run_index="217">
+        <w:fldChar w:fldCharType="end" w:run_content_index="222"/>
       </w:r>
       <w:bookmarkEnd w:id="2"/>
-      <w:r w:run_index="194">
-        <w:tab w:run_content_index="199"/>
-        <w:t w:run_content_index="200">Concentration-time profile</w:t>
+      <w:r w:run_index="218">
+        <w:tab w:run_content_index="223"/>
+        <w:t w:run_content_index="224">Concentration-time profile</w:t>
       </w:r>
     </w:p>
     <w:p>
@@ -4741,82 +4899,82 @@
         <w:t>Abbreviations: PK: pharmacokinetic.</w:t>
       </w:r>
     </w:p>
-    <w:p w:doc_index="94">
+    <w:p w:doc_index="96">
       <w:pPr>
         <w:pStyle w:val="BodyText"/>
       </w:pPr>
-      <w:r w:run_index="196">
-        <w:t xml:space="preserve" w:run_content_index="202">Individual concentration-time trajectories for all participants in the study,</w:t>
-      </w:r>
-      <w:r w:run_index="197">
-        <w:t xml:space="preserve" w:run_content_index="203"> </w:t>
-      </w:r>
-      <w:r w:run_index="198">
-        <w:t xml:space="preserve" w:run_content_index="204">plotted on the same axes, summarized numerically in</w:t>
-      </w:r>
-      <w:r w:run_index="199">
-        <w:t xml:space="preserve" w:run_content_index="205"> </w:t>
-      </w:r>
-      <w:r w:run_index="200">
-        <w:fldChar w:fldCharType="begin" w:run_content_index="206"/>
-      </w:r>
-      <w:r w:run_index="201">
-        <w:instrText xml:space="preserve" w:run_content_index="207"> REF TblPkSummary \h </w:instrText>
-      </w:r>
-      <w:r w:run_index="202">
-        <w:fldChar w:fldCharType="separate" w:run_content_index="208"/>
-      </w:r>
-      <w:r w:run_index="203">
-        <w:t w:run_content_index="209">Table 1</w:t>
-      </w:r>
-      <w:r w:run_index="204">
-        <w:fldChar w:fldCharType="end" w:run_content_index="210"/>
-      </w:r>
-      <w:r w:run_index="205">
-        <w:t xml:space="preserve" w:run_content_index="211">.</w:t>
+      <w:r w:run_index="220">
+        <w:t xml:space="preserve" w:run_content_index="226">Individual concentration-time trajectories for all participants in the study,</w:t>
+      </w:r>
+      <w:r w:run_index="221">
+        <w:t xml:space="preserve" w:run_content_index="227"> </w:t>
+      </w:r>
+      <w:r w:run_index="222">
+        <w:t xml:space="preserve" w:run_content_index="228">plotted on the same axes, summarized numerically in</w:t>
+      </w:r>
+      <w:r w:run_index="223">
+        <w:t xml:space="preserve" w:run_content_index="229"> </w:t>
+      </w:r>
+      <w:r w:run_index="224">
+        <w:fldChar w:fldCharType="begin" w:run_content_index="230"/>
+      </w:r>
+      <w:r w:run_index="225">
+        <w:instrText xml:space="preserve" w:run_content_index="231"> REF TblPkSummary \h </w:instrText>
+      </w:r>
+      <w:r w:run_index="226">
+        <w:fldChar w:fldCharType="separate" w:run_content_index="232"/>
+      </w:r>
+      <w:r w:run_index="227">
+        <w:t w:run_content_index="233">Table 1</w:t>
+      </w:r>
+      <w:r w:run_index="228">
+        <w:fldChar w:fldCharType="end" w:run_content_index="234"/>
+      </w:r>
+      <w:r w:run_index="229">
+        <w:t xml:space="preserve" w:run_content_index="235">.</w:t>
       </w:r>
     </w:p>
     <w:bookmarkEnd w:id="23"/>
-    <w:bookmarkStart w:id="27" w:name="participant-demographics"/>
-    <w:p w:doc_index="95">
+    <w:bookmarkStart w:id="24" w:name="participant-demographics"/>
+    <w:p w:doc_index="97">
       <w:pPr>
         <w:pStyle w:val="Heading2"/>
       </w:pPr>
-      <w:r w:run_index="206">
-        <w:t xml:space="preserve" w:run_content_index="212">2.3 	Participant Demographics</w:t>
+      <w:r w:run_index="230">
+        <w:t xml:space="preserve" w:run_content_index="236">2.3 	Participant Demographics</w:t>
       </w:r>
     </w:p>
-    <w:p w:doc_index="96">
+    <w:p w:doc_index="98">
       <w:pPr>
         <w:pStyle w:val="Caption"/>
         <w:keepNext/>
       </w:pPr>
       <w:bookmarkStart w:id="3" w:name="TblDemographics"/>
-      <w:r w:run_index="207">
-        <w:t w:run_content_index="213">Table</w:t>
-      </w:r>
-      <w:r w:run_index="208">
-        <w:t xml:space="preserve" w:run_content_index="214"> </w:t>
-      </w:r>
-      <w:r w:run_index="209">
-        <w:fldChar w:fldCharType="begin" w:dirty="true" w:run_content_index="215"/>
-      </w:r>
-      <w:r w:run_index="210">
-        <w:instrText xml:space="preserve" w:run_content_index="216"> SEQ Table \* ARABIC </w:instrText>
-      </w:r>
-      <w:r w:run_index="211">
-        <w:fldChar w:fldCharType="separate" w:run_content_index="217"/>
-      </w:r>
-      <w:r w:run_index="212">
-        <w:t w:run_content_index="218">2</w:t>
-      </w:r>
-      <w:r w:run_index="213">
-        <w:fldChar w:fldCharType="end" w:run_content_index="219"/>
+      <w:r w:run_index="231">
+        <w:t w:run_content_index="237">Table</w:t>
+      </w:r>
+      <w:r w:run_index="232">
+        <w:t xml:space="preserve" w:run_content_index="238"> </w:t>
+      </w:r>
+      <w:r w:run_index="233">
+        <w:fldChar w:fldCharType="begin" w:dirty="true" w:run_content_index="239"/>
+      </w:r>
+      <w:r w:run_index="234">
+        <w:instrText xml:space="preserve" w:run_content_index="240"> SEQ Table \* ARABIC </w:instrText>
+      </w:r>
+      <w:r w:run_index="235">
+        <w:fldChar w:fldCharType="separate" w:run_content_index="241"/>
+      </w:r>
+      <w:r w:run_index="236">
+        <w:t w:run_content_index="242">2</w:t>
+      </w:r>
+      <w:r w:run_index="237">
+        <w:fldChar w:fldCharType="end" w:run_content_index="243"/>
       </w:r>
       <w:bookmarkEnd w:id="3"/>
-      <w:r w:run_index="214">
-        <w:tab w:run_content_index="220"/>
-        <w:t w:run_content_index="221">Participant demographic and dosing summary</w:t>
+      <w:r w:run_index="238">
+        <w:tab w:run_content_index="244"/>
+        <w:t w:run_content_index="245">Participant demographic and dosing summary</w:t>
       </w:r>
     </w:p>
     <w:tbl xmlns:w14="http://schemas.microsoft.com/office/word/2010/wordml">
@@ -4825,7 +4983,7 @@
         <w:jc w:val="center"/>
         <w:tblW w:type="pct" w:w="5000"/>
         <w:tblLook w:firstRow="1" w:lastRow="0" w:firstColumn="0" w:lastColumn="0" w:noHBand="0" w:noVBand="1"/>
-        <w:tblDescription w:val="{rpfy}:participant-demographics.rds [hash:d51cb7686202041f01cec77c560e34426706250ca5406ffa6e118b31f7593884]&#10;[content_hash:fa74420755e1f2879320157f769c21ef577d415c79bac8510dbaa24e6732d604]&#10;[grid:H4sIAJ3whmoC/03MsRHAMAgDwFoMwwFGYO+/WHDSpBM6Xo4+Wki1kECH5uQ0WWhTTuaSvH1/PcGcf+ouKWxTu9akUfnuHMr+2YNds7nUTdzArTGYcziKrz4hHqhLqMseI8tIpJIAAAA=]"/>
+        <w:tblDescription w:val="{rpfy}:participant-demographics.rds [hash:d51cb7686202041f01cec77c560e34426706250ca5406ffa6e118b31f7593884]&#10;[content_hash:fa74420755e1f2879320157f769c21ef577d415c79bac8510dbaa24e6732d604]&#10;[grid:H4sIAHv2hmoC/03MsRHAMAgDwFoMwwFGYO+/WHDSpBM6Xo4+Wki1kECH5uQ0WWhTTuaSvH1/PcGcf+ouKWxTu9akUfnuHMr+2YNds7nUTdzArTGYcziKrz4hHqhLqMseI8tIpJIAAAA=]"/>
       </w:tblPr>
       <w:tr>
         <w:trPr>
@@ -7081,4150 +7239,4109 @@
         <w:t>Abbreviations: N/A</w:t>
       </w:r>
     </w:p>
-    <w:p w:doc_index="98">
+    <w:p w:doc_index="100">
       <w:pPr>
         <w:pStyle w:val="BodyText"/>
       </w:pPr>
-      <w:r w:run_index="216">
-        <w:t xml:space="preserve" w:run_content_index="223">Body weight and weight-normalized dose for each participant in the study.</w:t>
+      <w:r w:run_index="240">
+        <w:t xml:space="preserve" w:run_content_index="247">Body weight and weight-normalized dose for each participant in the study.</w:t>
       </w:r>
     </w:p>
-    <w:p w:doc_index="99">
-      <w:r w:run_index="217">
-        <w:br w:type="page" w:run_content_index="224"/>
+    <w:bookmarkEnd w:id="24"/>
+    <w:bookmarkStart w:id="29" w:name="scoped-numbering-example"/>
+    <w:p w:doc_index="101">
+      <w:pPr>
+        <w:pStyle w:val="Heading2"/>
+      </w:pPr>
+      <w:r w:run_index="241">
+        <w:t xml:space="preserve" w:run_content_index="248">2.4 	Scoped Numbering Example</w:t>
       </w:r>
     </w:p>
-    <w:p w:doc_index="100">
+    <w:p w:doc_index="102">
+      <w:pPr>
+        <w:pStyle w:val="Caption"/>
+        <w:keepNext/>
+      </w:pPr>
+      <w:bookmarkStart w:id="900001" w:name="FigMainSectionExample"/>
+      <w:r w:run_index="242">
+        <w:t xml:space="preserve" w:run_content_index="249">Figure </w:t>
+      </w:r>
+      <w:r w:run_index="243">
+        <w:t xml:space="preserve" w:run_content_index="250">1.</w:t>
+      </w:r>
+      <w:r w:run_index="244">
+        <w:fldChar w:fldCharType="begin" w:dirty="true" w:run_content_index="251"/>
+      </w:r>
+      <w:r w:run_index="245">
+        <w:instrText xml:space="preserve" w:run_content_index="252"> SEQ SectionFigure \* ARABIC \r 1 </w:instrText>
+      </w:r>
+      <w:r w:run_index="246">
+        <w:fldChar w:fldCharType="separate" w:run_content_index="253"/>
+      </w:r>
+      <w:r w:run_index="247">
+        <w:t w:run_content_index="254">1</w:t>
+      </w:r>
+      <w:r w:run_index="248">
+        <w:fldChar w:fldCharType="end" w:run_content_index="255"/>
+      </w:r>
+      <w:bookmarkEnd w:id="900001"/>
+      <w:r w:run_index="249">
+        <w:tab w:run_content_index="256"/>
+        <w:t w:run_content_index="257">Example main-body section-scoped figure</w:t>
+      </w:r>
+    </w:p>
+    <w:p w:doc_index="103">
+      <w:pPr>
+        <w:pStyle w:val="FirstParagraph"/>
+      </w:pPr>
+      <w:r w:run_index="250">
+        <w:t xml:space="preserve" w:run_content_index="258">Numbered against this section’s own position in the main body, with no</w:t>
+      </w:r>
+      <w:r w:run_index="251">
+        <w:t xml:space="preserve" w:run_content_index="259"> </w:t>
+      </w:r>
+      <w:r w:run_index="252">
+        <w:t xml:space="preserve" w:run_content_index="260">appendix designator – contrast with the same shortcode used inside an</w:t>
+      </w:r>
+      <w:r w:run_index="253">
+        <w:t xml:space="preserve" w:run_content_index="261"> </w:t>
+      </w:r>
+      <w:r w:run_index="254">
+        <w:t xml:space="preserve" w:run_content_index="262">appendix, further down.</w:t>
+      </w:r>
+    </w:p>
+    <w:bookmarkStart w:id="28" w:name="subsection-scoped-example"/>
+    <w:p w:doc_index="104">
+      <w:pPr>
+        <w:pStyle w:val="Heading3"/>
+      </w:pPr>
+      <w:r w:run_index="255">
+        <w:t xml:space="preserve" w:run_content_index="263">2.4.1 	Subsection-Scoped Example</w:t>
+      </w:r>
+    </w:p>
+    <w:p w:doc_index="105">
+      <w:pPr>
+        <w:pStyle w:val="Caption"/>
+        <w:keepNext/>
+      </w:pPr>
+      <w:bookmarkStart w:id="900002" w:name="FigMainSubsectionExample"/>
+      <w:r w:run_index="256">
+        <w:t xml:space="preserve" w:run_content_index="264">Figure </w:t>
+      </w:r>
+      <w:r w:run_index="257">
+        <w:t xml:space="preserve" w:run_content_index="265">1.1.</w:t>
+      </w:r>
+      <w:r w:run_index="258">
+        <w:fldChar w:fldCharType="begin" w:dirty="true" w:run_content_index="266"/>
+      </w:r>
+      <w:r w:run_index="259">
+        <w:instrText xml:space="preserve" w:run_content_index="267"> SEQ SubsectionFigure \* ARABIC \r 1 </w:instrText>
+      </w:r>
+      <w:r w:run_index="260">
+        <w:fldChar w:fldCharType="separate" w:run_content_index="268"/>
+      </w:r>
+      <w:r w:run_index="261">
+        <w:t w:run_content_index="269">1</w:t>
+      </w:r>
+      <w:r w:run_index="262">
+        <w:fldChar w:fldCharType="end" w:run_content_index="270"/>
+      </w:r>
+      <w:bookmarkEnd w:id="900002"/>
+      <w:r w:run_index="263">
+        <w:tab w:run_content_index="271"/>
+        <w:t w:run_content_index="272">Example main-body subsection-scoped figure</w:t>
+      </w:r>
+    </w:p>
+    <w:p w:doc_index="106">
+      <w:pPr>
+        <w:pStyle w:val="FirstParagraph"/>
+      </w:pPr>
+      <w:r w:run_index="264">
+        <w:t xml:space="preserve" w:run_content_index="273">Referenced as</w:t>
+      </w:r>
+      <w:r w:run_index="265">
+        <w:t xml:space="preserve" w:run_content_index="274"> </w:t>
+      </w:r>
+      <w:r w:run_index="266">
+        <w:fldChar w:fldCharType="begin" w:dirty="true" w:run_content_index="275"/>
+      </w:r>
+      <w:r w:run_index="267">
+        <w:instrText xml:space="preserve" w:run_content_index="276"> REF FigMainSectionExample \h </w:instrText>
+      </w:r>
+      <w:r w:run_index="268">
+        <w:fldChar w:fldCharType="separate" w:run_content_index="277"/>
+      </w:r>
+      <w:r w:run_index="269">
+        <w:t w:run_content_index="278">Figure 1.1</w:t>
+      </w:r>
+      <w:r w:run_index="270">
+        <w:fldChar w:fldCharType="end" w:run_content_index="279"/>
+      </w:r>
+      <w:r w:run_index="271">
+        <w:t xml:space="preserve" w:run_content_index="280"> </w:t>
+      </w:r>
+      <w:r w:run_index="272">
+        <w:t xml:space="preserve" w:run_content_index="281">and</w:t>
+      </w:r>
+      <w:r w:run_index="273">
+        <w:t xml:space="preserve" w:run_content_index="282"> </w:t>
+      </w:r>
+      <w:r w:run_index="274">
+        <w:fldChar w:fldCharType="begin" w:dirty="true" w:run_content_index="283"/>
+      </w:r>
+      <w:r w:run_index="275">
+        <w:instrText xml:space="preserve" w:run_content_index="284"> REF FigMainSubsectionExample \h </w:instrText>
+      </w:r>
+      <w:r w:run_index="276">
+        <w:fldChar w:fldCharType="separate" w:run_content_index="285"/>
+      </w:r>
+      <w:r w:run_index="277">
+        <w:t w:run_content_index="286">Figure 1.1.1</w:t>
+      </w:r>
+      <w:r w:run_index="278">
+        <w:fldChar w:fldCharType="end" w:run_content_index="287"/>
+      </w:r>
+      <w:r w:run_index="279">
+        <w:t xml:space="preserve" w:run_content_index="288">.</w:t>
+      </w:r>
+    </w:p>
+    <w:p w:doc_index="107">
+      <w:r w:run_index="280">
+        <w:br w:type="page" w:run_content_index="289"/>
+      </w:r>
+    </w:p>
+    <w:p w:doc_index="108">
       <w:pPr>
         <w:pStyle w:val="Heading1"/>
       </w:pPr>
-      <w:r w:run_index="218">
-        <w:t xml:space="preserve" w:run_content_index="225">References</w:t>
+      <w:r w:run_index="281">
+        <w:t xml:space="preserve" w:run_content_index="290">References</w:t>
       </w:r>
     </w:p>
-    <w:bookmarkStart w:id="26" w:name="refs"/>
-    <w:bookmarkStart w:id="24" w:name="ref-boeckmann1994"/>
-    <w:p w:doc_index="101">
+    <w:bookmarkStart w:id="27" w:name="refs"/>
+    <w:bookmarkStart w:id="25" w:name="ref-boeckmann1994"/>
+    <w:p w:doc_index="109">
       <w:pPr>
         <w:pStyle w:val="Bibliography"/>
       </w:pPr>
-      <w:r w:run_index="219">
-        <w:t xml:space="preserve" w:run_content_index="226">1.</w:t>
-      </w:r>
-      <w:r w:run_index="220">
-        <w:t xml:space="preserve" w:run_content_index="227"> </w:t>
-      </w:r>
-      <w:r w:run_index="221">
-        <w:t xml:space="preserve" w:run_content_index="228">	</w:t>
-      </w:r>
-      <w:r w:run_index="222">
-        <w:t xml:space="preserve" w:run_content_index="229">Boeckmann AJ, Sheiner LB, Beal SL. Theoph: An nlme dataset for theophylline kinetics. NONMEM Users Guide. 1994;5.</w:t>
+      <w:r w:run_index="282">
+        <w:t xml:space="preserve" w:run_content_index="291">1.</w:t>
+      </w:r>
+      <w:r w:run_index="283">
+        <w:t xml:space="preserve" w:run_content_index="292"> </w:t>
+      </w:r>
+      <w:r w:run_index="284">
+        <w:t xml:space="preserve" w:run_content_index="293">	</w:t>
+      </w:r>
+      <w:r w:run_index="285">
+        <w:t xml:space="preserve" w:run_content_index="294">Boeckmann AJ, Sheiner LB, Beal SL. Theoph: An nlme dataset for theophylline kinetics. NONMEM Users Guide. 1994;5.</w:t>
       </w:r>
     </w:p>
-    <w:bookmarkEnd w:id="24"/>
-    <w:bookmarkStart w:id="25" w:name="ref-pinheiro1995"/>
-    <w:p w:doc_index="102">
+    <w:bookmarkEnd w:id="25"/>
+    <w:bookmarkStart w:id="26" w:name="ref-pinheiro1995"/>
+    <w:p w:doc_index="110">
       <w:pPr>
         <w:pStyle w:val="Bibliography"/>
       </w:pPr>
-      <w:r w:run_index="223">
-        <w:t xml:space="preserve" w:run_content_index="230">2.</w:t>
-      </w:r>
-      <w:r w:run_index="224">
-        <w:t xml:space="preserve" w:run_content_index="231"> </w:t>
-      </w:r>
-      <w:r w:run_index="225">
-        <w:t xml:space="preserve" w:run_content_index="232">	</w:t>
-      </w:r>
-      <w:r w:run_index="226">
-        <w:t xml:space="preserve" w:run_content_index="233">Pinheiro JC, Bates DM. Approximations to the log-likelihood function in the nonlinear mixed-effects model. Journal of Computational and Graphical Statistics. 1995;4(1):12–35.</w:t>
+      <w:r w:run_index="286">
+        <w:t xml:space="preserve" w:run_content_index="295">2.</w:t>
+      </w:r>
+      <w:r w:run_index="287">
+        <w:t xml:space="preserve" w:run_content_index="296"> </w:t>
+      </w:r>
+      <w:r w:run_index="288">
+        <w:t xml:space="preserve" w:run_content_index="297">	</w:t>
+      </w:r>
+      <w:r w:run_index="289">
+        <w:t xml:space="preserve" w:run_content_index="298">Pinheiro JC, Bates DM. Approximations to the log-likelihood function in the nonlinear mixed-effects model. Journal of Computational and Graphical Statistics. 1995;4(1):12–35.</w:t>
       </w:r>
     </w:p>
-    <w:bookmarkEnd w:id="25"/>
     <w:bookmarkEnd w:id="26"/>
-    <w:p w:doc_index="103">
-      <w:r w:run_index="227">
-        <w:br w:type="page" w:run_content_index="234"/>
-      </w:r>
-    </w:p>
-    <w:p w:doc_index="104">
-      <w:pPr>
-        <w:pStyle w:val="Heading1"/>
-      </w:pPr>
-      <w:bookmarkStart w:id="900001" w:name="StatisticalMethods"/>
-      <w:r w:run_index="228">
-        <w:t xml:space="preserve" w:run_content_index="235">Appendix </w:t>
-      </w:r>
-      <w:r w:run_index="229">
-        <w:fldChar w:fldCharType="begin" w:dirty="true" w:run_content_index="236"/>
-      </w:r>
-      <w:r w:run_index="230">
-        <w:instrText xml:space="preserve" w:run_content_index="237"> SEQ Appendix \* ALPHABETIC </w:instrText>
-      </w:r>
-      <w:r w:run_index="231">
-        <w:fldChar w:fldCharType="separate" w:run_content_index="238"/>
-      </w:r>
-      <w:r w:run_index="232">
-        <w:t w:run_content_index="239">A</w:t>
-      </w:r>
-      <w:r w:run_index="233">
-        <w:fldChar w:fldCharType="end" w:run_content_index="240"/>
-      </w:r>
-      <w:bookmarkEnd w:id="900001"/>
-      <w:r w:run_index="234">
-        <w:t xml:space="preserve" w:run_content_index="241">: Statistical Methods</w:t>
-      </w:r>
-    </w:p>
-    <w:p w:doc_index="105">
-      <w:pPr>
-        <w:pStyle w:val="BodyText"/>
-      </w:pPr>
-      <w:r w:run_index="235">
-        <w:t xml:space="preserve" w:run_content_index="242">Per-participant summary statistics were computed directly from the observed</w:t>
-      </w:r>
-      <w:r w:run_index="236">
-        <w:t xml:space="preserve" w:run_content_index="243"> </w:t>
-      </w:r>
-      <w:r w:run_index="237">
-        <w:t xml:space="preserve" w:run_content_index="244">concentration-time data; no model-based estimation (e.g. the nonlinear</w:t>
-      </w:r>
-      <w:r w:run_index="238">
-        <w:t xml:space="preserve" w:run_content_index="245"> </w:t>
-      </w:r>
-      <w:r w:run_index="239">
-        <w:t xml:space="preserve" w:run_content_index="246">mixed-effects approach in</w:t>
-      </w:r>
-      <w:r w:run_index="240">
-        <w:t xml:space="preserve" w:run_content_index="247"> </w:t>
-      </w:r>
-      <w:r w:run_index="241">
-        <w:t xml:space="preserve" w:run_content_index="248">[</w:t>
-      </w:r>
-      <w:hyperlink w:anchor="ref-pinheiro1995">
-        <w:r w:run_index="242">
-          <w:rPr>
-            <w:rStyle w:val="Hyperlink"/>
-          </w:rPr>
-          <w:t xml:space="preserve" w:run_content_index="249">2</w:t>
-        </w:r>
-      </w:hyperlink>
-      <w:r w:run_index="243">
-        <w:t xml:space="preserve" w:run_content_index="250">]</w:t>
-      </w:r>
-      <w:r w:run_index="244">
-        <w:t xml:space="preserve" w:run_content_index="251">) was performed for this</w:t>
-      </w:r>
-      <w:r w:run_index="245">
-        <w:t xml:space="preserve" w:run_content_index="252"> </w:t>
-      </w:r>
-      <w:r w:run_index="246">
-        <w:t xml:space="preserve" w:run_content_index="253">demonstration report. See</w:t>
-      </w:r>
-      <w:r w:run_index="247">
-        <w:t xml:space="preserve" w:run_content_index="254"> </w:t>
-      </w:r>
-      <w:r w:run_index="248">
-        <w:fldChar w:fldCharType="begin" w:dirty="true" w:run_content_index="255"/>
-      </w:r>
-      <w:r w:run_index="249">
-        <w:instrText xml:space="preserve" w:run_content_index="256"> REF StatisticalMethods \h </w:instrText>
-      </w:r>
-      <w:r w:run_index="250">
-        <w:fldChar w:fldCharType="separate" w:run_content_index="257"/>
-      </w:r>
-      <w:r w:run_index="251">
-        <w:t w:run_content_index="258">Appendix ?</w:t>
-      </w:r>
-      <w:r w:run_index="252">
-        <w:fldChar w:fldCharType="end" w:run_content_index="259"/>
-      </w:r>
-      <w:r w:run_index="253">
-        <w:t xml:space="preserve" w:run_content_index="260"> </w:t>
-      </w:r>
-      <w:r w:run_index="254">
-        <w:t xml:space="preserve" w:run_content_index="261">for the complete methodology.</w:t>
-      </w:r>
-    </w:p>
-    <w:p w:doc_index="106">
-      <w:r w:run_index="255">
-        <w:br w:type="page" w:run_content_index="262"/>
-      </w:r>
-    </w:p>
-    <w:p w:doc_index="107">
-      <w:pPr>
-        <w:pStyle w:val="Heading1"/>
-      </w:pPr>
-      <w:bookmarkStart w:id="900002" w:name="AnalysisCode"/>
-      <w:r w:run_index="256">
-        <w:t xml:space="preserve" w:run_content_index="263">Appendix </w:t>
-      </w:r>
-      <w:r w:run_index="257">
-        <w:fldChar w:fldCharType="begin" w:dirty="true" w:run_content_index="264"/>
-      </w:r>
-      <w:r w:run_index="258">
-        <w:instrText xml:space="preserve" w:run_content_index="265"> SEQ Appendix \* ALPHABETIC </w:instrText>
-      </w:r>
-      <w:r w:run_index="259">
-        <w:fldChar w:fldCharType="separate" w:run_content_index="266"/>
-      </w:r>
-      <w:r w:run_index="260">
-        <w:t w:run_content_index="267">B</w:t>
-      </w:r>
-      <w:r w:run_index="261">
-        <w:fldChar w:fldCharType="end" w:run_content_index="268"/>
-      </w:r>
-      <w:bookmarkEnd w:id="900002"/>
-      <w:r w:run_index="262">
-        <w:t xml:space="preserve" w:run_content_index="269">: Analysis Code</w:t>
-      </w:r>
-    </w:p>
-    <w:p w:doc_index="108">
-      <w:pPr>
-        <w:pStyle w:val="BodyText"/>
-      </w:pPr>
-      <w:r w:run_index="263">
-        <w:t xml:space="preserve" w:run_content_index="270">The complete R script used to produce this report’s tables and figure</w:t>
-      </w:r>
-      <w:r w:run_index="264">
-        <w:t xml:space="preserve" w:run_content_index="271"> </w:t>
-      </w:r>
-      <w:r w:run_index="265">
-        <w:t xml:space="preserve" w:run_content_index="272">(</w:t>
-      </w:r>
-      <w:r w:run_index="266">
-        <w:fldChar w:fldCharType="begin" w:dirty="true" w:run_content_index="273"/>
-      </w:r>
-      <w:r w:run_index="267">
-        <w:instrText xml:space="preserve" w:run_content_index="274"> REF StatisticalMethods \h </w:instrText>
-      </w:r>
-      <w:r w:run_index="268">
-        <w:fldChar w:fldCharType="separate" w:run_content_index="275"/>
-      </w:r>
-      <w:r w:run_index="269">
-        <w:t w:run_content_index="276">Appendix ?</w:t>
-      </w:r>
-      <w:r w:run_index="270">
-        <w:fldChar w:fldCharType="end" w:run_content_index="277"/>
-      </w:r>
-      <w:r w:run_index="271">
-        <w:t xml:space="preserve" w:run_content_index="278"> </w:t>
-      </w:r>
-      <w:r w:run_index="272">
-        <w:t xml:space="preserve" w:run_content_index="279">above) is reproduced</w:t>
-      </w:r>
-      <w:r w:run_index="273">
-        <w:t xml:space="preserve" w:run_content_index="280"> </w:t>
-      </w:r>
-      <w:r w:run_index="274">
-        <w:t xml:space="preserve" w:run_content_index="281">below for reference.</w:t>
-      </w:r>
-    </w:p>
-    <w:p w:doc_index="109">
-      <w:pPr>
-        <w:pStyle w:val="SourceCode"/>
-      </w:pPr>
-      <w:r w:run_index="275">
-        <w:rPr>
-          <w:rStyle w:val="CommentTok"/>
-        </w:rPr>
-        <w:t xml:space="preserve" w:run_content_index="282"># Generates the demo report's artifacts: a PK parameter summary table, a</w:t>
-      </w:r>
-      <w:r w:run_index="276">
-        <w:br w:run_content_index="283"/>
-      </w:r>
-      <w:r w:run_index="277">
-        <w:rPr>
-          <w:rStyle w:val="CommentTok"/>
-        </w:rPr>
-        <w:t xml:space="preserve" w:run_content_index="284"># participant demographics table, and a concentration-time figure, using</w:t>
-      </w:r>
-      <w:r w:run_index="278">
-        <w:br w:run_content_index="285"/>
-      </w:r>
-      <w:r w:run_index="279">
-        <w:rPr>
-          <w:rStyle w:val="CommentTok"/>
-        </w:rPr>
-        <w:t xml:space="preserve" w:run_content_index="286"># base R's built-in Theoph dataset (the same one reportifyr's own README/</w:t>
-      </w:r>
-      <w:r w:run_index="280">
-        <w:br w:run_content_index="287"/>
-      </w:r>
-      <w:r w:run_index="281">
-        <w:rPr>
-          <w:rStyle w:val="CommentTok"/>
-        </w:rPr>
-        <w:t xml:space="preserve" w:run_content_index="288"># examples use). Run from this project's root (examples/demo-report/), e.g.:</w:t>
-      </w:r>
-      <w:r w:run_index="282">
-        <w:br w:run_content_index="289"/>
-      </w:r>
-      <w:r w:run_index="283">
-        <w:rPr>
-          <w:rStyle w:val="CommentTok"/>
-        </w:rPr>
-        <w:t xml:space="preserve" w:run_content_index="290">#</w:t>
-      </w:r>
-      <w:r w:run_index="284">
-        <w:br w:run_content_index="291"/>
-      </w:r>
-      <w:r w:run_index="285">
-        <w:rPr>
-          <w:rStyle w:val="CommentTok"/>
-        </w:rPr>
-        <w:t xml:space="preserve" w:run_content_index="292">#   cd examples/demo-report &amp;&amp; Rscript scripts/01_analysis.R</w:t>
-      </w:r>
-      <w:r w:run_index="286">
-        <w:br w:run_content_index="293"/>
-      </w:r>
-      <w:r w:run_index="287">
-        <w:br w:run_content_index="294"/>
-      </w:r>
-      <w:r w:run_index="288">
-        <w:rPr>
-          <w:rStyle w:val="FunctionTok"/>
-        </w:rPr>
-        <w:t xml:space="preserve" w:run_content_index="295">library</w:t>
-      </w:r>
-      <w:r w:run_index="289">
-        <w:rPr>
-          <w:rStyle w:val="NormalTok"/>
-        </w:rPr>
-        <w:t xml:space="preserve" w:run_content_index="296">(reportifyr)</w:t>
-      </w:r>
+    <w:bookmarkEnd w:id="27"/>
+    <w:p w:doc_index="111">
       <w:r w:run_index="290">
-        <w:br w:run_content_index="297"/>
-      </w:r>
-      <w:r w:run_index="291">
-        <w:rPr>
-          <w:rStyle w:val="FunctionTok"/>
-        </w:rPr>
-        <w:t xml:space="preserve" w:run_content_index="298">library</w:t>
-      </w:r>
-      <w:r w:run_index="292">
-        <w:rPr>
-          <w:rStyle w:val="NormalTok"/>
-        </w:rPr>
-        <w:t xml:space="preserve" w:run_content_index="299">(ggplot2)</w:t>
-      </w:r>
-      <w:r w:run_index="293">
-        <w:br w:run_content_index="300"/>
-      </w:r>
-      <w:r w:run_index="294">
-        <w:rPr>
-          <w:rStyle w:val="FunctionTok"/>
-        </w:rPr>
-        <w:t xml:space="preserve" w:run_content_index="301">library</w:t>
-      </w:r>
-      <w:r w:run_index="295">
-        <w:rPr>
-          <w:rStyle w:val="NormalTok"/>
-        </w:rPr>
-        <w:t xml:space="preserve" w:run_content_index="302">(flextable)</w:t>
-      </w:r>
-      <w:r w:run_index="296">
-        <w:br w:run_content_index="303"/>
-      </w:r>
-      <w:r w:run_index="297">
-        <w:rPr>
-          <w:rStyle w:val="FunctionTok"/>
-        </w:rPr>
-        <w:t xml:space="preserve" w:run_content_index="304">library</w:t>
-      </w:r>
-      <w:r w:run_index="298">
-        <w:rPr>
-          <w:rStyle w:val="NormalTok"/>
-        </w:rPr>
-        <w:t xml:space="preserve" w:run_content_index="305">(officer)</w:t>
-      </w:r>
-      <w:r w:run_index="299">
-        <w:br w:run_content_index="306"/>
-      </w:r>
-      <w:r w:run_index="300">
-        <w:br w:run_content_index="307"/>
-      </w:r>
-      <w:r w:run_index="301">
-        <w:rPr>
-          <w:rStyle w:val="FunctionTok"/>
-        </w:rPr>
-        <w:t xml:space="preserve" w:run_content_index="308">stopifnot</w:t>
-      </w:r>
-      <w:r w:run_index="302">
-        <w:rPr>
-          <w:rStyle w:val="NormalTok"/>
-        </w:rPr>
-        <w:t xml:space="preserve" w:run_content_index="309">(</w:t>
-      </w:r>
-      <w:r w:run_index="303">
-        <w:rPr>
-          <w:rStyle w:val="FunctionTok"/>
-        </w:rPr>
-        <w:t xml:space="preserve" w:run_content_index="310">basename</w:t>
-      </w:r>
-      <w:r w:run_index="304">
-        <w:rPr>
-          <w:rStyle w:val="NormalTok"/>
-        </w:rPr>
-        <w:t xml:space="preserve" w:run_content_index="311">(</w:t>
-      </w:r>
-      <w:r w:run_index="305">
-        <w:rPr>
-          <w:rStyle w:val="FunctionTok"/>
-        </w:rPr>
-        <w:t xml:space="preserve" w:run_content_index="312">getwd</w:t>
-      </w:r>
-      <w:r w:run_index="306">
-        <w:rPr>
-          <w:rStyle w:val="NormalTok"/>
-        </w:rPr>
-        <w:t xml:space="preserve" w:run_content_index="313">()) </w:t>
-      </w:r>
-      <w:r w:run_index="307">
-        <w:rPr>
-          <w:rStyle w:val="SpecialCharTok"/>
-        </w:rPr>
-        <w:t xml:space="preserve" w:run_content_index="314">==</w:t>
-      </w:r>
-      <w:r w:run_index="308">
-        <w:rPr>
-          <w:rStyle w:val="NormalTok"/>
-        </w:rPr>
-        <w:t xml:space="preserve" w:run_content_index="315"> </w:t>
-      </w:r>
-      <w:r w:run_index="309">
-        <w:rPr>
-          <w:rStyle w:val="StringTok"/>
-        </w:rPr>
-        <w:t xml:space="preserve" w:run_content_index="316">"demo-report"</w:t>
-      </w:r>
-      <w:r w:run_index="310">
-        <w:rPr>
-          <w:rStyle w:val="NormalTok"/>
-        </w:rPr>
-        <w:t xml:space="preserve" w:run_content_index="317">)</w:t>
-      </w:r>
-      <w:r w:run_index="311">
-        <w:br w:run_content_index="318"/>
-      </w:r>
-      <w:r w:run_index="312">
-        <w:br w:run_content_index="319"/>
-      </w:r>
-      <w:r w:run_index="313">
-        <w:rPr>
-          <w:rStyle w:val="NormalTok"/>
-        </w:rPr>
-        <w:t xml:space="preserve" w:run_content_index="320">config_yaml </w:t>
-      </w:r>
-      <w:r w:run_index="314">
-        <w:rPr>
-          <w:rStyle w:val="OtherTok"/>
-        </w:rPr>
-        <w:t xml:space="preserve" w:run_content_index="321">&lt;-</w:t>
-      </w:r>
-      <w:r w:run_index="315">
-        <w:rPr>
-          <w:rStyle w:val="NormalTok"/>
-        </w:rPr>
-        <w:t xml:space="preserve" w:run_content_index="322"> </w:t>
-      </w:r>
-      <w:r w:run_index="316">
-        <w:rPr>
-          <w:rStyle w:val="FunctionTok"/>
-        </w:rPr>
-        <w:t xml:space="preserve" w:run_content_index="323">file.path</w:t>
-      </w:r>
-      <w:r w:run_index="317">
-        <w:rPr>
-          <w:rStyle w:val="NormalTok"/>
-        </w:rPr>
-        <w:t xml:space="preserve" w:run_content_index="324">(</w:t>
-      </w:r>
-      <w:r w:run_index="318">
-        <w:rPr>
-          <w:rStyle w:val="StringTok"/>
-        </w:rPr>
-        <w:t xml:space="preserve" w:run_content_index="325">"report"</w:t>
-      </w:r>
-      <w:r w:run_index="319">
-        <w:rPr>
-          <w:rStyle w:val="NormalTok"/>
-        </w:rPr>
-        <w:t xml:space="preserve" w:run_content_index="326">, </w:t>
-      </w:r>
-      <w:r w:run_index="320">
-        <w:rPr>
-          <w:rStyle w:val="StringTok"/>
-        </w:rPr>
-        <w:t xml:space="preserve" w:run_content_index="327">"config.yaml"</w:t>
-      </w:r>
-      <w:r w:run_index="321">
-        <w:rPr>
-          <w:rStyle w:val="NormalTok"/>
-        </w:rPr>
-        <w:t xml:space="preserve" w:run_content_index="328">)</w:t>
-      </w:r>
-      <w:r w:run_index="322">
-        <w:br w:run_content_index="329"/>
-      </w:r>
-      <w:r w:run_index="323">
-        <w:br w:run_content_index="330"/>
-      </w:r>
-      <w:r w:run_index="324">
-        <w:rPr>
-          <w:rStyle w:val="CommentTok"/>
-        </w:rPr>
-        <w:t xml:space="preserve" w:run_content_index="331"># Theoph's own column is "Subject" -- renamed to "Participant" to match</w:t>
-      </w:r>
-      <w:r w:run_index="325">
-        <w:br w:run_content_index="332"/>
-      </w:r>
-      <w:r w:run_index="326">
-        <w:rPr>
-          <w:rStyle w:val="CommentTok"/>
-        </w:rPr>
-        <w:t xml:space="preserve" w:run_content_index="333"># current org convention before it reaches any output.</w:t>
-      </w:r>
-      <w:r w:run_index="327">
-        <w:br w:run_content_index="334"/>
-      </w:r>
-      <w:r w:run_index="328">
-        <w:rPr>
-          <w:rStyle w:val="NormalTok"/>
-        </w:rPr>
-        <w:t xml:space="preserve" w:run_content_index="335">theoph </w:t>
-      </w:r>
-      <w:r w:run_index="329">
-        <w:rPr>
-          <w:rStyle w:val="OtherTok"/>
-        </w:rPr>
-        <w:t xml:space="preserve" w:run_content_index="336">&lt;-</w:t>
-      </w:r>
-      <w:r w:run_index="330">
-        <w:rPr>
-          <w:rStyle w:val="NormalTok"/>
-        </w:rPr>
-        <w:t xml:space="preserve" w:run_content_index="337"> Theoph</w:t>
-      </w:r>
-      <w:r w:run_index="331">
-        <w:br w:run_content_index="338"/>
-      </w:r>
-      <w:r w:run_index="332">
-        <w:rPr>
-          <w:rStyle w:val="FunctionTok"/>
-        </w:rPr>
-        <w:t xml:space="preserve" w:run_content_index="339">names</w:t>
-      </w:r>
-      <w:r w:run_index="333">
-        <w:rPr>
-          <w:rStyle w:val="NormalTok"/>
-        </w:rPr>
-        <w:t xml:space="preserve" w:run_content_index="340">(theoph)[</w:t>
-      </w:r>
-      <w:r w:run_index="334">
-        <w:rPr>
-          <w:rStyle w:val="FunctionTok"/>
-        </w:rPr>
-        <w:t xml:space="preserve" w:run_content_index="341">names</w:t>
-      </w:r>
-      <w:r w:run_index="335">
-        <w:rPr>
-          <w:rStyle w:val="NormalTok"/>
-        </w:rPr>
-        <w:t xml:space="preserve" w:run_content_index="342">(theoph) </w:t>
-      </w:r>
-      <w:r w:run_index="336">
-        <w:rPr>
-          <w:rStyle w:val="SpecialCharTok"/>
-        </w:rPr>
-        <w:t xml:space="preserve" w:run_content_index="343">==</w:t>
-      </w:r>
-      <w:r w:run_index="337">
-        <w:rPr>
-          <w:rStyle w:val="NormalTok"/>
-        </w:rPr>
-        <w:t xml:space="preserve" w:run_content_index="344"> </w:t>
-      </w:r>
-      <w:r w:run_index="338">
-        <w:rPr>
-          <w:rStyle w:val="StringTok"/>
-        </w:rPr>
-        <w:t xml:space="preserve" w:run_content_index="345">"Subject"</w:t>
-      </w:r>
-      <w:r w:run_index="339">
-        <w:rPr>
-          <w:rStyle w:val="NormalTok"/>
-        </w:rPr>
-        <w:t xml:space="preserve" w:run_content_index="346">] </w:t>
-      </w:r>
-      <w:r w:run_index="340">
-        <w:rPr>
-          <w:rStyle w:val="OtherTok"/>
-        </w:rPr>
-        <w:t xml:space="preserve" w:run_content_index="347">&lt;-</w:t>
-      </w:r>
-      <w:r w:run_index="341">
-        <w:rPr>
-          <w:rStyle w:val="NormalTok"/>
-        </w:rPr>
-        <w:t xml:space="preserve" w:run_content_index="348"> </w:t>
-      </w:r>
-      <w:r w:run_index="342">
-        <w:rPr>
-          <w:rStyle w:val="StringTok"/>
-        </w:rPr>
-        <w:t xml:space="preserve" w:run_content_index="349">"Participant"</w:t>
-      </w:r>
-      <w:r w:run_index="343">
-        <w:br w:run_content_index="350"/>
-      </w:r>
-      <w:r w:run_index="344">
-        <w:br w:run_content_index="351"/>
-      </w:r>
-      <w:r w:run_index="345">
-        <w:rPr>
-          <w:rStyle w:val="NormalTok"/>
-        </w:rPr>
-        <w:t xml:space="preserve" w:run_content_index="352">pk_summary </w:t>
-      </w:r>
-      <w:r w:run_index="346">
-        <w:rPr>
-          <w:rStyle w:val="OtherTok"/>
-        </w:rPr>
-        <w:t xml:space="preserve" w:run_content_index="353">&lt;-</w:t>
-      </w:r>
-      <w:r w:run_index="347">
-        <w:rPr>
-          <w:rStyle w:val="NormalTok"/>
-        </w:rPr>
-        <w:t xml:space="preserve" w:run_content_index="354"> </w:t>
-      </w:r>
-      <w:r w:run_index="348">
-        <w:rPr>
-          <w:rStyle w:val="FunctionTok"/>
-        </w:rPr>
-        <w:t xml:space="preserve" w:run_content_index="355">aggregate</w:t>
-      </w:r>
-      <w:r w:run_index="349">
-        <w:rPr>
-          <w:rStyle w:val="NormalTok"/>
-        </w:rPr>
-        <w:t xml:space="preserve" w:run_content_index="356">(</w:t>
-      </w:r>
-      <w:r w:run_index="350">
-        <w:br w:run_content_index="357"/>
-      </w:r>
-      <w:r w:run_index="351">
-        <w:rPr>
-          <w:rStyle w:val="NormalTok"/>
-        </w:rPr>
-        <w:t xml:space="preserve" w:run_content_index="358">  conc </w:t>
-      </w:r>
-      <w:r w:run_index="352">
-        <w:rPr>
-          <w:rStyle w:val="SpecialCharTok"/>
-        </w:rPr>
-        <w:t xml:space="preserve" w:run_content_index="359">~</w:t>
-      </w:r>
-      <w:r w:run_index="353">
-        <w:rPr>
-          <w:rStyle w:val="NormalTok"/>
-        </w:rPr>
-        <w:t xml:space="preserve" w:run_content_index="360"> Participant,</w:t>
-      </w:r>
-      <w:r w:run_index="354">
-        <w:br w:run_content_index="361"/>
-      </w:r>
-      <w:r w:run_index="355">
-        <w:rPr>
-          <w:rStyle w:val="NormalTok"/>
-        </w:rPr>
-        <w:t xml:space="preserve" w:run_content_index="362">  </w:t>
-      </w:r>
-      <w:r w:run_index="356">
-        <w:rPr>
-          <w:rStyle w:val="AttributeTok"/>
-        </w:rPr>
-        <w:t xml:space="preserve" w:run_content_index="363">data =</w:t>
-      </w:r>
-      <w:r w:run_index="357">
-        <w:rPr>
-          <w:rStyle w:val="NormalTok"/>
-        </w:rPr>
-        <w:t xml:space="preserve" w:run_content_index="364"> theoph,</w:t>
-      </w:r>
-      <w:r w:run_index="358">
-        <w:br w:run_content_index="365"/>
-      </w:r>
-      <w:r w:run_index="359">
-        <w:rPr>
-          <w:rStyle w:val="NormalTok"/>
-        </w:rPr>
-        <w:t xml:space="preserve" w:run_content_index="366">  </w:t>
-      </w:r>
-      <w:r w:run_index="360">
-        <w:rPr>
-          <w:rStyle w:val="AttributeTok"/>
-        </w:rPr>
-        <w:t xml:space="preserve" w:run_content_index="367">FUN =</w:t>
-      </w:r>
-      <w:r w:run_index="361">
-        <w:rPr>
-          <w:rStyle w:val="NormalTok"/>
-        </w:rPr>
-        <w:t xml:space="preserve" w:run_content_index="368"> </w:t>
-      </w:r>
-      <w:r w:run_index="362">
-        <w:rPr>
-          <w:rStyle w:val="ControlFlowTok"/>
-        </w:rPr>
-        <w:t xml:space="preserve" w:run_content_index="369">function</w:t>
-      </w:r>
-      <w:r w:run_index="363">
-        <w:rPr>
-          <w:rStyle w:val="NormalTok"/>
-        </w:rPr>
-        <w:t xml:space="preserve" w:run_content_index="370">(x) </w:t>
-      </w:r>
-      <w:r w:run_index="364">
-        <w:rPr>
-          <w:rStyle w:val="FunctionTok"/>
-        </w:rPr>
-        <w:t xml:space="preserve" w:run_content_index="371">c</w:t>
-      </w:r>
-      <w:r w:run_index="365">
-        <w:rPr>
-          <w:rStyle w:val="NormalTok"/>
-        </w:rPr>
-        <w:t xml:space="preserve" w:run_content_index="372">(</w:t>
-      </w:r>
-      <w:r w:run_index="366">
-        <w:rPr>
-          <w:rStyle w:val="AttributeTok"/>
-        </w:rPr>
-        <w:t xml:space="preserve" w:run_content_index="373">Cmax =</w:t>
-      </w:r>
-      <w:r w:run_index="367">
-        <w:rPr>
-          <w:rStyle w:val="NormalTok"/>
-        </w:rPr>
-        <w:t xml:space="preserve" w:run_content_index="374"> </w:t>
-      </w:r>
-      <w:r w:run_index="368">
-        <w:rPr>
-          <w:rStyle w:val="FunctionTok"/>
-        </w:rPr>
-        <w:t xml:space="preserve" w:run_content_index="375">max</w:t>
-      </w:r>
-      <w:r w:run_index="369">
-        <w:rPr>
-          <w:rStyle w:val="NormalTok"/>
-        </w:rPr>
-        <w:t xml:space="preserve" w:run_content_index="376">(x), </w:t>
-      </w:r>
-      <w:r w:run_index="370">
-        <w:rPr>
-          <w:rStyle w:val="AttributeTok"/>
-        </w:rPr>
-        <w:t xml:space="preserve" w:run_content_index="377">Cmin =</w:t>
-      </w:r>
-      <w:r w:run_index="371">
-        <w:rPr>
-          <w:rStyle w:val="NormalTok"/>
-        </w:rPr>
-        <w:t xml:space="preserve" w:run_content_index="378"> </w:t>
-      </w:r>
-      <w:r w:run_index="372">
-        <w:rPr>
-          <w:rStyle w:val="FunctionTok"/>
-        </w:rPr>
-        <w:t xml:space="preserve" w:run_content_index="379">min</w:t>
-      </w:r>
-      <w:r w:run_index="373">
-        <w:rPr>
-          <w:rStyle w:val="NormalTok"/>
-        </w:rPr>
-        <w:t xml:space="preserve" w:run_content_index="380">(x), </w:t>
-      </w:r>
-      <w:r w:run_index="374">
-        <w:rPr>
-          <w:rStyle w:val="AttributeTok"/>
-        </w:rPr>
-        <w:t xml:space="preserve" w:run_content_index="381">Cavg =</w:t>
-      </w:r>
-      <w:r w:run_index="375">
-        <w:rPr>
-          <w:rStyle w:val="NormalTok"/>
-        </w:rPr>
-        <w:t xml:space="preserve" w:run_content_index="382"> </w:t>
-      </w:r>
-      <w:r w:run_index="376">
-        <w:rPr>
-          <w:rStyle w:val="FunctionTok"/>
-        </w:rPr>
-        <w:t xml:space="preserve" w:run_content_index="383">mean</w:t>
-      </w:r>
-      <w:r w:run_index="377">
-        <w:rPr>
-          <w:rStyle w:val="NormalTok"/>
-        </w:rPr>
-        <w:t xml:space="preserve" w:run_content_index="384">(x))</w:t>
-      </w:r>
-      <w:r w:run_index="378">
-        <w:br w:run_content_index="385"/>
-      </w:r>
-      <w:r w:run_index="379">
-        <w:rPr>
-          <w:rStyle w:val="NormalTok"/>
-        </w:rPr>
-        <w:t xml:space="preserve" w:run_content_index="386">)</w:t>
-      </w:r>
-      <w:r w:run_index="380">
-        <w:br w:run_content_index="387"/>
-      </w:r>
-      <w:r w:run_index="381">
-        <w:rPr>
-          <w:rStyle w:val="NormalTok"/>
-        </w:rPr>
-        <w:t xml:space="preserve" w:run_content_index="388">pk_summary </w:t>
-      </w:r>
-      <w:r w:run_index="382">
-        <w:rPr>
-          <w:rStyle w:val="OtherTok"/>
-        </w:rPr>
-        <w:t xml:space="preserve" w:run_content_index="389">&lt;-</w:t>
-      </w:r>
-      <w:r w:run_index="383">
-        <w:rPr>
-          <w:rStyle w:val="NormalTok"/>
-        </w:rPr>
-        <w:t xml:space="preserve" w:run_content_index="390"> </w:t>
-      </w:r>
-      <w:r w:run_index="384">
-        <w:rPr>
-          <w:rStyle w:val="FunctionTok"/>
-        </w:rPr>
-        <w:t xml:space="preserve" w:run_content_index="391">data.frame</w:t>
-      </w:r>
-      <w:r w:run_index="385">
-        <w:rPr>
-          <w:rStyle w:val="NormalTok"/>
-        </w:rPr>
-        <w:t xml:space="preserve" w:run_content_index="392">(</w:t>
-      </w:r>
-      <w:r w:run_index="386">
-        <w:br w:run_content_index="393"/>
-      </w:r>
-      <w:r w:run_index="387">
-        <w:rPr>
-          <w:rStyle w:val="NormalTok"/>
-        </w:rPr>
-        <w:t xml:space="preserve" w:run_content_index="394">  </w:t>
-      </w:r>
-      <w:r w:run_index="388">
-        <w:rPr>
-          <w:rStyle w:val="AttributeTok"/>
-        </w:rPr>
-        <w:t xml:space="preserve" w:run_content_index="395">Participant =</w:t>
-      </w:r>
-      <w:r w:run_index="389">
-        <w:rPr>
-          <w:rStyle w:val="NormalTok"/>
-        </w:rPr>
-        <w:t xml:space="preserve" w:run_content_index="396"> pk_summary</w:t>
-      </w:r>
-      <w:r w:run_index="390">
-        <w:rPr>
-          <w:rStyle w:val="SpecialCharTok"/>
-        </w:rPr>
-        <w:t xml:space="preserve" w:run_content_index="397">$</w:t>
-      </w:r>
-      <w:r w:run_index="391">
-        <w:rPr>
-          <w:rStyle w:val="NormalTok"/>
-        </w:rPr>
-        <w:t xml:space="preserve" w:run_content_index="398">Participant,</w:t>
-      </w:r>
-      <w:r w:run_index="392">
-        <w:br w:run_content_index="399"/>
-      </w:r>
-      <w:r w:run_index="393">
-        <w:rPr>
-          <w:rStyle w:val="NormalTok"/>
-        </w:rPr>
-        <w:t xml:space="preserve" w:run_content_index="400">  </w:t>
-      </w:r>
-      <w:r w:run_index="394">
-        <w:rPr>
-          <w:rStyle w:val="FunctionTok"/>
-        </w:rPr>
-        <w:t xml:space="preserve" w:run_content_index="401">round</w:t>
-      </w:r>
-      <w:r w:run_index="395">
-        <w:rPr>
-          <w:rStyle w:val="NormalTok"/>
-        </w:rPr>
-        <w:t xml:space="preserve" w:run_content_index="402">(pk_summary</w:t>
-      </w:r>
-      <w:r w:run_index="396">
-        <w:rPr>
-          <w:rStyle w:val="SpecialCharTok"/>
-        </w:rPr>
-        <w:t xml:space="preserve" w:run_content_index="403">$</w:t>
-      </w:r>
-      <w:r w:run_index="397">
-        <w:rPr>
-          <w:rStyle w:val="NormalTok"/>
-        </w:rPr>
-        <w:t xml:space="preserve" w:run_content_index="404">conc, </w:t>
-      </w:r>
-      <w:r w:run_index="398">
-        <w:rPr>
-          <w:rStyle w:val="DecValTok"/>
-        </w:rPr>
-        <w:t xml:space="preserve" w:run_content_index="405">2</w:t>
-      </w:r>
-      <w:r w:run_index="399">
-        <w:rPr>
-          <w:rStyle w:val="NormalTok"/>
-        </w:rPr>
-        <w:t xml:space="preserve" w:run_content_index="406">)</w:t>
-      </w:r>
-      <w:r w:run_index="400">
-        <w:br w:run_content_index="407"/>
-      </w:r>
-      <w:r w:run_index="401">
-        <w:rPr>
-          <w:rStyle w:val="NormalTok"/>
-        </w:rPr>
-        <w:t xml:space="preserve" w:run_content_index="408">)</w:t>
-      </w:r>
-      <w:r w:run_index="402">
-        <w:br w:run_content_index="409"/>
-      </w:r>
-      <w:r w:run_index="403">
-        <w:br w:run_content_index="410"/>
-      </w:r>
-      <w:r w:run_index="404">
-        <w:rPr>
-          <w:rStyle w:val="CommentTok"/>
-        </w:rPr>
-        <w:t xml:space="preserve" w:run_content_index="411"># meta_abbrevs entries are keys looked up in report/standard_footnotes.yaml's</w:t>
-      </w:r>
-      <w:r w:run_index="405">
-        <w:br w:run_content_index="412"/>
-      </w:r>
-      <w:r w:run_index="406">
-        <w:rPr>
-          <w:rStyle w:val="CommentTok"/>
-        </w:rPr>
-        <w:t xml:space="preserve" w:run_content_index="413"># abbreviations: section (reportifyr errors if a key isn't defined there) --</w:t>
-      </w:r>
-      <w:r w:run_index="407">
-        <w:br w:run_content_index="414"/>
-      </w:r>
-      <w:r w:run_index="408">
-        <w:rPr>
-          <w:rStyle w:val="CommentTok"/>
-        </w:rPr>
-        <w:t xml:space="preserve" w:run_content_index="415"># free text goes in meta_notes instead. meta_type works the same way against</w:t>
-      </w:r>
-      <w:r w:run_index="409">
-        <w:br w:run_content_index="416"/>
-      </w:r>
-      <w:r w:run_index="410">
-        <w:rPr>
-          <w:rStyle w:val="CommentTok"/>
-        </w:rPr>
-        <w:t xml:space="preserve" w:run_content_index="417"># that file's table_footnotes:/figure_footnotes: sections, for a canned</w:t>
-      </w:r>
-      <w:r w:run_index="411">
-        <w:br w:run_content_index="418"/>
-      </w:r>
-      <w:r w:run_index="412">
-        <w:rPr>
-          <w:rStyle w:val="CommentTok"/>
-        </w:rPr>
-        <w:t xml:space="preserve" w:run_content_index="419"># methodology blurb; left unset here since none of the existing table_footnotes</w:t>
-      </w:r>
-      <w:r w:run_index="413">
-        <w:br w:run_content_index="420"/>
-      </w:r>
-      <w:r w:run_index="414">
-        <w:rPr>
-          <w:rStyle w:val="CommentTok"/>
-        </w:rPr>
-        <w:t xml:space="preserve" w:run_content_index="421"># entries (regression/covariate-model writeups) fit a plain summary table.</w:t>
-      </w:r>
-      <w:r w:run_index="415">
-        <w:br w:run_content_index="422"/>
-      </w:r>
-      <w:r w:run_index="416">
-        <w:rPr>
-          <w:rStyle w:val="FunctionTok"/>
-        </w:rPr>
-        <w:t xml:space="preserve" w:run_content_index="423">write_csv_with_metadata</w:t>
-      </w:r>
-      <w:r w:run_index="417">
-        <w:rPr>
-          <w:rStyle w:val="NormalTok"/>
-        </w:rPr>
-        <w:t xml:space="preserve" w:run_content_index="424">(</w:t>
-      </w:r>
-      <w:r w:run_index="418">
-        <w:br w:run_content_index="425"/>
-      </w:r>
-      <w:r w:run_index="419">
-        <w:rPr>
-          <w:rStyle w:val="NormalTok"/>
-        </w:rPr>
-        <w:t xml:space="preserve" w:run_content_index="426">  </w:t>
-      </w:r>
-      <w:r w:run_index="420">
-        <w:rPr>
-          <w:rStyle w:val="AttributeTok"/>
-        </w:rPr>
-        <w:t xml:space="preserve" w:run_content_index="427">object =</w:t>
-      </w:r>
-      <w:r w:run_index="421">
-        <w:rPr>
-          <w:rStyle w:val="NormalTok"/>
-        </w:rPr>
-        <w:t xml:space="preserve" w:run_content_index="428"> pk_summary,</w:t>
-      </w:r>
-      <w:r w:run_index="422">
-        <w:br w:run_content_index="429"/>
-      </w:r>
-      <w:r w:run_index="423">
-        <w:rPr>
-          <w:rStyle w:val="NormalTok"/>
-        </w:rPr>
-        <w:t xml:space="preserve" w:run_content_index="430">  </w:t>
-      </w:r>
-      <w:r w:run_index="424">
-        <w:rPr>
-          <w:rStyle w:val="AttributeTok"/>
-        </w:rPr>
-        <w:t xml:space="preserve" w:run_content_index="431">file =</w:t>
-      </w:r>
-      <w:r w:run_index="425">
-        <w:rPr>
-          <w:rStyle w:val="NormalTok"/>
-        </w:rPr>
-        <w:t xml:space="preserve" w:run_content_index="432"> </w:t>
-      </w:r>
-      <w:r w:run_index="426">
-        <w:rPr>
-          <w:rStyle w:val="FunctionTok"/>
-        </w:rPr>
-        <w:t xml:space="preserve" w:run_content_index="433">file.path</w:t>
-      </w:r>
-      <w:r w:run_index="427">
-        <w:rPr>
-          <w:rStyle w:val="NormalTok"/>
-        </w:rPr>
-        <w:t xml:space="preserve" w:run_content_index="434">(</w:t>
-      </w:r>
-      <w:r w:run_index="428">
-        <w:rPr>
-          <w:rStyle w:val="StringTok"/>
-        </w:rPr>
-        <w:t xml:space="preserve" w:run_content_index="435">"OUTPUTS"</w:t>
-      </w:r>
-      <w:r w:run_index="429">
-        <w:rPr>
-          <w:rStyle w:val="NormalTok"/>
-        </w:rPr>
-        <w:t xml:space="preserve" w:run_content_index="436">, </w:t>
-      </w:r>
-      <w:r w:run_index="430">
-        <w:rPr>
-          <w:rStyle w:val="StringTok"/>
-        </w:rPr>
-        <w:t xml:space="preserve" w:run_content_index="437">"tables"</w:t>
-      </w:r>
-      <w:r w:run_index="431">
-        <w:rPr>
-          <w:rStyle w:val="NormalTok"/>
-        </w:rPr>
-        <w:t xml:space="preserve" w:run_content_index="438">, </w:t>
-      </w:r>
-      <w:r w:run_index="432">
-        <w:rPr>
-          <w:rStyle w:val="StringTok"/>
-        </w:rPr>
-        <w:t xml:space="preserve" w:run_content_index="439">"pk-summary.csv"</w:t>
-      </w:r>
-      <w:r w:run_index="433">
-        <w:rPr>
-          <w:rStyle w:val="NormalTok"/>
-        </w:rPr>
-        <w:t xml:space="preserve" w:run_content_index="440">),</w:t>
-      </w:r>
-      <w:r w:run_index="434">
-        <w:br w:run_content_index="441"/>
-      </w:r>
-      <w:r w:run_index="435">
-        <w:rPr>
-          <w:rStyle w:val="NormalTok"/>
-        </w:rPr>
-        <w:t xml:space="preserve" w:run_content_index="442">  </w:t>
-      </w:r>
-      <w:r w:run_index="436">
-        <w:rPr>
-          <w:rStyle w:val="AttributeTok"/>
-        </w:rPr>
-        <w:t xml:space="preserve" w:run_content_index="443">config_yaml =</w:t>
-      </w:r>
-      <w:r w:run_index="437">
-        <w:rPr>
-          <w:rStyle w:val="NormalTok"/>
-        </w:rPr>
-        <w:t xml:space="preserve" w:run_content_index="444"> config_yaml,</w:t>
-      </w:r>
-      <w:r w:run_index="438">
-        <w:br w:run_content_index="445"/>
-      </w:r>
-      <w:r w:run_index="439">
-        <w:rPr>
-          <w:rStyle w:val="NormalTok"/>
-        </w:rPr>
-        <w:t xml:space="preserve" w:run_content_index="446">  </w:t>
-      </w:r>
-      <w:r w:run_index="440">
-        <w:rPr>
-          <w:rStyle w:val="AttributeTok"/>
-        </w:rPr>
-        <w:t xml:space="preserve" w:run_content_index="447">meta_notes =</w:t>
-      </w:r>
-      <w:r w:run_index="441">
-        <w:rPr>
-          <w:rStyle w:val="NormalTok"/>
-        </w:rPr>
-        <w:t xml:space="preserve" w:run_content_index="448"> </w:t>
-      </w:r>
-      <w:r w:run_index="442">
-        <w:rPr>
-          <w:rStyle w:val="StringTok"/>
-        </w:rPr>
-        <w:t xml:space="preserve" w:run_content_index="449">"Values are per-participant summary statistics computed directly from observed concentrations; no imputation or model-based estimation was performed. This table is filled from a plain data frame, so reportifyr renders it in its own default table styling (Arial Narrow) rather than this report's own body font -- contrast with the participant demographics table below, filled from a pre-styled flextable object."</w:t>
-      </w:r>
-      <w:r w:run_index="443">
-        <w:rPr>
-          <w:rStyle w:val="NormalTok"/>
-        </w:rPr>
-        <w:t xml:space="preserve" w:run_content_index="450">,</w:t>
-      </w:r>
-      <w:r w:run_index="444">
-        <w:br w:run_content_index="451"/>
-      </w:r>
-      <w:r w:run_index="445">
-        <w:rPr>
-          <w:rStyle w:val="NormalTok"/>
-        </w:rPr>
-        <w:t xml:space="preserve" w:run_content_index="452">  </w:t>
-      </w:r>
-      <w:r w:run_index="446">
-        <w:rPr>
-          <w:rStyle w:val="AttributeTok"/>
-        </w:rPr>
-        <w:t xml:space="preserve" w:run_content_index="453">meta_abbrevs =</w:t>
-      </w:r>
-      <w:r w:run_index="447">
-        <w:rPr>
-          <w:rStyle w:val="NormalTok"/>
-        </w:rPr>
-        <w:t xml:space="preserve" w:run_content_index="454"> </w:t>
-      </w:r>
-      <w:r w:run_index="448">
-        <w:rPr>
-          <w:rStyle w:val="StringTok"/>
-        </w:rPr>
-        <w:t xml:space="preserve" w:run_content_index="455">"PK"</w:t>
-      </w:r>
-      <w:r w:run_index="449">
-        <w:rPr>
-          <w:rStyle w:val="NormalTok"/>
-        </w:rPr>
-        <w:t xml:space="preserve" w:run_content_index="456">,</w:t>
-      </w:r>
-      <w:r w:run_index="450">
-        <w:br w:run_content_index="457"/>
-      </w:r>
-      <w:r w:run_index="451">
-        <w:rPr>
-          <w:rStyle w:val="NormalTok"/>
-        </w:rPr>
-        <w:t xml:space="preserve" w:run_content_index="458">  </w:t>
-      </w:r>
-      <w:r w:run_index="452">
-        <w:rPr>
-          <w:rStyle w:val="AttributeTok"/>
-        </w:rPr>
-        <w:t xml:space="preserve" w:run_content_index="459">row.names =</w:t>
-      </w:r>
-      <w:r w:run_index="453">
-        <w:rPr>
-          <w:rStyle w:val="NormalTok"/>
-        </w:rPr>
-        <w:t xml:space="preserve" w:run_content_index="460"> </w:t>
-      </w:r>
-      <w:r w:run_index="454">
-        <w:rPr>
-          <w:rStyle w:val="ConstantTok"/>
-        </w:rPr>
-        <w:t xml:space="preserve" w:run_content_index="461">FALSE</w:t>
-      </w:r>
-      <w:r w:run_index="455">
-        <w:br w:run_content_index="462"/>
-      </w:r>
-      <w:r w:run_index="456">
-        <w:rPr>
-          <w:rStyle w:val="NormalTok"/>
-        </w:rPr>
-        <w:t xml:space="preserve" w:run_content_index="463">)</w:t>
-      </w:r>
-      <w:r w:run_index="457">
-        <w:br w:run_content_index="464"/>
-      </w:r>
-      <w:r w:run_index="458">
-        <w:br w:run_content_index="465"/>
-      </w:r>
-      <w:r w:run_index="459">
-        <w:rPr>
-          <w:rStyle w:val="CommentTok"/>
-        </w:rPr>
-        <w:t xml:space="preserve" w:run_content_index="466"># A second table, complementing pk_summary above to show reportifyr's two</w:t>
-      </w:r>
-      <w:r w:run_index="460">
-        <w:br w:run_content_index="467"/>
-      </w:r>
-      <w:r w:run_index="461">
-        <w:rPr>
-          <w:rStyle w:val="CommentTok"/>
-        </w:rPr>
-        <w:t xml:space="preserve" w:run_content_index="468"># ways of filling an rpfy-prefixed table magic string: a plain data frame</w:t>
-      </w:r>
-      <w:r w:run_index="462">
-        <w:br w:run_content_index="469"/>
-      </w:r>
-      <w:r w:run_index="463">
-        <w:rPr>
-          <w:rStyle w:val="CommentTok"/>
-        </w:rPr>
-        <w:t xml:space="preserve" w:run_content_index="470"># (.csv, above) vs. a pre-built `flextable` object (.rds, here). This matters</w:t>
-      </w:r>
-      <w:r w:run_index="464">
-        <w:br w:run_content_index="471"/>
-      </w:r>
-      <w:r w:run_index="465">
-        <w:rPr>
-          <w:rStyle w:val="CommentTok"/>
-        </w:rPr>
-        <w:t xml:space="preserve" w:run_content_index="472"># because reportifyr::add_tables() (process_table_file(), R/add_tables.R)</w:t>
-      </w:r>
-      <w:r w:run_index="466">
-        <w:br w:run_content_index="473"/>
-      </w:r>
-      <w:r w:run_index="467">
-        <w:rPr>
-          <w:rStyle w:val="CommentTok"/>
-        </w:rPr>
-        <w:t xml:space="preserve" w:run_content_index="474"># only runs its own formatting -- format_flextable(), which hardcodes</w:t>
-      </w:r>
-      <w:r w:run_index="468">
-        <w:br w:run_content_index="475"/>
-      </w:r>
-      <w:r w:run_index="469">
-        <w:rPr>
-          <w:rStyle w:val="CommentTok"/>
-        </w:rPr>
-        <w:t xml:space="preserve" w:run_content_index="476"># Arial Narrow 10pt borders/spacing regardless of the reference-doc's</w:t>
-      </w:r>
-      <w:r w:run_index="470">
-        <w:br w:run_content_index="477"/>
-      </w:r>
-      <w:r w:run_index="471">
-        <w:rPr>
-          <w:rStyle w:val="CommentTok"/>
-        </w:rPr>
-        <w:t xml:space="preserve" w:run_content_index="478"># actual body font -- on objects that AREN'T already `flextable`s; an</w:t>
-      </w:r>
-      <w:r w:run_index="472">
-        <w:br w:run_content_index="479"/>
-      </w:r>
-      <w:r w:run_index="473">
-        <w:rPr>
-          <w:rStyle w:val="CommentTok"/>
-        </w:rPr>
-        <w:t xml:space="preserve" w:run_content_index="480"># .rds that already `inherits(data_in, "flextable")` when read back is</w:t>
-      </w:r>
-      <w:r w:run_index="474">
-        <w:br w:run_content_index="481"/>
-      </w:r>
-      <w:r w:run_index="475">
-        <w:rPr>
-          <w:rStyle w:val="CommentTok"/>
-        </w:rPr>
-        <w:t xml:space="preserve" w:run_content_index="482"># inserted completely as-is, untouched. So pk_summary above (a plain data</w:t>
-      </w:r>
-      <w:r w:run_index="476">
-        <w:br w:run_content_index="483"/>
-      </w:r>
-      <w:r w:run_index="477">
-        <w:rPr>
-          <w:rStyle w:val="CommentTok"/>
-        </w:rPr>
-        <w:t xml:space="preserve" w:run_content_index="484"># frame) always renders in reportifyr's hardcoded Arial Narrow 10pt no</w:t>
-      </w:r>
-      <w:r w:run_index="478">
-        <w:br w:run_content_index="485"/>
-      </w:r>
-      <w:r w:run_index="479">
-        <w:rPr>
-          <w:rStyle w:val="CommentTok"/>
-        </w:rPr>
-        <w:t xml:space="preserve" w:run_content_index="486"># matter what this doc's reference-doc sets fonts.body to (Times New</w:t>
-      </w:r>
-      <w:r w:run_index="480">
-        <w:br w:run_content_index="487"/>
-      </w:r>
-      <w:r w:run_index="481">
-        <w:rPr>
-          <w:rStyle w:val="CommentTok"/>
-        </w:rPr>
-        <w:t xml:space="preserve" w:run_content_index="488"># Roman here, per inst/python/styles/default.yaml -- see report/config.yaml's</w:t>
-      </w:r>
-      <w:r w:run_index="482">
-        <w:br w:run_content_index="489"/>
-      </w:r>
-      <w:r w:run_index="483">
-        <w:rPr>
-          <w:rStyle w:val="CommentTok"/>
-        </w:rPr>
-        <w:t xml:space="preserve" w:run_content_index="490"># footnotes_font comment for the same clash affecting table *footnotes*,</w:t>
-      </w:r>
-      <w:r w:run_index="484">
-        <w:br w:run_content_index="491"/>
-      </w:r>
-      <w:r w:run_index="485">
-        <w:rPr>
-          <w:rStyle w:val="CommentTok"/>
-        </w:rPr>
-        <w:t xml:space="preserve" w:run_content_index="492"># fixed there but not fixable for a plain data frame's own table body).</w:t>
-      </w:r>
-      <w:r w:run_index="486">
-        <w:br w:run_content_index="493"/>
-      </w:r>
-      <w:r w:run_index="487">
-        <w:rPr>
-          <w:rStyle w:val="CommentTok"/>
-        </w:rPr>
-        <w:t xml:space="preserve" w:run_content_index="494"># Building a flextable by hand, styled to match those same values, is the</w:t>
-      </w:r>
-      <w:r w:run_index="488">
-        <w:br w:run_content_index="495"/>
-      </w:r>
-      <w:r w:run_index="489">
-        <w:rPr>
-          <w:rStyle w:val="CommentTok"/>
-        </w:rPr>
-        <w:t xml:space="preserve" w:run_content_index="496"># only way to escape that -- demonstrated below.</w:t>
-      </w:r>
-      <w:r w:run_index="490">
-        <w:br w:run_content_index="497"/>
-      </w:r>
-      <w:r w:run_index="491">
-        <w:rPr>
-          <w:rStyle w:val="NormalTok"/>
-        </w:rPr>
-        <w:t xml:space="preserve" w:run_content_index="498">theoph_demographics </w:t>
-      </w:r>
-      <w:r w:run_index="492">
-        <w:rPr>
-          <w:rStyle w:val="OtherTok"/>
-        </w:rPr>
-        <w:t xml:space="preserve" w:run_content_index="499">&lt;-</w:t>
-      </w:r>
-      <w:r w:run_index="493">
-        <w:rPr>
-          <w:rStyle w:val="NormalTok"/>
-        </w:rPr>
-        <w:t xml:space="preserve" w:run_content_index="500"> </w:t>
-      </w:r>
-      <w:r w:run_index="494">
-        <w:rPr>
-          <w:rStyle w:val="FunctionTok"/>
-        </w:rPr>
-        <w:t xml:space="preserve" w:run_content_index="501">unique</w:t>
-      </w:r>
-      <w:r w:run_index="495">
-        <w:rPr>
-          <w:rStyle w:val="NormalTok"/>
-        </w:rPr>
-        <w:t xml:space="preserve" w:run_content_index="502">(theoph[, </w:t>
-      </w:r>
-      <w:r w:run_index="496">
-        <w:rPr>
-          <w:rStyle w:val="FunctionTok"/>
-        </w:rPr>
-        <w:t xml:space="preserve" w:run_content_index="503">c</w:t>
-      </w:r>
-      <w:r w:run_index="497">
-        <w:rPr>
-          <w:rStyle w:val="NormalTok"/>
-        </w:rPr>
-        <w:t xml:space="preserve" w:run_content_index="504">(</w:t>
-      </w:r>
-      <w:r w:run_index="498">
-        <w:rPr>
-          <w:rStyle w:val="StringTok"/>
-        </w:rPr>
-        <w:t xml:space="preserve" w:run_content_index="505">"Participant"</w:t>
-      </w:r>
-      <w:r w:run_index="499">
-        <w:rPr>
-          <w:rStyle w:val="NormalTok"/>
-        </w:rPr>
-        <w:t xml:space="preserve" w:run_content_index="506">, </w:t>
-      </w:r>
-      <w:r w:run_index="500">
-        <w:rPr>
-          <w:rStyle w:val="StringTok"/>
-        </w:rPr>
-        <w:t xml:space="preserve" w:run_content_index="507">"Wt"</w:t>
-      </w:r>
-      <w:r w:run_index="501">
-        <w:rPr>
-          <w:rStyle w:val="NormalTok"/>
-        </w:rPr>
-        <w:t xml:space="preserve" w:run_content_index="508">, </w:t>
-      </w:r>
-      <w:r w:run_index="502">
-        <w:rPr>
-          <w:rStyle w:val="StringTok"/>
-        </w:rPr>
-        <w:t xml:space="preserve" w:run_content_index="509">"Dose"</w:t>
-      </w:r>
-      <w:r w:run_index="503">
-        <w:rPr>
-          <w:rStyle w:val="NormalTok"/>
-        </w:rPr>
-        <w:t xml:space="preserve" w:run_content_index="510">)])</w:t>
-      </w:r>
-      <w:r w:run_index="504">
-        <w:br w:run_content_index="511"/>
-      </w:r>
-      <w:r w:run_index="505">
-        <w:rPr>
-          <w:rStyle w:val="NormalTok"/>
-        </w:rPr>
-        <w:t xml:space="preserve" w:run_content_index="512">theoph_demographics </w:t>
-      </w:r>
-      <w:r w:run_index="506">
-        <w:rPr>
-          <w:rStyle w:val="OtherTok"/>
-        </w:rPr>
-        <w:t xml:space="preserve" w:run_content_index="513">&lt;-</w:t>
-      </w:r>
-      <w:r w:run_index="507">
-        <w:rPr>
-          <w:rStyle w:val="NormalTok"/>
-        </w:rPr>
-        <w:t xml:space="preserve" w:run_content_index="514"> theoph_demographics[</w:t>
-      </w:r>
-      <w:r w:run_index="508">
-        <w:br w:run_content_index="515"/>
-      </w:r>
-      <w:r w:run_index="509">
-        <w:rPr>
-          <w:rStyle w:val="NormalTok"/>
-        </w:rPr>
-        <w:t xml:space="preserve" w:run_content_index="516">  </w:t>
-      </w:r>
-      <w:r w:run_index="510">
-        <w:rPr>
-          <w:rStyle w:val="FunctionTok"/>
-        </w:rPr>
-        <w:t xml:space="preserve" w:run_content_index="517">order</w:t>
-      </w:r>
-      <w:r w:run_index="511">
-        <w:rPr>
-          <w:rStyle w:val="NormalTok"/>
-        </w:rPr>
-        <w:t xml:space="preserve" w:run_content_index="518">(</w:t>
-      </w:r>
-      <w:r w:run_index="512">
-        <w:rPr>
-          <w:rStyle w:val="FunctionTok"/>
-        </w:rPr>
-        <w:t xml:space="preserve" w:run_content_index="519">as.numeric</w:t>
-      </w:r>
-      <w:r w:run_index="513">
-        <w:rPr>
-          <w:rStyle w:val="NormalTok"/>
-        </w:rPr>
-        <w:t xml:space="preserve" w:run_content_index="520">(</w:t>
-      </w:r>
-      <w:r w:run_index="514">
-        <w:rPr>
-          <w:rStyle w:val="FunctionTok"/>
-        </w:rPr>
-        <w:t xml:space="preserve" w:run_content_index="521">as.character</w:t>
-      </w:r>
-      <w:r w:run_index="515">
-        <w:rPr>
-          <w:rStyle w:val="NormalTok"/>
-        </w:rPr>
-        <w:t xml:space="preserve" w:run_content_index="522">(theoph_demographics</w:t>
-      </w:r>
-      <w:r w:run_index="516">
-        <w:rPr>
-          <w:rStyle w:val="SpecialCharTok"/>
-        </w:rPr>
-        <w:t xml:space="preserve" w:run_content_index="523">$</w:t>
-      </w:r>
-      <w:r w:run_index="517">
-        <w:rPr>
-          <w:rStyle w:val="NormalTok"/>
-        </w:rPr>
-        <w:t xml:space="preserve" w:run_content_index="524">Participant))),</w:t>
-      </w:r>
-      <w:r w:run_index="518">
-        <w:br w:run_content_index="525"/>
-      </w:r>
-      <w:r w:run_index="519">
-        <w:rPr>
-          <w:rStyle w:val="NormalTok"/>
-        </w:rPr>
-        <w:t xml:space="preserve" w:run_content_index="526">]</w:t>
-      </w:r>
-      <w:r w:run_index="520">
-        <w:br w:run_content_index="527"/>
-      </w:r>
-      <w:r w:run_index="521">
-        <w:rPr>
-          <w:rStyle w:val="FunctionTok"/>
-        </w:rPr>
-        <w:t xml:space="preserve" w:run_content_index="528">names</w:t>
-      </w:r>
-      <w:r w:run_index="522">
-        <w:rPr>
-          <w:rStyle w:val="NormalTok"/>
-        </w:rPr>
-        <w:t xml:space="preserve" w:run_content_index="529">(theoph_demographics) </w:t>
-      </w:r>
-      <w:r w:run_index="523">
-        <w:rPr>
-          <w:rStyle w:val="OtherTok"/>
-        </w:rPr>
-        <w:t xml:space="preserve" w:run_content_index="530">&lt;-</w:t>
-      </w:r>
-      <w:r w:run_index="524">
-        <w:rPr>
-          <w:rStyle w:val="NormalTok"/>
-        </w:rPr>
-        <w:t xml:space="preserve" w:run_content_index="531"> </w:t>
-      </w:r>
-      <w:r w:run_index="525">
-        <w:rPr>
-          <w:rStyle w:val="FunctionTok"/>
-        </w:rPr>
-        <w:t xml:space="preserve" w:run_content_index="532">c</w:t>
-      </w:r>
-      <w:r w:run_index="526">
-        <w:rPr>
-          <w:rStyle w:val="NormalTok"/>
-        </w:rPr>
-        <w:t xml:space="preserve" w:run_content_index="533">(</w:t>
-      </w:r>
-      <w:r w:run_index="527">
-        <w:rPr>
-          <w:rStyle w:val="StringTok"/>
-        </w:rPr>
-        <w:t xml:space="preserve" w:run_content_index="534">"Participant"</w:t>
-      </w:r>
-      <w:r w:run_index="528">
-        <w:rPr>
-          <w:rStyle w:val="NormalTok"/>
-        </w:rPr>
-        <w:t xml:space="preserve" w:run_content_index="535">, </w:t>
-      </w:r>
-      <w:r w:run_index="529">
-        <w:rPr>
-          <w:rStyle w:val="StringTok"/>
-        </w:rPr>
-        <w:t xml:space="preserve" w:run_content_index="536">"Weight (kg)"</w:t>
-      </w:r>
-      <w:r w:run_index="530">
-        <w:rPr>
-          <w:rStyle w:val="NormalTok"/>
-        </w:rPr>
-        <w:t xml:space="preserve" w:run_content_index="537">, </w:t>
-      </w:r>
-      <w:r w:run_index="531">
-        <w:rPr>
-          <w:rStyle w:val="StringTok"/>
-        </w:rPr>
-        <w:t xml:space="preserve" w:run_content_index="538">"Dose (mg/kg)"</w:t>
-      </w:r>
-      <w:r w:run_index="532">
-        <w:rPr>
-          <w:rStyle w:val="NormalTok"/>
-        </w:rPr>
-        <w:t xml:space="preserve" w:run_content_index="539">)</w:t>
-      </w:r>
-      <w:r w:run_index="533">
-        <w:br w:run_content_index="540"/>
-      </w:r>
-      <w:r w:run_index="534">
-        <w:br w:run_content_index="541"/>
-      </w:r>
-      <w:r w:run_index="535">
-        <w:rPr>
-          <w:rStyle w:val="NormalTok"/>
-        </w:rPr>
-        <w:t xml:space="preserve" w:run_content_index="542">demographics_ft </w:t>
-      </w:r>
-      <w:r w:run_index="536">
-        <w:rPr>
-          <w:rStyle w:val="OtherTok"/>
-        </w:rPr>
-        <w:t xml:space="preserve" w:run_content_index="543">&lt;-</w:t>
-      </w:r>
-      <w:r w:run_index="537">
-        <w:rPr>
-          <w:rStyle w:val="NormalTok"/>
-        </w:rPr>
-        <w:t xml:space="preserve" w:run_content_index="544"> </w:t>
-      </w:r>
-      <w:r w:run_index="538">
-        <w:rPr>
-          <w:rStyle w:val="FunctionTok"/>
-        </w:rPr>
-        <w:t xml:space="preserve" w:run_content_index="545">flextable</w:t>
-      </w:r>
-      <w:r w:run_index="539">
-        <w:rPr>
-          <w:rStyle w:val="NormalTok"/>
-        </w:rPr>
-        <w:t xml:space="preserve" w:run_content_index="546">(theoph_demographics) </w:t>
-      </w:r>
-      <w:r w:run_index="540">
-        <w:rPr>
-          <w:rStyle w:val="SpecialCharTok"/>
-        </w:rPr>
-        <w:t xml:space="preserve" w:run_content_index="547">|&gt;</w:t>
-      </w:r>
-      <w:r w:run_index="541">
-        <w:br w:run_content_index="548"/>
-      </w:r>
-      <w:r w:run_index="542">
-        <w:rPr>
-          <w:rStyle w:val="NormalTok"/>
-        </w:rPr>
-        <w:t xml:space="preserve" w:run_content_index="549">  </w:t>
-      </w:r>
-      <w:r w:run_index="543">
-        <w:rPr>
-          <w:rStyle w:val="FunctionTok"/>
-        </w:rPr>
-        <w:t xml:space="preserve" w:run_content_index="550">set_table_properties</w:t>
-      </w:r>
-      <w:r w:run_index="544">
-        <w:rPr>
-          <w:rStyle w:val="NormalTok"/>
-        </w:rPr>
-        <w:t xml:space="preserve" w:run_content_index="551">(</w:t>
-      </w:r>
-      <w:r w:run_index="545">
-        <w:rPr>
-          <w:rStyle w:val="AttributeTok"/>
-        </w:rPr>
-        <w:t xml:space="preserve" w:run_content_index="552">layout =</w:t>
-      </w:r>
-      <w:r w:run_index="546">
-        <w:rPr>
-          <w:rStyle w:val="NormalTok"/>
-        </w:rPr>
-        <w:t xml:space="preserve" w:run_content_index="553"> </w:t>
-      </w:r>
-      <w:r w:run_index="547">
-        <w:rPr>
-          <w:rStyle w:val="StringTok"/>
-        </w:rPr>
-        <w:t xml:space="preserve" w:run_content_index="554">"autofit"</w:t>
-      </w:r>
-      <w:r w:run_index="548">
-        <w:rPr>
-          <w:rStyle w:val="NormalTok"/>
-        </w:rPr>
-        <w:t xml:space="preserve" w:run_content_index="555">, </w:t>
-      </w:r>
-      <w:r w:run_index="549">
-        <w:rPr>
-          <w:rStyle w:val="AttributeTok"/>
-        </w:rPr>
-        <w:t xml:space="preserve" w:run_content_index="556">width =</w:t>
-      </w:r>
-      <w:r w:run_index="550">
-        <w:rPr>
-          <w:rStyle w:val="NormalTok"/>
-        </w:rPr>
-        <w:t xml:space="preserve" w:run_content_index="557"> </w:t>
-      </w:r>
-      <w:r w:run_index="551">
-        <w:rPr>
-          <w:rStyle w:val="DecValTok"/>
-        </w:rPr>
-        <w:t xml:space="preserve" w:run_content_index="558">1</w:t>
-      </w:r>
-      <w:r w:run_index="552">
-        <w:rPr>
-          <w:rStyle w:val="NormalTok"/>
-        </w:rPr>
-        <w:t xml:space="preserve" w:run_content_index="559">) </w:t>
-      </w:r>
-      <w:r w:run_index="553">
-        <w:rPr>
-          <w:rStyle w:val="SpecialCharTok"/>
-        </w:rPr>
-        <w:t xml:space="preserve" w:run_content_index="560">|&gt;</w:t>
-      </w:r>
-      <w:r w:run_index="554">
-        <w:br w:run_content_index="561"/>
-      </w:r>
-      <w:r w:run_index="555">
-        <w:rPr>
-          <w:rStyle w:val="NormalTok"/>
-        </w:rPr>
-        <w:t xml:space="preserve" w:run_content_index="562">  </w:t>
-      </w:r>
-      <w:r w:run_index="556">
-        <w:rPr>
-          <w:rStyle w:val="FunctionTok"/>
-        </w:rPr>
-        <w:t xml:space="preserve" w:run_content_index="563">align</w:t>
-      </w:r>
-      <w:r w:run_index="557">
-        <w:rPr>
-          <w:rStyle w:val="NormalTok"/>
-        </w:rPr>
-        <w:t xml:space="preserve" w:run_content_index="564">(</w:t>
-      </w:r>
-      <w:r w:run_index="558">
-        <w:rPr>
-          <w:rStyle w:val="AttributeTok"/>
-        </w:rPr>
-        <w:t xml:space="preserve" w:run_content_index="565">align =</w:t>
-      </w:r>
-      <w:r w:run_index="559">
-        <w:rPr>
-          <w:rStyle w:val="NormalTok"/>
-        </w:rPr>
-        <w:t xml:space="preserve" w:run_content_index="566"> </w:t>
-      </w:r>
-      <w:r w:run_index="560">
-        <w:rPr>
-          <w:rStyle w:val="StringTok"/>
-        </w:rPr>
-        <w:t xml:space="preserve" w:run_content_index="567">"left"</w:t>
-      </w:r>
-      <w:r w:run_index="561">
-        <w:rPr>
-          <w:rStyle w:val="NormalTok"/>
-        </w:rPr>
-        <w:t xml:space="preserve" w:run_content_index="568">, </w:t>
-      </w:r>
-      <w:r w:run_index="562">
-        <w:rPr>
-          <w:rStyle w:val="AttributeTok"/>
-        </w:rPr>
-        <w:t xml:space="preserve" w:run_content_index="569">part =</w:t>
-      </w:r>
-      <w:r w:run_index="563">
-        <w:rPr>
-          <w:rStyle w:val="NormalTok"/>
-        </w:rPr>
-        <w:t xml:space="preserve" w:run_content_index="570"> </w:t>
-      </w:r>
-      <w:r w:run_index="564">
-        <w:rPr>
-          <w:rStyle w:val="StringTok"/>
-        </w:rPr>
-        <w:t xml:space="preserve" w:run_content_index="571">"all"</w:t>
-      </w:r>
-      <w:r w:run_index="565">
-        <w:rPr>
-          <w:rStyle w:val="NormalTok"/>
-        </w:rPr>
-        <w:t xml:space="preserve" w:run_content_index="572">) </w:t>
-      </w:r>
-      <w:r w:run_index="566">
-        <w:rPr>
-          <w:rStyle w:val="SpecialCharTok"/>
-        </w:rPr>
-        <w:t xml:space="preserve" w:run_content_index="573">|&gt;</w:t>
-      </w:r>
-      <w:r w:run_index="567">
-        <w:br w:run_content_index="574"/>
-      </w:r>
-      <w:r w:run_index="568">
-        <w:rPr>
-          <w:rStyle w:val="NormalTok"/>
-        </w:rPr>
-        <w:t xml:space="preserve" w:run_content_index="575">  </w:t>
-      </w:r>
-      <w:r w:run_index="569">
-        <w:rPr>
-          <w:rStyle w:val="FunctionTok"/>
-        </w:rPr>
-        <w:t xml:space="preserve" w:run_content_index="576">bold</w:t>
-      </w:r>
-      <w:r w:run_index="570">
-        <w:rPr>
-          <w:rStyle w:val="NormalTok"/>
-        </w:rPr>
-        <w:t xml:space="preserve" w:run_content_index="577">(</w:t>
-      </w:r>
-      <w:r w:run_index="571">
-        <w:rPr>
-          <w:rStyle w:val="AttributeTok"/>
-        </w:rPr>
-        <w:t xml:space="preserve" w:run_content_index="578">bold =</w:t>
-      </w:r>
-      <w:r w:run_index="572">
-        <w:rPr>
-          <w:rStyle w:val="NormalTok"/>
-        </w:rPr>
-        <w:t xml:space="preserve" w:run_content_index="579"> </w:t>
-      </w:r>
-      <w:r w:run_index="573">
-        <w:rPr>
-          <w:rStyle w:val="ConstantTok"/>
-        </w:rPr>
-        <w:t xml:space="preserve" w:run_content_index="580">TRUE</w:t>
-      </w:r>
-      <w:r w:run_index="574">
-        <w:rPr>
-          <w:rStyle w:val="NormalTok"/>
-        </w:rPr>
-        <w:t xml:space="preserve" w:run_content_index="581">, </w:t>
-      </w:r>
-      <w:r w:run_index="575">
-        <w:rPr>
-          <w:rStyle w:val="AttributeTok"/>
-        </w:rPr>
-        <w:t xml:space="preserve" w:run_content_index="582">part =</w:t>
-      </w:r>
-      <w:r w:run_index="576">
-        <w:rPr>
-          <w:rStyle w:val="NormalTok"/>
-        </w:rPr>
-        <w:t xml:space="preserve" w:run_content_index="583"> </w:t>
-      </w:r>
-      <w:r w:run_index="577">
-        <w:rPr>
-          <w:rStyle w:val="StringTok"/>
-        </w:rPr>
-        <w:t xml:space="preserve" w:run_content_index="584">"header"</w:t>
-      </w:r>
-      <w:r w:run_index="578">
-        <w:rPr>
-          <w:rStyle w:val="NormalTok"/>
-        </w:rPr>
-        <w:t xml:space="preserve" w:run_content_index="585">) </w:t>
-      </w:r>
-      <w:r w:run_index="579">
-        <w:rPr>
-          <w:rStyle w:val="SpecialCharTok"/>
-        </w:rPr>
-        <w:t xml:space="preserve" w:run_content_index="586">|&gt;</w:t>
-      </w:r>
-      <w:r w:run_index="580">
-        <w:br w:run_content_index="587"/>
-      </w:r>
-      <w:r w:run_index="581">
-        <w:rPr>
-          <w:rStyle w:val="NormalTok"/>
-        </w:rPr>
-        <w:t xml:space="preserve" w:run_content_index="588">  </w:t>
-      </w:r>
-      <w:r w:run_index="582">
-        <w:rPr>
-          <w:rStyle w:val="FunctionTok"/>
-        </w:rPr>
-        <w:t xml:space="preserve" w:run_content_index="589">bg</w:t>
-      </w:r>
-      <w:r w:run_index="583">
-        <w:rPr>
-          <w:rStyle w:val="NormalTok"/>
-        </w:rPr>
-        <w:t xml:space="preserve" w:run_content_index="590">(</w:t>
-      </w:r>
-      <w:r w:run_index="584">
-        <w:rPr>
-          <w:rStyle w:val="AttributeTok"/>
-        </w:rPr>
-        <w:t xml:space="preserve" w:run_content_index="591">bg =</w:t>
-      </w:r>
-      <w:r w:run_index="585">
-        <w:rPr>
-          <w:rStyle w:val="NormalTok"/>
-        </w:rPr>
-        <w:t xml:space="preserve" w:run_content_index="592"> </w:t>
-      </w:r>
-      <w:r w:run_index="586">
-        <w:rPr>
-          <w:rStyle w:val="StringTok"/>
-        </w:rPr>
-        <w:t xml:space="preserve" w:run_content_index="593">"#D9D9D9"</w:t>
-      </w:r>
-      <w:r w:run_index="587">
-        <w:rPr>
-          <w:rStyle w:val="NormalTok"/>
-        </w:rPr>
-        <w:t xml:space="preserve" w:run_content_index="594">, </w:t>
-      </w:r>
-      <w:r w:run_index="588">
-        <w:rPr>
-          <w:rStyle w:val="AttributeTok"/>
-        </w:rPr>
-        <w:t xml:space="preserve" w:run_content_index="595">part =</w:t>
-      </w:r>
-      <w:r w:run_index="589">
-        <w:rPr>
-          <w:rStyle w:val="NormalTok"/>
-        </w:rPr>
-        <w:t xml:space="preserve" w:run_content_index="596"> </w:t>
-      </w:r>
-      <w:r w:run_index="590">
-        <w:rPr>
-          <w:rStyle w:val="StringTok"/>
-        </w:rPr>
-        <w:t xml:space="preserve" w:run_content_index="597">"header"</w:t>
-      </w:r>
-      <w:r w:run_index="591">
-        <w:rPr>
-          <w:rStyle w:val="NormalTok"/>
-        </w:rPr>
-        <w:t xml:space="preserve" w:run_content_index="598">) </w:t>
-      </w:r>
-      <w:r w:run_index="592">
-        <w:rPr>
-          <w:rStyle w:val="SpecialCharTok"/>
-        </w:rPr>
-        <w:t xml:space="preserve" w:run_content_index="599">|&gt;</w:t>
-      </w:r>
-      <w:r w:run_index="593">
-        <w:br w:run_content_index="600"/>
-      </w:r>
-      <w:r w:run_index="594">
-        <w:rPr>
-          <w:rStyle w:val="NormalTok"/>
-        </w:rPr>
-        <w:t xml:space="preserve" w:run_content_index="601">  </w:t>
-      </w:r>
-      <w:r w:run_index="595">
-        <w:rPr>
-          <w:rStyle w:val="FunctionTok"/>
-        </w:rPr>
-        <w:t xml:space="preserve" w:run_content_index="602">border</w:t>
-      </w:r>
-      <w:r w:run_index="596">
-        <w:rPr>
-          <w:rStyle w:val="NormalTok"/>
-        </w:rPr>
-        <w:t xml:space="preserve" w:run_content_index="603">(</w:t>
-      </w:r>
-      <w:r w:run_index="597">
-        <w:rPr>
-          <w:rStyle w:val="AttributeTok"/>
-        </w:rPr>
-        <w:t xml:space="preserve" w:run_content_index="604">border =</w:t>
-      </w:r>
-      <w:r w:run_index="598">
-        <w:rPr>
-          <w:rStyle w:val="NormalTok"/>
-        </w:rPr>
-        <w:t xml:space="preserve" w:run_content_index="605"> </w:t>
-      </w:r>
-      <w:r w:run_index="599">
-        <w:rPr>
-          <w:rStyle w:val="FunctionTok"/>
-        </w:rPr>
-        <w:t xml:space="preserve" w:run_content_index="606">fp_border</w:t>
-      </w:r>
-      <w:r w:run_index="600">
-        <w:rPr>
-          <w:rStyle w:val="NormalTok"/>
-        </w:rPr>
-        <w:t xml:space="preserve" w:run_content_index="607">(</w:t>
-      </w:r>
-      <w:r w:run_index="601">
-        <w:rPr>
-          <w:rStyle w:val="AttributeTok"/>
-        </w:rPr>
-        <w:t xml:space="preserve" w:run_content_index="608">color =</w:t>
-      </w:r>
-      <w:r w:run_index="602">
-        <w:rPr>
-          <w:rStyle w:val="NormalTok"/>
-        </w:rPr>
-        <w:t xml:space="preserve" w:run_content_index="609"> </w:t>
-      </w:r>
-      <w:r w:run_index="603">
-        <w:rPr>
-          <w:rStyle w:val="StringTok"/>
-        </w:rPr>
-        <w:t xml:space="preserve" w:run_content_index="610">"#000000"</w:t>
-      </w:r>
-      <w:r w:run_index="604">
-        <w:rPr>
-          <w:rStyle w:val="NormalTok"/>
-        </w:rPr>
-        <w:t xml:space="preserve" w:run_content_index="611">), </w:t>
-      </w:r>
-      <w:r w:run_index="605">
-        <w:rPr>
-          <w:rStyle w:val="AttributeTok"/>
-        </w:rPr>
-        <w:t xml:space="preserve" w:run_content_index="612">part =</w:t>
-      </w:r>
-      <w:r w:run_index="606">
-        <w:rPr>
-          <w:rStyle w:val="NormalTok"/>
-        </w:rPr>
-        <w:t xml:space="preserve" w:run_content_index="613"> </w:t>
-      </w:r>
-      <w:r w:run_index="607">
-        <w:rPr>
-          <w:rStyle w:val="StringTok"/>
-        </w:rPr>
-        <w:t xml:space="preserve" w:run_content_index="614">"all"</w:t>
-      </w:r>
-      <w:r w:run_index="608">
-        <w:rPr>
-          <w:rStyle w:val="NormalTok"/>
-        </w:rPr>
-        <w:t xml:space="preserve" w:run_content_index="615">) </w:t>
-      </w:r>
-      <w:r w:run_index="609">
-        <w:rPr>
-          <w:rStyle w:val="SpecialCharTok"/>
-        </w:rPr>
-        <w:t xml:space="preserve" w:run_content_index="616">|&gt;</w:t>
-      </w:r>
-      <w:r w:run_index="610">
-        <w:br w:run_content_index="617"/>
-      </w:r>
-      <w:r w:run_index="611">
-        <w:rPr>
-          <w:rStyle w:val="NormalTok"/>
-        </w:rPr>
-        <w:t xml:space="preserve" w:run_content_index="618">  </w:t>
-      </w:r>
-      <w:r w:run_index="612">
-        <w:rPr>
-          <w:rStyle w:val="FunctionTok"/>
-        </w:rPr>
-        <w:t xml:space="preserve" w:run_content_index="619">font</w:t>
-      </w:r>
-      <w:r w:run_index="613">
-        <w:rPr>
-          <w:rStyle w:val="NormalTok"/>
-        </w:rPr>
-        <w:t xml:space="preserve" w:run_content_index="620">(</w:t>
-      </w:r>
-      <w:r w:run_index="614">
-        <w:rPr>
-          <w:rStyle w:val="AttributeTok"/>
-        </w:rPr>
-        <w:t xml:space="preserve" w:run_content_index="621">fontname =</w:t>
-      </w:r>
-      <w:r w:run_index="615">
-        <w:rPr>
-          <w:rStyle w:val="NormalTok"/>
-        </w:rPr>
-        <w:t xml:space="preserve" w:run_content_index="622"> </w:t>
-      </w:r>
-      <w:r w:run_index="616">
-        <w:rPr>
-          <w:rStyle w:val="StringTok"/>
-        </w:rPr>
-        <w:t xml:space="preserve" w:run_content_index="623">"Times New Roman"</w:t>
-      </w:r>
-      <w:r w:run_index="617">
-        <w:rPr>
-          <w:rStyle w:val="NormalTok"/>
-        </w:rPr>
-        <w:t xml:space="preserve" w:run_content_index="624">, </w:t>
-      </w:r>
-      <w:r w:run_index="618">
-        <w:rPr>
-          <w:rStyle w:val="AttributeTok"/>
-        </w:rPr>
-        <w:t xml:space="preserve" w:run_content_index="625">part =</w:t>
-      </w:r>
-      <w:r w:run_index="619">
-        <w:rPr>
-          <w:rStyle w:val="NormalTok"/>
-        </w:rPr>
-        <w:t xml:space="preserve" w:run_content_index="626"> </w:t>
-      </w:r>
-      <w:r w:run_index="620">
-        <w:rPr>
-          <w:rStyle w:val="StringTok"/>
-        </w:rPr>
-        <w:t xml:space="preserve" w:run_content_index="627">"all"</w:t>
-      </w:r>
-      <w:r w:run_index="621">
-        <w:rPr>
-          <w:rStyle w:val="NormalTok"/>
-        </w:rPr>
-        <w:t xml:space="preserve" w:run_content_index="628">) </w:t>
-      </w:r>
-      <w:r w:run_index="622">
-        <w:rPr>
-          <w:rStyle w:val="SpecialCharTok"/>
-        </w:rPr>
-        <w:t xml:space="preserve" w:run_content_index="629">|&gt;</w:t>
-      </w:r>
-      <w:r w:run_index="623">
-        <w:br w:run_content_index="630"/>
-      </w:r>
-      <w:r w:run_index="624">
-        <w:rPr>
-          <w:rStyle w:val="NormalTok"/>
-        </w:rPr>
-        <w:t xml:space="preserve" w:run_content_index="631">  </w:t>
-      </w:r>
-      <w:r w:run_index="625">
-        <w:rPr>
-          <w:rStyle w:val="FunctionTok"/>
-        </w:rPr>
-        <w:t xml:space="preserve" w:run_content_index="632">fontsize</w:t>
-      </w:r>
-      <w:r w:run_index="626">
-        <w:rPr>
-          <w:rStyle w:val="NormalTok"/>
-        </w:rPr>
-        <w:t xml:space="preserve" w:run_content_index="633">(</w:t>
-      </w:r>
-      <w:r w:run_index="627">
-        <w:rPr>
-          <w:rStyle w:val="AttributeTok"/>
-        </w:rPr>
-        <w:t xml:space="preserve" w:run_content_index="634">size =</w:t>
-      </w:r>
-      <w:r w:run_index="628">
-        <w:rPr>
-          <w:rStyle w:val="NormalTok"/>
-        </w:rPr>
-        <w:t xml:space="preserve" w:run_content_index="635"> </w:t>
-      </w:r>
-      <w:r w:run_index="629">
-        <w:rPr>
-          <w:rStyle w:val="DecValTok"/>
-        </w:rPr>
-        <w:t xml:space="preserve" w:run_content_index="636">11</w:t>
-      </w:r>
-      <w:r w:run_index="630">
-        <w:rPr>
-          <w:rStyle w:val="NormalTok"/>
-        </w:rPr>
-        <w:t xml:space="preserve" w:run_content_index="637">, </w:t>
-      </w:r>
-      <w:r w:run_index="631">
-        <w:rPr>
-          <w:rStyle w:val="AttributeTok"/>
-        </w:rPr>
-        <w:t xml:space="preserve" w:run_content_index="638">part =</w:t>
-      </w:r>
-      <w:r w:run_index="632">
-        <w:rPr>
-          <w:rStyle w:val="NormalTok"/>
-        </w:rPr>
-        <w:t xml:space="preserve" w:run_content_index="639"> </w:t>
-      </w:r>
-      <w:r w:run_index="633">
-        <w:rPr>
-          <w:rStyle w:val="StringTok"/>
-        </w:rPr>
-        <w:t xml:space="preserve" w:run_content_index="640">"all"</w:t>
-      </w:r>
-      <w:r w:run_index="634">
-        <w:rPr>
-          <w:rStyle w:val="NormalTok"/>
-        </w:rPr>
-        <w:t xml:space="preserve" w:run_content_index="641">) </w:t>
-      </w:r>
-      <w:r w:run_index="635">
-        <w:rPr>
-          <w:rStyle w:val="SpecialCharTok"/>
-        </w:rPr>
-        <w:t xml:space="preserve" w:run_content_index="642">|&gt;</w:t>
-      </w:r>
-      <w:r w:run_index="636">
-        <w:br w:run_content_index="643"/>
-      </w:r>
-      <w:r w:run_index="637">
-        <w:rPr>
-          <w:rStyle w:val="NormalTok"/>
-        </w:rPr>
-        <w:t xml:space="preserve" w:run_content_index="644">  </w:t>
-      </w:r>
-      <w:r w:run_index="638">
-        <w:rPr>
-          <w:rStyle w:val="FunctionTok"/>
-        </w:rPr>
-        <w:t xml:space="preserve" w:run_content_index="645">line_spacing</w:t>
-      </w:r>
-      <w:r w:run_index="639">
-        <w:rPr>
-          <w:rStyle w:val="NormalTok"/>
-        </w:rPr>
-        <w:t xml:space="preserve" w:run_content_index="646">(</w:t>
-      </w:r>
-      <w:r w:run_index="640">
-        <w:rPr>
-          <w:rStyle w:val="AttributeTok"/>
-        </w:rPr>
-        <w:t xml:space="preserve" w:run_content_index="647">space =</w:t>
-      </w:r>
-      <w:r w:run_index="641">
-        <w:rPr>
-          <w:rStyle w:val="NormalTok"/>
-        </w:rPr>
-        <w:t xml:space="preserve" w:run_content_index="648"> </w:t>
-      </w:r>
-      <w:r w:run_index="642">
-        <w:rPr>
-          <w:rStyle w:val="FloatTok"/>
-        </w:rPr>
-        <w:t xml:space="preserve" w:run_content_index="649">1.15</w:t>
-      </w:r>
-      <w:r w:run_index="643">
-        <w:rPr>
-          <w:rStyle w:val="NormalTok"/>
-        </w:rPr>
-        <w:t xml:space="preserve" w:run_content_index="650">, </w:t>
-      </w:r>
-      <w:r w:run_index="644">
-        <w:rPr>
-          <w:rStyle w:val="AttributeTok"/>
-        </w:rPr>
-        <w:t xml:space="preserve" w:run_content_index="651">part =</w:t>
-      </w:r>
-      <w:r w:run_index="645">
-        <w:rPr>
-          <w:rStyle w:val="NormalTok"/>
-        </w:rPr>
-        <w:t xml:space="preserve" w:run_content_index="652"> </w:t>
-      </w:r>
-      <w:r w:run_index="646">
-        <w:rPr>
-          <w:rStyle w:val="StringTok"/>
-        </w:rPr>
-        <w:t xml:space="preserve" w:run_content_index="653">"all"</w:t>
-      </w:r>
-      <w:r w:run_index="647">
-        <w:rPr>
-          <w:rStyle w:val="NormalTok"/>
-        </w:rPr>
-        <w:t xml:space="preserve" w:run_content_index="654">) </w:t>
-      </w:r>
-      <w:r w:run_index="648">
-        <w:rPr>
-          <w:rStyle w:val="SpecialCharTok"/>
-        </w:rPr>
-        <w:t xml:space="preserve" w:run_content_index="655">|&gt;</w:t>
-      </w:r>
-      <w:r w:run_index="649">
-        <w:br w:run_content_index="656"/>
-      </w:r>
-      <w:r w:run_index="650">
-        <w:rPr>
-          <w:rStyle w:val="NormalTok"/>
-        </w:rPr>
-        <w:t xml:space="preserve" w:run_content_index="657">  </w:t>
-      </w:r>
-      <w:r w:run_index="651">
-        <w:rPr>
-          <w:rStyle w:val="FunctionTok"/>
-        </w:rPr>
-        <w:t xml:space="preserve" w:run_content_index="658">padding</w:t>
-      </w:r>
-      <w:r w:run_index="652">
-        <w:rPr>
-          <w:rStyle w:val="NormalTok"/>
-        </w:rPr>
-        <w:t xml:space="preserve" w:run_content_index="659">(</w:t>
-      </w:r>
-      <w:r w:run_index="653">
-        <w:rPr>
-          <w:rStyle w:val="AttributeTok"/>
-        </w:rPr>
-        <w:t xml:space="preserve" w:run_content_index="660">padding.bottom =</w:t>
-      </w:r>
-      <w:r w:run_index="654">
-        <w:rPr>
-          <w:rStyle w:val="NormalTok"/>
-        </w:rPr>
-        <w:t xml:space="preserve" w:run_content_index="661"> </w:t>
-      </w:r>
-      <w:r w:run_index="655">
-        <w:rPr>
-          <w:rStyle w:val="DecValTok"/>
-        </w:rPr>
-        <w:t xml:space="preserve" w:run_content_index="662">2</w:t>
-      </w:r>
-      <w:r w:run_index="656">
-        <w:rPr>
-          <w:rStyle w:val="NormalTok"/>
-        </w:rPr>
-        <w:t xml:space="preserve" w:run_content_index="663">, </w:t>
-      </w:r>
-      <w:r w:run_index="657">
-        <w:rPr>
-          <w:rStyle w:val="AttributeTok"/>
-        </w:rPr>
-        <w:t xml:space="preserve" w:run_content_index="664">padding.top =</w:t>
-      </w:r>
-      <w:r w:run_index="658">
-        <w:rPr>
-          <w:rStyle w:val="NormalTok"/>
-        </w:rPr>
-        <w:t xml:space="preserve" w:run_content_index="665"> </w:t>
-      </w:r>
-      <w:r w:run_index="659">
-        <w:rPr>
-          <w:rStyle w:val="DecValTok"/>
-        </w:rPr>
-        <w:t xml:space="preserve" w:run_content_index="666">2</w:t>
-      </w:r>
-      <w:r w:run_index="660">
-        <w:rPr>
-          <w:rStyle w:val="NormalTok"/>
-        </w:rPr>
-        <w:t xml:space="preserve" w:run_content_index="667">, </w:t>
-      </w:r>
-      <w:r w:run_index="661">
-        <w:rPr>
-          <w:rStyle w:val="AttributeTok"/>
-        </w:rPr>
-        <w:t xml:space="preserve" w:run_content_index="668">part =</w:t>
-      </w:r>
-      <w:r w:run_index="662">
-        <w:rPr>
-          <w:rStyle w:val="NormalTok"/>
-        </w:rPr>
-        <w:t xml:space="preserve" w:run_content_index="669"> </w:t>
-      </w:r>
-      <w:r w:run_index="663">
-        <w:rPr>
-          <w:rStyle w:val="StringTok"/>
-        </w:rPr>
-        <w:t xml:space="preserve" w:run_content_index="670">"all"</w:t>
-      </w:r>
-      <w:r w:run_index="664">
-        <w:rPr>
-          <w:rStyle w:val="NormalTok"/>
-        </w:rPr>
-        <w:t xml:space="preserve" w:run_content_index="671">)</w:t>
-      </w:r>
-      <w:r w:run_index="665">
-        <w:br w:run_content_index="672"/>
-      </w:r>
-      <w:r w:run_index="666">
-        <w:br w:run_content_index="673"/>
-      </w:r>
-      <w:r w:run_index="667">
-        <w:rPr>
-          <w:rStyle w:val="FunctionTok"/>
-        </w:rPr>
-        <w:t xml:space="preserve" w:run_content_index="674">save_rds_with_metadata</w:t>
-      </w:r>
-      <w:r w:run_index="668">
-        <w:rPr>
-          <w:rStyle w:val="NormalTok"/>
-        </w:rPr>
-        <w:t xml:space="preserve" w:run_content_index="675">(</w:t>
-      </w:r>
-      <w:r w:run_index="669">
-        <w:br w:run_content_index="676"/>
-      </w:r>
-      <w:r w:run_index="670">
-        <w:rPr>
-          <w:rStyle w:val="NormalTok"/>
-        </w:rPr>
-        <w:t xml:space="preserve" w:run_content_index="677">  </w:t>
-      </w:r>
-      <w:r w:run_index="671">
-        <w:rPr>
-          <w:rStyle w:val="AttributeTok"/>
-        </w:rPr>
-        <w:t xml:space="preserve" w:run_content_index="678">object =</w:t>
-      </w:r>
-      <w:r w:run_index="672">
-        <w:rPr>
-          <w:rStyle w:val="NormalTok"/>
-        </w:rPr>
-        <w:t xml:space="preserve" w:run_content_index="679"> demographics_ft,</w:t>
-      </w:r>
-      <w:r w:run_index="673">
-        <w:br w:run_content_index="680"/>
-      </w:r>
-      <w:r w:run_index="674">
-        <w:rPr>
-          <w:rStyle w:val="NormalTok"/>
-        </w:rPr>
-        <w:t xml:space="preserve" w:run_content_index="681">  </w:t>
-      </w:r>
-      <w:r w:run_index="675">
-        <w:rPr>
-          <w:rStyle w:val="AttributeTok"/>
-        </w:rPr>
-        <w:t xml:space="preserve" w:run_content_index="682">file =</w:t>
-      </w:r>
-      <w:r w:run_index="676">
-        <w:rPr>
-          <w:rStyle w:val="NormalTok"/>
-        </w:rPr>
-        <w:t xml:space="preserve" w:run_content_index="683"> </w:t>
-      </w:r>
-      <w:r w:run_index="677">
-        <w:rPr>
-          <w:rStyle w:val="FunctionTok"/>
-        </w:rPr>
-        <w:t xml:space="preserve" w:run_content_index="684">file.path</w:t>
-      </w:r>
-      <w:r w:run_index="678">
-        <w:rPr>
-          <w:rStyle w:val="NormalTok"/>
-        </w:rPr>
-        <w:t xml:space="preserve" w:run_content_index="685">(</w:t>
-      </w:r>
-      <w:r w:run_index="679">
-        <w:rPr>
-          <w:rStyle w:val="StringTok"/>
-        </w:rPr>
-        <w:t xml:space="preserve" w:run_content_index="686">"OUTPUTS"</w:t>
-      </w:r>
-      <w:r w:run_index="680">
-        <w:rPr>
-          <w:rStyle w:val="NormalTok"/>
-        </w:rPr>
-        <w:t xml:space="preserve" w:run_content_index="687">, </w:t>
-      </w:r>
-      <w:r w:run_index="681">
-        <w:rPr>
-          <w:rStyle w:val="StringTok"/>
-        </w:rPr>
-        <w:t xml:space="preserve" w:run_content_index="688">"tables"</w:t>
-      </w:r>
-      <w:r w:run_index="682">
-        <w:rPr>
-          <w:rStyle w:val="NormalTok"/>
-        </w:rPr>
-        <w:t xml:space="preserve" w:run_content_index="689">, </w:t>
-      </w:r>
-      <w:r w:run_index="683">
-        <w:rPr>
-          <w:rStyle w:val="StringTok"/>
-        </w:rPr>
-        <w:t xml:space="preserve" w:run_content_index="690">"participant-demographics.rds"</w:t>
-      </w:r>
-      <w:r w:run_index="684">
-        <w:rPr>
-          <w:rStyle w:val="NormalTok"/>
-        </w:rPr>
-        <w:t xml:space="preserve" w:run_content_index="691">),</w:t>
-      </w:r>
-      <w:r w:run_index="685">
-        <w:br w:run_content_index="692"/>
-      </w:r>
-      <w:r w:run_index="686">
-        <w:rPr>
-          <w:rStyle w:val="NormalTok"/>
-        </w:rPr>
-        <w:t xml:space="preserve" w:run_content_index="693">  </w:t>
-      </w:r>
-      <w:r w:run_index="687">
-        <w:rPr>
-          <w:rStyle w:val="AttributeTok"/>
-        </w:rPr>
-        <w:t xml:space="preserve" w:run_content_index="694">config_yaml =</w:t>
-      </w:r>
-      <w:r w:run_index="688">
-        <w:rPr>
-          <w:rStyle w:val="NormalTok"/>
-        </w:rPr>
-        <w:t xml:space="preserve" w:run_content_index="695"> config_yaml,</w:t>
-      </w:r>
-      <w:r w:run_index="689">
-        <w:br w:run_content_index="696"/>
-      </w:r>
-      <w:r w:run_index="690">
-        <w:rPr>
-          <w:rStyle w:val="NormalTok"/>
-        </w:rPr>
-        <w:t xml:space="preserve" w:run_content_index="697">  </w:t>
-      </w:r>
-      <w:r w:run_index="691">
-        <w:rPr>
-          <w:rStyle w:val="AttributeTok"/>
-        </w:rPr>
-        <w:t xml:space="preserve" w:run_content_index="698">meta_notes =</w:t>
-      </w:r>
-      <w:r w:run_index="692">
-        <w:rPr>
-          <w:rStyle w:val="NormalTok"/>
-        </w:rPr>
-        <w:t xml:space="preserve" w:run_content_index="699"> </w:t>
-      </w:r>
-      <w:r w:run_index="693">
-        <w:rPr>
-          <w:rStyle w:val="StringTok"/>
-        </w:rPr>
-        <w:t xml:space="preserve" w:run_content_index="700">"Body weight and weight-normalized dose for each participant. Unlike the PK summary table above, this table is filled from a pre-built, hand-styled flextable object rather than a plain data frame, so it renders in this report's own reference-doc font (Times New Roman) instead of reportifyr's default table styling."</w:t>
-      </w:r>
-      <w:r w:run_index="694">
-        <w:br w:run_content_index="701"/>
-      </w:r>
-      <w:r w:run_index="695">
-        <w:rPr>
-          <w:rStyle w:val="NormalTok"/>
-        </w:rPr>
-        <w:t xml:space="preserve" w:run_content_index="702">)</w:t>
-      </w:r>
-      <w:r w:run_index="696">
-        <w:br w:run_content_index="703"/>
-      </w:r>
-      <w:r w:run_index="697">
-        <w:br w:run_content_index="704"/>
-      </w:r>
-      <w:r w:run_index="698">
-        <w:rPr>
-          <w:rStyle w:val="NormalTok"/>
-        </w:rPr>
-        <w:t xml:space="preserve" w:run_content_index="705">figures_path </w:t>
-      </w:r>
-      <w:r w:run_index="699">
-        <w:rPr>
-          <w:rStyle w:val="OtherTok"/>
-        </w:rPr>
-        <w:t xml:space="preserve" w:run_content_index="706">&lt;-</w:t>
-      </w:r>
-      <w:r w:run_index="700">
-        <w:rPr>
-          <w:rStyle w:val="NormalTok"/>
-        </w:rPr>
-        <w:t xml:space="preserve" w:run_content_index="707"> </w:t>
-      </w:r>
-      <w:r w:run_index="701">
-        <w:rPr>
-          <w:rStyle w:val="FunctionTok"/>
-        </w:rPr>
-        <w:t xml:space="preserve" w:run_content_index="708">file.path</w:t>
-      </w:r>
-      <w:r w:run_index="702">
-        <w:rPr>
-          <w:rStyle w:val="NormalTok"/>
-        </w:rPr>
-        <w:t xml:space="preserve" w:run_content_index="709">(</w:t>
-      </w:r>
-      <w:r w:run_index="703">
-        <w:rPr>
-          <w:rStyle w:val="StringTok"/>
-        </w:rPr>
-        <w:t xml:space="preserve" w:run_content_index="710">"OUTPUTS"</w:t>
-      </w:r>
-      <w:r w:run_index="704">
-        <w:rPr>
-          <w:rStyle w:val="NormalTok"/>
-        </w:rPr>
-        <w:t xml:space="preserve" w:run_content_index="711">, </w:t>
-      </w:r>
-      <w:r w:run_index="705">
-        <w:rPr>
-          <w:rStyle w:val="StringTok"/>
-        </w:rPr>
-        <w:t xml:space="preserve" w:run_content_index="712">"figures"</w:t>
-      </w:r>
-      <w:r w:run_index="706">
-        <w:rPr>
-          <w:rStyle w:val="NormalTok"/>
-        </w:rPr>
-        <w:t xml:space="preserve" w:run_content_index="713">)</w:t>
-      </w:r>
-      <w:r w:run_index="707">
-        <w:br w:run_content_index="714"/>
-      </w:r>
-      <w:r w:run_index="708">
-        <w:rPr>
-          <w:rStyle w:val="NormalTok"/>
-        </w:rPr>
-        <w:t xml:space="preserve" w:run_content_index="715">plot_file </w:t>
-      </w:r>
-      <w:r w:run_index="709">
-        <w:rPr>
-          <w:rStyle w:val="OtherTok"/>
-        </w:rPr>
-        <w:t xml:space="preserve" w:run_content_index="716">&lt;-</w:t>
-      </w:r>
-      <w:r w:run_index="710">
-        <w:rPr>
-          <w:rStyle w:val="NormalTok"/>
-        </w:rPr>
-        <w:t xml:space="preserve" w:run_content_index="717"> </w:t>
-      </w:r>
-      <w:r w:run_index="711">
-        <w:rPr>
-          <w:rStyle w:val="FunctionTok"/>
-        </w:rPr>
-        <w:t xml:space="preserve" w:run_content_index="718">file.path</w:t>
-      </w:r>
-      <w:r w:run_index="712">
-        <w:rPr>
-          <w:rStyle w:val="NormalTok"/>
-        </w:rPr>
-        <w:t xml:space="preserve" w:run_content_index="719">(figures_path, </w:t>
-      </w:r>
-      <w:r w:run_index="713">
-        <w:rPr>
-          <w:rStyle w:val="StringTok"/>
-        </w:rPr>
-        <w:t xml:space="preserve" w:run_content_index="720">"conc-time.png"</w:t>
-      </w:r>
-      <w:r w:run_index="714">
-        <w:rPr>
-          <w:rStyle w:val="NormalTok"/>
-        </w:rPr>
-        <w:t xml:space="preserve" w:run_content_index="721">)</w:t>
-      </w:r>
-      <w:r w:run_index="715">
-        <w:br w:run_content_index="722"/>
-      </w:r>
-      <w:r w:run_index="716">
-        <w:br w:run_content_index="723"/>
-      </w:r>
-      <w:r w:run_index="717">
-        <w:rPr>
-          <w:rStyle w:val="NormalTok"/>
-        </w:rPr>
-        <w:t xml:space="preserve" w:run_content_index="724">g </w:t>
-      </w:r>
-      <w:r w:run_index="718">
-        <w:rPr>
-          <w:rStyle w:val="OtherTok"/>
-        </w:rPr>
-        <w:t xml:space="preserve" w:run_content_index="725">&lt;-</w:t>
-      </w:r>
-      <w:r w:run_index="719">
-        <w:rPr>
-          <w:rStyle w:val="NormalTok"/>
-        </w:rPr>
-        <w:t xml:space="preserve" w:run_content_index="726"> </w:t>
-      </w:r>
-      <w:r w:run_index="720">
-        <w:rPr>
-          <w:rStyle w:val="FunctionTok"/>
-        </w:rPr>
-        <w:t xml:space="preserve" w:run_content_index="727">ggplot</w:t>
-      </w:r>
-      <w:r w:run_index="721">
-        <w:rPr>
-          <w:rStyle w:val="NormalTok"/>
-        </w:rPr>
-        <w:t xml:space="preserve" w:run_content_index="728">(theoph, </w:t>
-      </w:r>
-      <w:r w:run_index="722">
-        <w:rPr>
-          <w:rStyle w:val="FunctionTok"/>
-        </w:rPr>
-        <w:t xml:space="preserve" w:run_content_index="729">aes</w:t>
-      </w:r>
-      <w:r w:run_index="723">
-        <w:rPr>
-          <w:rStyle w:val="NormalTok"/>
-        </w:rPr>
-        <w:t xml:space="preserve" w:run_content_index="730">(</w:t>
-      </w:r>
-      <w:r w:run_index="724">
-        <w:rPr>
-          <w:rStyle w:val="AttributeTok"/>
-        </w:rPr>
-        <w:t xml:space="preserve" w:run_content_index="731">x =</w:t>
-      </w:r>
-      <w:r w:run_index="725">
-        <w:rPr>
-          <w:rStyle w:val="NormalTok"/>
-        </w:rPr>
-        <w:t xml:space="preserve" w:run_content_index="732"> Time, </w:t>
-      </w:r>
-      <w:r w:run_index="726">
-        <w:rPr>
-          <w:rStyle w:val="AttributeTok"/>
-        </w:rPr>
-        <w:t xml:space="preserve" w:run_content_index="733">y =</w:t>
-      </w:r>
-      <w:r w:run_index="727">
-        <w:rPr>
-          <w:rStyle w:val="NormalTok"/>
-        </w:rPr>
-        <w:t xml:space="preserve" w:run_content_index="734"> conc, </w:t>
-      </w:r>
-      <w:r w:run_index="728">
-        <w:rPr>
-          <w:rStyle w:val="AttributeTok"/>
-        </w:rPr>
-        <w:t xml:space="preserve" w:run_content_index="735">group =</w:t>
-      </w:r>
-      <w:r w:run_index="729">
-        <w:rPr>
-          <w:rStyle w:val="NormalTok"/>
-        </w:rPr>
-        <w:t xml:space="preserve" w:run_content_index="736"> Participant)) </w:t>
-      </w:r>
-      <w:r w:run_index="730">
-        <w:rPr>
-          <w:rStyle w:val="SpecialCharTok"/>
-        </w:rPr>
-        <w:t xml:space="preserve" w:run_content_index="737">+</w:t>
-      </w:r>
-      <w:r w:run_index="731">
-        <w:br w:run_content_index="738"/>
-      </w:r>
-      <w:r w:run_index="732">
-        <w:rPr>
-          <w:rStyle w:val="NormalTok"/>
-        </w:rPr>
-        <w:t xml:space="preserve" w:run_content_index="739">  </w:t>
-      </w:r>
-      <w:r w:run_index="733">
-        <w:rPr>
-          <w:rStyle w:val="FunctionTok"/>
-        </w:rPr>
-        <w:t xml:space="preserve" w:run_content_index="740">geom_line</w:t>
-      </w:r>
-      <w:r w:run_index="734">
-        <w:rPr>
-          <w:rStyle w:val="NormalTok"/>
-        </w:rPr>
-        <w:t xml:space="preserve" w:run_content_index="741">(</w:t>
-      </w:r>
-      <w:r w:run_index="735">
-        <w:rPr>
-          <w:rStyle w:val="AttributeTok"/>
-        </w:rPr>
-        <w:t xml:space="preserve" w:run_content_index="742">alpha =</w:t>
-      </w:r>
-      <w:r w:run_index="736">
-        <w:rPr>
-          <w:rStyle w:val="NormalTok"/>
-        </w:rPr>
-        <w:t xml:space="preserve" w:run_content_index="743"> </w:t>
-      </w:r>
-      <w:r w:run_index="737">
-        <w:rPr>
-          <w:rStyle w:val="FloatTok"/>
-        </w:rPr>
-        <w:t xml:space="preserve" w:run_content_index="744">0.6</w:t>
-      </w:r>
-      <w:r w:run_index="738">
-        <w:rPr>
-          <w:rStyle w:val="NormalTok"/>
-        </w:rPr>
-        <w:t xml:space="preserve" w:run_content_index="745">) </w:t>
-      </w:r>
-      <w:r w:run_index="739">
-        <w:rPr>
-          <w:rStyle w:val="SpecialCharTok"/>
-        </w:rPr>
-        <w:t xml:space="preserve" w:run_content_index="746">+</w:t>
-      </w:r>
-      <w:r w:run_index="740">
-        <w:br w:run_content_index="747"/>
-      </w:r>
-      <w:r w:run_index="741">
-        <w:rPr>
-          <w:rStyle w:val="NormalTok"/>
-        </w:rPr>
-        <w:t xml:space="preserve" w:run_content_index="748">  </w:t>
-      </w:r>
-      <w:r w:run_index="742">
-        <w:rPr>
-          <w:rStyle w:val="FunctionTok"/>
-        </w:rPr>
-        <w:t xml:space="preserve" w:run_content_index="749">geom_point</w:t>
-      </w:r>
-      <w:r w:run_index="743">
-        <w:rPr>
-          <w:rStyle w:val="NormalTok"/>
-        </w:rPr>
-        <w:t xml:space="preserve" w:run_content_index="750">(</w:t>
-      </w:r>
-      <w:r w:run_index="744">
-        <w:rPr>
-          <w:rStyle w:val="AttributeTok"/>
-        </w:rPr>
-        <w:t xml:space="preserve" w:run_content_index="751">size =</w:t>
-      </w:r>
-      <w:r w:run_index="745">
-        <w:rPr>
-          <w:rStyle w:val="NormalTok"/>
-        </w:rPr>
-        <w:t xml:space="preserve" w:run_content_index="752"> </w:t>
-      </w:r>
-      <w:r w:run_index="746">
-        <w:rPr>
-          <w:rStyle w:val="DecValTok"/>
-        </w:rPr>
-        <w:t xml:space="preserve" w:run_content_index="753">1</w:t>
-      </w:r>
-      <w:r w:run_index="747">
-        <w:rPr>
-          <w:rStyle w:val="NormalTok"/>
-        </w:rPr>
-        <w:t xml:space="preserve" w:run_content_index="754">) </w:t>
-      </w:r>
-      <w:r w:run_index="748">
-        <w:rPr>
-          <w:rStyle w:val="SpecialCharTok"/>
-        </w:rPr>
-        <w:t xml:space="preserve" w:run_content_index="755">+</w:t>
-      </w:r>
-      <w:r w:run_index="749">
-        <w:br w:run_content_index="756"/>
-      </w:r>
-      <w:r w:run_index="750">
-        <w:rPr>
-          <w:rStyle w:val="NormalTok"/>
-        </w:rPr>
-        <w:t xml:space="preserve" w:run_content_index="757">  </w:t>
-      </w:r>
-      <w:r w:run_index="751">
-        <w:rPr>
-          <w:rStyle w:val="FunctionTok"/>
-        </w:rPr>
-        <w:t xml:space="preserve" w:run_content_index="758">labs</w:t>
-      </w:r>
-      <w:r w:run_index="752">
-        <w:rPr>
-          <w:rStyle w:val="NormalTok"/>
-        </w:rPr>
-        <w:t xml:space="preserve" w:run_content_index="759">(</w:t>
-      </w:r>
-      <w:r w:run_index="753">
-        <w:rPr>
-          <w:rStyle w:val="AttributeTok"/>
-        </w:rPr>
-        <w:t xml:space="preserve" w:run_content_index="760">x =</w:t>
-      </w:r>
-      <w:r w:run_index="754">
-        <w:rPr>
-          <w:rStyle w:val="NormalTok"/>
-        </w:rPr>
-        <w:t xml:space="preserve" w:run_content_index="761"> </w:t>
-      </w:r>
-      <w:r w:run_index="755">
-        <w:rPr>
-          <w:rStyle w:val="StringTok"/>
-        </w:rPr>
-        <w:t xml:space="preserve" w:run_content_index="762">"Time (h)"</w:t>
-      </w:r>
-      <w:r w:run_index="756">
-        <w:rPr>
-          <w:rStyle w:val="NormalTok"/>
-        </w:rPr>
-        <w:t xml:space="preserve" w:run_content_index="763">, </w:t>
-      </w:r>
-      <w:r w:run_index="757">
-        <w:rPr>
-          <w:rStyle w:val="AttributeTok"/>
-        </w:rPr>
-        <w:t xml:space="preserve" w:run_content_index="764">y =</w:t>
-      </w:r>
-      <w:r w:run_index="758">
-        <w:rPr>
-          <w:rStyle w:val="NormalTok"/>
-        </w:rPr>
-        <w:t xml:space="preserve" w:run_content_index="765"> </w:t>
-      </w:r>
-      <w:r w:run_index="759">
-        <w:rPr>
-          <w:rStyle w:val="StringTok"/>
-        </w:rPr>
-        <w:t xml:space="preserve" w:run_content_index="766">"Concentration (mg/L)"</w:t>
-      </w:r>
-      <w:r w:run_index="760">
-        <w:rPr>
-          <w:rStyle w:val="NormalTok"/>
-        </w:rPr>
-        <w:t xml:space="preserve" w:run_content_index="767">) </w:t>
-      </w:r>
-      <w:r w:run_index="761">
-        <w:rPr>
-          <w:rStyle w:val="SpecialCharTok"/>
-        </w:rPr>
-        <w:t xml:space="preserve" w:run_content_index="768">+</w:t>
-      </w:r>
-      <w:r w:run_index="762">
-        <w:br w:run_content_index="769"/>
-      </w:r>
-      <w:r w:run_index="763">
-        <w:rPr>
-          <w:rStyle w:val="NormalTok"/>
-        </w:rPr>
-        <w:t xml:space="preserve" w:run_content_index="770">  </w:t>
-      </w:r>
-      <w:r w:run_index="764">
-        <w:rPr>
-          <w:rStyle w:val="FunctionTok"/>
-        </w:rPr>
-        <w:t xml:space="preserve" w:run_content_index="771">theme_bw</w:t>
-      </w:r>
-      <w:r w:run_index="765">
-        <w:rPr>
-          <w:rStyle w:val="NormalTok"/>
-        </w:rPr>
-        <w:t xml:space="preserve" w:run_content_index="772">()</w:t>
-      </w:r>
-      <w:r w:run_index="766">
-        <w:br w:run_content_index="773"/>
-      </w:r>
-      <w:r w:run_index="767">
-        <w:br w:run_content_index="774"/>
-      </w:r>
-      <w:r w:run_index="768">
-        <w:rPr>
-          <w:rStyle w:val="CommentTok"/>
-        </w:rPr>
-        <w:t xml:space="preserve" w:run_content_index="775"># meta_type = "conc-time-trajectories" pulls report/standard_footnotes.yaml's</w:t>
-      </w:r>
-      <w:r w:run_index="769">
-        <w:br w:run_content_index="776"/>
-      </w:r>
-      <w:r w:run_index="770">
-        <w:rPr>
-          <w:rStyle w:val="CommentTok"/>
-        </w:rPr>
-        <w:t xml:space="preserve" w:run_content_index="777"># existing canned figure_footnotes entry for this exact plot type; meta_notes</w:t>
-      </w:r>
-      <w:r w:run_index="771">
-        <w:br w:run_content_index="778"/>
-      </w:r>
-      <w:r w:run_index="772">
-        <w:rPr>
-          <w:rStyle w:val="CommentTok"/>
-        </w:rPr>
-        <w:t xml:space="preserve" w:run_content_index="779"># adds a dataset-specific note on top of it.</w:t>
-      </w:r>
-      <w:r w:run_index="773">
-        <w:br w:run_content_index="780"/>
-      </w:r>
-      <w:r w:run_index="774">
-        <w:rPr>
-          <w:rStyle w:val="FunctionTok"/>
-        </w:rPr>
-        <w:t xml:space="preserve" w:run_content_index="781">ggsave_with_metadata</w:t>
-      </w:r>
-      <w:r w:run_index="775">
-        <w:rPr>
-          <w:rStyle w:val="NormalTok"/>
-        </w:rPr>
-        <w:t xml:space="preserve" w:run_content_index="782">(</w:t>
-      </w:r>
-      <w:r w:run_index="776">
-        <w:br w:run_content_index="783"/>
-      </w:r>
-      <w:r w:run_index="777">
-        <w:rPr>
-          <w:rStyle w:val="NormalTok"/>
-        </w:rPr>
-        <w:t xml:space="preserve" w:run_content_index="784">  </w:t>
-      </w:r>
-      <w:r w:run_index="778">
-        <w:rPr>
-          <w:rStyle w:val="AttributeTok"/>
-        </w:rPr>
-        <w:t xml:space="preserve" w:run_content_index="785">filename =</w:t>
-      </w:r>
-      <w:r w:run_index="779">
-        <w:rPr>
-          <w:rStyle w:val="NormalTok"/>
-        </w:rPr>
-        <w:t xml:space="preserve" w:run_content_index="786"> plot_file,</w:t>
-      </w:r>
-      <w:r w:run_index="780">
-        <w:br w:run_content_index="787"/>
-      </w:r>
-      <w:r w:run_index="781">
-        <w:rPr>
-          <w:rStyle w:val="NormalTok"/>
-        </w:rPr>
-        <w:t xml:space="preserve" w:run_content_index="788">  </w:t>
-      </w:r>
-      <w:r w:run_index="782">
-        <w:rPr>
-          <w:rStyle w:val="AttributeTok"/>
-        </w:rPr>
-        <w:t xml:space="preserve" w:run_content_index="789">plot =</w:t>
-      </w:r>
-      <w:r w:run_index="783">
-        <w:rPr>
-          <w:rStyle w:val="NormalTok"/>
-        </w:rPr>
-        <w:t xml:space="preserve" w:run_content_index="790"> g,</w:t>
-      </w:r>
-      <w:r w:run_index="784">
-        <w:br w:run_content_index="791"/>
-      </w:r>
-      <w:r w:run_index="785">
-        <w:rPr>
-          <w:rStyle w:val="NormalTok"/>
-        </w:rPr>
-        <w:t xml:space="preserve" w:run_content_index="792">  </w:t>
-      </w:r>
-      <w:r w:run_index="786">
-        <w:rPr>
-          <w:rStyle w:val="AttributeTok"/>
-        </w:rPr>
-        <w:t xml:space="preserve" w:run_content_index="793">width =</w:t>
-      </w:r>
-      <w:r w:run_index="787">
-        <w:rPr>
-          <w:rStyle w:val="NormalTok"/>
-        </w:rPr>
-        <w:t xml:space="preserve" w:run_content_index="794"> </w:t>
-      </w:r>
-      <w:r w:run_index="788">
-        <w:rPr>
-          <w:rStyle w:val="DecValTok"/>
-        </w:rPr>
-        <w:t xml:space="preserve" w:run_content_index="795">6</w:t>
-      </w:r>
-      <w:r w:run_index="789">
-        <w:rPr>
-          <w:rStyle w:val="NormalTok"/>
-        </w:rPr>
-        <w:t xml:space="preserve" w:run_content_index="796">,</w:t>
-      </w:r>
-      <w:r w:run_index="790">
-        <w:br w:run_content_index="797"/>
-      </w:r>
-      <w:r w:run_index="791">
-        <w:rPr>
-          <w:rStyle w:val="NormalTok"/>
-        </w:rPr>
-        <w:t xml:space="preserve" w:run_content_index="798">  </w:t>
-      </w:r>
-      <w:r w:run_index="792">
-        <w:rPr>
-          <w:rStyle w:val="AttributeTok"/>
-        </w:rPr>
-        <w:t xml:space="preserve" w:run_content_index="799">height =</w:t>
-      </w:r>
-      <w:r w:run_index="793">
-        <w:rPr>
-          <w:rStyle w:val="NormalTok"/>
-        </w:rPr>
-        <w:t xml:space="preserve" w:run_content_index="800"> </w:t>
-      </w:r>
-      <w:r w:run_index="794">
-        <w:rPr>
-          <w:rStyle w:val="DecValTok"/>
-        </w:rPr>
-        <w:t xml:space="preserve" w:run_content_index="801">4</w:t>
-      </w:r>
-      <w:r w:run_index="795">
-        <w:rPr>
-          <w:rStyle w:val="NormalTok"/>
-        </w:rPr>
-        <w:t xml:space="preserve" w:run_content_index="802">,</w:t>
-      </w:r>
-      <w:r w:run_index="796">
-        <w:br w:run_content_index="803"/>
-      </w:r>
-      <w:r w:run_index="797">
-        <w:rPr>
-          <w:rStyle w:val="NormalTok"/>
-        </w:rPr>
-        <w:t xml:space="preserve" w:run_content_index="804">  </w:t>
-      </w:r>
-      <w:r w:run_index="798">
-        <w:rPr>
-          <w:rStyle w:val="AttributeTok"/>
-        </w:rPr>
-        <w:t xml:space="preserve" w:run_content_index="805">config_yaml =</w:t>
-      </w:r>
-      <w:r w:run_index="799">
-        <w:rPr>
-          <w:rStyle w:val="NormalTok"/>
-        </w:rPr>
-        <w:t xml:space="preserve" w:run_content_index="806"> config_yaml,</w:t>
-      </w:r>
-      <w:r w:run_index="800">
-        <w:br w:run_content_index="807"/>
-      </w:r>
-      <w:r w:run_index="801">
-        <w:rPr>
-          <w:rStyle w:val="NormalTok"/>
-        </w:rPr>
-        <w:t xml:space="preserve" w:run_content_index="808">  </w:t>
-      </w:r>
-      <w:r w:run_index="802">
-        <w:rPr>
-          <w:rStyle w:val="AttributeTok"/>
-        </w:rPr>
-        <w:t xml:space="preserve" w:run_content_index="809">meta_type =</w:t>
-      </w:r>
-      <w:r w:run_index="803">
-        <w:rPr>
-          <w:rStyle w:val="NormalTok"/>
-        </w:rPr>
-        <w:t xml:space="preserve" w:run_content_index="810"> </w:t>
-      </w:r>
-      <w:r w:run_index="804">
-        <w:rPr>
-          <w:rStyle w:val="StringTok"/>
-        </w:rPr>
-        <w:t xml:space="preserve" w:run_content_index="811">"conc-time-trajectories"</w:t>
-      </w:r>
-      <w:r w:run_index="805">
-        <w:rPr>
-          <w:rStyle w:val="NormalTok"/>
-        </w:rPr>
-        <w:t xml:space="preserve" w:run_content_index="812">,</w:t>
-      </w:r>
-      <w:r w:run_index="806">
-        <w:br w:run_content_index="813"/>
-      </w:r>
-      <w:r w:run_index="807">
-        <w:rPr>
-          <w:rStyle w:val="NormalTok"/>
-        </w:rPr>
-        <w:t xml:space="preserve" w:run_content_index="814">  </w:t>
-      </w:r>
-      <w:r w:run_index="808">
-        <w:rPr>
-          <w:rStyle w:val="AttributeTok"/>
-        </w:rPr>
-        <w:t xml:space="preserve" w:run_content_index="815">meta_notes =</w:t>
-      </w:r>
-      <w:r w:run_index="809">
-        <w:rPr>
-          <w:rStyle w:val="NormalTok"/>
-        </w:rPr>
-        <w:t xml:space="preserve" w:run_content_index="816"> </w:t>
-      </w:r>
-      <w:r w:run_index="810">
-        <w:rPr>
-          <w:rStyle w:val="StringTok"/>
-        </w:rPr>
-        <w:t xml:space="preserve" w:run_content_index="817">"Data are from the built-in Theoph dataset."</w:t>
-      </w:r>
-      <w:r w:run_index="811">
-        <w:rPr>
-          <w:rStyle w:val="NormalTok"/>
-        </w:rPr>
-        <w:t xml:space="preserve" w:run_content_index="818">,</w:t>
-      </w:r>
-      <w:r w:run_index="812">
-        <w:br w:run_content_index="819"/>
-      </w:r>
-      <w:r w:run_index="813">
-        <w:rPr>
-          <w:rStyle w:val="NormalTok"/>
-        </w:rPr>
-        <w:t xml:space="preserve" w:run_content_index="820">  </w:t>
-      </w:r>
-      <w:r w:run_index="814">
-        <w:rPr>
-          <w:rStyle w:val="AttributeTok"/>
-        </w:rPr>
-        <w:t xml:space="preserve" w:run_content_index="821">meta_abbrevs =</w:t>
-      </w:r>
-      <w:r w:run_index="815">
-        <w:rPr>
-          <w:rStyle w:val="NormalTok"/>
-        </w:rPr>
-        <w:t xml:space="preserve" w:run_content_index="822"> </w:t>
-      </w:r>
-      <w:r w:run_index="816">
-        <w:rPr>
-          <w:rStyle w:val="StringTok"/>
-        </w:rPr>
-        <w:t xml:space="preserve" w:run_content_index="823">"PK"</w:t>
-      </w:r>
-      <w:r w:run_index="817">
-        <w:br w:run_content_index="824"/>
-      </w:r>
-      <w:r w:run_index="818">
-        <w:rPr>
-          <w:rStyle w:val="NormalTok"/>
-        </w:rPr>
-        <w:t xml:space="preserve" w:run_content_index="825">)</w:t>
-      </w:r>
-      <w:r w:run_index="819">
-        <w:br w:run_content_index="826"/>
-      </w:r>
-      <w:r w:run_index="820">
-        <w:br w:run_content_index="827"/>
-      </w:r>
-      <w:r w:run_index="821">
-        <w:rPr>
-          <w:rStyle w:val="CommentTok"/>
-        </w:rPr>
-        <w:t xml:space="preserve" w:run_content_index="828"># reportifyr's own add_figure_footnotes() dedupes footnotes by filename</w:t>
-      </w:r>
-      <w:r w:run_index="822">
-        <w:br w:run_content_index="829"/>
-      </w:r>
-      <w:r w:run_index="823">
-        <w:rPr>
-          <w:rStyle w:val="CommentTok"/>
-        </w:rPr>
-        <w:t xml:space="preserve" w:run_content_index="830"># document-wide (a bookmark-name xpath check, unconditional -- no</w:t>
-      </w:r>
-      <w:r w:run_index="824">
-        <w:br w:run_content_index="831"/>
-      </w:r>
-      <w:r w:run_index="825">
-        <w:rPr>
-          <w:rStyle w:val="CommentTok"/>
-        </w:rPr>
-        <w:t xml:space="preserve" w:run_content_index="832"># config.yaml knob controls it): the *first* rpfy-prefixed occurrence of a</w:t>
-      </w:r>
-      <w:r w:run_index="826">
-        <w:br w:run_content_index="833"/>
-      </w:r>
-      <w:r w:run_index="827">
-        <w:rPr>
-          <w:rStyle w:val="CommentTok"/>
-        </w:rPr>
-        <w:t xml:space="preserve" w:run_content_index="834"># given filename gets the metadata footnote and every later occurrence of</w:t>
-      </w:r>
-      <w:r w:run_index="828">
-        <w:br w:run_content_index="835"/>
-      </w:r>
-      <w:r w:run_index="829">
-        <w:rPr>
-          <w:rStyle w:val="CommentTok"/>
-        </w:rPr>
-        <w:t xml:space="preserve" w:run_content_index="836"># that same filename is silently skipped. The synopsis intentionally</w:t>
-      </w:r>
-      <w:r w:run_index="830">
-        <w:br w:run_content_index="837"/>
-      </w:r>
-      <w:r w:run_index="831">
-        <w:rPr>
-          <w:rStyle w:val="CommentTok"/>
-        </w:rPr>
-        <w:t xml:space="preserve" w:run_content_index="838"># embeds the same plot as a preview ahead of the numbered Figure 1 in the</w:t>
-      </w:r>
-      <w:r w:run_index="832">
-        <w:br w:run_content_index="839"/>
-      </w:r>
-      <w:r w:run_index="833">
-        <w:rPr>
-          <w:rStyle w:val="CommentTok"/>
-        </w:rPr>
-        <w:t xml:space="preserve" w:run_content_index="840"># body (see report.qmd), so it needs its own copy under a distinct</w:t>
-      </w:r>
-      <w:r w:run_index="834">
-        <w:br w:run_content_index="841"/>
-      </w:r>
-      <w:r w:run_index="835">
-        <w:rPr>
-          <w:rStyle w:val="CommentTok"/>
-        </w:rPr>
-        <w:t xml:space="preserve" w:run_content_index="842"># filename -- otherwise the synopsis preview would claim the footnote and</w:t>
-      </w:r>
-      <w:r w:run_index="836">
-        <w:br w:run_content_index="843"/>
-      </w:r>
-      <w:r w:run_index="837">
-        <w:rPr>
-          <w:rStyle w:val="CommentTok"/>
-        </w:rPr>
-        <w:t xml:space="preserve" w:run_content_index="844"># leave the numbered, List-of-Figures-tracked Figure 1 without one.</w:t>
-      </w:r>
-      <w:r w:run_index="838">
-        <w:br w:run_content_index="845"/>
-      </w:r>
-      <w:r w:run_index="839">
-        <w:rPr>
-          <w:rStyle w:val="NormalTok"/>
-        </w:rPr>
-        <w:t xml:space="preserve" w:run_content_index="846">synopsis_plot_file </w:t>
-      </w:r>
-      <w:r w:run_index="840">
-        <w:rPr>
-          <w:rStyle w:val="OtherTok"/>
-        </w:rPr>
-        <w:t xml:space="preserve" w:run_content_index="847">&lt;-</w:t>
-      </w:r>
-      <w:r w:run_index="841">
-        <w:rPr>
-          <w:rStyle w:val="NormalTok"/>
-        </w:rPr>
-        <w:t xml:space="preserve" w:run_content_index="848"> </w:t>
-      </w:r>
-      <w:r w:run_index="842">
-        <w:rPr>
-          <w:rStyle w:val="FunctionTok"/>
-        </w:rPr>
-        <w:t xml:space="preserve" w:run_content_index="849">file.path</w:t>
-      </w:r>
-      <w:r w:run_index="843">
-        <w:rPr>
-          <w:rStyle w:val="NormalTok"/>
-        </w:rPr>
-        <w:t xml:space="preserve" w:run_content_index="850">(figures_path, </w:t>
-      </w:r>
-      <w:r w:run_index="844">
-        <w:rPr>
-          <w:rStyle w:val="StringTok"/>
-        </w:rPr>
-        <w:t xml:space="preserve" w:run_content_index="851">"conc-time-synopsis.png"</w:t>
-      </w:r>
-      <w:r w:run_index="845">
-        <w:rPr>
-          <w:rStyle w:val="NormalTok"/>
-        </w:rPr>
-        <w:t xml:space="preserve" w:run_content_index="852">)</w:t>
-      </w:r>
-      <w:r w:run_index="846">
-        <w:br w:run_content_index="853"/>
-      </w:r>
-      <w:r w:run_index="847">
-        <w:br w:run_content_index="854"/>
-      </w:r>
-      <w:r w:run_index="848">
-        <w:rPr>
-          <w:rStyle w:val="FunctionTok"/>
-        </w:rPr>
-        <w:t xml:space="preserve" w:run_content_index="855">ggsave_with_metadata</w:t>
-      </w:r>
-      <w:r w:run_index="849">
-        <w:rPr>
-          <w:rStyle w:val="NormalTok"/>
-        </w:rPr>
-        <w:t xml:space="preserve" w:run_content_index="856">(</w:t>
-      </w:r>
-      <w:r w:run_index="850">
-        <w:br w:run_content_index="857"/>
-      </w:r>
-      <w:r w:run_index="851">
-        <w:rPr>
-          <w:rStyle w:val="NormalTok"/>
-        </w:rPr>
-        <w:t xml:space="preserve" w:run_content_index="858">  </w:t>
-      </w:r>
-      <w:r w:run_index="852">
-        <w:rPr>
-          <w:rStyle w:val="AttributeTok"/>
-        </w:rPr>
-        <w:t xml:space="preserve" w:run_content_index="859">filename =</w:t>
-      </w:r>
-      <w:r w:run_index="853">
-        <w:rPr>
-          <w:rStyle w:val="NormalTok"/>
-        </w:rPr>
-        <w:t xml:space="preserve" w:run_content_index="860"> synopsis_plot_file,</w:t>
-      </w:r>
-      <w:r w:run_index="854">
-        <w:br w:run_content_index="861"/>
-      </w:r>
-      <w:r w:run_index="855">
-        <w:rPr>
-          <w:rStyle w:val="NormalTok"/>
-        </w:rPr>
-        <w:t xml:space="preserve" w:run_content_index="862">  </w:t>
-      </w:r>
-      <w:r w:run_index="856">
-        <w:rPr>
-          <w:rStyle w:val="AttributeTok"/>
-        </w:rPr>
-        <w:t xml:space="preserve" w:run_content_index="863">plot =</w:t>
-      </w:r>
-      <w:r w:run_index="857">
-        <w:rPr>
-          <w:rStyle w:val="NormalTok"/>
-        </w:rPr>
-        <w:t xml:space="preserve" w:run_content_index="864"> g,</w:t>
-      </w:r>
-      <w:r w:run_index="858">
-        <w:br w:run_content_index="865"/>
-      </w:r>
-      <w:r w:run_index="859">
-        <w:rPr>
-          <w:rStyle w:val="NormalTok"/>
-        </w:rPr>
-        <w:t xml:space="preserve" w:run_content_index="866">  </w:t>
-      </w:r>
-      <w:r w:run_index="860">
-        <w:rPr>
-          <w:rStyle w:val="AttributeTok"/>
-        </w:rPr>
-        <w:t xml:space="preserve" w:run_content_index="867">width =</w:t>
-      </w:r>
-      <w:r w:run_index="861">
-        <w:rPr>
-          <w:rStyle w:val="NormalTok"/>
-        </w:rPr>
-        <w:t xml:space="preserve" w:run_content_index="868"> </w:t>
-      </w:r>
-      <w:r w:run_index="862">
-        <w:rPr>
-          <w:rStyle w:val="DecValTok"/>
-        </w:rPr>
-        <w:t xml:space="preserve" w:run_content_index="869">6</w:t>
-      </w:r>
-      <w:r w:run_index="863">
-        <w:rPr>
-          <w:rStyle w:val="NormalTok"/>
-        </w:rPr>
-        <w:t xml:space="preserve" w:run_content_index="870">,</w:t>
-      </w:r>
-      <w:r w:run_index="864">
-        <w:br w:run_content_index="871"/>
-      </w:r>
-      <w:r w:run_index="865">
-        <w:rPr>
-          <w:rStyle w:val="NormalTok"/>
-        </w:rPr>
-        <w:t xml:space="preserve" w:run_content_index="872">  </w:t>
-      </w:r>
-      <w:r w:run_index="866">
-        <w:rPr>
-          <w:rStyle w:val="AttributeTok"/>
-        </w:rPr>
-        <w:t xml:space="preserve" w:run_content_index="873">height =</w:t>
-      </w:r>
-      <w:r w:run_index="867">
-        <w:rPr>
-          <w:rStyle w:val="NormalTok"/>
-        </w:rPr>
-        <w:t xml:space="preserve" w:run_content_index="874"> </w:t>
-      </w:r>
-      <w:r w:run_index="868">
-        <w:rPr>
-          <w:rStyle w:val="DecValTok"/>
-        </w:rPr>
-        <w:t xml:space="preserve" w:run_content_index="875">4</w:t>
-      </w:r>
-      <w:r w:run_index="869">
-        <w:rPr>
-          <w:rStyle w:val="NormalTok"/>
-        </w:rPr>
-        <w:t xml:space="preserve" w:run_content_index="876">,</w:t>
-      </w:r>
-      <w:r w:run_index="870">
-        <w:br w:run_content_index="877"/>
-      </w:r>
-      <w:r w:run_index="871">
-        <w:rPr>
-          <w:rStyle w:val="NormalTok"/>
-        </w:rPr>
-        <w:t xml:space="preserve" w:run_content_index="878">  </w:t>
-      </w:r>
-      <w:r w:run_index="872">
-        <w:rPr>
-          <w:rStyle w:val="AttributeTok"/>
-        </w:rPr>
-        <w:t xml:space="preserve" w:run_content_index="879">config_yaml =</w:t>
-      </w:r>
-      <w:r w:run_index="873">
-        <w:rPr>
-          <w:rStyle w:val="NormalTok"/>
-        </w:rPr>
-        <w:t xml:space="preserve" w:run_content_index="880"> config_yaml,</w:t>
-      </w:r>
-      <w:r w:run_index="874">
-        <w:br w:run_content_index="881"/>
-      </w:r>
-      <w:r w:run_index="875">
-        <w:rPr>
-          <w:rStyle w:val="NormalTok"/>
-        </w:rPr>
-        <w:t xml:space="preserve" w:run_content_index="882">  </w:t>
-      </w:r>
-      <w:r w:run_index="876">
-        <w:rPr>
-          <w:rStyle w:val="AttributeTok"/>
-        </w:rPr>
-        <w:t xml:space="preserve" w:run_content_index="883">meta_type =</w:t>
-      </w:r>
-      <w:r w:run_index="877">
-        <w:rPr>
-          <w:rStyle w:val="NormalTok"/>
-        </w:rPr>
-        <w:t xml:space="preserve" w:run_content_index="884"> </w:t>
-      </w:r>
-      <w:r w:run_index="878">
-        <w:rPr>
-          <w:rStyle w:val="StringTok"/>
-        </w:rPr>
-        <w:t xml:space="preserve" w:run_content_index="885">"conc-time-trajectories"</w:t>
-      </w:r>
-      <w:r w:run_index="879">
-        <w:rPr>
-          <w:rStyle w:val="NormalTok"/>
-        </w:rPr>
-        <w:t xml:space="preserve" w:run_content_index="886">,</w:t>
-      </w:r>
-      <w:r w:run_index="880">
-        <w:br w:run_content_index="887"/>
-      </w:r>
-      <w:r w:run_index="881">
-        <w:rPr>
-          <w:rStyle w:val="NormalTok"/>
-        </w:rPr>
-        <w:t xml:space="preserve" w:run_content_index="888">  </w:t>
-      </w:r>
-      <w:r w:run_index="882">
-        <w:rPr>
-          <w:rStyle w:val="AttributeTok"/>
-        </w:rPr>
-        <w:t xml:space="preserve" w:run_content_index="889">meta_notes =</w:t>
-      </w:r>
-      <w:r w:run_index="883">
-        <w:rPr>
-          <w:rStyle w:val="NormalTok"/>
-        </w:rPr>
-        <w:t xml:space="preserve" w:run_content_index="890"> </w:t>
-      </w:r>
-      <w:r w:run_index="884">
-        <w:rPr>
-          <w:rStyle w:val="StringTok"/>
-        </w:rPr>
-        <w:t xml:space="preserve" w:run_content_index="891">"Synopsis preview of the concentration-time profile shown in full as Figure 1."</w:t>
-      </w:r>
-      <w:r w:run_index="885">
-        <w:rPr>
-          <w:rStyle w:val="NormalTok"/>
-        </w:rPr>
-        <w:t xml:space="preserve" w:run_content_index="892">,</w:t>
-      </w:r>
-      <w:r w:run_index="886">
-        <w:br w:run_content_index="893"/>
-      </w:r>
-      <w:r w:run_index="887">
-        <w:rPr>
-          <w:rStyle w:val="NormalTok"/>
-        </w:rPr>
-        <w:t xml:space="preserve" w:run_content_index="894">  </w:t>
-      </w:r>
-      <w:r w:run_index="888">
-        <w:rPr>
-          <w:rStyle w:val="AttributeTok"/>
-        </w:rPr>
-        <w:t xml:space="preserve" w:run_content_index="895">meta_abbrevs =</w:t>
-      </w:r>
-      <w:r w:run_index="889">
-        <w:rPr>
-          <w:rStyle w:val="NormalTok"/>
-        </w:rPr>
-        <w:t xml:space="preserve" w:run_content_index="896"> </w:t>
-      </w:r>
-      <w:r w:run_index="890">
-        <w:rPr>
-          <w:rStyle w:val="StringTok"/>
-        </w:rPr>
-        <w:t xml:space="preserve" w:run_content_index="897">"PK"</w:t>
-      </w:r>
-      <w:r w:run_index="891">
-        <w:br w:run_content_index="898"/>
-      </w:r>
-      <w:r w:run_index="892">
-        <w:rPr>
-          <w:rStyle w:val="NormalTok"/>
-        </w:rPr>
-        <w:t xml:space="preserve" w:run_content_index="899">)</w:t>
-      </w:r>
-      <w:r w:run_index="893">
-        <w:br w:run_content_index="900"/>
-      </w:r>
-      <w:r w:run_index="894">
-        <w:br w:run_content_index="901"/>
-      </w:r>
-      <w:r w:run_index="895">
-        <w:rPr>
-          <w:rStyle w:val="FunctionTok"/>
-        </w:rPr>
-        <w:t xml:space="preserve" w:run_content_index="902">cat</w:t>
-      </w:r>
-      <w:r w:run_index="896">
-        <w:rPr>
-          <w:rStyle w:val="NormalTok"/>
-        </w:rPr>
-        <w:t xml:space="preserve" w:run_content_index="903">(</w:t>
-      </w:r>
-      <w:r w:run_index="897">
-        <w:rPr>
-          <w:rStyle w:val="StringTok"/>
-        </w:rPr>
-        <w:t xml:space="preserve" w:run_content_index="904">"Wrote:</w:t>
-      </w:r>
-      <w:r w:run_index="898">
-        <w:rPr>
-          <w:rStyle w:val="SpecialCharTok"/>
-        </w:rPr>
-        <w:t xml:space="preserve" w:run_content_index="905">\n</w:t>
-      </w:r>
-      <w:r w:run_index="899">
-        <w:rPr>
-          <w:rStyle w:val="StringTok"/>
-        </w:rPr>
-        <w:t xml:space="preserve" w:run_content_index="906">"</w:t>
-      </w:r>
-      <w:r w:run_index="900">
-        <w:rPr>
-          <w:rStyle w:val="NormalTok"/>
-        </w:rPr>
-        <w:t xml:space="preserve" w:run_content_index="907">)</w:t>
-      </w:r>
-      <w:r w:run_index="901">
-        <w:br w:run_content_index="908"/>
-      </w:r>
-      <w:r w:run_index="902">
-        <w:rPr>
-          <w:rStyle w:val="FunctionTok"/>
-        </w:rPr>
-        <w:t xml:space="preserve" w:run_content_index="909">cat</w:t>
-      </w:r>
-      <w:r w:run_index="903">
-        <w:rPr>
-          <w:rStyle w:val="NormalTok"/>
-        </w:rPr>
-        <w:t xml:space="preserve" w:run_content_index="910">(</w:t>
-      </w:r>
-      <w:r w:run_index="904">
-        <w:rPr>
-          <w:rStyle w:val="StringTok"/>
-        </w:rPr>
-        <w:t xml:space="preserve" w:run_content_index="911">" -"</w:t>
-      </w:r>
-      <w:r w:run_index="905">
-        <w:rPr>
-          <w:rStyle w:val="NormalTok"/>
-        </w:rPr>
-        <w:t xml:space="preserve" w:run_content_index="912">, </w:t>
-      </w:r>
-      <w:r w:run_index="906">
-        <w:rPr>
-          <w:rStyle w:val="FunctionTok"/>
-        </w:rPr>
-        <w:t xml:space="preserve" w:run_content_index="913">file.path</w:t>
-      </w:r>
-      <w:r w:run_index="907">
-        <w:rPr>
-          <w:rStyle w:val="NormalTok"/>
-        </w:rPr>
-        <w:t xml:space="preserve" w:run_content_index="914">(</w:t>
-      </w:r>
-      <w:r w:run_index="908">
-        <w:rPr>
-          <w:rStyle w:val="StringTok"/>
-        </w:rPr>
-        <w:t xml:space="preserve" w:run_content_index="915">"OUTPUTS"</w:t>
-      </w:r>
-      <w:r w:run_index="909">
-        <w:rPr>
-          <w:rStyle w:val="NormalTok"/>
-        </w:rPr>
-        <w:t xml:space="preserve" w:run_content_index="916">, </w:t>
-      </w:r>
-      <w:r w:run_index="910">
-        <w:rPr>
-          <w:rStyle w:val="StringTok"/>
-        </w:rPr>
-        <w:t xml:space="preserve" w:run_content_index="917">"tables"</w:t>
-      </w:r>
-      <w:r w:run_index="911">
-        <w:rPr>
-          <w:rStyle w:val="NormalTok"/>
-        </w:rPr>
-        <w:t xml:space="preserve" w:run_content_index="918">, </w:t>
-      </w:r>
-      <w:r w:run_index="912">
-        <w:rPr>
-          <w:rStyle w:val="StringTok"/>
-        </w:rPr>
-        <w:t xml:space="preserve" w:run_content_index="919">"pk-summary.csv"</w:t>
-      </w:r>
-      <w:r w:run_index="913">
-        <w:rPr>
-          <w:rStyle w:val="NormalTok"/>
-        </w:rPr>
-        <w:t xml:space="preserve" w:run_content_index="920">), </w:t>
-      </w:r>
-      <w:r w:run_index="914">
-        <w:rPr>
-          <w:rStyle w:val="StringTok"/>
-        </w:rPr>
-        <w:t xml:space="preserve" w:run_content_index="921">"</w:t>
-      </w:r>
-      <w:r w:run_index="915">
-        <w:rPr>
-          <w:rStyle w:val="SpecialCharTok"/>
-        </w:rPr>
-        <w:t xml:space="preserve" w:run_content_index="922">\n</w:t>
-      </w:r>
-      <w:r w:run_index="916">
-        <w:rPr>
-          <w:rStyle w:val="StringTok"/>
-        </w:rPr>
-        <w:t xml:space="preserve" w:run_content_index="923">"</w:t>
-      </w:r>
-      <w:r w:run_index="917">
-        <w:rPr>
-          <w:rStyle w:val="NormalTok"/>
-        </w:rPr>
-        <w:t xml:space="preserve" w:run_content_index="924">)</w:t>
-      </w:r>
-      <w:r w:run_index="918">
-        <w:br w:run_content_index="925"/>
-      </w:r>
-      <w:r w:run_index="919">
-        <w:rPr>
-          <w:rStyle w:val="FunctionTok"/>
-        </w:rPr>
-        <w:t xml:space="preserve" w:run_content_index="926">cat</w:t>
-      </w:r>
-      <w:r w:run_index="920">
-        <w:rPr>
-          <w:rStyle w:val="NormalTok"/>
-        </w:rPr>
-        <w:t xml:space="preserve" w:run_content_index="927">(</w:t>
-      </w:r>
-      <w:r w:run_index="921">
-        <w:rPr>
-          <w:rStyle w:val="StringTok"/>
-        </w:rPr>
-        <w:t xml:space="preserve" w:run_content_index="928">" -"</w:t>
-      </w:r>
-      <w:r w:run_index="922">
-        <w:rPr>
-          <w:rStyle w:val="NormalTok"/>
-        </w:rPr>
-        <w:t xml:space="preserve" w:run_content_index="929">, </w:t>
-      </w:r>
-      <w:r w:run_index="923">
-        <w:rPr>
-          <w:rStyle w:val="FunctionTok"/>
-        </w:rPr>
-        <w:t xml:space="preserve" w:run_content_index="930">file.path</w:t>
-      </w:r>
-      <w:r w:run_index="924">
-        <w:rPr>
-          <w:rStyle w:val="NormalTok"/>
-        </w:rPr>
-        <w:t xml:space="preserve" w:run_content_index="931">(</w:t>
-      </w:r>
-      <w:r w:run_index="925">
-        <w:rPr>
-          <w:rStyle w:val="StringTok"/>
-        </w:rPr>
-        <w:t xml:space="preserve" w:run_content_index="932">"OUTPUTS"</w:t>
-      </w:r>
-      <w:r w:run_index="926">
-        <w:rPr>
-          <w:rStyle w:val="NormalTok"/>
-        </w:rPr>
-        <w:t xml:space="preserve" w:run_content_index="933">, </w:t>
-      </w:r>
-      <w:r w:run_index="927">
-        <w:rPr>
-          <w:rStyle w:val="StringTok"/>
-        </w:rPr>
-        <w:t xml:space="preserve" w:run_content_index="934">"tables"</w:t>
-      </w:r>
-      <w:r w:run_index="928">
-        <w:rPr>
-          <w:rStyle w:val="NormalTok"/>
-        </w:rPr>
-        <w:t xml:space="preserve" w:run_content_index="935">, </w:t>
-      </w:r>
-      <w:r w:run_index="929">
-        <w:rPr>
-          <w:rStyle w:val="StringTok"/>
-        </w:rPr>
-        <w:t xml:space="preserve" w:run_content_index="936">"participant-demographics.rds"</w:t>
-      </w:r>
-      <w:r w:run_index="930">
-        <w:rPr>
-          <w:rStyle w:val="NormalTok"/>
-        </w:rPr>
-        <w:t xml:space="preserve" w:run_content_index="937">), </w:t>
-      </w:r>
-      <w:r w:run_index="931">
-        <w:rPr>
-          <w:rStyle w:val="StringTok"/>
-        </w:rPr>
-        <w:t xml:space="preserve" w:run_content_index="938">"</w:t>
-      </w:r>
-      <w:r w:run_index="932">
-        <w:rPr>
-          <w:rStyle w:val="SpecialCharTok"/>
-        </w:rPr>
-        <w:t xml:space="preserve" w:run_content_index="939">\n</w:t>
-      </w:r>
-      <w:r w:run_index="933">
-        <w:rPr>
-          <w:rStyle w:val="StringTok"/>
-        </w:rPr>
-        <w:t xml:space="preserve" w:run_content_index="940">"</w:t>
-      </w:r>
-      <w:r w:run_index="934">
-        <w:rPr>
-          <w:rStyle w:val="NormalTok"/>
-        </w:rPr>
-        <w:t xml:space="preserve" w:run_content_index="941">)</w:t>
-      </w:r>
-      <w:r w:run_index="935">
-        <w:br w:run_content_index="942"/>
-      </w:r>
-      <w:r w:run_index="936">
-        <w:rPr>
-          <w:rStyle w:val="FunctionTok"/>
-        </w:rPr>
-        <w:t xml:space="preserve" w:run_content_index="943">cat</w:t>
-      </w:r>
-      <w:r w:run_index="937">
-        <w:rPr>
-          <w:rStyle w:val="NormalTok"/>
-        </w:rPr>
-        <w:t xml:space="preserve" w:run_content_index="944">(</w:t>
-      </w:r>
-      <w:r w:run_index="938">
-        <w:rPr>
-          <w:rStyle w:val="StringTok"/>
-        </w:rPr>
-        <w:t xml:space="preserve" w:run_content_index="945">" -"</w:t>
-      </w:r>
-      <w:r w:run_index="939">
-        <w:rPr>
-          <w:rStyle w:val="NormalTok"/>
-        </w:rPr>
-        <w:t xml:space="preserve" w:run_content_index="946">, plot_file, </w:t>
-      </w:r>
-      <w:r w:run_index="940">
-        <w:rPr>
-          <w:rStyle w:val="StringTok"/>
-        </w:rPr>
-        <w:t xml:space="preserve" w:run_content_index="947">"</w:t>
-      </w:r>
-      <w:r w:run_index="941">
-        <w:rPr>
-          <w:rStyle w:val="SpecialCharTok"/>
-        </w:rPr>
-        <w:t xml:space="preserve" w:run_content_index="948">\n</w:t>
-      </w:r>
-      <w:r w:run_index="942">
-        <w:rPr>
-          <w:rStyle w:val="StringTok"/>
-        </w:rPr>
-        <w:t xml:space="preserve" w:run_content_index="949">"</w:t>
-      </w:r>
-      <w:r w:run_index="943">
-        <w:rPr>
-          <w:rStyle w:val="NormalTok"/>
-        </w:rPr>
-        <w:t xml:space="preserve" w:run_content_index="950">)</w:t>
-      </w:r>
-      <w:r w:run_index="944">
-        <w:br w:run_content_index="951"/>
-      </w:r>
-      <w:r w:run_index="945">
-        <w:rPr>
-          <w:rStyle w:val="FunctionTok"/>
-        </w:rPr>
-        <w:t xml:space="preserve" w:run_content_index="952">cat</w:t>
-      </w:r>
-      <w:r w:run_index="946">
-        <w:rPr>
-          <w:rStyle w:val="NormalTok"/>
-        </w:rPr>
-        <w:t xml:space="preserve" w:run_content_index="953">(</w:t>
-      </w:r>
-      <w:r w:run_index="947">
-        <w:rPr>
-          <w:rStyle w:val="StringTok"/>
-        </w:rPr>
-        <w:t xml:space="preserve" w:run_content_index="954">" -"</w:t>
-      </w:r>
-      <w:r w:run_index="948">
-        <w:rPr>
-          <w:rStyle w:val="NormalTok"/>
-        </w:rPr>
-        <w:t xml:space="preserve" w:run_content_index="955">, synopsis_plot_file, </w:t>
-      </w:r>
-      <w:r w:run_index="949">
-        <w:rPr>
-          <w:rStyle w:val="StringTok"/>
-        </w:rPr>
-        <w:t xml:space="preserve" w:run_content_index="956">"</w:t>
-      </w:r>
-      <w:r w:run_index="950">
-        <w:rPr>
-          <w:rStyle w:val="SpecialCharTok"/>
-        </w:rPr>
-        <w:t xml:space="preserve" w:run_content_index="957">\n</w:t>
-      </w:r>
-      <w:r w:run_index="951">
-        <w:rPr>
-          <w:rStyle w:val="StringTok"/>
-        </w:rPr>
-        <w:t xml:space="preserve" w:run_content_index="958">"</w:t>
-      </w:r>
-      <w:r w:run_index="952">
-        <w:rPr>
-          <w:rStyle w:val="NormalTok"/>
-        </w:rPr>
-        <w:t xml:space="preserve" w:run_content_index="959">)</w:t>
-      </w:r>
-    </w:p>
-    <w:p w:doc_index="110">
-      <w:pPr>
-        <w:pStyle w:val="FirstParagraph"/>
-      </w:pPr>
-      <w:r w:run_index="953">
-        <w:t xml:space="preserve" w:run_content_index="960">End of script.</w:t>
-      </w:r>
-    </w:p>
-    <w:p w:doc_index="111">
-      <w:r w:run_index="954">
-        <w:br w:type="page" w:run_content_index="961"/>
+        <w:br w:type="page" w:run_content_index="299"/>
       </w:r>
     </w:p>
     <w:p w:doc_index="112">
       <w:pPr>
         <w:pStyle w:val="Heading1"/>
       </w:pPr>
-      <w:bookmarkStart w:id="900003" w:name="SupplementaryNumbering"/>
-      <w:r w:run_index="955">
-        <w:t xml:space="preserve" w:run_content_index="962">Appendix </w:t>
-      </w:r>
-      <w:r w:run_index="956">
-        <w:fldChar w:fldCharType="begin" w:dirty="true" w:run_content_index="963"/>
-      </w:r>
-      <w:r w:run_index="957">
-        <w:instrText xml:space="preserve" w:run_content_index="964"> SEQ Appendix \* ALPHABETIC </w:instrText>
-      </w:r>
-      <w:r w:run_index="958">
-        <w:fldChar w:fldCharType="separate" w:run_content_index="965"/>
-      </w:r>
-      <w:r w:run_index="959">
-        <w:t w:run_content_index="966">C</w:t>
-      </w:r>
-      <w:r w:run_index="960">
-        <w:fldChar w:fldCharType="end" w:run_content_index="967"/>
+      <w:bookmarkStart w:id="900003" w:name="StatisticalMethods"/>
+      <w:r w:run_index="291">
+        <w:t xml:space="preserve" w:run_content_index="300">Appendix </w:t>
+      </w:r>
+      <w:r w:run_index="292">
+        <w:fldChar w:fldCharType="begin" w:dirty="true" w:run_content_index="301"/>
+      </w:r>
+      <w:r w:run_index="293">
+        <w:instrText xml:space="preserve" w:run_content_index="302"> SEQ Appendix \* ALPHABETIC </w:instrText>
+      </w:r>
+      <w:r w:run_index="294">
+        <w:fldChar w:fldCharType="separate" w:run_content_index="303"/>
+      </w:r>
+      <w:r w:run_index="295">
+        <w:t w:run_content_index="304">A</w:t>
+      </w:r>
+      <w:r w:run_index="296">
+        <w:fldChar w:fldCharType="end" w:run_content_index="305"/>
       </w:r>
       <w:bookmarkEnd w:id="900003"/>
-      <w:r w:run_index="961">
-        <w:t xml:space="preserve" w:run_content_index="968">: Supplementary Numbering Example</w:t>
+      <w:r w:run_index="297">
+        <w:t xml:space="preserve" w:run_content_index="306">: Statistical Methods</w:t>
       </w:r>
     </w:p>
     <w:p w:doc_index="113">
       <w:pPr>
-        <w:pStyle w:val="Caption"/>
-        <w:keepNext/>
+        <w:pStyle w:val="BodyText"/>
       </w:pPr>
-      <w:bookmarkStart w:id="900004" w:name="FigAppendixExample"/>
-      <w:r w:run_index="962">
-        <w:t xml:space="preserve" w:run_content_index="969">Figure </w:t>
-      </w:r>
-      <w:r w:run_index="963">
-        <w:t xml:space="preserve" w:run_content_index="970">C</w:t>
-      </w:r>
-      <w:r w:run_index="964">
-        <w:fldChar w:fldCharType="begin" w:dirty="true" w:run_content_index="971"/>
-      </w:r>
-      <w:r w:run_index="965">
-        <w:instrText xml:space="preserve" w:run_content_index="972"> SEQ AppendixFigure \* ARABIC \r 1 </w:instrText>
-      </w:r>
-      <w:r w:run_index="966">
-        <w:fldChar w:fldCharType="separate" w:run_content_index="973"/>
-      </w:r>
-      <w:r w:run_index="967">
-        <w:t w:run_content_index="974">1</w:t>
-      </w:r>
-      <w:r w:run_index="968">
-        <w:fldChar w:fldCharType="end" w:run_content_index="975"/>
-      </w:r>
-      <w:bookmarkEnd w:id="900004"/>
-      <w:r w:run_index="969">
-        <w:tab w:run_content_index="976"/>
-        <w:t w:run_content_index="977">Example appendix-scoped figure</w:t>
+      <w:r w:run_index="298">
+        <w:t xml:space="preserve" w:run_content_index="307">Per-participant summary statistics were computed directly from the observed</w:t>
+      </w:r>
+      <w:r w:run_index="299">
+        <w:t xml:space="preserve" w:run_content_index="308"> </w:t>
+      </w:r>
+      <w:r w:run_index="300">
+        <w:t xml:space="preserve" w:run_content_index="309">concentration-time data; no model-based estimation (e.g. the nonlinear</w:t>
+      </w:r>
+      <w:r w:run_index="301">
+        <w:t xml:space="preserve" w:run_content_index="310"> </w:t>
+      </w:r>
+      <w:r w:run_index="302">
+        <w:t xml:space="preserve" w:run_content_index="311">mixed-effects approach in</w:t>
+      </w:r>
+      <w:r w:run_index="303">
+        <w:t xml:space="preserve" w:run_content_index="312"> </w:t>
+      </w:r>
+      <w:r w:run_index="304">
+        <w:t xml:space="preserve" w:run_content_index="313">[</w:t>
+      </w:r>
+      <w:hyperlink w:anchor="ref-pinheiro1995">
+        <w:r w:run_index="305">
+          <w:rPr>
+            <w:rStyle w:val="Hyperlink"/>
+          </w:rPr>
+          <w:t xml:space="preserve" w:run_content_index="314">2</w:t>
+        </w:r>
+      </w:hyperlink>
+      <w:r w:run_index="306">
+        <w:t xml:space="preserve" w:run_content_index="315">]</w:t>
+      </w:r>
+      <w:r w:run_index="307">
+        <w:t xml:space="preserve" w:run_content_index="316">) was performed for this</w:t>
+      </w:r>
+      <w:r w:run_index="308">
+        <w:t xml:space="preserve" w:run_content_index="317"> </w:t>
+      </w:r>
+      <w:r w:run_index="309">
+        <w:t xml:space="preserve" w:run_content_index="318">demonstration report. See</w:t>
+      </w:r>
+      <w:r w:run_index="310">
+        <w:t xml:space="preserve" w:run_content_index="319"> </w:t>
+      </w:r>
+      <w:r w:run_index="311">
+        <w:fldChar w:fldCharType="begin" w:dirty="true" w:run_content_index="320"/>
+      </w:r>
+      <w:r w:run_index="312">
+        <w:instrText xml:space="preserve" w:run_content_index="321"> REF StatisticalMethods \h </w:instrText>
+      </w:r>
+      <w:r w:run_index="313">
+        <w:fldChar w:fldCharType="separate" w:run_content_index="322"/>
+      </w:r>
+      <w:r w:run_index="314">
+        <w:t w:run_content_index="323">Appendix ?</w:t>
+      </w:r>
+      <w:r w:run_index="315">
+        <w:fldChar w:fldCharType="end" w:run_content_index="324"/>
+      </w:r>
+      <w:r w:run_index="316">
+        <w:t xml:space="preserve" w:run_content_index="325"> </w:t>
+      </w:r>
+      <w:r w:run_index="317">
+        <w:t xml:space="preserve" w:run_content_index="326">for the complete methodology.</w:t>
       </w:r>
     </w:p>
     <w:p w:doc_index="114">
-      <w:pPr>
-        <w:pStyle w:val="BodyText"/>
-      </w:pPr>
-      <w:r w:run_index="970">
-        <w:t xml:space="preserve" w:run_content_index="978">This figure’s number restarts at 1 within this appendix, independent of</w:t>
-      </w:r>
-      <w:r w:run_index="971">
-        <w:t xml:space="preserve" w:run_content_index="979"> </w:t>
-      </w:r>
-      <w:r w:run_index="972">
-        <w:t xml:space="preserve" w:run_content_index="980">Figure 1 in the main body above.</w:t>
+      <w:r w:run_index="318">
+        <w:br w:type="page" w:run_content_index="327"/>
       </w:r>
     </w:p>
     <w:p w:doc_index="115">
       <w:pPr>
-        <w:pStyle w:val="Caption"/>
-        <w:keepNext/>
+        <w:pStyle w:val="Heading1"/>
       </w:pPr>
-      <w:bookmarkStart w:id="900005" w:name="TblAppendixExample"/>
-      <w:r w:run_index="973">
-        <w:t xml:space="preserve" w:run_content_index="981">Table </w:t>
-      </w:r>
-      <w:r w:run_index="974">
-        <w:t xml:space="preserve" w:run_content_index="982">C</w:t>
-      </w:r>
-      <w:r w:run_index="975">
-        <w:fldChar w:fldCharType="begin" w:dirty="true" w:run_content_index="983"/>
-      </w:r>
-      <w:r w:run_index="976">
-        <w:instrText xml:space="preserve" w:run_content_index="984"> SEQ AppendixTable \* ARABIC \r 1 </w:instrText>
-      </w:r>
-      <w:r w:run_index="977">
-        <w:fldChar w:fldCharType="separate" w:run_content_index="985"/>
-      </w:r>
-      <w:r w:run_index="978">
-        <w:t w:run_content_index="986">1</w:t>
-      </w:r>
-      <w:r w:run_index="979">
-        <w:fldChar w:fldCharType="end" w:run_content_index="987"/>
-      </w:r>
-      <w:bookmarkEnd w:id="900005"/>
-      <w:r w:run_index="980">
-        <w:tab w:run_content_index="988"/>
-        <w:t w:run_content_index="989">Example appendix-scoped table</w:t>
+      <w:bookmarkStart w:id="900004" w:name="AnalysisCode"/>
+      <w:r w:run_index="319">
+        <w:t xml:space="preserve" w:run_content_index="328">Appendix </w:t>
+      </w:r>
+      <w:r w:run_index="320">
+        <w:fldChar w:fldCharType="begin" w:dirty="true" w:run_content_index="329"/>
+      </w:r>
+      <w:r w:run_index="321">
+        <w:instrText xml:space="preserve" w:run_content_index="330"> SEQ Appendix \* ALPHABETIC </w:instrText>
+      </w:r>
+      <w:r w:run_index="322">
+        <w:fldChar w:fldCharType="separate" w:run_content_index="331"/>
+      </w:r>
+      <w:r w:run_index="323">
+        <w:t w:run_content_index="332">B</w:t>
+      </w:r>
+      <w:r w:run_index="324">
+        <w:fldChar w:fldCharType="end" w:run_content_index="333"/>
+      </w:r>
+      <w:bookmarkEnd w:id="900004"/>
+      <w:r w:run_index="325">
+        <w:t xml:space="preserve" w:run_content_index="334">: Analysis Code</w:t>
       </w:r>
     </w:p>
     <w:p w:doc_index="116">
       <w:pPr>
         <w:pStyle w:val="BodyText"/>
       </w:pPr>
-      <w:r w:run_index="981">
-        <w:t xml:space="preserve" w:run_content_index="990">Referenced as</w:t>
-      </w:r>
-      <w:r w:run_index="982">
-        <w:t xml:space="preserve" w:run_content_index="991"> </w:t>
-      </w:r>
-      <w:r w:run_index="983">
-        <w:fldChar w:fldCharType="begin" w:dirty="true" w:run_content_index="992"/>
-      </w:r>
-      <w:r w:run_index="984">
-        <w:instrText xml:space="preserve" w:run_content_index="993"> REF TblAppendixExample \h </w:instrText>
-      </w:r>
-      <w:r w:run_index="985">
-        <w:fldChar w:fldCharType="separate" w:run_content_index="994"/>
-      </w:r>
-      <w:r w:run_index="986">
-        <w:t w:run_content_index="995">Table C1</w:t>
-      </w:r>
-      <w:r w:run_index="987">
-        <w:fldChar w:fldCharType="end" w:run_content_index="996"/>
-      </w:r>
-      <w:r w:run_index="988">
-        <w:t xml:space="preserve" w:run_content_index="997"> </w:t>
-      </w:r>
-      <w:r w:run_index="989">
-        <w:t xml:space="preserve" w:run_content_index="998">and</w:t>
-      </w:r>
-      <w:r w:run_index="990">
-        <w:t xml:space="preserve" w:run_content_index="999"> </w:t>
-      </w:r>
-      <w:r w:run_index="991">
-        <w:fldChar w:fldCharType="begin" w:dirty="true" w:run_content_index="1000"/>
-      </w:r>
-      <w:r w:run_index="992">
-        <w:instrText xml:space="preserve" w:run_content_index="1001"> REF FigAppendixExample \h </w:instrText>
-      </w:r>
-      <w:r w:run_index="993">
-        <w:fldChar w:fldCharType="separate" w:run_content_index="1002"/>
-      </w:r>
-      <w:r w:run_index="994">
-        <w:t w:run_content_index="1003">Figure C1</w:t>
-      </w:r>
-      <w:r w:run_index="995">
-        <w:fldChar w:fldCharType="end" w:run_content_index="1004"/>
-      </w:r>
-      <w:r w:run_index="996">
-        <w:t xml:space="preserve" w:run_content_index="1005">.</w:t>
+      <w:r w:run_index="326">
+        <w:t xml:space="preserve" w:run_content_index="335">The complete R script used to produce this report’s tables and figure</w:t>
+      </w:r>
+      <w:r w:run_index="327">
+        <w:t xml:space="preserve" w:run_content_index="336"> </w:t>
+      </w:r>
+      <w:r w:run_index="328">
+        <w:t xml:space="preserve" w:run_content_index="337">(</w:t>
+      </w:r>
+      <w:r w:run_index="329">
+        <w:fldChar w:fldCharType="begin" w:dirty="true" w:run_content_index="338"/>
+      </w:r>
+      <w:r w:run_index="330">
+        <w:instrText xml:space="preserve" w:run_content_index="339"> REF StatisticalMethods \h </w:instrText>
+      </w:r>
+      <w:r w:run_index="331">
+        <w:fldChar w:fldCharType="separate" w:run_content_index="340"/>
+      </w:r>
+      <w:r w:run_index="332">
+        <w:t w:run_content_index="341">Appendix ?</w:t>
+      </w:r>
+      <w:r w:run_index="333">
+        <w:fldChar w:fldCharType="end" w:run_content_index="342"/>
+      </w:r>
+      <w:r w:run_index="334">
+        <w:t xml:space="preserve" w:run_content_index="343"> </w:t>
+      </w:r>
+      <w:r w:run_index="335">
+        <w:t xml:space="preserve" w:run_content_index="344">above) is reproduced</w:t>
+      </w:r>
+      <w:r w:run_index="336">
+        <w:t xml:space="preserve" w:run_content_index="345"> </w:t>
+      </w:r>
+      <w:r w:run_index="337">
+        <w:t xml:space="preserve" w:run_content_index="346">below for reference.</w:t>
       </w:r>
     </w:p>
-    <w:bookmarkEnd w:id="27"/>
-    <w:bookmarkStart w:id="29" w:name="section-scoped-example"/>
     <w:p w:doc_index="117">
       <w:pPr>
-        <w:pStyle w:val="Heading2"/>
+        <w:pStyle w:val="SourceCode"/>
       </w:pPr>
+      <w:r w:run_index="338">
+        <w:rPr>
+          <w:rStyle w:val="CommentTok"/>
+        </w:rPr>
+        <w:t xml:space="preserve" w:run_content_index="347"># Generates the demo report's artifacts: a PK parameter summary table, a</w:t>
+      </w:r>
+      <w:r w:run_index="339">
+        <w:br w:run_content_index="348"/>
+      </w:r>
+      <w:r w:run_index="340">
+        <w:rPr>
+          <w:rStyle w:val="CommentTok"/>
+        </w:rPr>
+        <w:t xml:space="preserve" w:run_content_index="349"># participant demographics table, and a concentration-time figure, using</w:t>
+      </w:r>
+      <w:r w:run_index="341">
+        <w:br w:run_content_index="350"/>
+      </w:r>
+      <w:r w:run_index="342">
+        <w:rPr>
+          <w:rStyle w:val="CommentTok"/>
+        </w:rPr>
+        <w:t xml:space="preserve" w:run_content_index="351"># base R's built-in Theoph dataset (the same one reportifyr's own README/</w:t>
+      </w:r>
+      <w:r w:run_index="343">
+        <w:br w:run_content_index="352"/>
+      </w:r>
+      <w:r w:run_index="344">
+        <w:rPr>
+          <w:rStyle w:val="CommentTok"/>
+        </w:rPr>
+        <w:t xml:space="preserve" w:run_content_index="353"># examples use). Run from this project's root (examples/demo-report/), e.g.:</w:t>
+      </w:r>
+      <w:r w:run_index="345">
+        <w:br w:run_content_index="354"/>
+      </w:r>
+      <w:r w:run_index="346">
+        <w:rPr>
+          <w:rStyle w:val="CommentTok"/>
+        </w:rPr>
+        <w:t xml:space="preserve" w:run_content_index="355">#</w:t>
+      </w:r>
+      <w:r w:run_index="347">
+        <w:br w:run_content_index="356"/>
+      </w:r>
+      <w:r w:run_index="348">
+        <w:rPr>
+          <w:rStyle w:val="CommentTok"/>
+        </w:rPr>
+        <w:t xml:space="preserve" w:run_content_index="357">#   cd examples/demo-report &amp;&amp; Rscript scripts/01_analysis.R</w:t>
+      </w:r>
+      <w:r w:run_index="349">
+        <w:br w:run_content_index="358"/>
+      </w:r>
+      <w:r w:run_index="350">
+        <w:br w:run_content_index="359"/>
+      </w:r>
+      <w:r w:run_index="351">
+        <w:rPr>
+          <w:rStyle w:val="FunctionTok"/>
+        </w:rPr>
+        <w:t xml:space="preserve" w:run_content_index="360">library</w:t>
+      </w:r>
+      <w:r w:run_index="352">
+        <w:rPr>
+          <w:rStyle w:val="NormalTok"/>
+        </w:rPr>
+        <w:t xml:space="preserve" w:run_content_index="361">(reportifyr)</w:t>
+      </w:r>
+      <w:r w:run_index="353">
+        <w:br w:run_content_index="362"/>
+      </w:r>
+      <w:r w:run_index="354">
+        <w:rPr>
+          <w:rStyle w:val="FunctionTok"/>
+        </w:rPr>
+        <w:t xml:space="preserve" w:run_content_index="363">library</w:t>
+      </w:r>
+      <w:r w:run_index="355">
+        <w:rPr>
+          <w:rStyle w:val="NormalTok"/>
+        </w:rPr>
+        <w:t xml:space="preserve" w:run_content_index="364">(ggplot2)</w:t>
+      </w:r>
+      <w:r w:run_index="356">
+        <w:br w:run_content_index="365"/>
+      </w:r>
+      <w:r w:run_index="357">
+        <w:rPr>
+          <w:rStyle w:val="FunctionTok"/>
+        </w:rPr>
+        <w:t xml:space="preserve" w:run_content_index="366">library</w:t>
+      </w:r>
+      <w:r w:run_index="358">
+        <w:rPr>
+          <w:rStyle w:val="NormalTok"/>
+        </w:rPr>
+        <w:t xml:space="preserve" w:run_content_index="367">(flextable)</w:t>
+      </w:r>
+      <w:r w:run_index="359">
+        <w:br w:run_content_index="368"/>
+      </w:r>
+      <w:r w:run_index="360">
+        <w:rPr>
+          <w:rStyle w:val="FunctionTok"/>
+        </w:rPr>
+        <w:t xml:space="preserve" w:run_content_index="369">library</w:t>
+      </w:r>
+      <w:r w:run_index="361">
+        <w:rPr>
+          <w:rStyle w:val="NormalTok"/>
+        </w:rPr>
+        <w:t xml:space="preserve" w:run_content_index="370">(officer)</w:t>
+      </w:r>
+      <w:r w:run_index="362">
+        <w:br w:run_content_index="371"/>
+      </w:r>
+      <w:r w:run_index="363">
+        <w:br w:run_content_index="372"/>
+      </w:r>
+      <w:r w:run_index="364">
+        <w:rPr>
+          <w:rStyle w:val="FunctionTok"/>
+        </w:rPr>
+        <w:t xml:space="preserve" w:run_content_index="373">stopifnot</w:t>
+      </w:r>
+      <w:r w:run_index="365">
+        <w:rPr>
+          <w:rStyle w:val="NormalTok"/>
+        </w:rPr>
+        <w:t xml:space="preserve" w:run_content_index="374">(</w:t>
+      </w:r>
+      <w:r w:run_index="366">
+        <w:rPr>
+          <w:rStyle w:val="FunctionTok"/>
+        </w:rPr>
+        <w:t xml:space="preserve" w:run_content_index="375">basename</w:t>
+      </w:r>
+      <w:r w:run_index="367">
+        <w:rPr>
+          <w:rStyle w:val="NormalTok"/>
+        </w:rPr>
+        <w:t xml:space="preserve" w:run_content_index="376">(</w:t>
+      </w:r>
+      <w:r w:run_index="368">
+        <w:rPr>
+          <w:rStyle w:val="FunctionTok"/>
+        </w:rPr>
+        <w:t xml:space="preserve" w:run_content_index="377">getwd</w:t>
+      </w:r>
+      <w:r w:run_index="369">
+        <w:rPr>
+          <w:rStyle w:val="NormalTok"/>
+        </w:rPr>
+        <w:t xml:space="preserve" w:run_content_index="378">()) </w:t>
+      </w:r>
+      <w:r w:run_index="370">
+        <w:rPr>
+          <w:rStyle w:val="SpecialCharTok"/>
+        </w:rPr>
+        <w:t xml:space="preserve" w:run_content_index="379">==</w:t>
+      </w:r>
+      <w:r w:run_index="371">
+        <w:rPr>
+          <w:rStyle w:val="NormalTok"/>
+        </w:rPr>
+        <w:t xml:space="preserve" w:run_content_index="380"> </w:t>
+      </w:r>
+      <w:r w:run_index="372">
+        <w:rPr>
+          <w:rStyle w:val="StringTok"/>
+        </w:rPr>
+        <w:t xml:space="preserve" w:run_content_index="381">"demo-report"</w:t>
+      </w:r>
+      <w:r w:run_index="373">
+        <w:rPr>
+          <w:rStyle w:val="NormalTok"/>
+        </w:rPr>
+        <w:t xml:space="preserve" w:run_content_index="382">)</w:t>
+      </w:r>
+      <w:r w:run_index="374">
+        <w:br w:run_content_index="383"/>
+      </w:r>
+      <w:r w:run_index="375">
+        <w:br w:run_content_index="384"/>
+      </w:r>
+      <w:r w:run_index="376">
+        <w:rPr>
+          <w:rStyle w:val="NormalTok"/>
+        </w:rPr>
+        <w:t xml:space="preserve" w:run_content_index="385">config_yaml </w:t>
+      </w:r>
+      <w:r w:run_index="377">
+        <w:rPr>
+          <w:rStyle w:val="OtherTok"/>
+        </w:rPr>
+        <w:t xml:space="preserve" w:run_content_index="386">&lt;-</w:t>
+      </w:r>
+      <w:r w:run_index="378">
+        <w:rPr>
+          <w:rStyle w:val="NormalTok"/>
+        </w:rPr>
+        <w:t xml:space="preserve" w:run_content_index="387"> </w:t>
+      </w:r>
+      <w:r w:run_index="379">
+        <w:rPr>
+          <w:rStyle w:val="FunctionTok"/>
+        </w:rPr>
+        <w:t xml:space="preserve" w:run_content_index="388">file.path</w:t>
+      </w:r>
+      <w:r w:run_index="380">
+        <w:rPr>
+          <w:rStyle w:val="NormalTok"/>
+        </w:rPr>
+        <w:t xml:space="preserve" w:run_content_index="389">(</w:t>
+      </w:r>
+      <w:r w:run_index="381">
+        <w:rPr>
+          <w:rStyle w:val="StringTok"/>
+        </w:rPr>
+        <w:t xml:space="preserve" w:run_content_index="390">"report"</w:t>
+      </w:r>
+      <w:r w:run_index="382">
+        <w:rPr>
+          <w:rStyle w:val="NormalTok"/>
+        </w:rPr>
+        <w:t xml:space="preserve" w:run_content_index="391">, </w:t>
+      </w:r>
+      <w:r w:run_index="383">
+        <w:rPr>
+          <w:rStyle w:val="StringTok"/>
+        </w:rPr>
+        <w:t xml:space="preserve" w:run_content_index="392">"config.yaml"</w:t>
+      </w:r>
+      <w:r w:run_index="384">
+        <w:rPr>
+          <w:rStyle w:val="NormalTok"/>
+        </w:rPr>
+        <w:t xml:space="preserve" w:run_content_index="393">)</w:t>
+      </w:r>
+      <w:r w:run_index="385">
+        <w:br w:run_content_index="394"/>
+      </w:r>
+      <w:r w:run_index="386">
+        <w:br w:run_content_index="395"/>
+      </w:r>
+      <w:r w:run_index="387">
+        <w:rPr>
+          <w:rStyle w:val="CommentTok"/>
+        </w:rPr>
+        <w:t xml:space="preserve" w:run_content_index="396"># Theoph's own column is "Subject" -- renamed to "Participant" to match</w:t>
+      </w:r>
+      <w:r w:run_index="388">
+        <w:br w:run_content_index="397"/>
+      </w:r>
+      <w:r w:run_index="389">
+        <w:rPr>
+          <w:rStyle w:val="CommentTok"/>
+        </w:rPr>
+        <w:t xml:space="preserve" w:run_content_index="398"># current org convention before it reaches any output.</w:t>
+      </w:r>
+      <w:r w:run_index="390">
+        <w:br w:run_content_index="399"/>
+      </w:r>
+      <w:r w:run_index="391">
+        <w:rPr>
+          <w:rStyle w:val="NormalTok"/>
+        </w:rPr>
+        <w:t xml:space="preserve" w:run_content_index="400">theoph </w:t>
+      </w:r>
+      <w:r w:run_index="392">
+        <w:rPr>
+          <w:rStyle w:val="OtherTok"/>
+        </w:rPr>
+        <w:t xml:space="preserve" w:run_content_index="401">&lt;-</w:t>
+      </w:r>
+      <w:r w:run_index="393">
+        <w:rPr>
+          <w:rStyle w:val="NormalTok"/>
+        </w:rPr>
+        <w:t xml:space="preserve" w:run_content_index="402"> Theoph</w:t>
+      </w:r>
+      <w:r w:run_index="394">
+        <w:br w:run_content_index="403"/>
+      </w:r>
+      <w:r w:run_index="395">
+        <w:rPr>
+          <w:rStyle w:val="FunctionTok"/>
+        </w:rPr>
+        <w:t xml:space="preserve" w:run_content_index="404">names</w:t>
+      </w:r>
+      <w:r w:run_index="396">
+        <w:rPr>
+          <w:rStyle w:val="NormalTok"/>
+        </w:rPr>
+        <w:t xml:space="preserve" w:run_content_index="405">(theoph)[</w:t>
+      </w:r>
+      <w:r w:run_index="397">
+        <w:rPr>
+          <w:rStyle w:val="FunctionTok"/>
+        </w:rPr>
+        <w:t xml:space="preserve" w:run_content_index="406">names</w:t>
+      </w:r>
+      <w:r w:run_index="398">
+        <w:rPr>
+          <w:rStyle w:val="NormalTok"/>
+        </w:rPr>
+        <w:t xml:space="preserve" w:run_content_index="407">(theoph) </w:t>
+      </w:r>
+      <w:r w:run_index="399">
+        <w:rPr>
+          <w:rStyle w:val="SpecialCharTok"/>
+        </w:rPr>
+        <w:t xml:space="preserve" w:run_content_index="408">==</w:t>
+      </w:r>
+      <w:r w:run_index="400">
+        <w:rPr>
+          <w:rStyle w:val="NormalTok"/>
+        </w:rPr>
+        <w:t xml:space="preserve" w:run_content_index="409"> </w:t>
+      </w:r>
+      <w:r w:run_index="401">
+        <w:rPr>
+          <w:rStyle w:val="StringTok"/>
+        </w:rPr>
+        <w:t xml:space="preserve" w:run_content_index="410">"Subject"</w:t>
+      </w:r>
+      <w:r w:run_index="402">
+        <w:rPr>
+          <w:rStyle w:val="NormalTok"/>
+        </w:rPr>
+        <w:t xml:space="preserve" w:run_content_index="411">] </w:t>
+      </w:r>
+      <w:r w:run_index="403">
+        <w:rPr>
+          <w:rStyle w:val="OtherTok"/>
+        </w:rPr>
+        <w:t xml:space="preserve" w:run_content_index="412">&lt;-</w:t>
+      </w:r>
+      <w:r w:run_index="404">
+        <w:rPr>
+          <w:rStyle w:val="NormalTok"/>
+        </w:rPr>
+        <w:t xml:space="preserve" w:run_content_index="413"> </w:t>
+      </w:r>
+      <w:r w:run_index="405">
+        <w:rPr>
+          <w:rStyle w:val="StringTok"/>
+        </w:rPr>
+        <w:t xml:space="preserve" w:run_content_index="414">"Participant"</w:t>
+      </w:r>
+      <w:r w:run_index="406">
+        <w:br w:run_content_index="415"/>
+      </w:r>
+      <w:r w:run_index="407">
+        <w:br w:run_content_index="416"/>
+      </w:r>
+      <w:r w:run_index="408">
+        <w:rPr>
+          <w:rStyle w:val="NormalTok"/>
+        </w:rPr>
+        <w:t xml:space="preserve" w:run_content_index="417">pk_summary </w:t>
+      </w:r>
+      <w:r w:run_index="409">
+        <w:rPr>
+          <w:rStyle w:val="OtherTok"/>
+        </w:rPr>
+        <w:t xml:space="preserve" w:run_content_index="418">&lt;-</w:t>
+      </w:r>
+      <w:r w:run_index="410">
+        <w:rPr>
+          <w:rStyle w:val="NormalTok"/>
+        </w:rPr>
+        <w:t xml:space="preserve" w:run_content_index="419"> </w:t>
+      </w:r>
+      <w:r w:run_index="411">
+        <w:rPr>
+          <w:rStyle w:val="FunctionTok"/>
+        </w:rPr>
+        <w:t xml:space="preserve" w:run_content_index="420">aggregate</w:t>
+      </w:r>
+      <w:r w:run_index="412">
+        <w:rPr>
+          <w:rStyle w:val="NormalTok"/>
+        </w:rPr>
+        <w:t xml:space="preserve" w:run_content_index="421">(</w:t>
+      </w:r>
+      <w:r w:run_index="413">
+        <w:br w:run_content_index="422"/>
+      </w:r>
+      <w:r w:run_index="414">
+        <w:rPr>
+          <w:rStyle w:val="NormalTok"/>
+        </w:rPr>
+        <w:t xml:space="preserve" w:run_content_index="423">  conc </w:t>
+      </w:r>
+      <w:r w:run_index="415">
+        <w:rPr>
+          <w:rStyle w:val="SpecialCharTok"/>
+        </w:rPr>
+        <w:t xml:space="preserve" w:run_content_index="424">~</w:t>
+      </w:r>
+      <w:r w:run_index="416">
+        <w:rPr>
+          <w:rStyle w:val="NormalTok"/>
+        </w:rPr>
+        <w:t xml:space="preserve" w:run_content_index="425"> Participant,</w:t>
+      </w:r>
+      <w:r w:run_index="417">
+        <w:br w:run_content_index="426"/>
+      </w:r>
+      <w:r w:run_index="418">
+        <w:rPr>
+          <w:rStyle w:val="NormalTok"/>
+        </w:rPr>
+        <w:t xml:space="preserve" w:run_content_index="427">  </w:t>
+      </w:r>
+      <w:r w:run_index="419">
+        <w:rPr>
+          <w:rStyle w:val="AttributeTok"/>
+        </w:rPr>
+        <w:t xml:space="preserve" w:run_content_index="428">data =</w:t>
+      </w:r>
+      <w:r w:run_index="420">
+        <w:rPr>
+          <w:rStyle w:val="NormalTok"/>
+        </w:rPr>
+        <w:t xml:space="preserve" w:run_content_index="429"> theoph,</w:t>
+      </w:r>
+      <w:r w:run_index="421">
+        <w:br w:run_content_index="430"/>
+      </w:r>
+      <w:r w:run_index="422">
+        <w:rPr>
+          <w:rStyle w:val="NormalTok"/>
+        </w:rPr>
+        <w:t xml:space="preserve" w:run_content_index="431">  </w:t>
+      </w:r>
+      <w:r w:run_index="423">
+        <w:rPr>
+          <w:rStyle w:val="AttributeTok"/>
+        </w:rPr>
+        <w:t xml:space="preserve" w:run_content_index="432">FUN =</w:t>
+      </w:r>
+      <w:r w:run_index="424">
+        <w:rPr>
+          <w:rStyle w:val="NormalTok"/>
+        </w:rPr>
+        <w:t xml:space="preserve" w:run_content_index="433"> </w:t>
+      </w:r>
+      <w:r w:run_index="425">
+        <w:rPr>
+          <w:rStyle w:val="ControlFlowTok"/>
+        </w:rPr>
+        <w:t xml:space="preserve" w:run_content_index="434">function</w:t>
+      </w:r>
+      <w:r w:run_index="426">
+        <w:rPr>
+          <w:rStyle w:val="NormalTok"/>
+        </w:rPr>
+        <w:t xml:space="preserve" w:run_content_index="435">(x) </w:t>
+      </w:r>
+      <w:r w:run_index="427">
+        <w:rPr>
+          <w:rStyle w:val="FunctionTok"/>
+        </w:rPr>
+        <w:t xml:space="preserve" w:run_content_index="436">c</w:t>
+      </w:r>
+      <w:r w:run_index="428">
+        <w:rPr>
+          <w:rStyle w:val="NormalTok"/>
+        </w:rPr>
+        <w:t xml:space="preserve" w:run_content_index="437">(</w:t>
+      </w:r>
+      <w:r w:run_index="429">
+        <w:rPr>
+          <w:rStyle w:val="AttributeTok"/>
+        </w:rPr>
+        <w:t xml:space="preserve" w:run_content_index="438">Cmax =</w:t>
+      </w:r>
+      <w:r w:run_index="430">
+        <w:rPr>
+          <w:rStyle w:val="NormalTok"/>
+        </w:rPr>
+        <w:t xml:space="preserve" w:run_content_index="439"> </w:t>
+      </w:r>
+      <w:r w:run_index="431">
+        <w:rPr>
+          <w:rStyle w:val="FunctionTok"/>
+        </w:rPr>
+        <w:t xml:space="preserve" w:run_content_index="440">max</w:t>
+      </w:r>
+      <w:r w:run_index="432">
+        <w:rPr>
+          <w:rStyle w:val="NormalTok"/>
+        </w:rPr>
+        <w:t xml:space="preserve" w:run_content_index="441">(x), </w:t>
+      </w:r>
+      <w:r w:run_index="433">
+        <w:rPr>
+          <w:rStyle w:val="AttributeTok"/>
+        </w:rPr>
+        <w:t xml:space="preserve" w:run_content_index="442">Cmin =</w:t>
+      </w:r>
+      <w:r w:run_index="434">
+        <w:rPr>
+          <w:rStyle w:val="NormalTok"/>
+        </w:rPr>
+        <w:t xml:space="preserve" w:run_content_index="443"> </w:t>
+      </w:r>
+      <w:r w:run_index="435">
+        <w:rPr>
+          <w:rStyle w:val="FunctionTok"/>
+        </w:rPr>
+        <w:t xml:space="preserve" w:run_content_index="444">min</w:t>
+      </w:r>
+      <w:r w:run_index="436">
+        <w:rPr>
+          <w:rStyle w:val="NormalTok"/>
+        </w:rPr>
+        <w:t xml:space="preserve" w:run_content_index="445">(x), </w:t>
+      </w:r>
+      <w:r w:run_index="437">
+        <w:rPr>
+          <w:rStyle w:val="AttributeTok"/>
+        </w:rPr>
+        <w:t xml:space="preserve" w:run_content_index="446">Cavg =</w:t>
+      </w:r>
+      <w:r w:run_index="438">
+        <w:rPr>
+          <w:rStyle w:val="NormalTok"/>
+        </w:rPr>
+        <w:t xml:space="preserve" w:run_content_index="447"> </w:t>
+      </w:r>
+      <w:r w:run_index="439">
+        <w:rPr>
+          <w:rStyle w:val="FunctionTok"/>
+        </w:rPr>
+        <w:t xml:space="preserve" w:run_content_index="448">mean</w:t>
+      </w:r>
+      <w:r w:run_index="440">
+        <w:rPr>
+          <w:rStyle w:val="NormalTok"/>
+        </w:rPr>
+        <w:t xml:space="preserve" w:run_content_index="449">(x))</w:t>
+      </w:r>
+      <w:r w:run_index="441">
+        <w:br w:run_content_index="450"/>
+      </w:r>
+      <w:r w:run_index="442">
+        <w:rPr>
+          <w:rStyle w:val="NormalTok"/>
+        </w:rPr>
+        <w:t xml:space="preserve" w:run_content_index="451">)</w:t>
+      </w:r>
+      <w:r w:run_index="443">
+        <w:br w:run_content_index="452"/>
+      </w:r>
+      <w:r w:run_index="444">
+        <w:rPr>
+          <w:rStyle w:val="NormalTok"/>
+        </w:rPr>
+        <w:t xml:space="preserve" w:run_content_index="453">pk_summary </w:t>
+      </w:r>
+      <w:r w:run_index="445">
+        <w:rPr>
+          <w:rStyle w:val="OtherTok"/>
+        </w:rPr>
+        <w:t xml:space="preserve" w:run_content_index="454">&lt;-</w:t>
+      </w:r>
+      <w:r w:run_index="446">
+        <w:rPr>
+          <w:rStyle w:val="NormalTok"/>
+        </w:rPr>
+        <w:t xml:space="preserve" w:run_content_index="455"> </w:t>
+      </w:r>
+      <w:r w:run_index="447">
+        <w:rPr>
+          <w:rStyle w:val="FunctionTok"/>
+        </w:rPr>
+        <w:t xml:space="preserve" w:run_content_index="456">data.frame</w:t>
+      </w:r>
+      <w:r w:run_index="448">
+        <w:rPr>
+          <w:rStyle w:val="NormalTok"/>
+        </w:rPr>
+        <w:t xml:space="preserve" w:run_content_index="457">(</w:t>
+      </w:r>
+      <w:r w:run_index="449">
+        <w:br w:run_content_index="458"/>
+      </w:r>
+      <w:r w:run_index="450">
+        <w:rPr>
+          <w:rStyle w:val="NormalTok"/>
+        </w:rPr>
+        <w:t xml:space="preserve" w:run_content_index="459">  </w:t>
+      </w:r>
+      <w:r w:run_index="451">
+        <w:rPr>
+          <w:rStyle w:val="AttributeTok"/>
+        </w:rPr>
+        <w:t xml:space="preserve" w:run_content_index="460">Participant =</w:t>
+      </w:r>
+      <w:r w:run_index="452">
+        <w:rPr>
+          <w:rStyle w:val="NormalTok"/>
+        </w:rPr>
+        <w:t xml:space="preserve" w:run_content_index="461"> pk_summary</w:t>
+      </w:r>
+      <w:r w:run_index="453">
+        <w:rPr>
+          <w:rStyle w:val="SpecialCharTok"/>
+        </w:rPr>
+        <w:t xml:space="preserve" w:run_content_index="462">$</w:t>
+      </w:r>
+      <w:r w:run_index="454">
+        <w:rPr>
+          <w:rStyle w:val="NormalTok"/>
+        </w:rPr>
+        <w:t xml:space="preserve" w:run_content_index="463">Participant,</w:t>
+      </w:r>
+      <w:r w:run_index="455">
+        <w:br w:run_content_index="464"/>
+      </w:r>
+      <w:r w:run_index="456">
+        <w:rPr>
+          <w:rStyle w:val="NormalTok"/>
+        </w:rPr>
+        <w:t xml:space="preserve" w:run_content_index="465">  </w:t>
+      </w:r>
+      <w:r w:run_index="457">
+        <w:rPr>
+          <w:rStyle w:val="FunctionTok"/>
+        </w:rPr>
+        <w:t xml:space="preserve" w:run_content_index="466">round</w:t>
+      </w:r>
+      <w:r w:run_index="458">
+        <w:rPr>
+          <w:rStyle w:val="NormalTok"/>
+        </w:rPr>
+        <w:t xml:space="preserve" w:run_content_index="467">(pk_summary</w:t>
+      </w:r>
+      <w:r w:run_index="459">
+        <w:rPr>
+          <w:rStyle w:val="SpecialCharTok"/>
+        </w:rPr>
+        <w:t xml:space="preserve" w:run_content_index="468">$</w:t>
+      </w:r>
+      <w:r w:run_index="460">
+        <w:rPr>
+          <w:rStyle w:val="NormalTok"/>
+        </w:rPr>
+        <w:t xml:space="preserve" w:run_content_index="469">conc, </w:t>
+      </w:r>
+      <w:r w:run_index="461">
+        <w:rPr>
+          <w:rStyle w:val="DecValTok"/>
+        </w:rPr>
+        <w:t xml:space="preserve" w:run_content_index="470">2</w:t>
+      </w:r>
+      <w:r w:run_index="462">
+        <w:rPr>
+          <w:rStyle w:val="NormalTok"/>
+        </w:rPr>
+        <w:t xml:space="preserve" w:run_content_index="471">)</w:t>
+      </w:r>
+      <w:r w:run_index="463">
+        <w:br w:run_content_index="472"/>
+      </w:r>
+      <w:r w:run_index="464">
+        <w:rPr>
+          <w:rStyle w:val="NormalTok"/>
+        </w:rPr>
+        <w:t xml:space="preserve" w:run_content_index="473">)</w:t>
+      </w:r>
+      <w:r w:run_index="465">
+        <w:br w:run_content_index="474"/>
+      </w:r>
+      <w:r w:run_index="466">
+        <w:br w:run_content_index="475"/>
+      </w:r>
+      <w:r w:run_index="467">
+        <w:rPr>
+          <w:rStyle w:val="CommentTok"/>
+        </w:rPr>
+        <w:t xml:space="preserve" w:run_content_index="476"># meta_abbrevs entries are keys looked up in report/standard_footnotes.yaml's</w:t>
+      </w:r>
+      <w:r w:run_index="468">
+        <w:br w:run_content_index="477"/>
+      </w:r>
+      <w:r w:run_index="469">
+        <w:rPr>
+          <w:rStyle w:val="CommentTok"/>
+        </w:rPr>
+        <w:t xml:space="preserve" w:run_content_index="478"># abbreviations: section (reportifyr errors if a key isn't defined there) --</w:t>
+      </w:r>
+      <w:r w:run_index="470">
+        <w:br w:run_content_index="479"/>
+      </w:r>
+      <w:r w:run_index="471">
+        <w:rPr>
+          <w:rStyle w:val="CommentTok"/>
+        </w:rPr>
+        <w:t xml:space="preserve" w:run_content_index="480"># free text goes in meta_notes instead. meta_type works the same way against</w:t>
+      </w:r>
+      <w:r w:run_index="472">
+        <w:br w:run_content_index="481"/>
+      </w:r>
+      <w:r w:run_index="473">
+        <w:rPr>
+          <w:rStyle w:val="CommentTok"/>
+        </w:rPr>
+        <w:t xml:space="preserve" w:run_content_index="482"># that file's table_footnotes:/figure_footnotes: sections, for a canned</w:t>
+      </w:r>
+      <w:r w:run_index="474">
+        <w:br w:run_content_index="483"/>
+      </w:r>
+      <w:r w:run_index="475">
+        <w:rPr>
+          <w:rStyle w:val="CommentTok"/>
+        </w:rPr>
+        <w:t xml:space="preserve" w:run_content_index="484"># methodology blurb; left unset here since none of the existing table_footnotes</w:t>
+      </w:r>
+      <w:r w:run_index="476">
+        <w:br w:run_content_index="485"/>
+      </w:r>
+      <w:r w:run_index="477">
+        <w:rPr>
+          <w:rStyle w:val="CommentTok"/>
+        </w:rPr>
+        <w:t xml:space="preserve" w:run_content_index="486"># entries (regression/covariate-model writeups) fit a plain summary table.</w:t>
+      </w:r>
+      <w:r w:run_index="478">
+        <w:br w:run_content_index="487"/>
+      </w:r>
+      <w:r w:run_index="479">
+        <w:rPr>
+          <w:rStyle w:val="FunctionTok"/>
+        </w:rPr>
+        <w:t xml:space="preserve" w:run_content_index="488">write_csv_with_metadata</w:t>
+      </w:r>
+      <w:r w:run_index="480">
+        <w:rPr>
+          <w:rStyle w:val="NormalTok"/>
+        </w:rPr>
+        <w:t xml:space="preserve" w:run_content_index="489">(</w:t>
+      </w:r>
+      <w:r w:run_index="481">
+        <w:br w:run_content_index="490"/>
+      </w:r>
+      <w:r w:run_index="482">
+        <w:rPr>
+          <w:rStyle w:val="NormalTok"/>
+        </w:rPr>
+        <w:t xml:space="preserve" w:run_content_index="491">  </w:t>
+      </w:r>
+      <w:r w:run_index="483">
+        <w:rPr>
+          <w:rStyle w:val="AttributeTok"/>
+        </w:rPr>
+        <w:t xml:space="preserve" w:run_content_index="492">object =</w:t>
+      </w:r>
+      <w:r w:run_index="484">
+        <w:rPr>
+          <w:rStyle w:val="NormalTok"/>
+        </w:rPr>
+        <w:t xml:space="preserve" w:run_content_index="493"> pk_summary,</w:t>
+      </w:r>
+      <w:r w:run_index="485">
+        <w:br w:run_content_index="494"/>
+      </w:r>
+      <w:r w:run_index="486">
+        <w:rPr>
+          <w:rStyle w:val="NormalTok"/>
+        </w:rPr>
+        <w:t xml:space="preserve" w:run_content_index="495">  </w:t>
+      </w:r>
+      <w:r w:run_index="487">
+        <w:rPr>
+          <w:rStyle w:val="AttributeTok"/>
+        </w:rPr>
+        <w:t xml:space="preserve" w:run_content_index="496">file =</w:t>
+      </w:r>
+      <w:r w:run_index="488">
+        <w:rPr>
+          <w:rStyle w:val="NormalTok"/>
+        </w:rPr>
+        <w:t xml:space="preserve" w:run_content_index="497"> </w:t>
+      </w:r>
+      <w:r w:run_index="489">
+        <w:rPr>
+          <w:rStyle w:val="FunctionTok"/>
+        </w:rPr>
+        <w:t xml:space="preserve" w:run_content_index="498">file.path</w:t>
+      </w:r>
+      <w:r w:run_index="490">
+        <w:rPr>
+          <w:rStyle w:val="NormalTok"/>
+        </w:rPr>
+        <w:t xml:space="preserve" w:run_content_index="499">(</w:t>
+      </w:r>
+      <w:r w:run_index="491">
+        <w:rPr>
+          <w:rStyle w:val="StringTok"/>
+        </w:rPr>
+        <w:t xml:space="preserve" w:run_content_index="500">"OUTPUTS"</w:t>
+      </w:r>
+      <w:r w:run_index="492">
+        <w:rPr>
+          <w:rStyle w:val="NormalTok"/>
+        </w:rPr>
+        <w:t xml:space="preserve" w:run_content_index="501">, </w:t>
+      </w:r>
+      <w:r w:run_index="493">
+        <w:rPr>
+          <w:rStyle w:val="StringTok"/>
+        </w:rPr>
+        <w:t xml:space="preserve" w:run_content_index="502">"tables"</w:t>
+      </w:r>
+      <w:r w:run_index="494">
+        <w:rPr>
+          <w:rStyle w:val="NormalTok"/>
+        </w:rPr>
+        <w:t xml:space="preserve" w:run_content_index="503">, </w:t>
+      </w:r>
+      <w:r w:run_index="495">
+        <w:rPr>
+          <w:rStyle w:val="StringTok"/>
+        </w:rPr>
+        <w:t xml:space="preserve" w:run_content_index="504">"pk-summary.csv"</w:t>
+      </w:r>
+      <w:r w:run_index="496">
+        <w:rPr>
+          <w:rStyle w:val="NormalTok"/>
+        </w:rPr>
+        <w:t xml:space="preserve" w:run_content_index="505">),</w:t>
+      </w:r>
+      <w:r w:run_index="497">
+        <w:br w:run_content_index="506"/>
+      </w:r>
+      <w:r w:run_index="498">
+        <w:rPr>
+          <w:rStyle w:val="NormalTok"/>
+        </w:rPr>
+        <w:t xml:space="preserve" w:run_content_index="507">  </w:t>
+      </w:r>
+      <w:r w:run_index="499">
+        <w:rPr>
+          <w:rStyle w:val="AttributeTok"/>
+        </w:rPr>
+        <w:t xml:space="preserve" w:run_content_index="508">config_yaml =</w:t>
+      </w:r>
+      <w:r w:run_index="500">
+        <w:rPr>
+          <w:rStyle w:val="NormalTok"/>
+        </w:rPr>
+        <w:t xml:space="preserve" w:run_content_index="509"> config_yaml,</w:t>
+      </w:r>
+      <w:r w:run_index="501">
+        <w:br w:run_content_index="510"/>
+      </w:r>
+      <w:r w:run_index="502">
+        <w:rPr>
+          <w:rStyle w:val="NormalTok"/>
+        </w:rPr>
+        <w:t xml:space="preserve" w:run_content_index="511">  </w:t>
+      </w:r>
+      <w:r w:run_index="503">
+        <w:rPr>
+          <w:rStyle w:val="AttributeTok"/>
+        </w:rPr>
+        <w:t xml:space="preserve" w:run_content_index="512">meta_notes =</w:t>
+      </w:r>
+      <w:r w:run_index="504">
+        <w:rPr>
+          <w:rStyle w:val="NormalTok"/>
+        </w:rPr>
+        <w:t xml:space="preserve" w:run_content_index="513"> </w:t>
+      </w:r>
+      <w:r w:run_index="505">
+        <w:rPr>
+          <w:rStyle w:val="StringTok"/>
+        </w:rPr>
+        <w:t xml:space="preserve" w:run_content_index="514">"Values are per-participant summary statistics computed directly from observed concentrations; no imputation or model-based estimation was performed. This table is filled from a plain data frame, so reportifyr renders it in its own default table styling (Arial Narrow) rather than this report's own body font -- contrast with the participant demographics table below, filled from a pre-styled flextable object."</w:t>
+      </w:r>
+      <w:r w:run_index="506">
+        <w:rPr>
+          <w:rStyle w:val="NormalTok"/>
+        </w:rPr>
+        <w:t xml:space="preserve" w:run_content_index="515">,</w:t>
+      </w:r>
+      <w:r w:run_index="507">
+        <w:br w:run_content_index="516"/>
+      </w:r>
+      <w:r w:run_index="508">
+        <w:rPr>
+          <w:rStyle w:val="NormalTok"/>
+        </w:rPr>
+        <w:t xml:space="preserve" w:run_content_index="517">  </w:t>
+      </w:r>
+      <w:r w:run_index="509">
+        <w:rPr>
+          <w:rStyle w:val="AttributeTok"/>
+        </w:rPr>
+        <w:t xml:space="preserve" w:run_content_index="518">meta_abbrevs =</w:t>
+      </w:r>
+      <w:r w:run_index="510">
+        <w:rPr>
+          <w:rStyle w:val="NormalTok"/>
+        </w:rPr>
+        <w:t xml:space="preserve" w:run_content_index="519"> </w:t>
+      </w:r>
+      <w:r w:run_index="511">
+        <w:rPr>
+          <w:rStyle w:val="StringTok"/>
+        </w:rPr>
+        <w:t xml:space="preserve" w:run_content_index="520">"PK"</w:t>
+      </w:r>
+      <w:r w:run_index="512">
+        <w:rPr>
+          <w:rStyle w:val="NormalTok"/>
+        </w:rPr>
+        <w:t xml:space="preserve" w:run_content_index="521">,</w:t>
+      </w:r>
+      <w:r w:run_index="513">
+        <w:br w:run_content_index="522"/>
+      </w:r>
+      <w:r w:run_index="514">
+        <w:rPr>
+          <w:rStyle w:val="NormalTok"/>
+        </w:rPr>
+        <w:t xml:space="preserve" w:run_content_index="523">  </w:t>
+      </w:r>
+      <w:r w:run_index="515">
+        <w:rPr>
+          <w:rStyle w:val="AttributeTok"/>
+        </w:rPr>
+        <w:t xml:space="preserve" w:run_content_index="524">row.names =</w:t>
+      </w:r>
+      <w:r w:run_index="516">
+        <w:rPr>
+          <w:rStyle w:val="NormalTok"/>
+        </w:rPr>
+        <w:t xml:space="preserve" w:run_content_index="525"> </w:t>
+      </w:r>
+      <w:r w:run_index="517">
+        <w:rPr>
+          <w:rStyle w:val="ConstantTok"/>
+        </w:rPr>
+        <w:t xml:space="preserve" w:run_content_index="526">FALSE</w:t>
+      </w:r>
+      <w:r w:run_index="518">
+        <w:br w:run_content_index="527"/>
+      </w:r>
+      <w:r w:run_index="519">
+        <w:rPr>
+          <w:rStyle w:val="NormalTok"/>
+        </w:rPr>
+        <w:t xml:space="preserve" w:run_content_index="528">)</w:t>
+      </w:r>
+      <w:r w:run_index="520">
+        <w:br w:run_content_index="529"/>
+      </w:r>
+      <w:r w:run_index="521">
+        <w:br w:run_content_index="530"/>
+      </w:r>
+      <w:r w:run_index="522">
+        <w:rPr>
+          <w:rStyle w:val="CommentTok"/>
+        </w:rPr>
+        <w:t xml:space="preserve" w:run_content_index="531"># A second table, complementing pk_summary above to show reportifyr's two</w:t>
+      </w:r>
+      <w:r w:run_index="523">
+        <w:br w:run_content_index="532"/>
+      </w:r>
+      <w:r w:run_index="524">
+        <w:rPr>
+          <w:rStyle w:val="CommentTok"/>
+        </w:rPr>
+        <w:t xml:space="preserve" w:run_content_index="533"># ways of filling an rpfy-prefixed table magic string: a plain data frame</w:t>
+      </w:r>
+      <w:r w:run_index="525">
+        <w:br w:run_content_index="534"/>
+      </w:r>
+      <w:r w:run_index="526">
+        <w:rPr>
+          <w:rStyle w:val="CommentTok"/>
+        </w:rPr>
+        <w:t xml:space="preserve" w:run_content_index="535"># (.csv, above) vs. a pre-built `flextable` object (.rds, here). This matters</w:t>
+      </w:r>
+      <w:r w:run_index="527">
+        <w:br w:run_content_index="536"/>
+      </w:r>
+      <w:r w:run_index="528">
+        <w:rPr>
+          <w:rStyle w:val="CommentTok"/>
+        </w:rPr>
+        <w:t xml:space="preserve" w:run_content_index="537"># because reportifyr::add_tables() (process_table_file(), R/add_tables.R)</w:t>
+      </w:r>
+      <w:r w:run_index="529">
+        <w:br w:run_content_index="538"/>
+      </w:r>
+      <w:r w:run_index="530">
+        <w:rPr>
+          <w:rStyle w:val="CommentTok"/>
+        </w:rPr>
+        <w:t xml:space="preserve" w:run_content_index="539"># only runs its own formatting -- format_flextable(), which hardcodes</w:t>
+      </w:r>
+      <w:r w:run_index="531">
+        <w:br w:run_content_index="540"/>
+      </w:r>
+      <w:r w:run_index="532">
+        <w:rPr>
+          <w:rStyle w:val="CommentTok"/>
+        </w:rPr>
+        <w:t xml:space="preserve" w:run_content_index="541"># Arial Narrow 10pt borders/spacing regardless of the reference-doc's</w:t>
+      </w:r>
+      <w:r w:run_index="533">
+        <w:br w:run_content_index="542"/>
+      </w:r>
+      <w:r w:run_index="534">
+        <w:rPr>
+          <w:rStyle w:val="CommentTok"/>
+        </w:rPr>
+        <w:t xml:space="preserve" w:run_content_index="543"># actual body font -- on objects that AREN'T already `flextable`s; an</w:t>
+      </w:r>
+      <w:r w:run_index="535">
+        <w:br w:run_content_index="544"/>
+      </w:r>
+      <w:r w:run_index="536">
+        <w:rPr>
+          <w:rStyle w:val="CommentTok"/>
+        </w:rPr>
+        <w:t xml:space="preserve" w:run_content_index="545"># .rds that already `inherits(data_in, "flextable")` when read back is</w:t>
+      </w:r>
+      <w:r w:run_index="537">
+        <w:br w:run_content_index="546"/>
+      </w:r>
+      <w:r w:run_index="538">
+        <w:rPr>
+          <w:rStyle w:val="CommentTok"/>
+        </w:rPr>
+        <w:t xml:space="preserve" w:run_content_index="547"># inserted completely as-is, untouched. So pk_summary above (a plain data</w:t>
+      </w:r>
+      <w:r w:run_index="539">
+        <w:br w:run_content_index="548"/>
+      </w:r>
+      <w:r w:run_index="540">
+        <w:rPr>
+          <w:rStyle w:val="CommentTok"/>
+        </w:rPr>
+        <w:t xml:space="preserve" w:run_content_index="549"># frame) always renders in reportifyr's hardcoded Arial Narrow 10pt no</w:t>
+      </w:r>
+      <w:r w:run_index="541">
+        <w:br w:run_content_index="550"/>
+      </w:r>
+      <w:r w:run_index="542">
+        <w:rPr>
+          <w:rStyle w:val="CommentTok"/>
+        </w:rPr>
+        <w:t xml:space="preserve" w:run_content_index="551"># matter what this doc's reference-doc sets fonts.body to (Times New</w:t>
+      </w:r>
+      <w:r w:run_index="543">
+        <w:br w:run_content_index="552"/>
+      </w:r>
+      <w:r w:run_index="544">
+        <w:rPr>
+          <w:rStyle w:val="CommentTok"/>
+        </w:rPr>
+        <w:t xml:space="preserve" w:run_content_index="553"># Roman here, per inst/python/styles/default.yaml -- see report/config.yaml's</w:t>
+      </w:r>
+      <w:r w:run_index="545">
+        <w:br w:run_content_index="554"/>
+      </w:r>
+      <w:r w:run_index="546">
+        <w:rPr>
+          <w:rStyle w:val="CommentTok"/>
+        </w:rPr>
+        <w:t xml:space="preserve" w:run_content_index="555"># footnotes_font comment for the same clash affecting table *footnotes*,</w:t>
+      </w:r>
+      <w:r w:run_index="547">
+        <w:br w:run_content_index="556"/>
+      </w:r>
+      <w:r w:run_index="548">
+        <w:rPr>
+          <w:rStyle w:val="CommentTok"/>
+        </w:rPr>
+        <w:t xml:space="preserve" w:run_content_index="557"># fixed there but not fixable for a plain data frame's own table body).</w:t>
+      </w:r>
+      <w:r w:run_index="549">
+        <w:br w:run_content_index="558"/>
+      </w:r>
+      <w:r w:run_index="550">
+        <w:rPr>
+          <w:rStyle w:val="CommentTok"/>
+        </w:rPr>
+        <w:t xml:space="preserve" w:run_content_index="559"># Building a flextable by hand, styled to match those same values, is the</w:t>
+      </w:r>
+      <w:r w:run_index="551">
+        <w:br w:run_content_index="560"/>
+      </w:r>
+      <w:r w:run_index="552">
+        <w:rPr>
+          <w:rStyle w:val="CommentTok"/>
+        </w:rPr>
+        <w:t xml:space="preserve" w:run_content_index="561"># only way to escape that -- demonstrated below.</w:t>
+      </w:r>
+      <w:r w:run_index="553">
+        <w:br w:run_content_index="562"/>
+      </w:r>
+      <w:r w:run_index="554">
+        <w:rPr>
+          <w:rStyle w:val="NormalTok"/>
+        </w:rPr>
+        <w:t xml:space="preserve" w:run_content_index="563">theoph_demographics </w:t>
+      </w:r>
+      <w:r w:run_index="555">
+        <w:rPr>
+          <w:rStyle w:val="OtherTok"/>
+        </w:rPr>
+        <w:t xml:space="preserve" w:run_content_index="564">&lt;-</w:t>
+      </w:r>
+      <w:r w:run_index="556">
+        <w:rPr>
+          <w:rStyle w:val="NormalTok"/>
+        </w:rPr>
+        <w:t xml:space="preserve" w:run_content_index="565"> </w:t>
+      </w:r>
+      <w:r w:run_index="557">
+        <w:rPr>
+          <w:rStyle w:val="FunctionTok"/>
+        </w:rPr>
+        <w:t xml:space="preserve" w:run_content_index="566">unique</w:t>
+      </w:r>
+      <w:r w:run_index="558">
+        <w:rPr>
+          <w:rStyle w:val="NormalTok"/>
+        </w:rPr>
+        <w:t xml:space="preserve" w:run_content_index="567">(theoph[, </w:t>
+      </w:r>
+      <w:r w:run_index="559">
+        <w:rPr>
+          <w:rStyle w:val="FunctionTok"/>
+        </w:rPr>
+        <w:t xml:space="preserve" w:run_content_index="568">c</w:t>
+      </w:r>
+      <w:r w:run_index="560">
+        <w:rPr>
+          <w:rStyle w:val="NormalTok"/>
+        </w:rPr>
+        <w:t xml:space="preserve" w:run_content_index="569">(</w:t>
+      </w:r>
+      <w:r w:run_index="561">
+        <w:rPr>
+          <w:rStyle w:val="StringTok"/>
+        </w:rPr>
+        <w:t xml:space="preserve" w:run_content_index="570">"Participant"</w:t>
+      </w:r>
+      <w:r w:run_index="562">
+        <w:rPr>
+          <w:rStyle w:val="NormalTok"/>
+        </w:rPr>
+        <w:t xml:space="preserve" w:run_content_index="571">, </w:t>
+      </w:r>
+      <w:r w:run_index="563">
+        <w:rPr>
+          <w:rStyle w:val="StringTok"/>
+        </w:rPr>
+        <w:t xml:space="preserve" w:run_content_index="572">"Wt"</w:t>
+      </w:r>
+      <w:r w:run_index="564">
+        <w:rPr>
+          <w:rStyle w:val="NormalTok"/>
+        </w:rPr>
+        <w:t xml:space="preserve" w:run_content_index="573">, </w:t>
+      </w:r>
+      <w:r w:run_index="565">
+        <w:rPr>
+          <w:rStyle w:val="StringTok"/>
+        </w:rPr>
+        <w:t xml:space="preserve" w:run_content_index="574">"Dose"</w:t>
+      </w:r>
+      <w:r w:run_index="566">
+        <w:rPr>
+          <w:rStyle w:val="NormalTok"/>
+        </w:rPr>
+        <w:t xml:space="preserve" w:run_content_index="575">)])</w:t>
+      </w:r>
+      <w:r w:run_index="567">
+        <w:br w:run_content_index="576"/>
+      </w:r>
+      <w:r w:run_index="568">
+        <w:rPr>
+          <w:rStyle w:val="NormalTok"/>
+        </w:rPr>
+        <w:t xml:space="preserve" w:run_content_index="577">theoph_demographics </w:t>
+      </w:r>
+      <w:r w:run_index="569">
+        <w:rPr>
+          <w:rStyle w:val="OtherTok"/>
+        </w:rPr>
+        <w:t xml:space="preserve" w:run_content_index="578">&lt;-</w:t>
+      </w:r>
+      <w:r w:run_index="570">
+        <w:rPr>
+          <w:rStyle w:val="NormalTok"/>
+        </w:rPr>
+        <w:t xml:space="preserve" w:run_content_index="579"> theoph_demographics[</w:t>
+      </w:r>
+      <w:r w:run_index="571">
+        <w:br w:run_content_index="580"/>
+      </w:r>
+      <w:r w:run_index="572">
+        <w:rPr>
+          <w:rStyle w:val="NormalTok"/>
+        </w:rPr>
+        <w:t xml:space="preserve" w:run_content_index="581">  </w:t>
+      </w:r>
+      <w:r w:run_index="573">
+        <w:rPr>
+          <w:rStyle w:val="FunctionTok"/>
+        </w:rPr>
+        <w:t xml:space="preserve" w:run_content_index="582">order</w:t>
+      </w:r>
+      <w:r w:run_index="574">
+        <w:rPr>
+          <w:rStyle w:val="NormalTok"/>
+        </w:rPr>
+        <w:t xml:space="preserve" w:run_content_index="583">(</w:t>
+      </w:r>
+      <w:r w:run_index="575">
+        <w:rPr>
+          <w:rStyle w:val="FunctionTok"/>
+        </w:rPr>
+        <w:t xml:space="preserve" w:run_content_index="584">as.numeric</w:t>
+      </w:r>
+      <w:r w:run_index="576">
+        <w:rPr>
+          <w:rStyle w:val="NormalTok"/>
+        </w:rPr>
+        <w:t xml:space="preserve" w:run_content_index="585">(</w:t>
+      </w:r>
+      <w:r w:run_index="577">
+        <w:rPr>
+          <w:rStyle w:val="FunctionTok"/>
+        </w:rPr>
+        <w:t xml:space="preserve" w:run_content_index="586">as.character</w:t>
+      </w:r>
+      <w:r w:run_index="578">
+        <w:rPr>
+          <w:rStyle w:val="NormalTok"/>
+        </w:rPr>
+        <w:t xml:space="preserve" w:run_content_index="587">(theoph_demographics</w:t>
+      </w:r>
+      <w:r w:run_index="579">
+        <w:rPr>
+          <w:rStyle w:val="SpecialCharTok"/>
+        </w:rPr>
+        <w:t xml:space="preserve" w:run_content_index="588">$</w:t>
+      </w:r>
+      <w:r w:run_index="580">
+        <w:rPr>
+          <w:rStyle w:val="NormalTok"/>
+        </w:rPr>
+        <w:t xml:space="preserve" w:run_content_index="589">Participant))),</w:t>
+      </w:r>
+      <w:r w:run_index="581">
+        <w:br w:run_content_index="590"/>
+      </w:r>
+      <w:r w:run_index="582">
+        <w:rPr>
+          <w:rStyle w:val="NormalTok"/>
+        </w:rPr>
+        <w:t xml:space="preserve" w:run_content_index="591">]</w:t>
+      </w:r>
+      <w:r w:run_index="583">
+        <w:br w:run_content_index="592"/>
+      </w:r>
+      <w:r w:run_index="584">
+        <w:rPr>
+          <w:rStyle w:val="FunctionTok"/>
+        </w:rPr>
+        <w:t xml:space="preserve" w:run_content_index="593">names</w:t>
+      </w:r>
+      <w:r w:run_index="585">
+        <w:rPr>
+          <w:rStyle w:val="NormalTok"/>
+        </w:rPr>
+        <w:t xml:space="preserve" w:run_content_index="594">(theoph_demographics) </w:t>
+      </w:r>
+      <w:r w:run_index="586">
+        <w:rPr>
+          <w:rStyle w:val="OtherTok"/>
+        </w:rPr>
+        <w:t xml:space="preserve" w:run_content_index="595">&lt;-</w:t>
+      </w:r>
+      <w:r w:run_index="587">
+        <w:rPr>
+          <w:rStyle w:val="NormalTok"/>
+        </w:rPr>
+        <w:t xml:space="preserve" w:run_content_index="596"> </w:t>
+      </w:r>
+      <w:r w:run_index="588">
+        <w:rPr>
+          <w:rStyle w:val="FunctionTok"/>
+        </w:rPr>
+        <w:t xml:space="preserve" w:run_content_index="597">c</w:t>
+      </w:r>
+      <w:r w:run_index="589">
+        <w:rPr>
+          <w:rStyle w:val="NormalTok"/>
+        </w:rPr>
+        <w:t xml:space="preserve" w:run_content_index="598">(</w:t>
+      </w:r>
+      <w:r w:run_index="590">
+        <w:rPr>
+          <w:rStyle w:val="StringTok"/>
+        </w:rPr>
+        <w:t xml:space="preserve" w:run_content_index="599">"Participant"</w:t>
+      </w:r>
+      <w:r w:run_index="591">
+        <w:rPr>
+          <w:rStyle w:val="NormalTok"/>
+        </w:rPr>
+        <w:t xml:space="preserve" w:run_content_index="600">, </w:t>
+      </w:r>
+      <w:r w:run_index="592">
+        <w:rPr>
+          <w:rStyle w:val="StringTok"/>
+        </w:rPr>
+        <w:t xml:space="preserve" w:run_content_index="601">"Weight (kg)"</w:t>
+      </w:r>
+      <w:r w:run_index="593">
+        <w:rPr>
+          <w:rStyle w:val="NormalTok"/>
+        </w:rPr>
+        <w:t xml:space="preserve" w:run_content_index="602">, </w:t>
+      </w:r>
+      <w:r w:run_index="594">
+        <w:rPr>
+          <w:rStyle w:val="StringTok"/>
+        </w:rPr>
+        <w:t xml:space="preserve" w:run_content_index="603">"Dose (mg/kg)"</w:t>
+      </w:r>
+      <w:r w:run_index="595">
+        <w:rPr>
+          <w:rStyle w:val="NormalTok"/>
+        </w:rPr>
+        <w:t xml:space="preserve" w:run_content_index="604">)</w:t>
+      </w:r>
+      <w:r w:run_index="596">
+        <w:br w:run_content_index="605"/>
+      </w:r>
+      <w:r w:run_index="597">
+        <w:br w:run_content_index="606"/>
+      </w:r>
+      <w:r w:run_index="598">
+        <w:rPr>
+          <w:rStyle w:val="NormalTok"/>
+        </w:rPr>
+        <w:t xml:space="preserve" w:run_content_index="607">demographics_ft </w:t>
+      </w:r>
+      <w:r w:run_index="599">
+        <w:rPr>
+          <w:rStyle w:val="OtherTok"/>
+        </w:rPr>
+        <w:t xml:space="preserve" w:run_content_index="608">&lt;-</w:t>
+      </w:r>
+      <w:r w:run_index="600">
+        <w:rPr>
+          <w:rStyle w:val="NormalTok"/>
+        </w:rPr>
+        <w:t xml:space="preserve" w:run_content_index="609"> </w:t>
+      </w:r>
+      <w:r w:run_index="601">
+        <w:rPr>
+          <w:rStyle w:val="FunctionTok"/>
+        </w:rPr>
+        <w:t xml:space="preserve" w:run_content_index="610">flextable</w:t>
+      </w:r>
+      <w:r w:run_index="602">
+        <w:rPr>
+          <w:rStyle w:val="NormalTok"/>
+        </w:rPr>
+        <w:t xml:space="preserve" w:run_content_index="611">(theoph_demographics) </w:t>
+      </w:r>
+      <w:r w:run_index="603">
+        <w:rPr>
+          <w:rStyle w:val="SpecialCharTok"/>
+        </w:rPr>
+        <w:t xml:space="preserve" w:run_content_index="612">|&gt;</w:t>
+      </w:r>
+      <w:r w:run_index="604">
+        <w:br w:run_content_index="613"/>
+      </w:r>
+      <w:r w:run_index="605">
+        <w:rPr>
+          <w:rStyle w:val="NormalTok"/>
+        </w:rPr>
+        <w:t xml:space="preserve" w:run_content_index="614">  </w:t>
+      </w:r>
+      <w:r w:run_index="606">
+        <w:rPr>
+          <w:rStyle w:val="FunctionTok"/>
+        </w:rPr>
+        <w:t xml:space="preserve" w:run_content_index="615">set_table_properties</w:t>
+      </w:r>
+      <w:r w:run_index="607">
+        <w:rPr>
+          <w:rStyle w:val="NormalTok"/>
+        </w:rPr>
+        <w:t xml:space="preserve" w:run_content_index="616">(</w:t>
+      </w:r>
+      <w:r w:run_index="608">
+        <w:rPr>
+          <w:rStyle w:val="AttributeTok"/>
+        </w:rPr>
+        <w:t xml:space="preserve" w:run_content_index="617">layout =</w:t>
+      </w:r>
+      <w:r w:run_index="609">
+        <w:rPr>
+          <w:rStyle w:val="NormalTok"/>
+        </w:rPr>
+        <w:t xml:space="preserve" w:run_content_index="618"> </w:t>
+      </w:r>
+      <w:r w:run_index="610">
+        <w:rPr>
+          <w:rStyle w:val="StringTok"/>
+        </w:rPr>
+        <w:t xml:space="preserve" w:run_content_index="619">"autofit"</w:t>
+      </w:r>
+      <w:r w:run_index="611">
+        <w:rPr>
+          <w:rStyle w:val="NormalTok"/>
+        </w:rPr>
+        <w:t xml:space="preserve" w:run_content_index="620">, </w:t>
+      </w:r>
+      <w:r w:run_index="612">
+        <w:rPr>
+          <w:rStyle w:val="AttributeTok"/>
+        </w:rPr>
+        <w:t xml:space="preserve" w:run_content_index="621">width =</w:t>
+      </w:r>
+      <w:r w:run_index="613">
+        <w:rPr>
+          <w:rStyle w:val="NormalTok"/>
+        </w:rPr>
+        <w:t xml:space="preserve" w:run_content_index="622"> </w:t>
+      </w:r>
+      <w:r w:run_index="614">
+        <w:rPr>
+          <w:rStyle w:val="DecValTok"/>
+        </w:rPr>
+        <w:t xml:space="preserve" w:run_content_index="623">1</w:t>
+      </w:r>
+      <w:r w:run_index="615">
+        <w:rPr>
+          <w:rStyle w:val="NormalTok"/>
+        </w:rPr>
+        <w:t xml:space="preserve" w:run_content_index="624">) </w:t>
+      </w:r>
+      <w:r w:run_index="616">
+        <w:rPr>
+          <w:rStyle w:val="SpecialCharTok"/>
+        </w:rPr>
+        <w:t xml:space="preserve" w:run_content_index="625">|&gt;</w:t>
+      </w:r>
+      <w:r w:run_index="617">
+        <w:br w:run_content_index="626"/>
+      </w:r>
+      <w:r w:run_index="618">
+        <w:rPr>
+          <w:rStyle w:val="NormalTok"/>
+        </w:rPr>
+        <w:t xml:space="preserve" w:run_content_index="627">  </w:t>
+      </w:r>
+      <w:r w:run_index="619">
+        <w:rPr>
+          <w:rStyle w:val="FunctionTok"/>
+        </w:rPr>
+        <w:t xml:space="preserve" w:run_content_index="628">align</w:t>
+      </w:r>
+      <w:r w:run_index="620">
+        <w:rPr>
+          <w:rStyle w:val="NormalTok"/>
+        </w:rPr>
+        <w:t xml:space="preserve" w:run_content_index="629">(</w:t>
+      </w:r>
+      <w:r w:run_index="621">
+        <w:rPr>
+          <w:rStyle w:val="AttributeTok"/>
+        </w:rPr>
+        <w:t xml:space="preserve" w:run_content_index="630">align =</w:t>
+      </w:r>
+      <w:r w:run_index="622">
+        <w:rPr>
+          <w:rStyle w:val="NormalTok"/>
+        </w:rPr>
+        <w:t xml:space="preserve" w:run_content_index="631"> </w:t>
+      </w:r>
+      <w:r w:run_index="623">
+        <w:rPr>
+          <w:rStyle w:val="StringTok"/>
+        </w:rPr>
+        <w:t xml:space="preserve" w:run_content_index="632">"left"</w:t>
+      </w:r>
+      <w:r w:run_index="624">
+        <w:rPr>
+          <w:rStyle w:val="NormalTok"/>
+        </w:rPr>
+        <w:t xml:space="preserve" w:run_content_index="633">, </w:t>
+      </w:r>
+      <w:r w:run_index="625">
+        <w:rPr>
+          <w:rStyle w:val="AttributeTok"/>
+        </w:rPr>
+        <w:t xml:space="preserve" w:run_content_index="634">part =</w:t>
+      </w:r>
+      <w:r w:run_index="626">
+        <w:rPr>
+          <w:rStyle w:val="NormalTok"/>
+        </w:rPr>
+        <w:t xml:space="preserve" w:run_content_index="635"> </w:t>
+      </w:r>
+      <w:r w:run_index="627">
+        <w:rPr>
+          <w:rStyle w:val="StringTok"/>
+        </w:rPr>
+        <w:t xml:space="preserve" w:run_content_index="636">"all"</w:t>
+      </w:r>
+      <w:r w:run_index="628">
+        <w:rPr>
+          <w:rStyle w:val="NormalTok"/>
+        </w:rPr>
+        <w:t xml:space="preserve" w:run_content_index="637">) </w:t>
+      </w:r>
+      <w:r w:run_index="629">
+        <w:rPr>
+          <w:rStyle w:val="SpecialCharTok"/>
+        </w:rPr>
+        <w:t xml:space="preserve" w:run_content_index="638">|&gt;</w:t>
+      </w:r>
+      <w:r w:run_index="630">
+        <w:br w:run_content_index="639"/>
+      </w:r>
+      <w:r w:run_index="631">
+        <w:rPr>
+          <w:rStyle w:val="NormalTok"/>
+        </w:rPr>
+        <w:t xml:space="preserve" w:run_content_index="640">  </w:t>
+      </w:r>
+      <w:r w:run_index="632">
+        <w:rPr>
+          <w:rStyle w:val="FunctionTok"/>
+        </w:rPr>
+        <w:t xml:space="preserve" w:run_content_index="641">bold</w:t>
+      </w:r>
+      <w:r w:run_index="633">
+        <w:rPr>
+          <w:rStyle w:val="NormalTok"/>
+        </w:rPr>
+        <w:t xml:space="preserve" w:run_content_index="642">(</w:t>
+      </w:r>
+      <w:r w:run_index="634">
+        <w:rPr>
+          <w:rStyle w:val="AttributeTok"/>
+        </w:rPr>
+        <w:t xml:space="preserve" w:run_content_index="643">bold =</w:t>
+      </w:r>
+      <w:r w:run_index="635">
+        <w:rPr>
+          <w:rStyle w:val="NormalTok"/>
+        </w:rPr>
+        <w:t xml:space="preserve" w:run_content_index="644"> </w:t>
+      </w:r>
+      <w:r w:run_index="636">
+        <w:rPr>
+          <w:rStyle w:val="ConstantTok"/>
+        </w:rPr>
+        <w:t xml:space="preserve" w:run_content_index="645">TRUE</w:t>
+      </w:r>
+      <w:r w:run_index="637">
+        <w:rPr>
+          <w:rStyle w:val="NormalTok"/>
+        </w:rPr>
+        <w:t xml:space="preserve" w:run_content_index="646">, </w:t>
+      </w:r>
+      <w:r w:run_index="638">
+        <w:rPr>
+          <w:rStyle w:val="AttributeTok"/>
+        </w:rPr>
+        <w:t xml:space="preserve" w:run_content_index="647">part =</w:t>
+      </w:r>
+      <w:r w:run_index="639">
+        <w:rPr>
+          <w:rStyle w:val="NormalTok"/>
+        </w:rPr>
+        <w:t xml:space="preserve" w:run_content_index="648"> </w:t>
+      </w:r>
+      <w:r w:run_index="640">
+        <w:rPr>
+          <w:rStyle w:val="StringTok"/>
+        </w:rPr>
+        <w:t xml:space="preserve" w:run_content_index="649">"header"</w:t>
+      </w:r>
+      <w:r w:run_index="641">
+        <w:rPr>
+          <w:rStyle w:val="NormalTok"/>
+        </w:rPr>
+        <w:t xml:space="preserve" w:run_content_index="650">) </w:t>
+      </w:r>
+      <w:r w:run_index="642">
+        <w:rPr>
+          <w:rStyle w:val="SpecialCharTok"/>
+        </w:rPr>
+        <w:t xml:space="preserve" w:run_content_index="651">|&gt;</w:t>
+      </w:r>
+      <w:r w:run_index="643">
+        <w:br w:run_content_index="652"/>
+      </w:r>
+      <w:r w:run_index="644">
+        <w:rPr>
+          <w:rStyle w:val="NormalTok"/>
+        </w:rPr>
+        <w:t xml:space="preserve" w:run_content_index="653">  </w:t>
+      </w:r>
+      <w:r w:run_index="645">
+        <w:rPr>
+          <w:rStyle w:val="FunctionTok"/>
+        </w:rPr>
+        <w:t xml:space="preserve" w:run_content_index="654">bg</w:t>
+      </w:r>
+      <w:r w:run_index="646">
+        <w:rPr>
+          <w:rStyle w:val="NormalTok"/>
+        </w:rPr>
+        <w:t xml:space="preserve" w:run_content_index="655">(</w:t>
+      </w:r>
+      <w:r w:run_index="647">
+        <w:rPr>
+          <w:rStyle w:val="AttributeTok"/>
+        </w:rPr>
+        <w:t xml:space="preserve" w:run_content_index="656">bg =</w:t>
+      </w:r>
+      <w:r w:run_index="648">
+        <w:rPr>
+          <w:rStyle w:val="NormalTok"/>
+        </w:rPr>
+        <w:t xml:space="preserve" w:run_content_index="657"> </w:t>
+      </w:r>
+      <w:r w:run_index="649">
+        <w:rPr>
+          <w:rStyle w:val="StringTok"/>
+        </w:rPr>
+        <w:t xml:space="preserve" w:run_content_index="658">"#D9D9D9"</w:t>
+      </w:r>
+      <w:r w:run_index="650">
+        <w:rPr>
+          <w:rStyle w:val="NormalTok"/>
+        </w:rPr>
+        <w:t xml:space="preserve" w:run_content_index="659">, </w:t>
+      </w:r>
+      <w:r w:run_index="651">
+        <w:rPr>
+          <w:rStyle w:val="AttributeTok"/>
+        </w:rPr>
+        <w:t xml:space="preserve" w:run_content_index="660">part =</w:t>
+      </w:r>
+      <w:r w:run_index="652">
+        <w:rPr>
+          <w:rStyle w:val="NormalTok"/>
+        </w:rPr>
+        <w:t xml:space="preserve" w:run_content_index="661"> </w:t>
+      </w:r>
+      <w:r w:run_index="653">
+        <w:rPr>
+          <w:rStyle w:val="StringTok"/>
+        </w:rPr>
+        <w:t xml:space="preserve" w:run_content_index="662">"header"</w:t>
+      </w:r>
+      <w:r w:run_index="654">
+        <w:rPr>
+          <w:rStyle w:val="NormalTok"/>
+        </w:rPr>
+        <w:t xml:space="preserve" w:run_content_index="663">) </w:t>
+      </w:r>
+      <w:r w:run_index="655">
+        <w:rPr>
+          <w:rStyle w:val="SpecialCharTok"/>
+        </w:rPr>
+        <w:t xml:space="preserve" w:run_content_index="664">|&gt;</w:t>
+      </w:r>
+      <w:r w:run_index="656">
+        <w:br w:run_content_index="665"/>
+      </w:r>
+      <w:r w:run_index="657">
+        <w:rPr>
+          <w:rStyle w:val="NormalTok"/>
+        </w:rPr>
+        <w:t xml:space="preserve" w:run_content_index="666">  </w:t>
+      </w:r>
+      <w:r w:run_index="658">
+        <w:rPr>
+          <w:rStyle w:val="FunctionTok"/>
+        </w:rPr>
+        <w:t xml:space="preserve" w:run_content_index="667">border</w:t>
+      </w:r>
+      <w:r w:run_index="659">
+        <w:rPr>
+          <w:rStyle w:val="NormalTok"/>
+        </w:rPr>
+        <w:t xml:space="preserve" w:run_content_index="668">(</w:t>
+      </w:r>
+      <w:r w:run_index="660">
+        <w:rPr>
+          <w:rStyle w:val="AttributeTok"/>
+        </w:rPr>
+        <w:t xml:space="preserve" w:run_content_index="669">border =</w:t>
+      </w:r>
+      <w:r w:run_index="661">
+        <w:rPr>
+          <w:rStyle w:val="NormalTok"/>
+        </w:rPr>
+        <w:t xml:space="preserve" w:run_content_index="670"> </w:t>
+      </w:r>
+      <w:r w:run_index="662">
+        <w:rPr>
+          <w:rStyle w:val="FunctionTok"/>
+        </w:rPr>
+        <w:t xml:space="preserve" w:run_content_index="671">fp_border</w:t>
+      </w:r>
+      <w:r w:run_index="663">
+        <w:rPr>
+          <w:rStyle w:val="NormalTok"/>
+        </w:rPr>
+        <w:t xml:space="preserve" w:run_content_index="672">(</w:t>
+      </w:r>
+      <w:r w:run_index="664">
+        <w:rPr>
+          <w:rStyle w:val="AttributeTok"/>
+        </w:rPr>
+        <w:t xml:space="preserve" w:run_content_index="673">color =</w:t>
+      </w:r>
+      <w:r w:run_index="665">
+        <w:rPr>
+          <w:rStyle w:val="NormalTok"/>
+        </w:rPr>
+        <w:t xml:space="preserve" w:run_content_index="674"> </w:t>
+      </w:r>
+      <w:r w:run_index="666">
+        <w:rPr>
+          <w:rStyle w:val="StringTok"/>
+        </w:rPr>
+        <w:t xml:space="preserve" w:run_content_index="675">"#000000"</w:t>
+      </w:r>
+      <w:r w:run_index="667">
+        <w:rPr>
+          <w:rStyle w:val="NormalTok"/>
+        </w:rPr>
+        <w:t xml:space="preserve" w:run_content_index="676">), </w:t>
+      </w:r>
+      <w:r w:run_index="668">
+        <w:rPr>
+          <w:rStyle w:val="AttributeTok"/>
+        </w:rPr>
+        <w:t xml:space="preserve" w:run_content_index="677">part =</w:t>
+      </w:r>
+      <w:r w:run_index="669">
+        <w:rPr>
+          <w:rStyle w:val="NormalTok"/>
+        </w:rPr>
+        <w:t xml:space="preserve" w:run_content_index="678"> </w:t>
+      </w:r>
+      <w:r w:run_index="670">
+        <w:rPr>
+          <w:rStyle w:val="StringTok"/>
+        </w:rPr>
+        <w:t xml:space="preserve" w:run_content_index="679">"all"</w:t>
+      </w:r>
+      <w:r w:run_index="671">
+        <w:rPr>
+          <w:rStyle w:val="NormalTok"/>
+        </w:rPr>
+        <w:t xml:space="preserve" w:run_content_index="680">) </w:t>
+      </w:r>
+      <w:r w:run_index="672">
+        <w:rPr>
+          <w:rStyle w:val="SpecialCharTok"/>
+        </w:rPr>
+        <w:t xml:space="preserve" w:run_content_index="681">|&gt;</w:t>
+      </w:r>
+      <w:r w:run_index="673">
+        <w:br w:run_content_index="682"/>
+      </w:r>
+      <w:r w:run_index="674">
+        <w:rPr>
+          <w:rStyle w:val="NormalTok"/>
+        </w:rPr>
+        <w:t xml:space="preserve" w:run_content_index="683">  </w:t>
+      </w:r>
+      <w:r w:run_index="675">
+        <w:rPr>
+          <w:rStyle w:val="FunctionTok"/>
+        </w:rPr>
+        <w:t xml:space="preserve" w:run_content_index="684">font</w:t>
+      </w:r>
+      <w:r w:run_index="676">
+        <w:rPr>
+          <w:rStyle w:val="NormalTok"/>
+        </w:rPr>
+        <w:t xml:space="preserve" w:run_content_index="685">(</w:t>
+      </w:r>
+      <w:r w:run_index="677">
+        <w:rPr>
+          <w:rStyle w:val="AttributeTok"/>
+        </w:rPr>
+        <w:t xml:space="preserve" w:run_content_index="686">fontname =</w:t>
+      </w:r>
+      <w:r w:run_index="678">
+        <w:rPr>
+          <w:rStyle w:val="NormalTok"/>
+        </w:rPr>
+        <w:t xml:space="preserve" w:run_content_index="687"> </w:t>
+      </w:r>
+      <w:r w:run_index="679">
+        <w:rPr>
+          <w:rStyle w:val="StringTok"/>
+        </w:rPr>
+        <w:t xml:space="preserve" w:run_content_index="688">"Times New Roman"</w:t>
+      </w:r>
+      <w:r w:run_index="680">
+        <w:rPr>
+          <w:rStyle w:val="NormalTok"/>
+        </w:rPr>
+        <w:t xml:space="preserve" w:run_content_index="689">, </w:t>
+      </w:r>
+      <w:r w:run_index="681">
+        <w:rPr>
+          <w:rStyle w:val="AttributeTok"/>
+        </w:rPr>
+        <w:t xml:space="preserve" w:run_content_index="690">part =</w:t>
+      </w:r>
+      <w:r w:run_index="682">
+        <w:rPr>
+          <w:rStyle w:val="NormalTok"/>
+        </w:rPr>
+        <w:t xml:space="preserve" w:run_content_index="691"> </w:t>
+      </w:r>
+      <w:r w:run_index="683">
+        <w:rPr>
+          <w:rStyle w:val="StringTok"/>
+        </w:rPr>
+        <w:t xml:space="preserve" w:run_content_index="692">"all"</w:t>
+      </w:r>
+      <w:r w:run_index="684">
+        <w:rPr>
+          <w:rStyle w:val="NormalTok"/>
+        </w:rPr>
+        <w:t xml:space="preserve" w:run_content_index="693">) </w:t>
+      </w:r>
+      <w:r w:run_index="685">
+        <w:rPr>
+          <w:rStyle w:val="SpecialCharTok"/>
+        </w:rPr>
+        <w:t xml:space="preserve" w:run_content_index="694">|&gt;</w:t>
+      </w:r>
+      <w:r w:run_index="686">
+        <w:br w:run_content_index="695"/>
+      </w:r>
+      <w:r w:run_index="687">
+        <w:rPr>
+          <w:rStyle w:val="NormalTok"/>
+        </w:rPr>
+        <w:t xml:space="preserve" w:run_content_index="696">  </w:t>
+      </w:r>
+      <w:r w:run_index="688">
+        <w:rPr>
+          <w:rStyle w:val="FunctionTok"/>
+        </w:rPr>
+        <w:t xml:space="preserve" w:run_content_index="697">fontsize</w:t>
+      </w:r>
+      <w:r w:run_index="689">
+        <w:rPr>
+          <w:rStyle w:val="NormalTok"/>
+        </w:rPr>
+        <w:t xml:space="preserve" w:run_content_index="698">(</w:t>
+      </w:r>
+      <w:r w:run_index="690">
+        <w:rPr>
+          <w:rStyle w:val="AttributeTok"/>
+        </w:rPr>
+        <w:t xml:space="preserve" w:run_content_index="699">size =</w:t>
+      </w:r>
+      <w:r w:run_index="691">
+        <w:rPr>
+          <w:rStyle w:val="NormalTok"/>
+        </w:rPr>
+        <w:t xml:space="preserve" w:run_content_index="700"> </w:t>
+      </w:r>
+      <w:r w:run_index="692">
+        <w:rPr>
+          <w:rStyle w:val="DecValTok"/>
+        </w:rPr>
+        <w:t xml:space="preserve" w:run_content_index="701">11</w:t>
+      </w:r>
+      <w:r w:run_index="693">
+        <w:rPr>
+          <w:rStyle w:val="NormalTok"/>
+        </w:rPr>
+        <w:t xml:space="preserve" w:run_content_index="702">, </w:t>
+      </w:r>
+      <w:r w:run_index="694">
+        <w:rPr>
+          <w:rStyle w:val="AttributeTok"/>
+        </w:rPr>
+        <w:t xml:space="preserve" w:run_content_index="703">part =</w:t>
+      </w:r>
+      <w:r w:run_index="695">
+        <w:rPr>
+          <w:rStyle w:val="NormalTok"/>
+        </w:rPr>
+        <w:t xml:space="preserve" w:run_content_index="704"> </w:t>
+      </w:r>
+      <w:r w:run_index="696">
+        <w:rPr>
+          <w:rStyle w:val="StringTok"/>
+        </w:rPr>
+        <w:t xml:space="preserve" w:run_content_index="705">"all"</w:t>
+      </w:r>
+      <w:r w:run_index="697">
+        <w:rPr>
+          <w:rStyle w:val="NormalTok"/>
+        </w:rPr>
+        <w:t xml:space="preserve" w:run_content_index="706">) </w:t>
+      </w:r>
+      <w:r w:run_index="698">
+        <w:rPr>
+          <w:rStyle w:val="SpecialCharTok"/>
+        </w:rPr>
+        <w:t xml:space="preserve" w:run_content_index="707">|&gt;</w:t>
+      </w:r>
+      <w:r w:run_index="699">
+        <w:br w:run_content_index="708"/>
+      </w:r>
+      <w:r w:run_index="700">
+        <w:rPr>
+          <w:rStyle w:val="NormalTok"/>
+        </w:rPr>
+        <w:t xml:space="preserve" w:run_content_index="709">  </w:t>
+      </w:r>
+      <w:r w:run_index="701">
+        <w:rPr>
+          <w:rStyle w:val="FunctionTok"/>
+        </w:rPr>
+        <w:t xml:space="preserve" w:run_content_index="710">line_spacing</w:t>
+      </w:r>
+      <w:r w:run_index="702">
+        <w:rPr>
+          <w:rStyle w:val="NormalTok"/>
+        </w:rPr>
+        <w:t xml:space="preserve" w:run_content_index="711">(</w:t>
+      </w:r>
+      <w:r w:run_index="703">
+        <w:rPr>
+          <w:rStyle w:val="AttributeTok"/>
+        </w:rPr>
+        <w:t xml:space="preserve" w:run_content_index="712">space =</w:t>
+      </w:r>
+      <w:r w:run_index="704">
+        <w:rPr>
+          <w:rStyle w:val="NormalTok"/>
+        </w:rPr>
+        <w:t xml:space="preserve" w:run_content_index="713"> </w:t>
+      </w:r>
+      <w:r w:run_index="705">
+        <w:rPr>
+          <w:rStyle w:val="FloatTok"/>
+        </w:rPr>
+        <w:t xml:space="preserve" w:run_content_index="714">1.15</w:t>
+      </w:r>
+      <w:r w:run_index="706">
+        <w:rPr>
+          <w:rStyle w:val="NormalTok"/>
+        </w:rPr>
+        <w:t xml:space="preserve" w:run_content_index="715">, </w:t>
+      </w:r>
+      <w:r w:run_index="707">
+        <w:rPr>
+          <w:rStyle w:val="AttributeTok"/>
+        </w:rPr>
+        <w:t xml:space="preserve" w:run_content_index="716">part =</w:t>
+      </w:r>
+      <w:r w:run_index="708">
+        <w:rPr>
+          <w:rStyle w:val="NormalTok"/>
+        </w:rPr>
+        <w:t xml:space="preserve" w:run_content_index="717"> </w:t>
+      </w:r>
+      <w:r w:run_index="709">
+        <w:rPr>
+          <w:rStyle w:val="StringTok"/>
+        </w:rPr>
+        <w:t xml:space="preserve" w:run_content_index="718">"all"</w:t>
+      </w:r>
+      <w:r w:run_index="710">
+        <w:rPr>
+          <w:rStyle w:val="NormalTok"/>
+        </w:rPr>
+        <w:t xml:space="preserve" w:run_content_index="719">) </w:t>
+      </w:r>
+      <w:r w:run_index="711">
+        <w:rPr>
+          <w:rStyle w:val="SpecialCharTok"/>
+        </w:rPr>
+        <w:t xml:space="preserve" w:run_content_index="720">|&gt;</w:t>
+      </w:r>
+      <w:r w:run_index="712">
+        <w:br w:run_content_index="721"/>
+      </w:r>
+      <w:r w:run_index="713">
+        <w:rPr>
+          <w:rStyle w:val="NormalTok"/>
+        </w:rPr>
+        <w:t xml:space="preserve" w:run_content_index="722">  </w:t>
+      </w:r>
+      <w:r w:run_index="714">
+        <w:rPr>
+          <w:rStyle w:val="FunctionTok"/>
+        </w:rPr>
+        <w:t xml:space="preserve" w:run_content_index="723">padding</w:t>
+      </w:r>
+      <w:r w:run_index="715">
+        <w:rPr>
+          <w:rStyle w:val="NormalTok"/>
+        </w:rPr>
+        <w:t xml:space="preserve" w:run_content_index="724">(</w:t>
+      </w:r>
+      <w:r w:run_index="716">
+        <w:rPr>
+          <w:rStyle w:val="AttributeTok"/>
+        </w:rPr>
+        <w:t xml:space="preserve" w:run_content_index="725">padding.bottom =</w:t>
+      </w:r>
+      <w:r w:run_index="717">
+        <w:rPr>
+          <w:rStyle w:val="NormalTok"/>
+        </w:rPr>
+        <w:t xml:space="preserve" w:run_content_index="726"> </w:t>
+      </w:r>
+      <w:r w:run_index="718">
+        <w:rPr>
+          <w:rStyle w:val="DecValTok"/>
+        </w:rPr>
+        <w:t xml:space="preserve" w:run_content_index="727">2</w:t>
+      </w:r>
+      <w:r w:run_index="719">
+        <w:rPr>
+          <w:rStyle w:val="NormalTok"/>
+        </w:rPr>
+        <w:t xml:space="preserve" w:run_content_index="728">, </w:t>
+      </w:r>
+      <w:r w:run_index="720">
+        <w:rPr>
+          <w:rStyle w:val="AttributeTok"/>
+        </w:rPr>
+        <w:t xml:space="preserve" w:run_content_index="729">padding.top =</w:t>
+      </w:r>
+      <w:r w:run_index="721">
+        <w:rPr>
+          <w:rStyle w:val="NormalTok"/>
+        </w:rPr>
+        <w:t xml:space="preserve" w:run_content_index="730"> </w:t>
+      </w:r>
+      <w:r w:run_index="722">
+        <w:rPr>
+          <w:rStyle w:val="DecValTok"/>
+        </w:rPr>
+        <w:t xml:space="preserve" w:run_content_index="731">2</w:t>
+      </w:r>
+      <w:r w:run_index="723">
+        <w:rPr>
+          <w:rStyle w:val="NormalTok"/>
+        </w:rPr>
+        <w:t xml:space="preserve" w:run_content_index="732">, </w:t>
+      </w:r>
+      <w:r w:run_index="724">
+        <w:rPr>
+          <w:rStyle w:val="AttributeTok"/>
+        </w:rPr>
+        <w:t xml:space="preserve" w:run_content_index="733">part =</w:t>
+      </w:r>
+      <w:r w:run_index="725">
+        <w:rPr>
+          <w:rStyle w:val="NormalTok"/>
+        </w:rPr>
+        <w:t xml:space="preserve" w:run_content_index="734"> </w:t>
+      </w:r>
+      <w:r w:run_index="726">
+        <w:rPr>
+          <w:rStyle w:val="StringTok"/>
+        </w:rPr>
+        <w:t xml:space="preserve" w:run_content_index="735">"all"</w:t>
+      </w:r>
+      <w:r w:run_index="727">
+        <w:rPr>
+          <w:rStyle w:val="NormalTok"/>
+        </w:rPr>
+        <w:t xml:space="preserve" w:run_content_index="736">)</w:t>
+      </w:r>
+      <w:r w:run_index="728">
+        <w:br w:run_content_index="737"/>
+      </w:r>
+      <w:r w:run_index="729">
+        <w:br w:run_content_index="738"/>
+      </w:r>
+      <w:r w:run_index="730">
+        <w:rPr>
+          <w:rStyle w:val="FunctionTok"/>
+        </w:rPr>
+        <w:t xml:space="preserve" w:run_content_index="739">save_rds_with_metadata</w:t>
+      </w:r>
+      <w:r w:run_index="731">
+        <w:rPr>
+          <w:rStyle w:val="NormalTok"/>
+        </w:rPr>
+        <w:t xml:space="preserve" w:run_content_index="740">(</w:t>
+      </w:r>
+      <w:r w:run_index="732">
+        <w:br w:run_content_index="741"/>
+      </w:r>
+      <w:r w:run_index="733">
+        <w:rPr>
+          <w:rStyle w:val="NormalTok"/>
+        </w:rPr>
+        <w:t xml:space="preserve" w:run_content_index="742">  </w:t>
+      </w:r>
+      <w:r w:run_index="734">
+        <w:rPr>
+          <w:rStyle w:val="AttributeTok"/>
+        </w:rPr>
+        <w:t xml:space="preserve" w:run_content_index="743">object =</w:t>
+      </w:r>
+      <w:r w:run_index="735">
+        <w:rPr>
+          <w:rStyle w:val="NormalTok"/>
+        </w:rPr>
+        <w:t xml:space="preserve" w:run_content_index="744"> demographics_ft,</w:t>
+      </w:r>
+      <w:r w:run_index="736">
+        <w:br w:run_content_index="745"/>
+      </w:r>
+      <w:r w:run_index="737">
+        <w:rPr>
+          <w:rStyle w:val="NormalTok"/>
+        </w:rPr>
+        <w:t xml:space="preserve" w:run_content_index="746">  </w:t>
+      </w:r>
+      <w:r w:run_index="738">
+        <w:rPr>
+          <w:rStyle w:val="AttributeTok"/>
+        </w:rPr>
+        <w:t xml:space="preserve" w:run_content_index="747">file =</w:t>
+      </w:r>
+      <w:r w:run_index="739">
+        <w:rPr>
+          <w:rStyle w:val="NormalTok"/>
+        </w:rPr>
+        <w:t xml:space="preserve" w:run_content_index="748"> </w:t>
+      </w:r>
+      <w:r w:run_index="740">
+        <w:rPr>
+          <w:rStyle w:val="FunctionTok"/>
+        </w:rPr>
+        <w:t xml:space="preserve" w:run_content_index="749">file.path</w:t>
+      </w:r>
+      <w:r w:run_index="741">
+        <w:rPr>
+          <w:rStyle w:val="NormalTok"/>
+        </w:rPr>
+        <w:t xml:space="preserve" w:run_content_index="750">(</w:t>
+      </w:r>
+      <w:r w:run_index="742">
+        <w:rPr>
+          <w:rStyle w:val="StringTok"/>
+        </w:rPr>
+        <w:t xml:space="preserve" w:run_content_index="751">"OUTPUTS"</w:t>
+      </w:r>
+      <w:r w:run_index="743">
+        <w:rPr>
+          <w:rStyle w:val="NormalTok"/>
+        </w:rPr>
+        <w:t xml:space="preserve" w:run_content_index="752">, </w:t>
+      </w:r>
+      <w:r w:run_index="744">
+        <w:rPr>
+          <w:rStyle w:val="StringTok"/>
+        </w:rPr>
+        <w:t xml:space="preserve" w:run_content_index="753">"tables"</w:t>
+      </w:r>
+      <w:r w:run_index="745">
+        <w:rPr>
+          <w:rStyle w:val="NormalTok"/>
+        </w:rPr>
+        <w:t xml:space="preserve" w:run_content_index="754">, </w:t>
+      </w:r>
+      <w:r w:run_index="746">
+        <w:rPr>
+          <w:rStyle w:val="StringTok"/>
+        </w:rPr>
+        <w:t xml:space="preserve" w:run_content_index="755">"participant-demographics.rds"</w:t>
+      </w:r>
+      <w:r w:run_index="747">
+        <w:rPr>
+          <w:rStyle w:val="NormalTok"/>
+        </w:rPr>
+        <w:t xml:space="preserve" w:run_content_index="756">),</w:t>
+      </w:r>
+      <w:r w:run_index="748">
+        <w:br w:run_content_index="757"/>
+      </w:r>
+      <w:r w:run_index="749">
+        <w:rPr>
+          <w:rStyle w:val="NormalTok"/>
+        </w:rPr>
+        <w:t xml:space="preserve" w:run_content_index="758">  </w:t>
+      </w:r>
+      <w:r w:run_index="750">
+        <w:rPr>
+          <w:rStyle w:val="AttributeTok"/>
+        </w:rPr>
+        <w:t xml:space="preserve" w:run_content_index="759">config_yaml =</w:t>
+      </w:r>
+      <w:r w:run_index="751">
+        <w:rPr>
+          <w:rStyle w:val="NormalTok"/>
+        </w:rPr>
+        <w:t xml:space="preserve" w:run_content_index="760"> config_yaml,</w:t>
+      </w:r>
+      <w:r w:run_index="752">
+        <w:br w:run_content_index="761"/>
+      </w:r>
+      <w:r w:run_index="753">
+        <w:rPr>
+          <w:rStyle w:val="NormalTok"/>
+        </w:rPr>
+        <w:t xml:space="preserve" w:run_content_index="762">  </w:t>
+      </w:r>
+      <w:r w:run_index="754">
+        <w:rPr>
+          <w:rStyle w:val="AttributeTok"/>
+        </w:rPr>
+        <w:t xml:space="preserve" w:run_content_index="763">meta_notes =</w:t>
+      </w:r>
+      <w:r w:run_index="755">
+        <w:rPr>
+          <w:rStyle w:val="NormalTok"/>
+        </w:rPr>
+        <w:t xml:space="preserve" w:run_content_index="764"> </w:t>
+      </w:r>
+      <w:r w:run_index="756">
+        <w:rPr>
+          <w:rStyle w:val="StringTok"/>
+        </w:rPr>
+        <w:t xml:space="preserve" w:run_content_index="765">"Body weight and weight-normalized dose for each participant. Unlike the PK summary table above, this table is filled from a pre-built, hand-styled flextable object rather than a plain data frame, so it renders in this report's own reference-doc font (Times New Roman) instead of reportifyr's default table styling."</w:t>
+      </w:r>
+      <w:r w:run_index="757">
+        <w:br w:run_content_index="766"/>
+      </w:r>
+      <w:r w:run_index="758">
+        <w:rPr>
+          <w:rStyle w:val="NormalTok"/>
+        </w:rPr>
+        <w:t xml:space="preserve" w:run_content_index="767">)</w:t>
+      </w:r>
+      <w:r w:run_index="759">
+        <w:br w:run_content_index="768"/>
+      </w:r>
+      <w:r w:run_index="760">
+        <w:br w:run_content_index="769"/>
+      </w:r>
+      <w:r w:run_index="761">
+        <w:rPr>
+          <w:rStyle w:val="NormalTok"/>
+        </w:rPr>
+        <w:t xml:space="preserve" w:run_content_index="770">figures_path </w:t>
+      </w:r>
+      <w:r w:run_index="762">
+        <w:rPr>
+          <w:rStyle w:val="OtherTok"/>
+        </w:rPr>
+        <w:t xml:space="preserve" w:run_content_index="771">&lt;-</w:t>
+      </w:r>
+      <w:r w:run_index="763">
+        <w:rPr>
+          <w:rStyle w:val="NormalTok"/>
+        </w:rPr>
+        <w:t xml:space="preserve" w:run_content_index="772"> </w:t>
+      </w:r>
+      <w:r w:run_index="764">
+        <w:rPr>
+          <w:rStyle w:val="FunctionTok"/>
+        </w:rPr>
+        <w:t xml:space="preserve" w:run_content_index="773">file.path</w:t>
+      </w:r>
+      <w:r w:run_index="765">
+        <w:rPr>
+          <w:rStyle w:val="NormalTok"/>
+        </w:rPr>
+        <w:t xml:space="preserve" w:run_content_index="774">(</w:t>
+      </w:r>
+      <w:r w:run_index="766">
+        <w:rPr>
+          <w:rStyle w:val="StringTok"/>
+        </w:rPr>
+        <w:t xml:space="preserve" w:run_content_index="775">"OUTPUTS"</w:t>
+      </w:r>
+      <w:r w:run_index="767">
+        <w:rPr>
+          <w:rStyle w:val="NormalTok"/>
+        </w:rPr>
+        <w:t xml:space="preserve" w:run_content_index="776">, </w:t>
+      </w:r>
+      <w:r w:run_index="768">
+        <w:rPr>
+          <w:rStyle w:val="StringTok"/>
+        </w:rPr>
+        <w:t xml:space="preserve" w:run_content_index="777">"figures"</w:t>
+      </w:r>
+      <w:r w:run_index="769">
+        <w:rPr>
+          <w:rStyle w:val="NormalTok"/>
+        </w:rPr>
+        <w:t xml:space="preserve" w:run_content_index="778">)</w:t>
+      </w:r>
+      <w:r w:run_index="770">
+        <w:br w:run_content_index="779"/>
+      </w:r>
+      <w:r w:run_index="771">
+        <w:rPr>
+          <w:rStyle w:val="NormalTok"/>
+        </w:rPr>
+        <w:t xml:space="preserve" w:run_content_index="780">plot_file </w:t>
+      </w:r>
+      <w:r w:run_index="772">
+        <w:rPr>
+          <w:rStyle w:val="OtherTok"/>
+        </w:rPr>
+        <w:t xml:space="preserve" w:run_content_index="781">&lt;-</w:t>
+      </w:r>
+      <w:r w:run_index="773">
+        <w:rPr>
+          <w:rStyle w:val="NormalTok"/>
+        </w:rPr>
+        <w:t xml:space="preserve" w:run_content_index="782"> </w:t>
+      </w:r>
+      <w:r w:run_index="774">
+        <w:rPr>
+          <w:rStyle w:val="FunctionTok"/>
+        </w:rPr>
+        <w:t xml:space="preserve" w:run_content_index="783">file.path</w:t>
+      </w:r>
+      <w:r w:run_index="775">
+        <w:rPr>
+          <w:rStyle w:val="NormalTok"/>
+        </w:rPr>
+        <w:t xml:space="preserve" w:run_content_index="784">(figures_path, </w:t>
+      </w:r>
+      <w:r w:run_index="776">
+        <w:rPr>
+          <w:rStyle w:val="StringTok"/>
+        </w:rPr>
+        <w:t xml:space="preserve" w:run_content_index="785">"conc-time.png"</w:t>
+      </w:r>
+      <w:r w:run_index="777">
+        <w:rPr>
+          <w:rStyle w:val="NormalTok"/>
+        </w:rPr>
+        <w:t xml:space="preserve" w:run_content_index="786">)</w:t>
+      </w:r>
+      <w:r w:run_index="778">
+        <w:br w:run_content_index="787"/>
+      </w:r>
+      <w:r w:run_index="779">
+        <w:br w:run_content_index="788"/>
+      </w:r>
+      <w:r w:run_index="780">
+        <w:rPr>
+          <w:rStyle w:val="NormalTok"/>
+        </w:rPr>
+        <w:t xml:space="preserve" w:run_content_index="789">g </w:t>
+      </w:r>
+      <w:r w:run_index="781">
+        <w:rPr>
+          <w:rStyle w:val="OtherTok"/>
+        </w:rPr>
+        <w:t xml:space="preserve" w:run_content_index="790">&lt;-</w:t>
+      </w:r>
+      <w:r w:run_index="782">
+        <w:rPr>
+          <w:rStyle w:val="NormalTok"/>
+        </w:rPr>
+        <w:t xml:space="preserve" w:run_content_index="791"> </w:t>
+      </w:r>
+      <w:r w:run_index="783">
+        <w:rPr>
+          <w:rStyle w:val="FunctionTok"/>
+        </w:rPr>
+        <w:t xml:space="preserve" w:run_content_index="792">ggplot</w:t>
+      </w:r>
+      <w:r w:run_index="784">
+        <w:rPr>
+          <w:rStyle w:val="NormalTok"/>
+        </w:rPr>
+        <w:t xml:space="preserve" w:run_content_index="793">(theoph, </w:t>
+      </w:r>
+      <w:r w:run_index="785">
+        <w:rPr>
+          <w:rStyle w:val="FunctionTok"/>
+        </w:rPr>
+        <w:t xml:space="preserve" w:run_content_index="794">aes</w:t>
+      </w:r>
+      <w:r w:run_index="786">
+        <w:rPr>
+          <w:rStyle w:val="NormalTok"/>
+        </w:rPr>
+        <w:t xml:space="preserve" w:run_content_index="795">(</w:t>
+      </w:r>
+      <w:r w:run_index="787">
+        <w:rPr>
+          <w:rStyle w:val="AttributeTok"/>
+        </w:rPr>
+        <w:t xml:space="preserve" w:run_content_index="796">x =</w:t>
+      </w:r>
+      <w:r w:run_index="788">
+        <w:rPr>
+          <w:rStyle w:val="NormalTok"/>
+        </w:rPr>
+        <w:t xml:space="preserve" w:run_content_index="797"> Time, </w:t>
+      </w:r>
+      <w:r w:run_index="789">
+        <w:rPr>
+          <w:rStyle w:val="AttributeTok"/>
+        </w:rPr>
+        <w:t xml:space="preserve" w:run_content_index="798">y =</w:t>
+      </w:r>
+      <w:r w:run_index="790">
+        <w:rPr>
+          <w:rStyle w:val="NormalTok"/>
+        </w:rPr>
+        <w:t xml:space="preserve" w:run_content_index="799"> conc, </w:t>
+      </w:r>
+      <w:r w:run_index="791">
+        <w:rPr>
+          <w:rStyle w:val="AttributeTok"/>
+        </w:rPr>
+        <w:t xml:space="preserve" w:run_content_index="800">group =</w:t>
+      </w:r>
+      <w:r w:run_index="792">
+        <w:rPr>
+          <w:rStyle w:val="NormalTok"/>
+        </w:rPr>
+        <w:t xml:space="preserve" w:run_content_index="801"> Participant)) </w:t>
+      </w:r>
+      <w:r w:run_index="793">
+        <w:rPr>
+          <w:rStyle w:val="SpecialCharTok"/>
+        </w:rPr>
+        <w:t xml:space="preserve" w:run_content_index="802">+</w:t>
+      </w:r>
+      <w:r w:run_index="794">
+        <w:br w:run_content_index="803"/>
+      </w:r>
+      <w:r w:run_index="795">
+        <w:rPr>
+          <w:rStyle w:val="NormalTok"/>
+        </w:rPr>
+        <w:t xml:space="preserve" w:run_content_index="804">  </w:t>
+      </w:r>
+      <w:r w:run_index="796">
+        <w:rPr>
+          <w:rStyle w:val="FunctionTok"/>
+        </w:rPr>
+        <w:t xml:space="preserve" w:run_content_index="805">geom_line</w:t>
+      </w:r>
+      <w:r w:run_index="797">
+        <w:rPr>
+          <w:rStyle w:val="NormalTok"/>
+        </w:rPr>
+        <w:t xml:space="preserve" w:run_content_index="806">(</w:t>
+      </w:r>
+      <w:r w:run_index="798">
+        <w:rPr>
+          <w:rStyle w:val="AttributeTok"/>
+        </w:rPr>
+        <w:t xml:space="preserve" w:run_content_index="807">alpha =</w:t>
+      </w:r>
+      <w:r w:run_index="799">
+        <w:rPr>
+          <w:rStyle w:val="NormalTok"/>
+        </w:rPr>
+        <w:t xml:space="preserve" w:run_content_index="808"> </w:t>
+      </w:r>
+      <w:r w:run_index="800">
+        <w:rPr>
+          <w:rStyle w:val="FloatTok"/>
+        </w:rPr>
+        <w:t xml:space="preserve" w:run_content_index="809">0.6</w:t>
+      </w:r>
+      <w:r w:run_index="801">
+        <w:rPr>
+          <w:rStyle w:val="NormalTok"/>
+        </w:rPr>
+        <w:t xml:space="preserve" w:run_content_index="810">) </w:t>
+      </w:r>
+      <w:r w:run_index="802">
+        <w:rPr>
+          <w:rStyle w:val="SpecialCharTok"/>
+        </w:rPr>
+        <w:t xml:space="preserve" w:run_content_index="811">+</w:t>
+      </w:r>
+      <w:r w:run_index="803">
+        <w:br w:run_content_index="812"/>
+      </w:r>
+      <w:r w:run_index="804">
+        <w:rPr>
+          <w:rStyle w:val="NormalTok"/>
+        </w:rPr>
+        <w:t xml:space="preserve" w:run_content_index="813">  </w:t>
+      </w:r>
+      <w:r w:run_index="805">
+        <w:rPr>
+          <w:rStyle w:val="FunctionTok"/>
+        </w:rPr>
+        <w:t xml:space="preserve" w:run_content_index="814">geom_point</w:t>
+      </w:r>
+      <w:r w:run_index="806">
+        <w:rPr>
+          <w:rStyle w:val="NormalTok"/>
+        </w:rPr>
+        <w:t xml:space="preserve" w:run_content_index="815">(</w:t>
+      </w:r>
+      <w:r w:run_index="807">
+        <w:rPr>
+          <w:rStyle w:val="AttributeTok"/>
+        </w:rPr>
+        <w:t xml:space="preserve" w:run_content_index="816">size =</w:t>
+      </w:r>
+      <w:r w:run_index="808">
+        <w:rPr>
+          <w:rStyle w:val="NormalTok"/>
+        </w:rPr>
+        <w:t xml:space="preserve" w:run_content_index="817"> </w:t>
+      </w:r>
+      <w:r w:run_index="809">
+        <w:rPr>
+          <w:rStyle w:val="DecValTok"/>
+        </w:rPr>
+        <w:t xml:space="preserve" w:run_content_index="818">1</w:t>
+      </w:r>
+      <w:r w:run_index="810">
+        <w:rPr>
+          <w:rStyle w:val="NormalTok"/>
+        </w:rPr>
+        <w:t xml:space="preserve" w:run_content_index="819">) </w:t>
+      </w:r>
+      <w:r w:run_index="811">
+        <w:rPr>
+          <w:rStyle w:val="SpecialCharTok"/>
+        </w:rPr>
+        <w:t xml:space="preserve" w:run_content_index="820">+</w:t>
+      </w:r>
+      <w:r w:run_index="812">
+        <w:br w:run_content_index="821"/>
+      </w:r>
+      <w:r w:run_index="813">
+        <w:rPr>
+          <w:rStyle w:val="NormalTok"/>
+        </w:rPr>
+        <w:t xml:space="preserve" w:run_content_index="822">  </w:t>
+      </w:r>
+      <w:r w:run_index="814">
+        <w:rPr>
+          <w:rStyle w:val="FunctionTok"/>
+        </w:rPr>
+        <w:t xml:space="preserve" w:run_content_index="823">labs</w:t>
+      </w:r>
+      <w:r w:run_index="815">
+        <w:rPr>
+          <w:rStyle w:val="NormalTok"/>
+        </w:rPr>
+        <w:t xml:space="preserve" w:run_content_index="824">(</w:t>
+      </w:r>
+      <w:r w:run_index="816">
+        <w:rPr>
+          <w:rStyle w:val="AttributeTok"/>
+        </w:rPr>
+        <w:t xml:space="preserve" w:run_content_index="825">x =</w:t>
+      </w:r>
+      <w:r w:run_index="817">
+        <w:rPr>
+          <w:rStyle w:val="NormalTok"/>
+        </w:rPr>
+        <w:t xml:space="preserve" w:run_content_index="826"> </w:t>
+      </w:r>
+      <w:r w:run_index="818">
+        <w:rPr>
+          <w:rStyle w:val="StringTok"/>
+        </w:rPr>
+        <w:t xml:space="preserve" w:run_content_index="827">"Time (h)"</w:t>
+      </w:r>
+      <w:r w:run_index="819">
+        <w:rPr>
+          <w:rStyle w:val="NormalTok"/>
+        </w:rPr>
+        <w:t xml:space="preserve" w:run_content_index="828">, </w:t>
+      </w:r>
+      <w:r w:run_index="820">
+        <w:rPr>
+          <w:rStyle w:val="AttributeTok"/>
+        </w:rPr>
+        <w:t xml:space="preserve" w:run_content_index="829">y =</w:t>
+      </w:r>
+      <w:r w:run_index="821">
+        <w:rPr>
+          <w:rStyle w:val="NormalTok"/>
+        </w:rPr>
+        <w:t xml:space="preserve" w:run_content_index="830"> </w:t>
+      </w:r>
+      <w:r w:run_index="822">
+        <w:rPr>
+          <w:rStyle w:val="StringTok"/>
+        </w:rPr>
+        <w:t xml:space="preserve" w:run_content_index="831">"Concentration (mg/L)"</w:t>
+      </w:r>
+      <w:r w:run_index="823">
+        <w:rPr>
+          <w:rStyle w:val="NormalTok"/>
+        </w:rPr>
+        <w:t xml:space="preserve" w:run_content_index="832">) </w:t>
+      </w:r>
+      <w:r w:run_index="824">
+        <w:rPr>
+          <w:rStyle w:val="SpecialCharTok"/>
+        </w:rPr>
+        <w:t xml:space="preserve" w:run_content_index="833">+</w:t>
+      </w:r>
+      <w:r w:run_index="825">
+        <w:br w:run_content_index="834"/>
+      </w:r>
+      <w:r w:run_index="826">
+        <w:rPr>
+          <w:rStyle w:val="NormalTok"/>
+        </w:rPr>
+        <w:t xml:space="preserve" w:run_content_index="835">  </w:t>
+      </w:r>
+      <w:r w:run_index="827">
+        <w:rPr>
+          <w:rStyle w:val="FunctionTok"/>
+        </w:rPr>
+        <w:t xml:space="preserve" w:run_content_index="836">theme_bw</w:t>
+      </w:r>
+      <w:r w:run_index="828">
+        <w:rPr>
+          <w:rStyle w:val="NormalTok"/>
+        </w:rPr>
+        <w:t xml:space="preserve" w:run_content_index="837">()</w:t>
+      </w:r>
+      <w:r w:run_index="829">
+        <w:br w:run_content_index="838"/>
+      </w:r>
+      <w:r w:run_index="830">
+        <w:br w:run_content_index="839"/>
+      </w:r>
+      <w:r w:run_index="831">
+        <w:rPr>
+          <w:rStyle w:val="CommentTok"/>
+        </w:rPr>
+        <w:t xml:space="preserve" w:run_content_index="840"># meta_type = "conc-time-trajectories" pulls report/standard_footnotes.yaml's</w:t>
+      </w:r>
+      <w:r w:run_index="832">
+        <w:br w:run_content_index="841"/>
+      </w:r>
+      <w:r w:run_index="833">
+        <w:rPr>
+          <w:rStyle w:val="CommentTok"/>
+        </w:rPr>
+        <w:t xml:space="preserve" w:run_content_index="842"># existing canned figure_footnotes entry for this exact plot type; meta_notes</w:t>
+      </w:r>
+      <w:r w:run_index="834">
+        <w:br w:run_content_index="843"/>
+      </w:r>
+      <w:r w:run_index="835">
+        <w:rPr>
+          <w:rStyle w:val="CommentTok"/>
+        </w:rPr>
+        <w:t xml:space="preserve" w:run_content_index="844"># adds a dataset-specific note on top of it.</w:t>
+      </w:r>
+      <w:r w:run_index="836">
+        <w:br w:run_content_index="845"/>
+      </w:r>
+      <w:r w:run_index="837">
+        <w:rPr>
+          <w:rStyle w:val="FunctionTok"/>
+        </w:rPr>
+        <w:t xml:space="preserve" w:run_content_index="846">ggsave_with_metadata</w:t>
+      </w:r>
+      <w:r w:run_index="838">
+        <w:rPr>
+          <w:rStyle w:val="NormalTok"/>
+        </w:rPr>
+        <w:t xml:space="preserve" w:run_content_index="847">(</w:t>
+      </w:r>
+      <w:r w:run_index="839">
+        <w:br w:run_content_index="848"/>
+      </w:r>
+      <w:r w:run_index="840">
+        <w:rPr>
+          <w:rStyle w:val="NormalTok"/>
+        </w:rPr>
+        <w:t xml:space="preserve" w:run_content_index="849">  </w:t>
+      </w:r>
+      <w:r w:run_index="841">
+        <w:rPr>
+          <w:rStyle w:val="AttributeTok"/>
+        </w:rPr>
+        <w:t xml:space="preserve" w:run_content_index="850">filename =</w:t>
+      </w:r>
+      <w:r w:run_index="842">
+        <w:rPr>
+          <w:rStyle w:val="NormalTok"/>
+        </w:rPr>
+        <w:t xml:space="preserve" w:run_content_index="851"> plot_file,</w:t>
+      </w:r>
+      <w:r w:run_index="843">
+        <w:br w:run_content_index="852"/>
+      </w:r>
+      <w:r w:run_index="844">
+        <w:rPr>
+          <w:rStyle w:val="NormalTok"/>
+        </w:rPr>
+        <w:t xml:space="preserve" w:run_content_index="853">  </w:t>
+      </w:r>
+      <w:r w:run_index="845">
+        <w:rPr>
+          <w:rStyle w:val="AttributeTok"/>
+        </w:rPr>
+        <w:t xml:space="preserve" w:run_content_index="854">plot =</w:t>
+      </w:r>
+      <w:r w:run_index="846">
+        <w:rPr>
+          <w:rStyle w:val="NormalTok"/>
+        </w:rPr>
+        <w:t xml:space="preserve" w:run_content_index="855"> g,</w:t>
+      </w:r>
+      <w:r w:run_index="847">
+        <w:br w:run_content_index="856"/>
+      </w:r>
+      <w:r w:run_index="848">
+        <w:rPr>
+          <w:rStyle w:val="NormalTok"/>
+        </w:rPr>
+        <w:t xml:space="preserve" w:run_content_index="857">  </w:t>
+      </w:r>
+      <w:r w:run_index="849">
+        <w:rPr>
+          <w:rStyle w:val="AttributeTok"/>
+        </w:rPr>
+        <w:t xml:space="preserve" w:run_content_index="858">width =</w:t>
+      </w:r>
+      <w:r w:run_index="850">
+        <w:rPr>
+          <w:rStyle w:val="NormalTok"/>
+        </w:rPr>
+        <w:t xml:space="preserve" w:run_content_index="859"> </w:t>
+      </w:r>
+      <w:r w:run_index="851">
+        <w:rPr>
+          <w:rStyle w:val="DecValTok"/>
+        </w:rPr>
+        <w:t xml:space="preserve" w:run_content_index="860">6</w:t>
+      </w:r>
+      <w:r w:run_index="852">
+        <w:rPr>
+          <w:rStyle w:val="NormalTok"/>
+        </w:rPr>
+        <w:t xml:space="preserve" w:run_content_index="861">,</w:t>
+      </w:r>
+      <w:r w:run_index="853">
+        <w:br w:run_content_index="862"/>
+      </w:r>
+      <w:r w:run_index="854">
+        <w:rPr>
+          <w:rStyle w:val="NormalTok"/>
+        </w:rPr>
+        <w:t xml:space="preserve" w:run_content_index="863">  </w:t>
+      </w:r>
+      <w:r w:run_index="855">
+        <w:rPr>
+          <w:rStyle w:val="AttributeTok"/>
+        </w:rPr>
+        <w:t xml:space="preserve" w:run_content_index="864">height =</w:t>
+      </w:r>
+      <w:r w:run_index="856">
+        <w:rPr>
+          <w:rStyle w:val="NormalTok"/>
+        </w:rPr>
+        <w:t xml:space="preserve" w:run_content_index="865"> </w:t>
+      </w:r>
+      <w:r w:run_index="857">
+        <w:rPr>
+          <w:rStyle w:val="DecValTok"/>
+        </w:rPr>
+        <w:t xml:space="preserve" w:run_content_index="866">4</w:t>
+      </w:r>
+      <w:r w:run_index="858">
+        <w:rPr>
+          <w:rStyle w:val="NormalTok"/>
+        </w:rPr>
+        <w:t xml:space="preserve" w:run_content_index="867">,</w:t>
+      </w:r>
+      <w:r w:run_index="859">
+        <w:br w:run_content_index="868"/>
+      </w:r>
+      <w:r w:run_index="860">
+        <w:rPr>
+          <w:rStyle w:val="NormalTok"/>
+        </w:rPr>
+        <w:t xml:space="preserve" w:run_content_index="869">  </w:t>
+      </w:r>
+      <w:r w:run_index="861">
+        <w:rPr>
+          <w:rStyle w:val="AttributeTok"/>
+        </w:rPr>
+        <w:t xml:space="preserve" w:run_content_index="870">config_yaml =</w:t>
+      </w:r>
+      <w:r w:run_index="862">
+        <w:rPr>
+          <w:rStyle w:val="NormalTok"/>
+        </w:rPr>
+        <w:t xml:space="preserve" w:run_content_index="871"> config_yaml,</w:t>
+      </w:r>
+      <w:r w:run_index="863">
+        <w:br w:run_content_index="872"/>
+      </w:r>
+      <w:r w:run_index="864">
+        <w:rPr>
+          <w:rStyle w:val="NormalTok"/>
+        </w:rPr>
+        <w:t xml:space="preserve" w:run_content_index="873">  </w:t>
+      </w:r>
+      <w:r w:run_index="865">
+        <w:rPr>
+          <w:rStyle w:val="AttributeTok"/>
+        </w:rPr>
+        <w:t xml:space="preserve" w:run_content_index="874">meta_type =</w:t>
+      </w:r>
+      <w:r w:run_index="866">
+        <w:rPr>
+          <w:rStyle w:val="NormalTok"/>
+        </w:rPr>
+        <w:t xml:space="preserve" w:run_content_index="875"> </w:t>
+      </w:r>
+      <w:r w:run_index="867">
+        <w:rPr>
+          <w:rStyle w:val="StringTok"/>
+        </w:rPr>
+        <w:t xml:space="preserve" w:run_content_index="876">"conc-time-trajectories"</w:t>
+      </w:r>
+      <w:r w:run_index="868">
+        <w:rPr>
+          <w:rStyle w:val="NormalTok"/>
+        </w:rPr>
+        <w:t xml:space="preserve" w:run_content_index="877">,</w:t>
+      </w:r>
+      <w:r w:run_index="869">
+        <w:br w:run_content_index="878"/>
+      </w:r>
+      <w:r w:run_index="870">
+        <w:rPr>
+          <w:rStyle w:val="NormalTok"/>
+        </w:rPr>
+        <w:t xml:space="preserve" w:run_content_index="879">  </w:t>
+      </w:r>
+      <w:r w:run_index="871">
+        <w:rPr>
+          <w:rStyle w:val="AttributeTok"/>
+        </w:rPr>
+        <w:t xml:space="preserve" w:run_content_index="880">meta_notes =</w:t>
+      </w:r>
+      <w:r w:run_index="872">
+        <w:rPr>
+          <w:rStyle w:val="NormalTok"/>
+        </w:rPr>
+        <w:t xml:space="preserve" w:run_content_index="881"> </w:t>
+      </w:r>
+      <w:r w:run_index="873">
+        <w:rPr>
+          <w:rStyle w:val="StringTok"/>
+        </w:rPr>
+        <w:t xml:space="preserve" w:run_content_index="882">"Data are from the built-in Theoph dataset."</w:t>
+      </w:r>
+      <w:r w:run_index="874">
+        <w:rPr>
+          <w:rStyle w:val="NormalTok"/>
+        </w:rPr>
+        <w:t xml:space="preserve" w:run_content_index="883">,</w:t>
+      </w:r>
+      <w:r w:run_index="875">
+        <w:br w:run_content_index="884"/>
+      </w:r>
+      <w:r w:run_index="876">
+        <w:rPr>
+          <w:rStyle w:val="NormalTok"/>
+        </w:rPr>
+        <w:t xml:space="preserve" w:run_content_index="885">  </w:t>
+      </w:r>
+      <w:r w:run_index="877">
+        <w:rPr>
+          <w:rStyle w:val="AttributeTok"/>
+        </w:rPr>
+        <w:t xml:space="preserve" w:run_content_index="886">meta_abbrevs =</w:t>
+      </w:r>
+      <w:r w:run_index="878">
+        <w:rPr>
+          <w:rStyle w:val="NormalTok"/>
+        </w:rPr>
+        <w:t xml:space="preserve" w:run_content_index="887"> </w:t>
+      </w:r>
+      <w:r w:run_index="879">
+        <w:rPr>
+          <w:rStyle w:val="StringTok"/>
+        </w:rPr>
+        <w:t xml:space="preserve" w:run_content_index="888">"PK"</w:t>
+      </w:r>
+      <w:r w:run_index="880">
+        <w:br w:run_content_index="889"/>
+      </w:r>
+      <w:r w:run_index="881">
+        <w:rPr>
+          <w:rStyle w:val="NormalTok"/>
+        </w:rPr>
+        <w:t xml:space="preserve" w:run_content_index="890">)</w:t>
+      </w:r>
+      <w:r w:run_index="882">
+        <w:br w:run_content_index="891"/>
+      </w:r>
+      <w:r w:run_index="883">
+        <w:br w:run_content_index="892"/>
+      </w:r>
+      <w:r w:run_index="884">
+        <w:rPr>
+          <w:rStyle w:val="CommentTok"/>
+        </w:rPr>
+        <w:t xml:space="preserve" w:run_content_index="893"># reportifyr's own add_figure_footnotes() dedupes footnotes by filename</w:t>
+      </w:r>
+      <w:r w:run_index="885">
+        <w:br w:run_content_index="894"/>
+      </w:r>
+      <w:r w:run_index="886">
+        <w:rPr>
+          <w:rStyle w:val="CommentTok"/>
+        </w:rPr>
+        <w:t xml:space="preserve" w:run_content_index="895"># document-wide (a bookmark-name xpath check, unconditional -- no</w:t>
+      </w:r>
+      <w:r w:run_index="887">
+        <w:br w:run_content_index="896"/>
+      </w:r>
+      <w:r w:run_index="888">
+        <w:rPr>
+          <w:rStyle w:val="CommentTok"/>
+        </w:rPr>
+        <w:t xml:space="preserve" w:run_content_index="897"># config.yaml knob controls it): the *first* rpfy-prefixed occurrence of a</w:t>
+      </w:r>
+      <w:r w:run_index="889">
+        <w:br w:run_content_index="898"/>
+      </w:r>
+      <w:r w:run_index="890">
+        <w:rPr>
+          <w:rStyle w:val="CommentTok"/>
+        </w:rPr>
+        <w:t xml:space="preserve" w:run_content_index="899"># given filename gets the metadata footnote and every later occurrence of</w:t>
+      </w:r>
+      <w:r w:run_index="891">
+        <w:br w:run_content_index="900"/>
+      </w:r>
+      <w:r w:run_index="892">
+        <w:rPr>
+          <w:rStyle w:val="CommentTok"/>
+        </w:rPr>
+        <w:t xml:space="preserve" w:run_content_index="901"># that same filename is silently skipped. The synopsis intentionally</w:t>
+      </w:r>
+      <w:r w:run_index="893">
+        <w:br w:run_content_index="902"/>
+      </w:r>
+      <w:r w:run_index="894">
+        <w:rPr>
+          <w:rStyle w:val="CommentTok"/>
+        </w:rPr>
+        <w:t xml:space="preserve" w:run_content_index="903"># embeds the same plot as a preview ahead of the numbered Figure 1 in the</w:t>
+      </w:r>
+      <w:r w:run_index="895">
+        <w:br w:run_content_index="904"/>
+      </w:r>
+      <w:r w:run_index="896">
+        <w:rPr>
+          <w:rStyle w:val="CommentTok"/>
+        </w:rPr>
+        <w:t xml:space="preserve" w:run_content_index="905"># body (see report.qmd), so it needs its own copy under a distinct</w:t>
+      </w:r>
+      <w:r w:run_index="897">
+        <w:br w:run_content_index="906"/>
+      </w:r>
+      <w:r w:run_index="898">
+        <w:rPr>
+          <w:rStyle w:val="CommentTok"/>
+        </w:rPr>
+        <w:t xml:space="preserve" w:run_content_index="907"># filename -- otherwise the synopsis preview would claim the footnote and</w:t>
+      </w:r>
+      <w:r w:run_index="899">
+        <w:br w:run_content_index="908"/>
+      </w:r>
+      <w:r w:run_index="900">
+        <w:rPr>
+          <w:rStyle w:val="CommentTok"/>
+        </w:rPr>
+        <w:t xml:space="preserve" w:run_content_index="909"># leave the numbered, List-of-Figures-tracked Figure 1 without one.</w:t>
+      </w:r>
+      <w:r w:run_index="901">
+        <w:br w:run_content_index="910"/>
+      </w:r>
+      <w:r w:run_index="902">
+        <w:rPr>
+          <w:rStyle w:val="NormalTok"/>
+        </w:rPr>
+        <w:t xml:space="preserve" w:run_content_index="911">synopsis_plot_file </w:t>
+      </w:r>
+      <w:r w:run_index="903">
+        <w:rPr>
+          <w:rStyle w:val="OtherTok"/>
+        </w:rPr>
+        <w:t xml:space="preserve" w:run_content_index="912">&lt;-</w:t>
+      </w:r>
+      <w:r w:run_index="904">
+        <w:rPr>
+          <w:rStyle w:val="NormalTok"/>
+        </w:rPr>
+        <w:t xml:space="preserve" w:run_content_index="913"> </w:t>
+      </w:r>
+      <w:r w:run_index="905">
+        <w:rPr>
+          <w:rStyle w:val="FunctionTok"/>
+        </w:rPr>
+        <w:t xml:space="preserve" w:run_content_index="914">file.path</w:t>
+      </w:r>
+      <w:r w:run_index="906">
+        <w:rPr>
+          <w:rStyle w:val="NormalTok"/>
+        </w:rPr>
+        <w:t xml:space="preserve" w:run_content_index="915">(figures_path, </w:t>
+      </w:r>
+      <w:r w:run_index="907">
+        <w:rPr>
+          <w:rStyle w:val="StringTok"/>
+        </w:rPr>
+        <w:t xml:space="preserve" w:run_content_index="916">"conc-time-synopsis.png"</w:t>
+      </w:r>
+      <w:r w:run_index="908">
+        <w:rPr>
+          <w:rStyle w:val="NormalTok"/>
+        </w:rPr>
+        <w:t xml:space="preserve" w:run_content_index="917">)</w:t>
+      </w:r>
+      <w:r w:run_index="909">
+        <w:br w:run_content_index="918"/>
+      </w:r>
+      <w:r w:run_index="910">
+        <w:br w:run_content_index="919"/>
+      </w:r>
+      <w:r w:run_index="911">
+        <w:rPr>
+          <w:rStyle w:val="FunctionTok"/>
+        </w:rPr>
+        <w:t xml:space="preserve" w:run_content_index="920">ggsave_with_metadata</w:t>
+      </w:r>
+      <w:r w:run_index="912">
+        <w:rPr>
+          <w:rStyle w:val="NormalTok"/>
+        </w:rPr>
+        <w:t xml:space="preserve" w:run_content_index="921">(</w:t>
+      </w:r>
+      <w:r w:run_index="913">
+        <w:br w:run_content_index="922"/>
+      </w:r>
+      <w:r w:run_index="914">
+        <w:rPr>
+          <w:rStyle w:val="NormalTok"/>
+        </w:rPr>
+        <w:t xml:space="preserve" w:run_content_index="923">  </w:t>
+      </w:r>
+      <w:r w:run_index="915">
+        <w:rPr>
+          <w:rStyle w:val="AttributeTok"/>
+        </w:rPr>
+        <w:t xml:space="preserve" w:run_content_index="924">filename =</w:t>
+      </w:r>
+      <w:r w:run_index="916">
+        <w:rPr>
+          <w:rStyle w:val="NormalTok"/>
+        </w:rPr>
+        <w:t xml:space="preserve" w:run_content_index="925"> synopsis_plot_file,</w:t>
+      </w:r>
+      <w:r w:run_index="917">
+        <w:br w:run_content_index="926"/>
+      </w:r>
+      <w:r w:run_index="918">
+        <w:rPr>
+          <w:rStyle w:val="NormalTok"/>
+        </w:rPr>
+        <w:t xml:space="preserve" w:run_content_index="927">  </w:t>
+      </w:r>
+      <w:r w:run_index="919">
+        <w:rPr>
+          <w:rStyle w:val="AttributeTok"/>
+        </w:rPr>
+        <w:t xml:space="preserve" w:run_content_index="928">plot =</w:t>
+      </w:r>
+      <w:r w:run_index="920">
+        <w:rPr>
+          <w:rStyle w:val="NormalTok"/>
+        </w:rPr>
+        <w:t xml:space="preserve" w:run_content_index="929"> g,</w:t>
+      </w:r>
+      <w:r w:run_index="921">
+        <w:br w:run_content_index="930"/>
+      </w:r>
+      <w:r w:run_index="922">
+        <w:rPr>
+          <w:rStyle w:val="NormalTok"/>
+        </w:rPr>
+        <w:t xml:space="preserve" w:run_content_index="931">  </w:t>
+      </w:r>
+      <w:r w:run_index="923">
+        <w:rPr>
+          <w:rStyle w:val="AttributeTok"/>
+        </w:rPr>
+        <w:t xml:space="preserve" w:run_content_index="932">width =</w:t>
+      </w:r>
+      <w:r w:run_index="924">
+        <w:rPr>
+          <w:rStyle w:val="NormalTok"/>
+        </w:rPr>
+        <w:t xml:space="preserve" w:run_content_index="933"> </w:t>
+      </w:r>
+      <w:r w:run_index="925">
+        <w:rPr>
+          <w:rStyle w:val="DecValTok"/>
+        </w:rPr>
+        <w:t xml:space="preserve" w:run_content_index="934">6</w:t>
+      </w:r>
+      <w:r w:run_index="926">
+        <w:rPr>
+          <w:rStyle w:val="NormalTok"/>
+        </w:rPr>
+        <w:t xml:space="preserve" w:run_content_index="935">,</w:t>
+      </w:r>
+      <w:r w:run_index="927">
+        <w:br w:run_content_index="936"/>
+      </w:r>
+      <w:r w:run_index="928">
+        <w:rPr>
+          <w:rStyle w:val="NormalTok"/>
+        </w:rPr>
+        <w:t xml:space="preserve" w:run_content_index="937">  </w:t>
+      </w:r>
+      <w:r w:run_index="929">
+        <w:rPr>
+          <w:rStyle w:val="AttributeTok"/>
+        </w:rPr>
+        <w:t xml:space="preserve" w:run_content_index="938">height =</w:t>
+      </w:r>
+      <w:r w:run_index="930">
+        <w:rPr>
+          <w:rStyle w:val="NormalTok"/>
+        </w:rPr>
+        <w:t xml:space="preserve" w:run_content_index="939"> </w:t>
+      </w:r>
+      <w:r w:run_index="931">
+        <w:rPr>
+          <w:rStyle w:val="DecValTok"/>
+        </w:rPr>
+        <w:t xml:space="preserve" w:run_content_index="940">4</w:t>
+      </w:r>
+      <w:r w:run_index="932">
+        <w:rPr>
+          <w:rStyle w:val="NormalTok"/>
+        </w:rPr>
+        <w:t xml:space="preserve" w:run_content_index="941">,</w:t>
+      </w:r>
+      <w:r w:run_index="933">
+        <w:br w:run_content_index="942"/>
+      </w:r>
+      <w:r w:run_index="934">
+        <w:rPr>
+          <w:rStyle w:val="NormalTok"/>
+        </w:rPr>
+        <w:t xml:space="preserve" w:run_content_index="943">  </w:t>
+      </w:r>
+      <w:r w:run_index="935">
+        <w:rPr>
+          <w:rStyle w:val="AttributeTok"/>
+        </w:rPr>
+        <w:t xml:space="preserve" w:run_content_index="944">config_yaml =</w:t>
+      </w:r>
+      <w:r w:run_index="936">
+        <w:rPr>
+          <w:rStyle w:val="NormalTok"/>
+        </w:rPr>
+        <w:t xml:space="preserve" w:run_content_index="945"> config_yaml,</w:t>
+      </w:r>
+      <w:r w:run_index="937">
+        <w:br w:run_content_index="946"/>
+      </w:r>
+      <w:r w:run_index="938">
+        <w:rPr>
+          <w:rStyle w:val="NormalTok"/>
+        </w:rPr>
+        <w:t xml:space="preserve" w:run_content_index="947">  </w:t>
+      </w:r>
+      <w:r w:run_index="939">
+        <w:rPr>
+          <w:rStyle w:val="AttributeTok"/>
+        </w:rPr>
+        <w:t xml:space="preserve" w:run_content_index="948">meta_type =</w:t>
+      </w:r>
+      <w:r w:run_index="940">
+        <w:rPr>
+          <w:rStyle w:val="NormalTok"/>
+        </w:rPr>
+        <w:t xml:space="preserve" w:run_content_index="949"> </w:t>
+      </w:r>
+      <w:r w:run_index="941">
+        <w:rPr>
+          <w:rStyle w:val="StringTok"/>
+        </w:rPr>
+        <w:t xml:space="preserve" w:run_content_index="950">"conc-time-trajectories"</w:t>
+      </w:r>
+      <w:r w:run_index="942">
+        <w:rPr>
+          <w:rStyle w:val="NormalTok"/>
+        </w:rPr>
+        <w:t xml:space="preserve" w:run_content_index="951">,</w:t>
+      </w:r>
+      <w:r w:run_index="943">
+        <w:br w:run_content_index="952"/>
+      </w:r>
+      <w:r w:run_index="944">
+        <w:rPr>
+          <w:rStyle w:val="NormalTok"/>
+        </w:rPr>
+        <w:t xml:space="preserve" w:run_content_index="953">  </w:t>
+      </w:r>
+      <w:r w:run_index="945">
+        <w:rPr>
+          <w:rStyle w:val="AttributeTok"/>
+        </w:rPr>
+        <w:t xml:space="preserve" w:run_content_index="954">meta_notes =</w:t>
+      </w:r>
+      <w:r w:run_index="946">
+        <w:rPr>
+          <w:rStyle w:val="NormalTok"/>
+        </w:rPr>
+        <w:t xml:space="preserve" w:run_content_index="955"> </w:t>
+      </w:r>
+      <w:r w:run_index="947">
+        <w:rPr>
+          <w:rStyle w:val="StringTok"/>
+        </w:rPr>
+        <w:t xml:space="preserve" w:run_content_index="956">"Synopsis preview of the concentration-time profile shown in full as Figure 1."</w:t>
+      </w:r>
+      <w:r w:run_index="948">
+        <w:rPr>
+          <w:rStyle w:val="NormalTok"/>
+        </w:rPr>
+        <w:t xml:space="preserve" w:run_content_index="957">,</w:t>
+      </w:r>
+      <w:r w:run_index="949">
+        <w:br w:run_content_index="958"/>
+      </w:r>
+      <w:r w:run_index="950">
+        <w:rPr>
+          <w:rStyle w:val="NormalTok"/>
+        </w:rPr>
+        <w:t xml:space="preserve" w:run_content_index="959">  </w:t>
+      </w:r>
+      <w:r w:run_index="951">
+        <w:rPr>
+          <w:rStyle w:val="AttributeTok"/>
+        </w:rPr>
+        <w:t xml:space="preserve" w:run_content_index="960">meta_abbrevs =</w:t>
+      </w:r>
+      <w:r w:run_index="952">
+        <w:rPr>
+          <w:rStyle w:val="NormalTok"/>
+        </w:rPr>
+        <w:t xml:space="preserve" w:run_content_index="961"> </w:t>
+      </w:r>
+      <w:r w:run_index="953">
+        <w:rPr>
+          <w:rStyle w:val="StringTok"/>
+        </w:rPr>
+        <w:t xml:space="preserve" w:run_content_index="962">"PK"</w:t>
+      </w:r>
+      <w:r w:run_index="954">
+        <w:br w:run_content_index="963"/>
+      </w:r>
+      <w:r w:run_index="955">
+        <w:rPr>
+          <w:rStyle w:val="NormalTok"/>
+        </w:rPr>
+        <w:t xml:space="preserve" w:run_content_index="964">)</w:t>
+      </w:r>
+      <w:r w:run_index="956">
+        <w:br w:run_content_index="965"/>
+      </w:r>
+      <w:r w:run_index="957">
+        <w:br w:run_content_index="966"/>
+      </w:r>
+      <w:r w:run_index="958">
+        <w:rPr>
+          <w:rStyle w:val="FunctionTok"/>
+        </w:rPr>
+        <w:t xml:space="preserve" w:run_content_index="967">cat</w:t>
+      </w:r>
+      <w:r w:run_index="959">
+        <w:rPr>
+          <w:rStyle w:val="NormalTok"/>
+        </w:rPr>
+        <w:t xml:space="preserve" w:run_content_index="968">(</w:t>
+      </w:r>
+      <w:r w:run_index="960">
+        <w:rPr>
+          <w:rStyle w:val="StringTok"/>
+        </w:rPr>
+        <w:t xml:space="preserve" w:run_content_index="969">"Wrote:</w:t>
+      </w:r>
+      <w:r w:run_index="961">
+        <w:rPr>
+          <w:rStyle w:val="SpecialCharTok"/>
+        </w:rPr>
+        <w:t xml:space="preserve" w:run_content_index="970">\n</w:t>
+      </w:r>
+      <w:r w:run_index="962">
+        <w:rPr>
+          <w:rStyle w:val="StringTok"/>
+        </w:rPr>
+        <w:t xml:space="preserve" w:run_content_index="971">"</w:t>
+      </w:r>
+      <w:r w:run_index="963">
+        <w:rPr>
+          <w:rStyle w:val="NormalTok"/>
+        </w:rPr>
+        <w:t xml:space="preserve" w:run_content_index="972">)</w:t>
+      </w:r>
+      <w:r w:run_index="964">
+        <w:br w:run_content_index="973"/>
+      </w:r>
+      <w:r w:run_index="965">
+        <w:rPr>
+          <w:rStyle w:val="FunctionTok"/>
+        </w:rPr>
+        <w:t xml:space="preserve" w:run_content_index="974">cat</w:t>
+      </w:r>
+      <w:r w:run_index="966">
+        <w:rPr>
+          <w:rStyle w:val="NormalTok"/>
+        </w:rPr>
+        <w:t xml:space="preserve" w:run_content_index="975">(</w:t>
+      </w:r>
+      <w:r w:run_index="967">
+        <w:rPr>
+          <w:rStyle w:val="StringTok"/>
+        </w:rPr>
+        <w:t xml:space="preserve" w:run_content_index="976">" -"</w:t>
+      </w:r>
+      <w:r w:run_index="968">
+        <w:rPr>
+          <w:rStyle w:val="NormalTok"/>
+        </w:rPr>
+        <w:t xml:space="preserve" w:run_content_index="977">, </w:t>
+      </w:r>
+      <w:r w:run_index="969">
+        <w:rPr>
+          <w:rStyle w:val="FunctionTok"/>
+        </w:rPr>
+        <w:t xml:space="preserve" w:run_content_index="978">file.path</w:t>
+      </w:r>
+      <w:r w:run_index="970">
+        <w:rPr>
+          <w:rStyle w:val="NormalTok"/>
+        </w:rPr>
+        <w:t xml:space="preserve" w:run_content_index="979">(</w:t>
+      </w:r>
+      <w:r w:run_index="971">
+        <w:rPr>
+          <w:rStyle w:val="StringTok"/>
+        </w:rPr>
+        <w:t xml:space="preserve" w:run_content_index="980">"OUTPUTS"</w:t>
+      </w:r>
+      <w:r w:run_index="972">
+        <w:rPr>
+          <w:rStyle w:val="NormalTok"/>
+        </w:rPr>
+        <w:t xml:space="preserve" w:run_content_index="981">, </w:t>
+      </w:r>
+      <w:r w:run_index="973">
+        <w:rPr>
+          <w:rStyle w:val="StringTok"/>
+        </w:rPr>
+        <w:t xml:space="preserve" w:run_content_index="982">"tables"</w:t>
+      </w:r>
+      <w:r w:run_index="974">
+        <w:rPr>
+          <w:rStyle w:val="NormalTok"/>
+        </w:rPr>
+        <w:t xml:space="preserve" w:run_content_index="983">, </w:t>
+      </w:r>
+      <w:r w:run_index="975">
+        <w:rPr>
+          <w:rStyle w:val="StringTok"/>
+        </w:rPr>
+        <w:t xml:space="preserve" w:run_content_index="984">"pk-summary.csv"</w:t>
+      </w:r>
+      <w:r w:run_index="976">
+        <w:rPr>
+          <w:rStyle w:val="NormalTok"/>
+        </w:rPr>
+        <w:t xml:space="preserve" w:run_content_index="985">), </w:t>
+      </w:r>
+      <w:r w:run_index="977">
+        <w:rPr>
+          <w:rStyle w:val="StringTok"/>
+        </w:rPr>
+        <w:t xml:space="preserve" w:run_content_index="986">"</w:t>
+      </w:r>
+      <w:r w:run_index="978">
+        <w:rPr>
+          <w:rStyle w:val="SpecialCharTok"/>
+        </w:rPr>
+        <w:t xml:space="preserve" w:run_content_index="987">\n</w:t>
+      </w:r>
+      <w:r w:run_index="979">
+        <w:rPr>
+          <w:rStyle w:val="StringTok"/>
+        </w:rPr>
+        <w:t xml:space="preserve" w:run_content_index="988">"</w:t>
+      </w:r>
+      <w:r w:run_index="980">
+        <w:rPr>
+          <w:rStyle w:val="NormalTok"/>
+        </w:rPr>
+        <w:t xml:space="preserve" w:run_content_index="989">)</w:t>
+      </w:r>
+      <w:r w:run_index="981">
+        <w:br w:run_content_index="990"/>
+      </w:r>
+      <w:r w:run_index="982">
+        <w:rPr>
+          <w:rStyle w:val="FunctionTok"/>
+        </w:rPr>
+        <w:t xml:space="preserve" w:run_content_index="991">cat</w:t>
+      </w:r>
+      <w:r w:run_index="983">
+        <w:rPr>
+          <w:rStyle w:val="NormalTok"/>
+        </w:rPr>
+        <w:t xml:space="preserve" w:run_content_index="992">(</w:t>
+      </w:r>
+      <w:r w:run_index="984">
+        <w:rPr>
+          <w:rStyle w:val="StringTok"/>
+        </w:rPr>
+        <w:t xml:space="preserve" w:run_content_index="993">" -"</w:t>
+      </w:r>
+      <w:r w:run_index="985">
+        <w:rPr>
+          <w:rStyle w:val="NormalTok"/>
+        </w:rPr>
+        <w:t xml:space="preserve" w:run_content_index="994">, </w:t>
+      </w:r>
+      <w:r w:run_index="986">
+        <w:rPr>
+          <w:rStyle w:val="FunctionTok"/>
+        </w:rPr>
+        <w:t xml:space="preserve" w:run_content_index="995">file.path</w:t>
+      </w:r>
+      <w:r w:run_index="987">
+        <w:rPr>
+          <w:rStyle w:val="NormalTok"/>
+        </w:rPr>
+        <w:t xml:space="preserve" w:run_content_index="996">(</w:t>
+      </w:r>
+      <w:r w:run_index="988">
+        <w:rPr>
+          <w:rStyle w:val="StringTok"/>
+        </w:rPr>
+        <w:t xml:space="preserve" w:run_content_index="997">"OUTPUTS"</w:t>
+      </w:r>
+      <w:r w:run_index="989">
+        <w:rPr>
+          <w:rStyle w:val="NormalTok"/>
+        </w:rPr>
+        <w:t xml:space="preserve" w:run_content_index="998">, </w:t>
+      </w:r>
+      <w:r w:run_index="990">
+        <w:rPr>
+          <w:rStyle w:val="StringTok"/>
+        </w:rPr>
+        <w:t xml:space="preserve" w:run_content_index="999">"tables"</w:t>
+      </w:r>
+      <w:r w:run_index="991">
+        <w:rPr>
+          <w:rStyle w:val="NormalTok"/>
+        </w:rPr>
+        <w:t xml:space="preserve" w:run_content_index="1000">, </w:t>
+      </w:r>
+      <w:r w:run_index="992">
+        <w:rPr>
+          <w:rStyle w:val="StringTok"/>
+        </w:rPr>
+        <w:t xml:space="preserve" w:run_content_index="1001">"participant-demographics.rds"</w:t>
+      </w:r>
+      <w:r w:run_index="993">
+        <w:rPr>
+          <w:rStyle w:val="NormalTok"/>
+        </w:rPr>
+        <w:t xml:space="preserve" w:run_content_index="1002">), </w:t>
+      </w:r>
+      <w:r w:run_index="994">
+        <w:rPr>
+          <w:rStyle w:val="StringTok"/>
+        </w:rPr>
+        <w:t xml:space="preserve" w:run_content_index="1003">"</w:t>
+      </w:r>
+      <w:r w:run_index="995">
+        <w:rPr>
+          <w:rStyle w:val="SpecialCharTok"/>
+        </w:rPr>
+        <w:t xml:space="preserve" w:run_content_index="1004">\n</w:t>
+      </w:r>
+      <w:r w:run_index="996">
+        <w:rPr>
+          <w:rStyle w:val="StringTok"/>
+        </w:rPr>
+        <w:t xml:space="preserve" w:run_content_index="1005">"</w:t>
+      </w:r>
       <w:r w:run_index="997">
-        <w:t xml:space="preserve" w:run_content_index="1006">2.4 	Section-Scoped Example</w:t>
+        <w:rPr>
+          <w:rStyle w:val="NormalTok"/>
+        </w:rPr>
+        <w:t xml:space="preserve" w:run_content_index="1006">)</w:t>
+      </w:r>
+      <w:r w:run_index="998">
+        <w:br w:run_content_index="1007"/>
+      </w:r>
+      <w:r w:run_index="999">
+        <w:rPr>
+          <w:rStyle w:val="FunctionTok"/>
+        </w:rPr>
+        <w:t xml:space="preserve" w:run_content_index="1008">cat</w:t>
+      </w:r>
+      <w:r w:run_index="1000">
+        <w:rPr>
+          <w:rStyle w:val="NormalTok"/>
+        </w:rPr>
+        <w:t xml:space="preserve" w:run_content_index="1009">(</w:t>
+      </w:r>
+      <w:r w:run_index="1001">
+        <w:rPr>
+          <w:rStyle w:val="StringTok"/>
+        </w:rPr>
+        <w:t xml:space="preserve" w:run_content_index="1010">" -"</w:t>
+      </w:r>
+      <w:r w:run_index="1002">
+        <w:rPr>
+          <w:rStyle w:val="NormalTok"/>
+        </w:rPr>
+        <w:t xml:space="preserve" w:run_content_index="1011">, plot_file, </w:t>
+      </w:r>
+      <w:r w:run_index="1003">
+        <w:rPr>
+          <w:rStyle w:val="StringTok"/>
+        </w:rPr>
+        <w:t xml:space="preserve" w:run_content_index="1012">"</w:t>
+      </w:r>
+      <w:r w:run_index="1004">
+        <w:rPr>
+          <w:rStyle w:val="SpecialCharTok"/>
+        </w:rPr>
+        <w:t xml:space="preserve" w:run_content_index="1013">\n</w:t>
+      </w:r>
+      <w:r w:run_index="1005">
+        <w:rPr>
+          <w:rStyle w:val="StringTok"/>
+        </w:rPr>
+        <w:t xml:space="preserve" w:run_content_index="1014">"</w:t>
+      </w:r>
+      <w:r w:run_index="1006">
+        <w:rPr>
+          <w:rStyle w:val="NormalTok"/>
+        </w:rPr>
+        <w:t xml:space="preserve" w:run_content_index="1015">)</w:t>
+      </w:r>
+      <w:r w:run_index="1007">
+        <w:br w:run_content_index="1016"/>
+      </w:r>
+      <w:r w:run_index="1008">
+        <w:rPr>
+          <w:rStyle w:val="FunctionTok"/>
+        </w:rPr>
+        <w:t xml:space="preserve" w:run_content_index="1017">cat</w:t>
+      </w:r>
+      <w:r w:run_index="1009">
+        <w:rPr>
+          <w:rStyle w:val="NormalTok"/>
+        </w:rPr>
+        <w:t xml:space="preserve" w:run_content_index="1018">(</w:t>
+      </w:r>
+      <w:r w:run_index="1010">
+        <w:rPr>
+          <w:rStyle w:val="StringTok"/>
+        </w:rPr>
+        <w:t xml:space="preserve" w:run_content_index="1019">" -"</w:t>
+      </w:r>
+      <w:r w:run_index="1011">
+        <w:rPr>
+          <w:rStyle w:val="NormalTok"/>
+        </w:rPr>
+        <w:t xml:space="preserve" w:run_content_index="1020">, synopsis_plot_file, </w:t>
+      </w:r>
+      <w:r w:run_index="1012">
+        <w:rPr>
+          <w:rStyle w:val="StringTok"/>
+        </w:rPr>
+        <w:t xml:space="preserve" w:run_content_index="1021">"</w:t>
+      </w:r>
+      <w:r w:run_index="1013">
+        <w:rPr>
+          <w:rStyle w:val="SpecialCharTok"/>
+        </w:rPr>
+        <w:t xml:space="preserve" w:run_content_index="1022">\n</w:t>
+      </w:r>
+      <w:r w:run_index="1014">
+        <w:rPr>
+          <w:rStyle w:val="StringTok"/>
+        </w:rPr>
+        <w:t xml:space="preserve" w:run_content_index="1023">"</w:t>
+      </w:r>
+      <w:r w:run_index="1015">
+        <w:rPr>
+          <w:rStyle w:val="NormalTok"/>
+        </w:rPr>
+        <w:t xml:space="preserve" w:run_content_index="1024">)</w:t>
       </w:r>
     </w:p>
     <w:p w:doc_index="118">
       <w:pPr>
-        <w:pStyle w:val="Caption"/>
-        <w:keepNext/>
+        <w:pStyle w:val="FirstParagraph"/>
       </w:pPr>
-      <w:bookmarkStart w:id="900006" w:name="FigSectionExample"/>
-      <w:r w:run_index="998">
-        <w:t xml:space="preserve" w:run_content_index="1007">Figure </w:t>
-      </w:r>
-      <w:r w:run_index="999">
-        <w:t xml:space="preserve" w:run_content_index="1008">1.</w:t>
-      </w:r>
-      <w:r w:run_index="1000">
-        <w:fldChar w:fldCharType="begin" w:dirty="true" w:run_content_index="1009"/>
-      </w:r>
-      <w:r w:run_index="1001">
-        <w:instrText xml:space="preserve" w:run_content_index="1010"> SEQ SectionFigure \* ARABIC \r 1 </w:instrText>
-      </w:r>
-      <w:r w:run_index="1002">
-        <w:fldChar w:fldCharType="separate" w:run_content_index="1011"/>
-      </w:r>
-      <w:r w:run_index="1003">
-        <w:t w:run_content_index="1012">1</w:t>
-      </w:r>
-      <w:r w:run_index="1004">
-        <w:fldChar w:fldCharType="end" w:run_content_index="1013"/>
-      </w:r>
-      <w:bookmarkEnd w:id="900006"/>
-      <w:r w:run_index="1005">
-        <w:tab w:run_content_index="1014"/>
-        <w:t w:run_content_index="1015">Example section-scoped figure</w:t>
+      <w:r w:run_index="1016">
+        <w:t xml:space="preserve" w:run_content_index="1025">End of script.</w:t>
       </w:r>
     </w:p>
     <w:p w:doc_index="119">
-      <w:pPr>
-        <w:pStyle w:val="FirstParagraph"/>
-      </w:pPr>
-      <w:r w:run_index="1006">
-        <w:t xml:space="preserve" w:run_content_index="1016">Numbered against this section’s own position rather than this appendix’s,</w:t>
-      </w:r>
-      <w:r w:run_index="1007">
-        <w:t xml:space="preserve" w:run_content_index="1017"> </w:t>
-      </w:r>
-      <w:r w:run_index="1008">
-        <w:t xml:space="preserve" w:run_content_index="1018">restarting again at the next section-break marker.</w:t>
+      <w:r w:run_index="1017">
+        <w:br w:type="page" w:run_content_index="1026"/>
       </w:r>
     </w:p>
-    <w:bookmarkStart w:id="28" w:name="subsection-scoped-example"/>
     <w:p w:doc_index="120">
       <w:pPr>
-        <w:pStyle w:val="Heading3"/>
+        <w:pStyle w:val="Heading1"/>
       </w:pPr>
-      <w:r w:run_index="1009">
-        <w:t xml:space="preserve" w:run_content_index="1019">2.4.1 	Subsection-Scoped Example</w:t>
+      <w:bookmarkStart w:id="900005" w:name="SupplementaryNumbering"/>
+      <w:r w:run_index="1018">
+        <w:t xml:space="preserve" w:run_content_index="1027">Appendix </w:t>
+      </w:r>
+      <w:r w:run_index="1019">
+        <w:fldChar w:fldCharType="begin" w:dirty="true" w:run_content_index="1028"/>
+      </w:r>
+      <w:r w:run_index="1020">
+        <w:instrText xml:space="preserve" w:run_content_index="1029"> SEQ Appendix \* ALPHABETIC </w:instrText>
+      </w:r>
+      <w:r w:run_index="1021">
+        <w:fldChar w:fldCharType="separate" w:run_content_index="1030"/>
+      </w:r>
+      <w:r w:run_index="1022">
+        <w:t w:run_content_index="1031">C</w:t>
+      </w:r>
+      <w:r w:run_index="1023">
+        <w:fldChar w:fldCharType="end" w:run_content_index="1032"/>
+      </w:r>
+      <w:bookmarkEnd w:id="900005"/>
+      <w:r w:run_index="1024">
+        <w:t xml:space="preserve" w:run_content_index="1033">: Supplementary Numbering Example</w:t>
       </w:r>
     </w:p>
     <w:p w:doc_index="121">
@@ -11232,90 +11349,306 @@
         <w:pStyle w:val="Caption"/>
         <w:keepNext/>
       </w:pPr>
-      <w:bookmarkStart w:id="900007" w:name="FigSubsectionExample"/>
-      <w:r w:run_index="1010">
-        <w:t xml:space="preserve" w:run_content_index="1020">Figure </w:t>
-      </w:r>
-      <w:r w:run_index="1011">
-        <w:t xml:space="preserve" w:run_content_index="1021">1.1.</w:t>
-      </w:r>
-      <w:r w:run_index="1012">
-        <w:fldChar w:fldCharType="begin" w:dirty="true" w:run_content_index="1022"/>
-      </w:r>
-      <w:r w:run_index="1013">
-        <w:instrText xml:space="preserve" w:run_content_index="1023"> SEQ SubsectionFigure \* ARABIC \r 1 </w:instrText>
-      </w:r>
-      <w:r w:run_index="1014">
-        <w:fldChar w:fldCharType="separate" w:run_content_index="1024"/>
-      </w:r>
-      <w:r w:run_index="1015">
-        <w:t w:run_content_index="1025">1</w:t>
-      </w:r>
-      <w:r w:run_index="1016">
-        <w:fldChar w:fldCharType="end" w:run_content_index="1026"/>
-      </w:r>
-      <w:bookmarkEnd w:id="900007"/>
-      <w:r w:run_index="1017">
-        <w:tab w:run_content_index="1027"/>
-        <w:t w:run_content_index="1028">Example subsection-scoped figure</w:t>
+      <w:bookmarkStart w:id="900006" w:name="FigAppendixExample"/>
+      <w:r w:run_index="1025">
+        <w:t xml:space="preserve" w:run_content_index="1034">Figure </w:t>
+      </w:r>
+      <w:r w:run_index="1026">
+        <w:t xml:space="preserve" w:run_content_index="1035">C.</w:t>
+      </w:r>
+      <w:r w:run_index="1027">
+        <w:fldChar w:fldCharType="begin" w:dirty="true" w:run_content_index="1036"/>
+      </w:r>
+      <w:r w:run_index="1028">
+        <w:instrText xml:space="preserve" w:run_content_index="1037"> SEQ AppendixFigure \* ARABIC \r 1 </w:instrText>
+      </w:r>
+      <w:r w:run_index="1029">
+        <w:fldChar w:fldCharType="separate" w:run_content_index="1038"/>
+      </w:r>
+      <w:r w:run_index="1030">
+        <w:t w:run_content_index="1039">1</w:t>
+      </w:r>
+      <w:r w:run_index="1031">
+        <w:fldChar w:fldCharType="end" w:run_content_index="1040"/>
+      </w:r>
+      <w:bookmarkEnd w:id="900006"/>
+      <w:r w:run_index="1032">
+        <w:tab w:run_content_index="1041"/>
+        <w:t w:run_content_index="1042">Example appendix-scoped figure</w:t>
       </w:r>
     </w:p>
     <w:p w:doc_index="122">
       <w:pPr>
-        <w:pStyle w:val="FirstParagraph"/>
+        <w:pStyle w:val="BodyText"/>
       </w:pPr>
-      <w:r w:run_index="1018">
-        <w:t xml:space="preserve" w:run_content_index="1029">Referenced as</w:t>
-      </w:r>
-      <w:r w:run_index="1019">
-        <w:t xml:space="preserve" w:run_content_index="1030"> </w:t>
-      </w:r>
-      <w:r w:run_index="1020">
-        <w:fldChar w:fldCharType="begin" w:dirty="true" w:run_content_index="1031"/>
-      </w:r>
-      <w:r w:run_index="1021">
-        <w:instrText xml:space="preserve" w:run_content_index="1032"> REF FigSectionExample \h </w:instrText>
-      </w:r>
-      <w:r w:run_index="1022">
-        <w:fldChar w:fldCharType="separate" w:run_content_index="1033"/>
-      </w:r>
-      <w:r w:run_index="1023">
-        <w:t w:run_content_index="1034">Figure 1.1</w:t>
-      </w:r>
-      <w:r w:run_index="1024">
-        <w:fldChar w:fldCharType="end" w:run_content_index="1035"/>
-      </w:r>
-      <w:r w:run_index="1025">
-        <w:t xml:space="preserve" w:run_content_index="1036"> </w:t>
-      </w:r>
-      <w:r w:run_index="1026">
-        <w:t xml:space="preserve" w:run_content_index="1037">and</w:t>
-      </w:r>
-      <w:r w:run_index="1027">
-        <w:t xml:space="preserve" w:run_content_index="1038"> </w:t>
-      </w:r>
-      <w:r w:run_index="1028">
-        <w:fldChar w:fldCharType="begin" w:dirty="true" w:run_content_index="1039"/>
-      </w:r>
-      <w:r w:run_index="1029">
-        <w:instrText xml:space="preserve" w:run_content_index="1040"> REF FigSubsectionExample \h </w:instrText>
-      </w:r>
-      <w:r w:run_index="1030">
-        <w:fldChar w:fldCharType="separate" w:run_content_index="1041"/>
-      </w:r>
-      <w:r w:run_index="1031">
-        <w:t w:run_content_index="1042">Figure 1.1.1</w:t>
-      </w:r>
-      <w:r w:run_index="1032">
-        <w:fldChar w:fldCharType="end" w:run_content_index="1043"/>
-      </w:r>
       <w:r w:run_index="1033">
-        <w:t xml:space="preserve" w:run_content_index="1044">.</w:t>
+        <w:t xml:space="preserve" w:run_content_index="1043">This figure’s number restarts at 1 within this appendix, independent of</w:t>
+      </w:r>
+      <w:r w:run_index="1034">
+        <w:t xml:space="preserve" w:run_content_index="1044"> </w:t>
+      </w:r>
+      <w:r w:run_index="1035">
+        <w:t xml:space="preserve" w:run_content_index="1045">Figure 1 in the main body above.</w:t>
+      </w:r>
+    </w:p>
+    <w:p w:doc_index="123">
+      <w:pPr>
+        <w:pStyle w:val="Caption"/>
+        <w:keepNext/>
+      </w:pPr>
+      <w:bookmarkStart w:id="900007" w:name="TblAppendixExample"/>
+      <w:r w:run_index="1036">
+        <w:t xml:space="preserve" w:run_content_index="1046">Table </w:t>
+      </w:r>
+      <w:r w:run_index="1037">
+        <w:t xml:space="preserve" w:run_content_index="1047">C.</w:t>
+      </w:r>
+      <w:r w:run_index="1038">
+        <w:fldChar w:fldCharType="begin" w:dirty="true" w:run_content_index="1048"/>
+      </w:r>
+      <w:r w:run_index="1039">
+        <w:instrText xml:space="preserve" w:run_content_index="1049"> SEQ AppendixTable \* ARABIC \r 1 </w:instrText>
+      </w:r>
+      <w:r w:run_index="1040">
+        <w:fldChar w:fldCharType="separate" w:run_content_index="1050"/>
+      </w:r>
+      <w:r w:run_index="1041">
+        <w:t w:run_content_index="1051">1</w:t>
+      </w:r>
+      <w:r w:run_index="1042">
+        <w:fldChar w:fldCharType="end" w:run_content_index="1052"/>
+      </w:r>
+      <w:bookmarkEnd w:id="900007"/>
+      <w:r w:run_index="1043">
+        <w:tab w:run_content_index="1053"/>
+        <w:t w:run_content_index="1054">Example appendix-scoped table</w:t>
+      </w:r>
+    </w:p>
+    <w:p w:doc_index="124">
+      <w:pPr>
+        <w:pStyle w:val="BodyText"/>
+      </w:pPr>
+      <w:r w:run_index="1044">
+        <w:t xml:space="preserve" w:run_content_index="1055">Referenced as</w:t>
+      </w:r>
+      <w:r w:run_index="1045">
+        <w:t xml:space="preserve" w:run_content_index="1056"> </w:t>
+      </w:r>
+      <w:r w:run_index="1046">
+        <w:fldChar w:fldCharType="begin" w:dirty="true" w:run_content_index="1057"/>
+      </w:r>
+      <w:r w:run_index="1047">
+        <w:instrText xml:space="preserve" w:run_content_index="1058"> REF TblAppendixExample \h </w:instrText>
+      </w:r>
+      <w:r w:run_index="1048">
+        <w:fldChar w:fldCharType="separate" w:run_content_index="1059"/>
+      </w:r>
+      <w:r w:run_index="1049">
+        <w:t w:run_content_index="1060">Table C.1</w:t>
+      </w:r>
+      <w:r w:run_index="1050">
+        <w:fldChar w:fldCharType="end" w:run_content_index="1061"/>
+      </w:r>
+      <w:r w:run_index="1051">
+        <w:t xml:space="preserve" w:run_content_index="1062"> </w:t>
+      </w:r>
+      <w:r w:run_index="1052">
+        <w:t xml:space="preserve" w:run_content_index="1063">and</w:t>
+      </w:r>
+      <w:r w:run_index="1053">
+        <w:t xml:space="preserve" w:run_content_index="1064"> </w:t>
+      </w:r>
+      <w:r w:run_index="1054">
+        <w:fldChar w:fldCharType="begin" w:dirty="true" w:run_content_index="1065"/>
+      </w:r>
+      <w:r w:run_index="1055">
+        <w:instrText xml:space="preserve" w:run_content_index="1066"> REF FigAppendixExample \h </w:instrText>
+      </w:r>
+      <w:r w:run_index="1056">
+        <w:fldChar w:fldCharType="separate" w:run_content_index="1067"/>
+      </w:r>
+      <w:r w:run_index="1057">
+        <w:t w:run_content_index="1068">Figure C.1</w:t>
+      </w:r>
+      <w:r w:run_index="1058">
+        <w:fldChar w:fldCharType="end" w:run_content_index="1069"/>
+      </w:r>
+      <w:r w:run_index="1059">
+        <w:t xml:space="preserve" w:run_content_index="1070">.</w:t>
       </w:r>
     </w:p>
     <w:bookmarkEnd w:id="28"/>
     <w:bookmarkEnd w:id="29"/>
+    <w:bookmarkStart w:id="31" w:name="section-scoped-example"/>
+    <w:p w:doc_index="125">
+      <w:pPr>
+        <w:pStyle w:val="Heading2"/>
+      </w:pPr>
+      <w:r w:run_index="1060">
+        <w:t xml:space="preserve" w:run_content_index="1071">2.5 	Section-Scoped Example</w:t>
+      </w:r>
+    </w:p>
+    <w:p w:doc_index="126">
+      <w:pPr>
+        <w:pStyle w:val="Caption"/>
+        <w:keepNext/>
+      </w:pPr>
+      <w:bookmarkStart w:id="900008" w:name="FigSectionExample"/>
+      <w:r w:run_index="1061">
+        <w:t xml:space="preserve" w:run_content_index="1072">Figure </w:t>
+      </w:r>
+      <w:r w:run_index="1062">
+        <w:t xml:space="preserve" w:run_content_index="1073">C.1.</w:t>
+      </w:r>
+      <w:r w:run_index="1063">
+        <w:fldChar w:fldCharType="begin" w:dirty="true" w:run_content_index="1074"/>
+      </w:r>
+      <w:r w:run_index="1064">
+        <w:instrText xml:space="preserve" w:run_content_index="1075"> SEQ SectionFigure \* ARABIC \r 1 </w:instrText>
+      </w:r>
+      <w:r w:run_index="1065">
+        <w:fldChar w:fldCharType="separate" w:run_content_index="1076"/>
+      </w:r>
+      <w:r w:run_index="1066">
+        <w:t w:run_content_index="1077">1</w:t>
+      </w:r>
+      <w:r w:run_index="1067">
+        <w:fldChar w:fldCharType="end" w:run_content_index="1078"/>
+      </w:r>
+      <w:bookmarkEnd w:id="900008"/>
+      <w:r w:run_index="1068">
+        <w:tab w:run_content_index="1079"/>
+        <w:t w:run_content_index="1080">Example section-scoped figure</w:t>
+      </w:r>
+    </w:p>
+    <w:p w:doc_index="127">
+      <w:pPr>
+        <w:pStyle w:val="FirstParagraph"/>
+      </w:pPr>
+      <w:r w:run_index="1069">
+        <w:t xml:space="preserve" w:run_content_index="1081">Numbered against this section’s own position</w:t>
+      </w:r>
+      <w:r w:run_index="1070">
+        <w:t xml:space="preserve" w:run_content_index="1082"> </w:t>
+      </w:r>
+      <w:r w:run_index="1071">
+        <w:rPr>
+          <w:i/>
+          <w:iCs/>
+        </w:rPr>
+        <w:t xml:space="preserve" w:run_content_index="1083">within this appendix</w:t>
+      </w:r>
+      <w:r w:run_index="1072">
+        <w:t xml:space="preserve" w:run_content_index="1084"> </w:t>
+      </w:r>
+      <w:r w:run_index="1073">
+        <w:t xml:space="preserve" w:run_content_index="1085">(nesting under the appendix’s own designator), restarting again at the</w:t>
+      </w:r>
+      <w:r w:run_index="1074">
+        <w:t xml:space="preserve" w:run_content_index="1086"> </w:t>
+      </w:r>
+      <w:r w:run_index="1075">
+        <w:t xml:space="preserve" w:run_content_index="1087">next section-break marker.</w:t>
+      </w:r>
+    </w:p>
+    <w:bookmarkStart w:id="30" w:name="subsection-scoped-example-1"/>
+    <w:p w:doc_index="128">
+      <w:pPr>
+        <w:pStyle w:val="Heading3"/>
+      </w:pPr>
+      <w:r w:run_index="1076">
+        <w:t xml:space="preserve" w:run_content_index="1088">2.5.1 	Subsection-Scoped Example</w:t>
+      </w:r>
+    </w:p>
+    <w:p w:doc_index="129">
+      <w:pPr>
+        <w:pStyle w:val="Caption"/>
+        <w:keepNext/>
+      </w:pPr>
+      <w:bookmarkStart w:id="900009" w:name="FigSubsectionExample"/>
+      <w:r w:run_index="1077">
+        <w:t xml:space="preserve" w:run_content_index="1089">Figure </w:t>
+      </w:r>
+      <w:r w:run_index="1078">
+        <w:t xml:space="preserve" w:run_content_index="1090">C.1.1.</w:t>
+      </w:r>
+      <w:r w:run_index="1079">
+        <w:fldChar w:fldCharType="begin" w:dirty="true" w:run_content_index="1091"/>
+      </w:r>
+      <w:r w:run_index="1080">
+        <w:instrText xml:space="preserve" w:run_content_index="1092"> SEQ SubsectionFigure \* ARABIC \r 1 </w:instrText>
+      </w:r>
+      <w:r w:run_index="1081">
+        <w:fldChar w:fldCharType="separate" w:run_content_index="1093"/>
+      </w:r>
+      <w:r w:run_index="1082">
+        <w:t w:run_content_index="1094">1</w:t>
+      </w:r>
+      <w:r w:run_index="1083">
+        <w:fldChar w:fldCharType="end" w:run_content_index="1095"/>
+      </w:r>
+      <w:bookmarkEnd w:id="900009"/>
+      <w:r w:run_index="1084">
+        <w:tab w:run_content_index="1096"/>
+        <w:t w:run_content_index="1097">Example subsection-scoped figure</w:t>
+      </w:r>
+    </w:p>
+    <w:p w:doc_index="130">
+      <w:pPr>
+        <w:pStyle w:val="FirstParagraph"/>
+      </w:pPr>
+      <w:r w:run_index="1085">
+        <w:t xml:space="preserve" w:run_content_index="1098">Referenced as</w:t>
+      </w:r>
+      <w:r w:run_index="1086">
+        <w:t xml:space="preserve" w:run_content_index="1099"> </w:t>
+      </w:r>
+      <w:r w:run_index="1087">
+        <w:fldChar w:fldCharType="begin" w:dirty="true" w:run_content_index="1100"/>
+      </w:r>
+      <w:r w:run_index="1088">
+        <w:instrText xml:space="preserve" w:run_content_index="1101"> REF FigSectionExample \h </w:instrText>
+      </w:r>
+      <w:r w:run_index="1089">
+        <w:fldChar w:fldCharType="separate" w:run_content_index="1102"/>
+      </w:r>
+      <w:r w:run_index="1090">
+        <w:t w:run_content_index="1103">Figure C.1.1</w:t>
+      </w:r>
+      <w:r w:run_index="1091">
+        <w:fldChar w:fldCharType="end" w:run_content_index="1104"/>
+      </w:r>
+      <w:r w:run_index="1092">
+        <w:t xml:space="preserve" w:run_content_index="1105"> </w:t>
+      </w:r>
+      <w:r w:run_index="1093">
+        <w:t xml:space="preserve" w:run_content_index="1106">and</w:t>
+      </w:r>
+      <w:r w:run_index="1094">
+        <w:t xml:space="preserve" w:run_content_index="1107"> </w:t>
+      </w:r>
+      <w:r w:run_index="1095">
+        <w:fldChar w:fldCharType="begin" w:dirty="true" w:run_content_index="1108"/>
+      </w:r>
+      <w:r w:run_index="1096">
+        <w:instrText xml:space="preserve" w:run_content_index="1109"> REF FigSubsectionExample \h </w:instrText>
+      </w:r>
+      <w:r w:run_index="1097">
+        <w:fldChar w:fldCharType="separate" w:run_content_index="1110"/>
+      </w:r>
+      <w:r w:run_index="1098">
+        <w:t w:run_content_index="1111">Figure C.1.1.1</w:t>
+      </w:r>
+      <w:r w:run_index="1099">
+        <w:fldChar w:fldCharType="end" w:run_content_index="1112"/>
+      </w:r>
+      <w:r w:run_index="1100">
+        <w:t xml:space="preserve" w:run_content_index="1113">.</w:t>
+      </w:r>
+    </w:p>
     <w:bookmarkEnd w:id="30"/>
+    <w:bookmarkEnd w:id="31"/>
+    <w:bookmarkEnd w:id="32"/>
     <w:sectPr>
       <w:footerReference r:id="rId9" w:type="default"/>
       <w:headerReference w:type="default" r:id="rId3"/>

--- a/man/figures/demo-report-final.docx
+++ b/man/figures/demo-report-final.docx
@@ -1804,7 +1804,7 @@
         <w:jc w:val="center"/>
         <w:tblW w:type="pct" w:w="5000"/>
         <w:tblLook w:firstRow="1" w:lastRow="0" w:firstColumn="0" w:lastColumn="0" w:noHBand="0" w:noVBand="1"/>
-        <w:tblDescription w:val="{rpfy}:pk-summary.csv [hash:61294773c8f4ce56a73ed8502a8a778667c877e21ce4f36e76415e22bb2aadc4]&#10;[content_hash:454675723b8529daa019f67c8a80fcfa4b4d28bc6a6cc1006e5d807c4456ec28]&#10;[grid:H4sIAHv2hmoC/0XOyREEMQgDwDcEQyEOY/JPbPDuHE+6JGDRkghSUSWXdC4q0R5ADjR4D+T6J0KsGKB9hlsS7AN2Q06bbcD9SWzjGFhvpYObWvRLNMNGKp8lAYYSVAxDFkPtjCN59lT8HuckQOK9XfsCHNUwudEAAAA=]"/>
+        <w:tblDescription w:val="{rpfy}:pk-summary.csv [hash:61294773c8f4ce56a73ed8502a8a778667c877e21ce4f36e76415e22bb2aadc4]&#10;[content_hash:454675723b8529daa019f67c8a80fcfa4b4d28bc6a6cc1006e5d807c4456ec28]&#10;[grid:H4sIAJX9hmoC/0XOyREEMQgDwDcEQyEOY/JPbPDuHE+6JGDRkghSUSWXdC4q0R5ADjR4D+T6J0KsGKB9hlsS7AN2Q06bbcD9SWzjGFhvpYObWvRLNMNGKp8lAYYSVAxDFkPtjCN59lT8HuckQOK9XfsCHNUwudEAAAA=]"/>
       </w:tblPr>
       <w:tr>
         <w:trPr>
@@ -4983,7 +4983,7 @@
         <w:jc w:val="center"/>
         <w:tblW w:type="pct" w:w="5000"/>
         <w:tblLook w:firstRow="1" w:lastRow="0" w:firstColumn="0" w:lastColumn="0" w:noHBand="0" w:noVBand="1"/>
-        <w:tblDescription w:val="{rpfy}:participant-demographics.rds [hash:d51cb7686202041f01cec77c560e34426706250ca5406ffa6e118b31f7593884]&#10;[content_hash:fa74420755e1f2879320157f769c21ef577d415c79bac8510dbaa24e6732d604]&#10;[grid:H4sIAHv2hmoC/03MsRHAMAgDwFoMwwFGYO+/WHDSpBM6Xo4+Wki1kECH5uQ0WWhTTuaSvH1/PcGcf+ouKWxTu9akUfnuHMr+2YNds7nUTdzArTGYcziKrz4hHqhLqMseI8tIpJIAAAA=]"/>
+        <w:tblDescription w:val="{rpfy}:participant-demographics.rds [hash:d51cb7686202041f01cec77c560e34426706250ca5406ffa6e118b31f7593884]&#10;[content_hash:fa74420755e1f2879320157f769c21ef577d415c79bac8510dbaa24e6732d604]&#10;[grid:H4sIAJX9hmoC/03MsRHAMAgDwFoMwwFGYO+/WHDSpBM6Xo4+Wki1kECH5uQ0WWhTTuaSvH1/PcGcf+ouKWxTu9akUfnuHMr+2YNds7nUTdzArTGYcziKrz4hHqhLqMseI8tIpJIAAAA=]"/>
       </w:tblPr>
       <w:tr>
         <w:trPr>
@@ -24189,6 +24189,259 @@
       <w:shd w:color="auto" w:fill="F1F3F5" w:val="clear"/>
     </w:rPr>
   </w:style>
+  <w:style w:customStyle="1" w:styleId="KeywordTok" w:type="character">
+    <w:name w:val="KeywordTok"/>
+    <w:basedOn w:val="VerbatimChar"/>
+    <w:rPr>
+      <w:b/>
+      <w:color w:val="003B4F"/>
+      <w:shd w:color="auto" w:fill="F1F3F5" w:val="clear"/>
+    </w:rPr>
+  </w:style>
+  <w:style w:customStyle="1" w:styleId="DataTypeTok" w:type="character">
+    <w:name w:val="DataTypeTok"/>
+    <w:basedOn w:val="VerbatimChar"/>
+    <w:rPr>
+      <w:color w:val="AD0000"/>
+      <w:shd w:color="auto" w:fill="F1F3F5" w:val="clear"/>
+    </w:rPr>
+  </w:style>
+  <w:style w:customStyle="1" w:styleId="DecValTok" w:type="character">
+    <w:name w:val="DecValTok"/>
+    <w:basedOn w:val="VerbatimChar"/>
+    <w:rPr>
+      <w:color w:val="AD0000"/>
+      <w:shd w:color="auto" w:fill="F1F3F5" w:val="clear"/>
+    </w:rPr>
+  </w:style>
+  <w:style w:customStyle="1" w:styleId="BaseNTok" w:type="character">
+    <w:name w:val="BaseNTok"/>
+    <w:basedOn w:val="VerbatimChar"/>
+    <w:rPr>
+      <w:color w:val="AD0000"/>
+      <w:shd w:color="auto" w:fill="F1F3F5" w:val="clear"/>
+    </w:rPr>
+  </w:style>
+  <w:style w:customStyle="1" w:styleId="FloatTok" w:type="character">
+    <w:name w:val="FloatTok"/>
+    <w:basedOn w:val="VerbatimChar"/>
+    <w:rPr>
+      <w:color w:val="AD0000"/>
+      <w:shd w:color="auto" w:fill="F1F3F5" w:val="clear"/>
+    </w:rPr>
+  </w:style>
+  <w:style w:customStyle="1" w:styleId="ConstantTok" w:type="character">
+    <w:name w:val="ConstantTok"/>
+    <w:basedOn w:val="VerbatimChar"/>
+    <w:rPr>
+      <w:color w:val="8F5902"/>
+      <w:shd w:color="auto" w:fill="F1F3F5" w:val="clear"/>
+    </w:rPr>
+  </w:style>
+  <w:style w:customStyle="1" w:styleId="CharTok" w:type="character">
+    <w:name w:val="CharTok"/>
+    <w:basedOn w:val="VerbatimChar"/>
+    <w:rPr>
+      <w:color w:val="20794D"/>
+      <w:shd w:color="auto" w:fill="F1F3F5" w:val="clear"/>
+    </w:rPr>
+  </w:style>
+  <w:style w:customStyle="1" w:styleId="SpecialCharTok" w:type="character">
+    <w:name w:val="SpecialCharTok"/>
+    <w:basedOn w:val="VerbatimChar"/>
+    <w:rPr>
+      <w:color w:val="5E5E5E"/>
+      <w:shd w:color="auto" w:fill="F1F3F5" w:val="clear"/>
+    </w:rPr>
+  </w:style>
+  <w:style w:customStyle="1" w:styleId="StringTok" w:type="character">
+    <w:name w:val="StringTok"/>
+    <w:basedOn w:val="VerbatimChar"/>
+    <w:rPr>
+      <w:color w:val="20794D"/>
+      <w:shd w:color="auto" w:fill="F1F3F5" w:val="clear"/>
+    </w:rPr>
+  </w:style>
+  <w:style w:customStyle="1" w:styleId="VerbatimStringTok" w:type="character">
+    <w:name w:val="VerbatimStringTok"/>
+    <w:basedOn w:val="VerbatimChar"/>
+    <w:rPr>
+      <w:color w:val="20794D"/>
+      <w:shd w:color="auto" w:fill="F1F3F5" w:val="clear"/>
+    </w:rPr>
+  </w:style>
+  <w:style w:customStyle="1" w:styleId="SpecialStringTok" w:type="character">
+    <w:name w:val="SpecialStringTok"/>
+    <w:basedOn w:val="VerbatimChar"/>
+    <w:rPr>
+      <w:color w:val="20794D"/>
+      <w:shd w:color="auto" w:fill="F1F3F5" w:val="clear"/>
+    </w:rPr>
+  </w:style>
+  <w:style w:customStyle="1" w:styleId="ImportTok" w:type="character">
+    <w:name w:val="ImportTok"/>
+    <w:basedOn w:val="VerbatimChar"/>
+    <w:rPr>
+      <w:color w:val="00769E"/>
+      <w:shd w:color="auto" w:fill="F1F3F5" w:val="clear"/>
+    </w:rPr>
+  </w:style>
+  <w:style w:customStyle="1" w:styleId="CommentTok" w:type="character">
+    <w:name w:val="CommentTok"/>
+    <w:basedOn w:val="VerbatimChar"/>
+    <w:rPr>
+      <w:color w:val="5E5E5E"/>
+      <w:shd w:color="auto" w:fill="F1F3F5" w:val="clear"/>
+    </w:rPr>
+  </w:style>
+  <w:style w:customStyle="1" w:styleId="DocumentationTok" w:type="character">
+    <w:name w:val="DocumentationTok"/>
+    <w:basedOn w:val="VerbatimChar"/>
+    <w:rPr>
+      <w:i/>
+      <w:color w:val="5E5E5E"/>
+      <w:shd w:color="auto" w:fill="F1F3F5" w:val="clear"/>
+    </w:rPr>
+  </w:style>
+  <w:style w:customStyle="1" w:styleId="AnnotationTok" w:type="character">
+    <w:name w:val="AnnotationTok"/>
+    <w:basedOn w:val="VerbatimChar"/>
+    <w:rPr>
+      <w:color w:val="5E5E5E"/>
+      <w:shd w:color="auto" w:fill="F1F3F5" w:val="clear"/>
+    </w:rPr>
+  </w:style>
+  <w:style w:customStyle="1" w:styleId="CommentVarTok" w:type="character">
+    <w:name w:val="CommentVarTok"/>
+    <w:basedOn w:val="VerbatimChar"/>
+    <w:rPr>
+      <w:i/>
+      <w:color w:val="5E5E5E"/>
+      <w:shd w:color="auto" w:fill="F1F3F5" w:val="clear"/>
+    </w:rPr>
+  </w:style>
+  <w:style w:customStyle="1" w:styleId="OtherTok" w:type="character">
+    <w:name w:val="OtherTok"/>
+    <w:basedOn w:val="VerbatimChar"/>
+    <w:rPr>
+      <w:color w:val="003B4F"/>
+      <w:shd w:color="auto" w:fill="F1F3F5" w:val="clear"/>
+    </w:rPr>
+  </w:style>
+  <w:style w:customStyle="1" w:styleId="FunctionTok" w:type="character">
+    <w:name w:val="FunctionTok"/>
+    <w:basedOn w:val="VerbatimChar"/>
+    <w:rPr>
+      <w:color w:val="4758AB"/>
+      <w:shd w:color="auto" w:fill="F1F3F5" w:val="clear"/>
+    </w:rPr>
+  </w:style>
+  <w:style w:customStyle="1" w:styleId="VariableTok" w:type="character">
+    <w:name w:val="VariableTok"/>
+    <w:basedOn w:val="VerbatimChar"/>
+    <w:rPr>
+      <w:color w:val="111111"/>
+      <w:shd w:color="auto" w:fill="F1F3F5" w:val="clear"/>
+    </w:rPr>
+  </w:style>
+  <w:style w:customStyle="1" w:styleId="ControlFlowTok" w:type="character">
+    <w:name w:val="ControlFlowTok"/>
+    <w:basedOn w:val="VerbatimChar"/>
+    <w:rPr>
+      <w:b/>
+      <w:color w:val="003B4F"/>
+      <w:shd w:color="auto" w:fill="F1F3F5" w:val="clear"/>
+    </w:rPr>
+  </w:style>
+  <w:style w:customStyle="1" w:styleId="OperatorTok" w:type="character">
+    <w:name w:val="OperatorTok"/>
+    <w:basedOn w:val="VerbatimChar"/>
+    <w:rPr>
+      <w:color w:val="5E5E5E"/>
+      <w:shd w:color="auto" w:fill="F1F3F5" w:val="clear"/>
+    </w:rPr>
+  </w:style>
+  <w:style w:customStyle="1" w:styleId="BuiltInTok" w:type="character">
+    <w:name w:val="BuiltInTok"/>
+    <w:basedOn w:val="VerbatimChar"/>
+    <w:rPr>
+      <w:color w:val="003B4F"/>
+      <w:shd w:color="auto" w:fill="F1F3F5" w:val="clear"/>
+    </w:rPr>
+  </w:style>
+  <w:style w:customStyle="1" w:styleId="ExtensionTok" w:type="character">
+    <w:name w:val="ExtensionTok"/>
+    <w:basedOn w:val="VerbatimChar"/>
+    <w:rPr>
+      <w:color w:val="003B4F"/>
+      <w:shd w:color="auto" w:fill="F1F3F5" w:val="clear"/>
+    </w:rPr>
+  </w:style>
+  <w:style w:customStyle="1" w:styleId="PreprocessorTok" w:type="character">
+    <w:name w:val="PreprocessorTok"/>
+    <w:basedOn w:val="VerbatimChar"/>
+    <w:rPr>
+      <w:color w:val="AD0000"/>
+      <w:shd w:color="auto" w:fill="F1F3F5" w:val="clear"/>
+    </w:rPr>
+  </w:style>
+  <w:style w:customStyle="1" w:styleId="AttributeTok" w:type="character">
+    <w:name w:val="AttributeTok"/>
+    <w:basedOn w:val="VerbatimChar"/>
+    <w:rPr>
+      <w:color w:val="657422"/>
+      <w:shd w:color="auto" w:fill="F1F3F5" w:val="clear"/>
+    </w:rPr>
+  </w:style>
+  <w:style w:customStyle="1" w:styleId="RegionMarkerTok" w:type="character">
+    <w:name w:val="RegionMarkerTok"/>
+    <w:basedOn w:val="VerbatimChar"/>
+    <w:rPr>
+      <w:color w:val="003B4F"/>
+      <w:shd w:color="auto" w:fill="F1F3F5" w:val="clear"/>
+    </w:rPr>
+  </w:style>
+  <w:style w:customStyle="1" w:styleId="InformationTok" w:type="character">
+    <w:name w:val="InformationTok"/>
+    <w:basedOn w:val="VerbatimChar"/>
+    <w:rPr>
+      <w:color w:val="5E5E5E"/>
+      <w:shd w:color="auto" w:fill="F1F3F5" w:val="clear"/>
+    </w:rPr>
+  </w:style>
+  <w:style w:customStyle="1" w:styleId="WarningTok" w:type="character">
+    <w:name w:val="WarningTok"/>
+    <w:basedOn w:val="VerbatimChar"/>
+    <w:rPr>
+      <w:i/>
+      <w:color w:val="5E5E5E"/>
+      <w:shd w:color="auto" w:fill="F1F3F5" w:val="clear"/>
+    </w:rPr>
+  </w:style>
+  <w:style w:customStyle="1" w:styleId="AlertTok" w:type="character">
+    <w:name w:val="AlertTok"/>
+    <w:basedOn w:val="VerbatimChar"/>
+    <w:rPr>
+      <w:color w:val="AD0000"/>
+      <w:shd w:color="auto" w:fill="F1F3F5" w:val="clear"/>
+    </w:rPr>
+  </w:style>
+  <w:style w:customStyle="1" w:styleId="ErrorTok" w:type="character">
+    <w:name w:val="ErrorTok"/>
+    <w:basedOn w:val="VerbatimChar"/>
+    <w:rPr>
+      <w:color w:val="AD0000"/>
+      <w:shd w:color="auto" w:fill="F1F3F5" w:val="clear"/>
+    </w:rPr>
+  </w:style>
+  <w:style w:customStyle="1" w:styleId="NormalTok" w:type="character">
+    <w:name w:val="NormalTok"/>
+    <w:basedOn w:val="VerbatimChar"/>
+    <w:rPr>
+      <w:color w:val="003B4F"/>
+      <w:shd w:color="auto" w:fill="F1F3F5" w:val="clear"/>
+    </w:rPr>
+  </w:style>
   <w:style w:customStyle="1" w:styleId="Hyperlink" w:type="character">
     <w:name w:val="Hyperlink"/>
     <w:basedOn w:val="DefaultParagraphFont"/>
@@ -24197,259 +24450,6 @@
       <w:color w:val="000000"/>
       <w:sz w:val="22"/>
       <w:u w:val="none"/>
-    </w:rPr>
-  </w:style>
-  <w:style w:type="character" w:customStyle="1" w:styleId="KeywordTok">
-    <w:name w:val="KeywordTok"/>
-    <w:basedOn w:val="VerbatimChar"/>
-    <w:rPr>
-      <w:b/>
-      <w:color w:val="003b4f"/>
-      <w:shd w:val="clear" w:fill="f1f3f5"/>
-    </w:rPr>
-  </w:style>
-  <w:style w:type="character" w:customStyle="1" w:styleId="DataTypeTok">
-    <w:name w:val="DataTypeTok"/>
-    <w:basedOn w:val="VerbatimChar"/>
-    <w:rPr>
-      <w:color w:val="ad0000"/>
-      <w:shd w:val="clear" w:fill="f1f3f5"/>
-    </w:rPr>
-  </w:style>
-  <w:style w:type="character" w:customStyle="1" w:styleId="DecValTok">
-    <w:name w:val="DecValTok"/>
-    <w:basedOn w:val="VerbatimChar"/>
-    <w:rPr>
-      <w:color w:val="ad0000"/>
-      <w:shd w:val="clear" w:fill="f1f3f5"/>
-    </w:rPr>
-  </w:style>
-  <w:style w:type="character" w:customStyle="1" w:styleId="BaseNTok">
-    <w:name w:val="BaseNTok"/>
-    <w:basedOn w:val="VerbatimChar"/>
-    <w:rPr>
-      <w:color w:val="ad0000"/>
-      <w:shd w:val="clear" w:fill="f1f3f5"/>
-    </w:rPr>
-  </w:style>
-  <w:style w:type="character" w:customStyle="1" w:styleId="FloatTok">
-    <w:name w:val="FloatTok"/>
-    <w:basedOn w:val="VerbatimChar"/>
-    <w:rPr>
-      <w:color w:val="ad0000"/>
-      <w:shd w:val="clear" w:fill="f1f3f5"/>
-    </w:rPr>
-  </w:style>
-  <w:style w:type="character" w:customStyle="1" w:styleId="ConstantTok">
-    <w:name w:val="ConstantTok"/>
-    <w:basedOn w:val="VerbatimChar"/>
-    <w:rPr>
-      <w:color w:val="8f5902"/>
-      <w:shd w:val="clear" w:fill="f1f3f5"/>
-    </w:rPr>
-  </w:style>
-  <w:style w:type="character" w:customStyle="1" w:styleId="CharTok">
-    <w:name w:val="CharTok"/>
-    <w:basedOn w:val="VerbatimChar"/>
-    <w:rPr>
-      <w:color w:val="20794d"/>
-      <w:shd w:val="clear" w:fill="f1f3f5"/>
-    </w:rPr>
-  </w:style>
-  <w:style w:type="character" w:customStyle="1" w:styleId="SpecialCharTok">
-    <w:name w:val="SpecialCharTok"/>
-    <w:basedOn w:val="VerbatimChar"/>
-    <w:rPr>
-      <w:color w:val="5e5e5e"/>
-      <w:shd w:val="clear" w:fill="f1f3f5"/>
-    </w:rPr>
-  </w:style>
-  <w:style w:type="character" w:customStyle="1" w:styleId="StringTok">
-    <w:name w:val="StringTok"/>
-    <w:basedOn w:val="VerbatimChar"/>
-    <w:rPr>
-      <w:color w:val="20794d"/>
-      <w:shd w:val="clear" w:fill="f1f3f5"/>
-    </w:rPr>
-  </w:style>
-  <w:style w:type="character" w:customStyle="1" w:styleId="VerbatimStringTok">
-    <w:name w:val="VerbatimStringTok"/>
-    <w:basedOn w:val="VerbatimChar"/>
-    <w:rPr>
-      <w:color w:val="20794d"/>
-      <w:shd w:val="clear" w:fill="f1f3f5"/>
-    </w:rPr>
-  </w:style>
-  <w:style w:type="character" w:customStyle="1" w:styleId="SpecialStringTok">
-    <w:name w:val="SpecialStringTok"/>
-    <w:basedOn w:val="VerbatimChar"/>
-    <w:rPr>
-      <w:color w:val="20794d"/>
-      <w:shd w:val="clear" w:fill="f1f3f5"/>
-    </w:rPr>
-  </w:style>
-  <w:style w:type="character" w:customStyle="1" w:styleId="ImportTok">
-    <w:name w:val="ImportTok"/>
-    <w:basedOn w:val="VerbatimChar"/>
-    <w:rPr>
-      <w:color w:val="00769e"/>
-      <w:shd w:val="clear" w:fill="f1f3f5"/>
-    </w:rPr>
-  </w:style>
-  <w:style w:type="character" w:customStyle="1" w:styleId="CommentTok">
-    <w:name w:val="CommentTok"/>
-    <w:basedOn w:val="VerbatimChar"/>
-    <w:rPr>
-      <w:color w:val="5e5e5e"/>
-      <w:shd w:val="clear" w:fill="f1f3f5"/>
-    </w:rPr>
-  </w:style>
-  <w:style w:type="character" w:customStyle="1" w:styleId="DocumentationTok">
-    <w:name w:val="DocumentationTok"/>
-    <w:basedOn w:val="VerbatimChar"/>
-    <w:rPr>
-      <w:i/>
-      <w:color w:val="5e5e5e"/>
-      <w:shd w:val="clear" w:fill="f1f3f5"/>
-    </w:rPr>
-  </w:style>
-  <w:style w:type="character" w:customStyle="1" w:styleId="AnnotationTok">
-    <w:name w:val="AnnotationTok"/>
-    <w:basedOn w:val="VerbatimChar"/>
-    <w:rPr>
-      <w:color w:val="5e5e5e"/>
-      <w:shd w:val="clear" w:fill="f1f3f5"/>
-    </w:rPr>
-  </w:style>
-  <w:style w:type="character" w:customStyle="1" w:styleId="CommentVarTok">
-    <w:name w:val="CommentVarTok"/>
-    <w:basedOn w:val="VerbatimChar"/>
-    <w:rPr>
-      <w:i/>
-      <w:color w:val="5e5e5e"/>
-      <w:shd w:val="clear" w:fill="f1f3f5"/>
-    </w:rPr>
-  </w:style>
-  <w:style w:type="character" w:customStyle="1" w:styleId="OtherTok">
-    <w:name w:val="OtherTok"/>
-    <w:basedOn w:val="VerbatimChar"/>
-    <w:rPr>
-      <w:color w:val="003b4f"/>
-      <w:shd w:val="clear" w:fill="f1f3f5"/>
-    </w:rPr>
-  </w:style>
-  <w:style w:type="character" w:customStyle="1" w:styleId="FunctionTok">
-    <w:name w:val="FunctionTok"/>
-    <w:basedOn w:val="VerbatimChar"/>
-    <w:rPr>
-      <w:color w:val="4758ab"/>
-      <w:shd w:val="clear" w:fill="f1f3f5"/>
-    </w:rPr>
-  </w:style>
-  <w:style w:type="character" w:customStyle="1" w:styleId="VariableTok">
-    <w:name w:val="VariableTok"/>
-    <w:basedOn w:val="VerbatimChar"/>
-    <w:rPr>
-      <w:color w:val="111111"/>
-      <w:shd w:val="clear" w:fill="f1f3f5"/>
-    </w:rPr>
-  </w:style>
-  <w:style w:type="character" w:customStyle="1" w:styleId="ControlFlowTok">
-    <w:name w:val="ControlFlowTok"/>
-    <w:basedOn w:val="VerbatimChar"/>
-    <w:rPr>
-      <w:b/>
-      <w:color w:val="003b4f"/>
-      <w:shd w:val="clear" w:fill="f1f3f5"/>
-    </w:rPr>
-  </w:style>
-  <w:style w:type="character" w:customStyle="1" w:styleId="OperatorTok">
-    <w:name w:val="OperatorTok"/>
-    <w:basedOn w:val="VerbatimChar"/>
-    <w:rPr>
-      <w:color w:val="5e5e5e"/>
-      <w:shd w:val="clear" w:fill="f1f3f5"/>
-    </w:rPr>
-  </w:style>
-  <w:style w:type="character" w:customStyle="1" w:styleId="BuiltInTok">
-    <w:name w:val="BuiltInTok"/>
-    <w:basedOn w:val="VerbatimChar"/>
-    <w:rPr>
-      <w:color w:val="003b4f"/>
-      <w:shd w:val="clear" w:fill="f1f3f5"/>
-    </w:rPr>
-  </w:style>
-  <w:style w:type="character" w:customStyle="1" w:styleId="ExtensionTok">
-    <w:name w:val="ExtensionTok"/>
-    <w:basedOn w:val="VerbatimChar"/>
-    <w:rPr>
-      <w:color w:val="003b4f"/>
-      <w:shd w:val="clear" w:fill="f1f3f5"/>
-    </w:rPr>
-  </w:style>
-  <w:style w:type="character" w:customStyle="1" w:styleId="PreprocessorTok">
-    <w:name w:val="PreprocessorTok"/>
-    <w:basedOn w:val="VerbatimChar"/>
-    <w:rPr>
-      <w:color w:val="ad0000"/>
-      <w:shd w:val="clear" w:fill="f1f3f5"/>
-    </w:rPr>
-  </w:style>
-  <w:style w:type="character" w:customStyle="1" w:styleId="AttributeTok">
-    <w:name w:val="AttributeTok"/>
-    <w:basedOn w:val="VerbatimChar"/>
-    <w:rPr>
-      <w:color w:val="657422"/>
-      <w:shd w:val="clear" w:fill="f1f3f5"/>
-    </w:rPr>
-  </w:style>
-  <w:style w:type="character" w:customStyle="1" w:styleId="RegionMarkerTok">
-    <w:name w:val="RegionMarkerTok"/>
-    <w:basedOn w:val="VerbatimChar"/>
-    <w:rPr>
-      <w:color w:val="003b4f"/>
-      <w:shd w:val="clear" w:fill="f1f3f5"/>
-    </w:rPr>
-  </w:style>
-  <w:style w:type="character" w:customStyle="1" w:styleId="InformationTok">
-    <w:name w:val="InformationTok"/>
-    <w:basedOn w:val="VerbatimChar"/>
-    <w:rPr>
-      <w:color w:val="5e5e5e"/>
-      <w:shd w:val="clear" w:fill="f1f3f5"/>
-    </w:rPr>
-  </w:style>
-  <w:style w:type="character" w:customStyle="1" w:styleId="WarningTok">
-    <w:name w:val="WarningTok"/>
-    <w:basedOn w:val="VerbatimChar"/>
-    <w:rPr>
-      <w:i/>
-      <w:color w:val="5e5e5e"/>
-      <w:shd w:val="clear" w:fill="f1f3f5"/>
-    </w:rPr>
-  </w:style>
-  <w:style w:type="character" w:customStyle="1" w:styleId="AlertTok">
-    <w:name w:val="AlertTok"/>
-    <w:basedOn w:val="VerbatimChar"/>
-    <w:rPr>
-      <w:color w:val="ad0000"/>
-      <w:shd w:val="clear" w:fill="f1f3f5"/>
-    </w:rPr>
-  </w:style>
-  <w:style w:type="character" w:customStyle="1" w:styleId="ErrorTok">
-    <w:name w:val="ErrorTok"/>
-    <w:basedOn w:val="VerbatimChar"/>
-    <w:rPr>
-      <w:color w:val="ad0000"/>
-      <w:shd w:val="clear" w:fill="f1f3f5"/>
-    </w:rPr>
-  </w:style>
-  <w:style w:type="character" w:customStyle="1" w:styleId="NormalTok">
-    <w:name w:val="NormalTok"/>
-    <w:basedOn w:val="VerbatimChar"/>
-    <w:rPr>
-      <w:color w:val="003b4f"/>
-      <w:shd w:val="clear" w:fill="f1f3f5"/>
     </w:rPr>
   </w:style>
 </w:styles>

--- a/man/figures/demo-report-final.docx
+++ b/man/figures/demo-report-final.docx
@@ -864,7 +864,7 @@
         <w:pStyle w:val="Heading1"/>
       </w:pPr>
       <w:r w:run_index="63">
-        <w:t xml:space="preserve" w:run_content_index="67">List of Figures (All)</w:t>
+        <w:t xml:space="preserve" w:run_content_index="67">List of Figures</w:t>
       </w:r>
     </w:p>
     <w:p w:doc_index="65">
@@ -1355,7 +1355,7 @@
         <w:pStyle w:val="Heading1"/>
       </w:pPr>
       <w:r w:run_index="137">
-        <w:t xml:space="preserve" w:run_content_index="141">List of Tables (All)</w:t>
+        <w:t xml:space="preserve" w:run_content_index="141">List of Tables</w:t>
       </w:r>
     </w:p>
     <w:p w:doc_index="74">
@@ -1804,7 +1804,7 @@
         <w:jc w:val="center"/>
         <w:tblW w:type="pct" w:w="5000"/>
         <w:tblLook w:firstRow="1" w:lastRow="0" w:firstColumn="0" w:lastColumn="0" w:noHBand="0" w:noVBand="1"/>
-        <w:tblDescription w:val="{rpfy}:pk-summary.csv [hash:61294773c8f4ce56a73ed8502a8a778667c877e21ce4f36e76415e22bb2aadc4]&#10;[content_hash:454675723b8529daa019f67c8a80fcfa4b4d28bc6a6cc1006e5d807c4456ec28]&#10;[grid:H4sIAJX9hmoC/0XOyREEMQgDwDcEQyEOY/JPbPDuHE+6JGDRkghSUSWXdC4q0R5ADjR4D+T6J0KsGKB9hlsS7AN2Q06bbcD9SWzjGFhvpYObWvRLNMNGKp8lAYYSVAxDFkPtjCN59lT8HuckQOK9XfsCHNUwudEAAAA=]"/>
+        <w:tblDescription w:val="{rpfy}:pk-summary.csv [hash:61294773c8f4ce56a73ed8502a8a778667c877e21ce4f36e76415e22bb2aadc4]&#10;[content_hash:454675723b8529daa019f67c8a80fcfa4b4d28bc6a6cc1006e5d807c4456ec28]&#10;[grid:H4sIAPuqh2oC/0XOyREEMQgDwDcEQyEOY/JPbPDuHE+6JGDRkghSUSWXdC4q0R5ADjR4D+T6J0KsGKB9hlsS7AN2Q06bbcD9SWzjGFhvpYObWvRLNMNGKp8lAYYSVAxDFkPtjCN59lT8HuckQOK9XfsCHNUwudEAAAA=]"/>
       </w:tblPr>
       <w:tr>
         <w:trPr>
@@ -4983,7 +4983,7 @@
         <w:jc w:val="center"/>
         <w:tblW w:type="pct" w:w="5000"/>
         <w:tblLook w:firstRow="1" w:lastRow="0" w:firstColumn="0" w:lastColumn="0" w:noHBand="0" w:noVBand="1"/>
-        <w:tblDescription w:val="{rpfy}:participant-demographics.rds [hash:d51cb7686202041f01cec77c560e34426706250ca5406ffa6e118b31f7593884]&#10;[content_hash:fa74420755e1f2879320157f769c21ef577d415c79bac8510dbaa24e6732d604]&#10;[grid:H4sIAJX9hmoC/03MsRHAMAgDwFoMwwFGYO+/WHDSpBM6Xo4+Wki1kECH5uQ0WWhTTuaSvH1/PcGcf+ouKWxTu9akUfnuHMr+2YNds7nUTdzArTGYcziKrz4hHqhLqMseI8tIpJIAAAA=]"/>
+        <w:tblDescription w:val="{rpfy}:participant-demographics.rds [hash:d51cb7686202041f01cec77c560e34426706250ca5406ffa6e118b31f7593884]&#10;[content_hash:fa74420755e1f2879320157f769c21ef577d415c79bac8510dbaa24e6732d604]&#10;[grid:H4sIAPuqh2oC/03MsRHAMAgDwFoMwwFGYO+/WHDSpBM6Xo4+Wki1kECH5uQ0WWhTTuaSvH1/PcGcf+ouKWxTu9akUfnuHMr+2YNds7nUTdzArTGYcziKrz4hHqhLqMseI8tIpJIAAAA=]"/>
       </w:tblPr>
       <w:tr>
         <w:trPr>
